--- a/softwareEngineering/assignments/module2/MODULE 2 ASSIGNMENT_thoery.docx
+++ b/softwareEngineering/assignments/module2/MODULE 2 ASSIGNMENT_thoery.docx
@@ -501,18 +501,7 @@
           <w:szCs w:val="28"/>
           <w:lang w:val="en-US"/>
         </w:rPr>
-        <w:t xml:space="preserve">Describe the steps to install a C compiler (e.g., GCC) and set up an </w:t>
-      </w:r>
-      <w:proofErr w:type="gramStart"/>
-      <w:r>
-        <w:rPr>
-          <w:b/>
-          <w:bCs/>
-          <w:sz w:val="28"/>
-          <w:szCs w:val="28"/>
-          <w:lang w:val="en-US"/>
-        </w:rPr>
-        <w:t>Integrated</w:t>
+        <w:t>Describe the steps to install a C compiler (e.g., GCC) and set up an Integrated</w:t>
       </w:r>
       <w:r>
         <w:rPr>
@@ -532,62 +521,7 @@
           <w:szCs w:val="28"/>
           <w:lang w:val="en-US"/>
         </w:rPr>
-        <w:t>Development</w:t>
-      </w:r>
-      <w:proofErr w:type="gramEnd"/>
-      <w:r>
-        <w:rPr>
-          <w:b/>
-          <w:bCs/>
-          <w:sz w:val="28"/>
-          <w:szCs w:val="28"/>
-          <w:lang w:val="en-US"/>
-        </w:rPr>
-        <w:t xml:space="preserve"> Environment (IDE) like </w:t>
-      </w:r>
-      <w:proofErr w:type="spellStart"/>
-      <w:r>
-        <w:rPr>
-          <w:b/>
-          <w:bCs/>
-          <w:sz w:val="28"/>
-          <w:szCs w:val="28"/>
-          <w:lang w:val="en-US"/>
-        </w:rPr>
-        <w:t>DevC</w:t>
-      </w:r>
-      <w:proofErr w:type="spellEnd"/>
-      <w:r>
-        <w:rPr>
-          <w:b/>
-          <w:bCs/>
-          <w:sz w:val="28"/>
-          <w:szCs w:val="28"/>
-          <w:lang w:val="en-US"/>
-        </w:rPr>
-        <w:t xml:space="preserve">++, VS Code, or </w:t>
-      </w:r>
-      <w:proofErr w:type="spellStart"/>
-      <w:r>
-        <w:rPr>
-          <w:b/>
-          <w:bCs/>
-          <w:sz w:val="28"/>
-          <w:szCs w:val="28"/>
-          <w:lang w:val="en-US"/>
-        </w:rPr>
-        <w:t>CodeBlocks</w:t>
-      </w:r>
-      <w:proofErr w:type="spellEnd"/>
-      <w:r>
-        <w:rPr>
-          <w:b/>
-          <w:bCs/>
-          <w:sz w:val="28"/>
-          <w:szCs w:val="28"/>
-          <w:lang w:val="en-US"/>
-        </w:rPr>
-        <w:t>.</w:t>
+        <w:t>Development Environment (IDE) like DevC++, VS Code, or CodeBlocks.</w:t>
       </w:r>
     </w:p>
     <w:p>
@@ -693,25 +627,7 @@
           <w:lang w:val="en-US"/>
         </w:rPr>
         <w:lastRenderedPageBreak/>
-        <w:t xml:space="preserve">During installation, select </w:t>
-      </w:r>
-      <w:proofErr w:type="spellStart"/>
-      <w:r>
-        <w:rPr>
-          <w:sz w:val="28"/>
-          <w:szCs w:val="28"/>
-          <w:lang w:val="en-US"/>
-        </w:rPr>
-        <w:t>gcc</w:t>
-      </w:r>
-      <w:proofErr w:type="spellEnd"/>
-      <w:r>
-        <w:rPr>
-          <w:sz w:val="28"/>
-          <w:szCs w:val="28"/>
-          <w:lang w:val="en-US"/>
-        </w:rPr>
-        <w:t xml:space="preserve"> and complete the setup.</w:t>
+        <w:t>During installation, select gcc and complete the setup.</w:t>
       </w:r>
     </w:p>
     <w:p>
@@ -749,25 +665,7 @@
           <w:szCs w:val="28"/>
           <w:lang w:val="en-US"/>
         </w:rPr>
-        <w:t xml:space="preserve">To verify installation, open Command Prompt and type </w:t>
-      </w:r>
-      <w:proofErr w:type="spellStart"/>
-      <w:r>
-        <w:rPr>
-          <w:sz w:val="28"/>
-          <w:szCs w:val="28"/>
-          <w:lang w:val="en-US"/>
-        </w:rPr>
-        <w:t>gcc</w:t>
-      </w:r>
-      <w:proofErr w:type="spellEnd"/>
-      <w:r>
-        <w:rPr>
-          <w:sz w:val="28"/>
-          <w:szCs w:val="28"/>
-          <w:lang w:val="en-US"/>
-        </w:rPr>
-        <w:t xml:space="preserve"> --version.</w:t>
+        <w:t>To verify installation, open Command Prompt and type gcc --version.</w:t>
       </w:r>
     </w:p>
     <w:p>
@@ -889,56 +787,26 @@
           <w:szCs w:val="28"/>
           <w:lang w:val="en-US"/>
         </w:rPr>
-        <w:t xml:space="preserve">3. Setting Up </w:t>
-      </w:r>
-      <w:proofErr w:type="spellStart"/>
-      <w:r>
-        <w:rPr>
-          <w:b/>
-          <w:bCs/>
-          <w:sz w:val="28"/>
-          <w:szCs w:val="28"/>
-          <w:lang w:val="en-US"/>
-        </w:rPr>
-        <w:t>CodeBlocks</w:t>
-      </w:r>
-      <w:proofErr w:type="spellEnd"/>
-    </w:p>
-    <w:p>
-      <w:pPr>
-        <w:spacing w:line="240" w:lineRule="auto"/>
-        <w:jc w:val="both"/>
-        <w:rPr>
-          <w:sz w:val="28"/>
-          <w:szCs w:val="28"/>
-          <w:lang w:val="en-US"/>
-        </w:rPr>
-      </w:pPr>
-      <w:r>
-        <w:rPr>
-          <w:sz w:val="28"/>
-          <w:szCs w:val="28"/>
-          <w:lang w:val="en-US"/>
-        </w:rPr>
-        <w:t xml:space="preserve">Download </w:t>
-      </w:r>
-      <w:proofErr w:type="spellStart"/>
-      <w:r>
-        <w:rPr>
-          <w:sz w:val="28"/>
-          <w:szCs w:val="28"/>
-          <w:lang w:val="en-US"/>
-        </w:rPr>
-        <w:t>CodeBlocks</w:t>
-      </w:r>
-      <w:proofErr w:type="spellEnd"/>
-      <w:r>
-        <w:rPr>
-          <w:sz w:val="28"/>
-          <w:szCs w:val="28"/>
-          <w:lang w:val="en-US"/>
-        </w:rPr>
-        <w:t xml:space="preserve"> (with MinGW version) from the official website.</w:t>
+        <w:t>3. Setting Up CodeBlocks</w:t>
+      </w:r>
+    </w:p>
+    <w:p>
+      <w:pPr>
+        <w:spacing w:line="240" w:lineRule="auto"/>
+        <w:jc w:val="both"/>
+        <w:rPr>
+          <w:sz w:val="28"/>
+          <w:szCs w:val="28"/>
+          <w:lang w:val="en-US"/>
+        </w:rPr>
+      </w:pPr>
+      <w:r>
+        <w:rPr>
+          <w:sz w:val="28"/>
+          <w:szCs w:val="28"/>
+          <w:lang w:val="en-US"/>
+        </w:rPr>
+        <w:t>Download CodeBlocks (with MinGW version) from the official website.</w:t>
       </w:r>
     </w:p>
     <w:p>
@@ -976,25 +844,7 @@
           <w:szCs w:val="28"/>
           <w:lang w:val="en-US"/>
         </w:rPr>
-        <w:t xml:space="preserve">During first launch, </w:t>
-      </w:r>
-      <w:proofErr w:type="spellStart"/>
-      <w:r>
-        <w:rPr>
-          <w:sz w:val="28"/>
-          <w:szCs w:val="28"/>
-          <w:lang w:val="en-US"/>
-        </w:rPr>
-        <w:t>CodeBlocks</w:t>
-      </w:r>
-      <w:proofErr w:type="spellEnd"/>
-      <w:r>
-        <w:rPr>
-          <w:sz w:val="28"/>
-          <w:szCs w:val="28"/>
-          <w:lang w:val="en-US"/>
-        </w:rPr>
-        <w:t xml:space="preserve"> automatically detects the compiler.</w:t>
+        <w:t>During first launch, CodeBlocks automatically detects the compiler.</w:t>
       </w:r>
     </w:p>
     <w:p>
@@ -1301,82 +1151,34 @@
           <w:lang w:val="en-US"/>
         </w:rPr>
       </w:pPr>
-      <w:proofErr w:type="gramStart"/>
-      <w:r>
-        <w:rPr>
-          <w:b/>
-          <w:bCs/>
-          <w:sz w:val="28"/>
-          <w:szCs w:val="28"/>
-          <w:lang w:val="en-US"/>
-        </w:rPr>
-        <w:t>main(</w:t>
-      </w:r>
-      <w:proofErr w:type="gramEnd"/>
-      <w:r>
-        <w:rPr>
-          <w:b/>
-          <w:bCs/>
-          <w:sz w:val="28"/>
-          <w:szCs w:val="28"/>
-          <w:lang w:val="en-US"/>
-        </w:rPr>
-        <w:t>) Function:</w:t>
-      </w:r>
-    </w:p>
-    <w:p>
-      <w:pPr>
-        <w:spacing w:line="240" w:lineRule="auto"/>
-        <w:jc w:val="both"/>
-        <w:rPr>
-          <w:sz w:val="28"/>
-          <w:szCs w:val="28"/>
-          <w:lang w:val="en-US"/>
-        </w:rPr>
-      </w:pPr>
-      <w:r>
-        <w:rPr>
-          <w:sz w:val="28"/>
-          <w:szCs w:val="28"/>
-          <w:lang w:val="en-US"/>
-        </w:rPr>
-        <w:t xml:space="preserve">The </w:t>
-      </w:r>
-      <w:proofErr w:type="gramStart"/>
-      <w:r>
-        <w:rPr>
-          <w:sz w:val="28"/>
-          <w:szCs w:val="28"/>
-          <w:lang w:val="en-US"/>
-        </w:rPr>
-        <w:t>main(</w:t>
-      </w:r>
-      <w:proofErr w:type="gramEnd"/>
-      <w:r>
-        <w:rPr>
-          <w:sz w:val="28"/>
-          <w:szCs w:val="28"/>
-          <w:lang w:val="en-US"/>
-        </w:rPr>
-        <w:t xml:space="preserve">) function is the entry point of a C program. Program execution always starts from the </w:t>
-      </w:r>
-      <w:proofErr w:type="gramStart"/>
-      <w:r>
-        <w:rPr>
-          <w:sz w:val="28"/>
-          <w:szCs w:val="28"/>
-          <w:lang w:val="en-US"/>
-        </w:rPr>
-        <w:t>main(</w:t>
-      </w:r>
-      <w:proofErr w:type="gramEnd"/>
-      <w:r>
-        <w:rPr>
-          <w:sz w:val="28"/>
-          <w:szCs w:val="28"/>
-          <w:lang w:val="en-US"/>
-        </w:rPr>
-        <w:t>) function. It contains the logic of the program and returns an integer value to indicate successful or unsuccessful execution.</w:t>
+      <w:r>
+        <w:rPr>
+          <w:b/>
+          <w:bCs/>
+          <w:sz w:val="28"/>
+          <w:szCs w:val="28"/>
+          <w:lang w:val="en-US"/>
+        </w:rPr>
+        <w:t>main() Function:</w:t>
+      </w:r>
+    </w:p>
+    <w:p>
+      <w:pPr>
+        <w:spacing w:line="240" w:lineRule="auto"/>
+        <w:jc w:val="both"/>
+        <w:rPr>
+          <w:sz w:val="28"/>
+          <w:szCs w:val="28"/>
+          <w:lang w:val="en-US"/>
+        </w:rPr>
+      </w:pPr>
+      <w:r>
+        <w:rPr>
+          <w:sz w:val="28"/>
+          <w:szCs w:val="28"/>
+          <w:lang w:val="en-US"/>
+        </w:rPr>
+        <w:t>The main() function is the entry point of a C program. Program execution always starts from the main() function. It contains the logic of the program and returns an integer value to indicate successful or unsuccessful execution.</w:t>
       </w:r>
     </w:p>
     <w:p>
@@ -1586,25 +1388,7 @@
           <w:szCs w:val="28"/>
           <w:lang w:val="en-US"/>
         </w:rPr>
-        <w:t xml:space="preserve">The return statement is used to send a value from the </w:t>
-      </w:r>
-      <w:proofErr w:type="gramStart"/>
-      <w:r>
-        <w:rPr>
-          <w:sz w:val="28"/>
-          <w:szCs w:val="28"/>
-          <w:lang w:val="en-US"/>
-        </w:rPr>
-        <w:t>main(</w:t>
-      </w:r>
-      <w:proofErr w:type="gramEnd"/>
-      <w:r>
-        <w:rPr>
-          <w:sz w:val="28"/>
-          <w:szCs w:val="28"/>
-          <w:lang w:val="en-US"/>
-        </w:rPr>
-        <w:t>) function back to the operating system. It indicates the termination of the program.</w:t>
+        <w:t>The return statement is used to send a value from the main() function back to the operating system. It indicates the termination of the program.</w:t>
       </w:r>
     </w:p>
     <w:p>
@@ -1648,63 +1432,27 @@
           <w:szCs w:val="28"/>
           <w:lang w:val="en-US"/>
         </w:rPr>
-        <w:t xml:space="preserve"> Write notes explaining each type of operator in C: </w:t>
-      </w:r>
-      <w:proofErr w:type="gramStart"/>
-      <w:r>
-        <w:rPr>
-          <w:b/>
-          <w:bCs/>
-          <w:sz w:val="28"/>
-          <w:szCs w:val="28"/>
-          <w:lang w:val="en-US"/>
-        </w:rPr>
-        <w:t xml:space="preserve">arithmetic, </w:t>
-      </w:r>
-      <w:r>
-        <w:rPr>
-          <w:b/>
-          <w:bCs/>
-          <w:sz w:val="28"/>
-          <w:szCs w:val="28"/>
-          <w:lang w:val="en-US"/>
-        </w:rPr>
-        <w:t xml:space="preserve">  </w:t>
-      </w:r>
-      <w:proofErr w:type="gramEnd"/>
-      <w:r>
-        <w:rPr>
-          <w:b/>
-          <w:bCs/>
-          <w:sz w:val="28"/>
-          <w:szCs w:val="28"/>
-          <w:lang w:val="en-US"/>
-        </w:rPr>
-        <w:t xml:space="preserve">  </w:t>
-      </w:r>
-      <w:proofErr w:type="spellStart"/>
-      <w:proofErr w:type="gramStart"/>
-      <w:r>
-        <w:rPr>
-          <w:b/>
-          <w:bCs/>
-          <w:sz w:val="28"/>
-          <w:szCs w:val="28"/>
-          <w:lang w:val="en-US"/>
-        </w:rPr>
-        <w:t>relational,logical</w:t>
-      </w:r>
-      <w:proofErr w:type="spellEnd"/>
-      <w:proofErr w:type="gramEnd"/>
-      <w:r>
-        <w:rPr>
-          <w:b/>
-          <w:bCs/>
-          <w:sz w:val="28"/>
-          <w:szCs w:val="28"/>
-          <w:lang w:val="en-US"/>
-        </w:rPr>
-        <w:t>, assignment, increment/decrement, bitwise, and conditional operators</w:t>
+        <w:t xml:space="preserve"> Write notes explaining each type of operator in C: arithmetic, </w:t>
+      </w:r>
+      <w:r>
+        <w:rPr>
+          <w:b/>
+          <w:bCs/>
+          <w:sz w:val="28"/>
+          <w:szCs w:val="28"/>
+          <w:lang w:val="en-US"/>
+        </w:rPr>
+        <w:t xml:space="preserve">    </w:t>
+      </w:r>
+      <w:r>
+        <w:rPr>
+          <w:b/>
+          <w:bCs/>
+          <w:sz w:val="28"/>
+          <w:szCs w:val="28"/>
+          <w:lang w:val="en-US"/>
+        </w:rPr>
+        <w:t>relational,logical, assignment, increment/decrement, bitwise, and conditional operators</w:t>
       </w:r>
       <w:r>
         <w:rPr>
@@ -2211,35 +1959,7 @@
           <w:szCs w:val="28"/>
           <w:lang w:val="en-US"/>
         </w:rPr>
-        <w:t xml:space="preserve">    </w:t>
-      </w:r>
-      <w:proofErr w:type="spellStart"/>
-      <w:proofErr w:type="gramStart"/>
-      <w:r>
-        <w:rPr>
-          <w:sz w:val="28"/>
-          <w:szCs w:val="28"/>
-          <w:lang w:val="en-US"/>
-        </w:rPr>
-        <w:t>printf</w:t>
-      </w:r>
-      <w:proofErr w:type="spellEnd"/>
-      <w:r>
-        <w:rPr>
-          <w:sz w:val="28"/>
-          <w:szCs w:val="28"/>
-          <w:lang w:val="en-US"/>
-        </w:rPr>
-        <w:t>(</w:t>
-      </w:r>
-      <w:proofErr w:type="gramEnd"/>
-      <w:r>
-        <w:rPr>
-          <w:sz w:val="28"/>
-          <w:szCs w:val="28"/>
-          <w:lang w:val="en-US"/>
-        </w:rPr>
-        <w:t>"Eligible to vote");</w:t>
+        <w:t xml:space="preserve">    printf("Eligible to vote");</w:t>
       </w:r>
     </w:p>
     <w:p>
@@ -2380,25 +2100,7 @@
           <w:szCs w:val="28"/>
           <w:lang w:val="en-US"/>
         </w:rPr>
-        <w:t xml:space="preserve">    </w:t>
-      </w:r>
-      <w:proofErr w:type="spellStart"/>
-      <w:r>
-        <w:rPr>
-          <w:sz w:val="28"/>
-          <w:szCs w:val="28"/>
-          <w:lang w:val="en-US"/>
-        </w:rPr>
-        <w:t>printf</w:t>
-      </w:r>
-      <w:proofErr w:type="spellEnd"/>
-      <w:r>
-        <w:rPr>
-          <w:sz w:val="28"/>
-          <w:szCs w:val="28"/>
-          <w:lang w:val="en-US"/>
-        </w:rPr>
-        <w:t>("Pass");</w:t>
+        <w:t xml:space="preserve">    printf("Pass");</w:t>
       </w:r>
     </w:p>
     <w:p>
@@ -2430,7 +2132,6 @@
           <w:lang w:val="en-US"/>
         </w:rPr>
       </w:pPr>
-      <w:proofErr w:type="gramStart"/>
       <w:r>
         <w:rPr>
           <w:sz w:val="28"/>
@@ -2439,43 +2140,24 @@
         </w:rPr>
         <w:t>else{</w:t>
       </w:r>
-      <w:proofErr w:type="gramEnd"/>
-    </w:p>
-    <w:p>
-      <w:pPr>
-        <w:spacing w:line="240" w:lineRule="auto"/>
-        <w:jc w:val="both"/>
-        <w:rPr>
-          <w:sz w:val="28"/>
-          <w:szCs w:val="28"/>
-          <w:lang w:val="en-US"/>
-        </w:rPr>
-      </w:pPr>
-      <w:r>
-        <w:rPr>
-          <w:sz w:val="28"/>
-          <w:szCs w:val="28"/>
-          <w:lang w:val="en-US"/>
-        </w:rPr>
-        <w:t xml:space="preserve">    </w:t>
-      </w:r>
-      <w:proofErr w:type="spellStart"/>
-      <w:r>
-        <w:rPr>
-          <w:sz w:val="28"/>
-          <w:szCs w:val="28"/>
-          <w:lang w:val="en-US"/>
-        </w:rPr>
-        <w:t>printf</w:t>
-      </w:r>
-      <w:proofErr w:type="spellEnd"/>
-      <w:r>
-        <w:rPr>
-          <w:sz w:val="28"/>
-          <w:szCs w:val="28"/>
-          <w:lang w:val="en-US"/>
-        </w:rPr>
-        <w:t>("Fail");</w:t>
+    </w:p>
+    <w:p>
+      <w:pPr>
+        <w:spacing w:line="240" w:lineRule="auto"/>
+        <w:jc w:val="both"/>
+        <w:rPr>
+          <w:sz w:val="28"/>
+          <w:szCs w:val="28"/>
+          <w:lang w:val="en-US"/>
+        </w:rPr>
+      </w:pPr>
+      <w:r>
+        <w:rPr>
+          <w:sz w:val="28"/>
+          <w:szCs w:val="28"/>
+          <w:lang w:val="en-US"/>
+        </w:rPr>
+        <w:t xml:space="preserve">    printf("Fail");</w:t>
       </w:r>
     </w:p>
     <w:p>
@@ -2616,35 +2298,7 @@
           <w:szCs w:val="28"/>
           <w:lang w:val="en-US"/>
         </w:rPr>
-        <w:t xml:space="preserve">    </w:t>
-      </w:r>
-      <w:proofErr w:type="spellStart"/>
-      <w:proofErr w:type="gramStart"/>
-      <w:r>
-        <w:rPr>
-          <w:sz w:val="28"/>
-          <w:szCs w:val="28"/>
-          <w:lang w:val="en-US"/>
-        </w:rPr>
-        <w:t>printf</w:t>
-      </w:r>
-      <w:proofErr w:type="spellEnd"/>
-      <w:r>
-        <w:rPr>
-          <w:sz w:val="28"/>
-          <w:szCs w:val="28"/>
-          <w:lang w:val="en-US"/>
-        </w:rPr>
-        <w:t>(</w:t>
-      </w:r>
-      <w:proofErr w:type="gramEnd"/>
-      <w:r>
-        <w:rPr>
-          <w:sz w:val="28"/>
-          <w:szCs w:val="28"/>
-          <w:lang w:val="en-US"/>
-        </w:rPr>
-        <w:t>"First Class");</w:t>
+        <w:t xml:space="preserve">    printf("First Class");</w:t>
       </w:r>
     </w:p>
     <w:p>
@@ -2720,35 +2374,7 @@
           <w:szCs w:val="28"/>
           <w:lang w:val="en-US"/>
         </w:rPr>
-        <w:t xml:space="preserve">    </w:t>
-      </w:r>
-      <w:proofErr w:type="spellStart"/>
-      <w:proofErr w:type="gramStart"/>
-      <w:r>
-        <w:rPr>
-          <w:sz w:val="28"/>
-          <w:szCs w:val="28"/>
-          <w:lang w:val="en-US"/>
-        </w:rPr>
-        <w:t>printf</w:t>
-      </w:r>
-      <w:proofErr w:type="spellEnd"/>
-      <w:r>
-        <w:rPr>
-          <w:sz w:val="28"/>
-          <w:szCs w:val="28"/>
-          <w:lang w:val="en-US"/>
-        </w:rPr>
-        <w:t>(</w:t>
-      </w:r>
-      <w:proofErr w:type="gramEnd"/>
-      <w:r>
-        <w:rPr>
-          <w:sz w:val="28"/>
-          <w:szCs w:val="28"/>
-          <w:lang w:val="en-US"/>
-        </w:rPr>
-        <w:t>"Second Class");</w:t>
+        <w:t xml:space="preserve">    printf("Second Class");</w:t>
       </w:r>
     </w:p>
     <w:p>
@@ -2825,25 +2451,7 @@
           <w:szCs w:val="28"/>
           <w:lang w:val="en-US"/>
         </w:rPr>
-        <w:t xml:space="preserve">    </w:t>
-      </w:r>
-      <w:proofErr w:type="spellStart"/>
-      <w:r>
-        <w:rPr>
-          <w:sz w:val="28"/>
-          <w:szCs w:val="28"/>
-          <w:lang w:val="en-US"/>
-        </w:rPr>
-        <w:t>printf</w:t>
-      </w:r>
-      <w:proofErr w:type="spellEnd"/>
-      <w:r>
-        <w:rPr>
-          <w:sz w:val="28"/>
-          <w:szCs w:val="28"/>
-          <w:lang w:val="en-US"/>
-        </w:rPr>
-        <w:t>("Fail");</w:t>
+        <w:t xml:space="preserve">    printf("Fail");</w:t>
       </w:r>
     </w:p>
     <w:p>
@@ -2999,25 +2607,7 @@
           <w:szCs w:val="28"/>
           <w:lang w:val="en-US"/>
         </w:rPr>
-        <w:t xml:space="preserve">        </w:t>
-      </w:r>
-      <w:proofErr w:type="spellStart"/>
-      <w:r>
-        <w:rPr>
-          <w:sz w:val="28"/>
-          <w:szCs w:val="28"/>
-          <w:lang w:val="en-US"/>
-        </w:rPr>
-        <w:t>printf</w:t>
-      </w:r>
-      <w:proofErr w:type="spellEnd"/>
-      <w:r>
-        <w:rPr>
-          <w:sz w:val="28"/>
-          <w:szCs w:val="28"/>
-          <w:lang w:val="en-US"/>
-        </w:rPr>
-        <w:t>("Pizza");</w:t>
+        <w:t xml:space="preserve">        printf("Pizza");</w:t>
       </w:r>
     </w:p>
     <w:p>
@@ -3074,25 +2664,7 @@
           <w:szCs w:val="28"/>
           <w:lang w:val="en-US"/>
         </w:rPr>
-        <w:t xml:space="preserve">        </w:t>
-      </w:r>
-      <w:proofErr w:type="spellStart"/>
-      <w:r>
-        <w:rPr>
-          <w:sz w:val="28"/>
-          <w:szCs w:val="28"/>
-          <w:lang w:val="en-US"/>
-        </w:rPr>
-        <w:t>printf</w:t>
-      </w:r>
-      <w:proofErr w:type="spellEnd"/>
-      <w:r>
-        <w:rPr>
-          <w:sz w:val="28"/>
-          <w:szCs w:val="28"/>
-          <w:lang w:val="en-US"/>
-        </w:rPr>
-        <w:t>("Burger");</w:t>
+        <w:t xml:space="preserve">        printf("Burger");</w:t>
       </w:r>
     </w:p>
     <w:p>
@@ -3149,25 +2721,7 @@
           <w:szCs w:val="28"/>
           <w:lang w:val="en-US"/>
         </w:rPr>
-        <w:t xml:space="preserve">        </w:t>
-      </w:r>
-      <w:proofErr w:type="spellStart"/>
-      <w:r>
-        <w:rPr>
-          <w:sz w:val="28"/>
-          <w:szCs w:val="28"/>
-          <w:lang w:val="en-US"/>
-        </w:rPr>
-        <w:t>printf</w:t>
-      </w:r>
-      <w:proofErr w:type="spellEnd"/>
-      <w:r>
-        <w:rPr>
-          <w:sz w:val="28"/>
-          <w:szCs w:val="28"/>
-          <w:lang w:val="en-US"/>
-        </w:rPr>
-        <w:t>("Coffee");</w:t>
+        <w:t xml:space="preserve">        printf("Coffee");</w:t>
       </w:r>
     </w:p>
     <w:p>
@@ -3224,35 +2778,7 @@
           <w:szCs w:val="28"/>
           <w:lang w:val="en-US"/>
         </w:rPr>
-        <w:t xml:space="preserve">        </w:t>
-      </w:r>
-      <w:proofErr w:type="spellStart"/>
-      <w:proofErr w:type="gramStart"/>
-      <w:r>
-        <w:rPr>
-          <w:sz w:val="28"/>
-          <w:szCs w:val="28"/>
-          <w:lang w:val="en-US"/>
-        </w:rPr>
-        <w:t>printf</w:t>
-      </w:r>
-      <w:proofErr w:type="spellEnd"/>
-      <w:r>
-        <w:rPr>
-          <w:sz w:val="28"/>
-          <w:szCs w:val="28"/>
-          <w:lang w:val="en-US"/>
-        </w:rPr>
-        <w:t>(</w:t>
-      </w:r>
-      <w:proofErr w:type="gramEnd"/>
-      <w:r>
-        <w:rPr>
-          <w:sz w:val="28"/>
-          <w:szCs w:val="28"/>
-          <w:lang w:val="en-US"/>
-        </w:rPr>
-        <w:t>"Invalid choice");</w:t>
+        <w:t xml:space="preserve">        printf("Invalid choice");</w:t>
       </w:r>
     </w:p>
     <w:p>
@@ -3466,15 +2992,7 @@
                 <w:szCs w:val="28"/>
                 <w:lang w:val="en-US"/>
               </w:rPr>
-              <w:t>ty</w:t>
-            </w:r>
-            <w:r>
-              <w:rPr>
-                <w:sz w:val="28"/>
-                <w:szCs w:val="28"/>
-                <w:lang w:val="en-US"/>
-              </w:rPr>
-              <w:t>pe of Control</w:t>
+              <w:t>type of Control</w:t>
             </w:r>
           </w:p>
         </w:tc>
@@ -3657,23 +3175,13 @@
                 <w:lang w:val="en-US"/>
               </w:rPr>
             </w:pPr>
-            <w:proofErr w:type="spellStart"/>
             <w:r>
               <w:rPr>
                 <w:sz w:val="28"/>
                 <w:szCs w:val="28"/>
                 <w:lang w:val="en-US"/>
               </w:rPr>
-              <w:t>Minumum</w:t>
-            </w:r>
-            <w:proofErr w:type="spellEnd"/>
-            <w:r>
-              <w:rPr>
-                <w:sz w:val="28"/>
-                <w:szCs w:val="28"/>
-                <w:lang w:val="en-US"/>
-              </w:rPr>
-              <w:t xml:space="preserve"> Execution</w:t>
+              <w:t>Minumum Execution</w:t>
             </w:r>
           </w:p>
         </w:tc>
@@ -3813,15 +3321,7 @@
                 <w:szCs w:val="28"/>
                 <w:lang w:val="en-US"/>
               </w:rPr>
-              <w:t>Initialization, condition &amp; increment in one lin</w:t>
-            </w:r>
-            <w:r>
-              <w:rPr>
-                <w:sz w:val="28"/>
-                <w:szCs w:val="28"/>
-                <w:lang w:val="en-US"/>
-              </w:rPr>
-              <w:t>e</w:t>
+              <w:t>Initialization, condition &amp; increment in one line</w:t>
             </w:r>
           </w:p>
         </w:tc>
@@ -3844,15 +3344,7 @@
                 <w:szCs w:val="28"/>
                 <w:lang w:val="en-US"/>
               </w:rPr>
-              <w:t>Condition written at the en</w:t>
-            </w:r>
-            <w:r>
-              <w:rPr>
-                <w:sz w:val="28"/>
-                <w:szCs w:val="28"/>
-                <w:lang w:val="en-US"/>
-              </w:rPr>
-              <w:t>d</w:t>
+              <w:t>Condition written at the end</w:t>
             </w:r>
           </w:p>
         </w:tc>
@@ -4214,29 +3706,7 @@
           <w:szCs w:val="28"/>
           <w:lang w:val="en-US"/>
         </w:rPr>
-        <w:t xml:space="preserve">Explain the use of break, continue, and </w:t>
-      </w:r>
-      <w:proofErr w:type="spellStart"/>
-      <w:r>
-        <w:rPr>
-          <w:b/>
-          <w:bCs/>
-          <w:sz w:val="28"/>
-          <w:szCs w:val="28"/>
-          <w:lang w:val="en-US"/>
-        </w:rPr>
-        <w:t>goto</w:t>
-      </w:r>
-      <w:proofErr w:type="spellEnd"/>
-      <w:r>
-        <w:rPr>
-          <w:b/>
-          <w:bCs/>
-          <w:sz w:val="28"/>
-          <w:szCs w:val="28"/>
-          <w:lang w:val="en-US"/>
-        </w:rPr>
-        <w:t xml:space="preserve"> statements in C. Provide </w:t>
+        <w:t xml:space="preserve">Explain the use of break, continue, and goto statements in C. Provide </w:t>
       </w:r>
     </w:p>
     <w:p>
@@ -4385,25 +3855,7 @@
           <w:szCs w:val="28"/>
           <w:lang w:val="en-US"/>
         </w:rPr>
-        <w:t xml:space="preserve">int </w:t>
-      </w:r>
-      <w:proofErr w:type="gramStart"/>
-      <w:r>
-        <w:rPr>
-          <w:sz w:val="28"/>
-          <w:szCs w:val="28"/>
-          <w:lang w:val="en-US"/>
-        </w:rPr>
-        <w:t>main(</w:t>
-      </w:r>
-      <w:proofErr w:type="gramEnd"/>
-      <w:r>
-        <w:rPr>
-          <w:sz w:val="28"/>
-          <w:szCs w:val="28"/>
-          <w:lang w:val="en-US"/>
-        </w:rPr>
-        <w:t>)</w:t>
+        <w:t>int main()</w:t>
       </w:r>
     </w:p>
     <w:p>
@@ -4441,79 +3893,7 @@
           <w:szCs w:val="28"/>
           <w:lang w:val="en-US"/>
         </w:rPr>
-        <w:t xml:space="preserve">    </w:t>
-      </w:r>
-      <w:proofErr w:type="gramStart"/>
-      <w:r>
-        <w:rPr>
-          <w:sz w:val="28"/>
-          <w:szCs w:val="28"/>
-          <w:lang w:val="en-US"/>
-        </w:rPr>
-        <w:t>for(</w:t>
-      </w:r>
-      <w:proofErr w:type="gramEnd"/>
-      <w:r>
-        <w:rPr>
-          <w:sz w:val="28"/>
-          <w:szCs w:val="28"/>
-          <w:lang w:val="en-US"/>
-        </w:rPr>
-        <w:t xml:space="preserve">int </w:t>
-      </w:r>
-      <w:proofErr w:type="spellStart"/>
-      <w:r>
-        <w:rPr>
-          <w:sz w:val="28"/>
-          <w:szCs w:val="28"/>
-          <w:lang w:val="en-US"/>
-        </w:rPr>
-        <w:t>i</w:t>
-      </w:r>
-      <w:proofErr w:type="spellEnd"/>
-      <w:r>
-        <w:rPr>
-          <w:sz w:val="28"/>
-          <w:szCs w:val="28"/>
-          <w:lang w:val="en-US"/>
-        </w:rPr>
-        <w:t xml:space="preserve">=1; </w:t>
-      </w:r>
-      <w:proofErr w:type="spellStart"/>
-      <w:r>
-        <w:rPr>
-          <w:sz w:val="28"/>
-          <w:szCs w:val="28"/>
-          <w:lang w:val="en-US"/>
-        </w:rPr>
-        <w:t>i</w:t>
-      </w:r>
-      <w:proofErr w:type="spellEnd"/>
-      <w:r>
-        <w:rPr>
-          <w:sz w:val="28"/>
-          <w:szCs w:val="28"/>
-          <w:lang w:val="en-US"/>
-        </w:rPr>
-        <w:t xml:space="preserve">&lt;=10; </w:t>
-      </w:r>
-      <w:proofErr w:type="spellStart"/>
-      <w:r>
-        <w:rPr>
-          <w:sz w:val="28"/>
-          <w:szCs w:val="28"/>
-          <w:lang w:val="en-US"/>
-        </w:rPr>
-        <w:t>i</w:t>
-      </w:r>
-      <w:proofErr w:type="spellEnd"/>
-      <w:r>
-        <w:rPr>
-          <w:sz w:val="28"/>
-          <w:szCs w:val="28"/>
-          <w:lang w:val="en-US"/>
-        </w:rPr>
-        <w:t>++)</w:t>
+        <w:t xml:space="preserve">    for(int i=1; i&lt;=10; i++)</w:t>
       </w:r>
     </w:p>
     <w:p>
@@ -4552,36 +3932,8 @@
           <w:szCs w:val="28"/>
           <w:lang w:val="en-US"/>
         </w:rPr>
-        <w:t xml:space="preserve">        if(</w:t>
-      </w:r>
-      <w:proofErr w:type="spellStart"/>
-      <w:r>
-        <w:rPr>
-          <w:sz w:val="28"/>
-          <w:szCs w:val="28"/>
-          <w:lang w:val="en-US"/>
-        </w:rPr>
-        <w:t>i</w:t>
-      </w:r>
-      <w:proofErr w:type="spellEnd"/>
-      <w:r>
-        <w:rPr>
-          <w:sz w:val="28"/>
-          <w:szCs w:val="28"/>
-          <w:lang w:val="en-US"/>
-        </w:rPr>
-        <w:t>==</w:t>
-      </w:r>
-      <w:proofErr w:type="gramStart"/>
-      <w:r>
-        <w:rPr>
-          <w:sz w:val="28"/>
-          <w:szCs w:val="28"/>
-          <w:lang w:val="en-US"/>
-        </w:rPr>
-        <w:t>5){</w:t>
-      </w:r>
-      <w:proofErr w:type="gramEnd"/>
+        <w:t xml:space="preserve">        if(i==5){</w:t>
+      </w:r>
     </w:p>
     <w:p>
       <w:pPr>
@@ -4637,64 +3989,8 @@
           <w:szCs w:val="28"/>
           <w:lang w:val="en-US"/>
         </w:rPr>
-        <w:t xml:space="preserve">        </w:t>
-      </w:r>
-      <w:proofErr w:type="spellStart"/>
-      <w:proofErr w:type="gramStart"/>
-      <w:r>
-        <w:rPr>
-          <w:sz w:val="28"/>
-          <w:szCs w:val="28"/>
-          <w:lang w:val="en-US"/>
-        </w:rPr>
-        <w:t>printf</w:t>
-      </w:r>
-      <w:proofErr w:type="spellEnd"/>
-      <w:r>
-        <w:rPr>
-          <w:sz w:val="28"/>
-          <w:szCs w:val="28"/>
-          <w:lang w:val="en-US"/>
-        </w:rPr>
-        <w:t>(</w:t>
-      </w:r>
-      <w:proofErr w:type="gramEnd"/>
-      <w:r>
-        <w:rPr>
-          <w:sz w:val="28"/>
-          <w:szCs w:val="28"/>
-          <w:lang w:val="en-US"/>
-        </w:rPr>
-        <w:t xml:space="preserve">"%d ", </w:t>
-      </w:r>
-      <w:proofErr w:type="spellStart"/>
-      <w:r>
-        <w:rPr>
-          <w:sz w:val="28"/>
-          <w:szCs w:val="28"/>
-          <w:lang w:val="en-US"/>
-        </w:rPr>
-        <w:t>i</w:t>
-      </w:r>
-      <w:proofErr w:type="spellEnd"/>
-      <w:r>
-        <w:rPr>
-          <w:sz w:val="28"/>
-          <w:szCs w:val="28"/>
-          <w:lang w:val="en-US"/>
-        </w:rPr>
-        <w:t>)</w:t>
-      </w:r>
-      <w:proofErr w:type="gramStart"/>
-      <w:r>
-        <w:rPr>
-          <w:sz w:val="28"/>
-          <w:szCs w:val="28"/>
-          <w:lang w:val="en-US"/>
-        </w:rPr>
-        <w:t>; }</w:t>
-      </w:r>
-      <w:proofErr w:type="gramEnd"/>
+        <w:t xml:space="preserve">        printf("%d ", i); }</w:t>
+      </w:r>
     </w:p>
     <w:p>
       <w:pPr>
@@ -4929,25 +4225,7 @@
           <w:szCs w:val="28"/>
           <w:lang w:val="en-US"/>
         </w:rPr>
-        <w:t xml:space="preserve">int </w:t>
-      </w:r>
-      <w:proofErr w:type="gramStart"/>
-      <w:r>
-        <w:rPr>
-          <w:sz w:val="28"/>
-          <w:szCs w:val="28"/>
-          <w:lang w:val="en-US"/>
-        </w:rPr>
-        <w:t>main(</w:t>
-      </w:r>
-      <w:proofErr w:type="gramEnd"/>
-      <w:r>
-        <w:rPr>
-          <w:sz w:val="28"/>
-          <w:szCs w:val="28"/>
-          <w:lang w:val="en-US"/>
-        </w:rPr>
-        <w:t>)</w:t>
+        <w:t>int main()</w:t>
       </w:r>
     </w:p>
     <w:p>
@@ -4985,79 +4263,7 @@
           <w:szCs w:val="28"/>
           <w:lang w:val="en-US"/>
         </w:rPr>
-        <w:t xml:space="preserve">    </w:t>
-      </w:r>
-      <w:proofErr w:type="gramStart"/>
-      <w:r>
-        <w:rPr>
-          <w:sz w:val="28"/>
-          <w:szCs w:val="28"/>
-          <w:lang w:val="en-US"/>
-        </w:rPr>
-        <w:t>for(</w:t>
-      </w:r>
-      <w:proofErr w:type="gramEnd"/>
-      <w:r>
-        <w:rPr>
-          <w:sz w:val="28"/>
-          <w:szCs w:val="28"/>
-          <w:lang w:val="en-US"/>
-        </w:rPr>
-        <w:t xml:space="preserve">int </w:t>
-      </w:r>
-      <w:proofErr w:type="spellStart"/>
-      <w:r>
-        <w:rPr>
-          <w:sz w:val="28"/>
-          <w:szCs w:val="28"/>
-          <w:lang w:val="en-US"/>
-        </w:rPr>
-        <w:t>i</w:t>
-      </w:r>
-      <w:proofErr w:type="spellEnd"/>
-      <w:r>
-        <w:rPr>
-          <w:sz w:val="28"/>
-          <w:szCs w:val="28"/>
-          <w:lang w:val="en-US"/>
-        </w:rPr>
-        <w:t xml:space="preserve">=1; </w:t>
-      </w:r>
-      <w:proofErr w:type="spellStart"/>
-      <w:r>
-        <w:rPr>
-          <w:sz w:val="28"/>
-          <w:szCs w:val="28"/>
-          <w:lang w:val="en-US"/>
-        </w:rPr>
-        <w:t>i</w:t>
-      </w:r>
-      <w:proofErr w:type="spellEnd"/>
-      <w:r>
-        <w:rPr>
-          <w:sz w:val="28"/>
-          <w:szCs w:val="28"/>
-          <w:lang w:val="en-US"/>
-        </w:rPr>
-        <w:t xml:space="preserve">&lt;=5; </w:t>
-      </w:r>
-      <w:proofErr w:type="spellStart"/>
-      <w:r>
-        <w:rPr>
-          <w:sz w:val="28"/>
-          <w:szCs w:val="28"/>
-          <w:lang w:val="en-US"/>
-        </w:rPr>
-        <w:t>i</w:t>
-      </w:r>
-      <w:proofErr w:type="spellEnd"/>
-      <w:r>
-        <w:rPr>
-          <w:sz w:val="28"/>
-          <w:szCs w:val="28"/>
-          <w:lang w:val="en-US"/>
-        </w:rPr>
-        <w:t>++)</w:t>
+        <w:t xml:space="preserve">    for(int i=1; i&lt;=5; i++)</w:t>
       </w:r>
     </w:p>
     <w:p>
@@ -5095,25 +4301,7 @@
           <w:szCs w:val="28"/>
           <w:lang w:val="en-US"/>
         </w:rPr>
-        <w:t xml:space="preserve">        if(</w:t>
-      </w:r>
-      <w:proofErr w:type="spellStart"/>
-      <w:r>
-        <w:rPr>
-          <w:sz w:val="28"/>
-          <w:szCs w:val="28"/>
-          <w:lang w:val="en-US"/>
-        </w:rPr>
-        <w:t>i</w:t>
-      </w:r>
-      <w:proofErr w:type="spellEnd"/>
-      <w:r>
-        <w:rPr>
-          <w:sz w:val="28"/>
-          <w:szCs w:val="28"/>
-          <w:lang w:val="en-US"/>
-        </w:rPr>
-        <w:t>==3)</w:t>
+        <w:t xml:space="preserve">        if(i==3)</w:t>
       </w:r>
     </w:p>
     <w:p>
@@ -5189,53 +4377,7 @@
           <w:szCs w:val="28"/>
           <w:lang w:val="en-US"/>
         </w:rPr>
-        <w:t xml:space="preserve">        </w:t>
-      </w:r>
-      <w:proofErr w:type="spellStart"/>
-      <w:proofErr w:type="gramStart"/>
-      <w:r>
-        <w:rPr>
-          <w:sz w:val="28"/>
-          <w:szCs w:val="28"/>
-          <w:lang w:val="en-US"/>
-        </w:rPr>
-        <w:t>printf</w:t>
-      </w:r>
-      <w:proofErr w:type="spellEnd"/>
-      <w:r>
-        <w:rPr>
-          <w:sz w:val="28"/>
-          <w:szCs w:val="28"/>
-          <w:lang w:val="en-US"/>
-        </w:rPr>
-        <w:t>(</w:t>
-      </w:r>
-      <w:proofErr w:type="gramEnd"/>
-      <w:r>
-        <w:rPr>
-          <w:sz w:val="28"/>
-          <w:szCs w:val="28"/>
-          <w:lang w:val="en-US"/>
-        </w:rPr>
-        <w:t xml:space="preserve">"%d ", </w:t>
-      </w:r>
-      <w:proofErr w:type="spellStart"/>
-      <w:r>
-        <w:rPr>
-          <w:sz w:val="28"/>
-          <w:szCs w:val="28"/>
-          <w:lang w:val="en-US"/>
-        </w:rPr>
-        <w:t>i</w:t>
-      </w:r>
-      <w:proofErr w:type="spellEnd"/>
-      <w:r>
-        <w:rPr>
-          <w:sz w:val="28"/>
-          <w:szCs w:val="28"/>
-          <w:lang w:val="en-US"/>
-        </w:rPr>
-        <w:t>);</w:t>
+        <w:t xml:space="preserve">        printf("%d ", i);</w:t>
       </w:r>
     </w:p>
     <w:p>
@@ -5415,29 +4557,7 @@
           <w:szCs w:val="28"/>
           <w:lang w:val="en-US"/>
         </w:rPr>
-        <w:t xml:space="preserve">3. </w:t>
-      </w:r>
-      <w:proofErr w:type="spellStart"/>
-      <w:r>
-        <w:rPr>
-          <w:b/>
-          <w:bCs/>
-          <w:sz w:val="28"/>
-          <w:szCs w:val="28"/>
-          <w:lang w:val="en-US"/>
-        </w:rPr>
-        <w:t>goto</w:t>
-      </w:r>
-      <w:proofErr w:type="spellEnd"/>
-      <w:r>
-        <w:rPr>
-          <w:b/>
-          <w:bCs/>
-          <w:sz w:val="28"/>
-          <w:szCs w:val="28"/>
-          <w:lang w:val="en-US"/>
-        </w:rPr>
-        <w:t xml:space="preserve"> Statement</w:t>
+        <w:t>3. goto Statement</w:t>
       </w:r>
     </w:p>
     <w:p>
@@ -5475,25 +4595,7 @@
           <w:szCs w:val="28"/>
           <w:lang w:val="en-US"/>
         </w:rPr>
-        <w:t xml:space="preserve">The </w:t>
-      </w:r>
-      <w:proofErr w:type="spellStart"/>
-      <w:r>
-        <w:rPr>
-          <w:sz w:val="28"/>
-          <w:szCs w:val="28"/>
-          <w:lang w:val="en-US"/>
-        </w:rPr>
-        <w:t>goto</w:t>
-      </w:r>
-      <w:proofErr w:type="spellEnd"/>
-      <w:r>
-        <w:rPr>
-          <w:sz w:val="28"/>
-          <w:szCs w:val="28"/>
-          <w:lang w:val="en-US"/>
-        </w:rPr>
-        <w:t xml:space="preserve"> statement is used to transfer control to another part of the program using a label.</w:t>
+        <w:t>The goto statement is used to transfer control to another part of the program using a label.</w:t>
       </w:r>
     </w:p>
     <w:p>
@@ -5550,25 +4652,7 @@
           <w:szCs w:val="28"/>
           <w:lang w:val="en-US"/>
         </w:rPr>
-        <w:t xml:space="preserve">int </w:t>
-      </w:r>
-      <w:proofErr w:type="gramStart"/>
-      <w:r>
-        <w:rPr>
-          <w:sz w:val="28"/>
-          <w:szCs w:val="28"/>
-          <w:lang w:val="en-US"/>
-        </w:rPr>
-        <w:t>main(</w:t>
-      </w:r>
-      <w:proofErr w:type="gramEnd"/>
-      <w:r>
-        <w:rPr>
-          <w:sz w:val="28"/>
-          <w:szCs w:val="28"/>
-          <w:lang w:val="en-US"/>
-        </w:rPr>
-        <w:t>)</w:t>
+        <w:t>int main()</w:t>
       </w:r>
     </w:p>
     <w:p>
@@ -5606,25 +4690,7 @@
           <w:szCs w:val="28"/>
           <w:lang w:val="en-US"/>
         </w:rPr>
-        <w:t xml:space="preserve">    int </w:t>
-      </w:r>
-      <w:proofErr w:type="spellStart"/>
-      <w:r>
-        <w:rPr>
-          <w:sz w:val="28"/>
-          <w:szCs w:val="28"/>
-          <w:lang w:val="en-US"/>
-        </w:rPr>
-        <w:t>i</w:t>
-      </w:r>
-      <w:proofErr w:type="spellEnd"/>
-      <w:r>
-        <w:rPr>
-          <w:sz w:val="28"/>
-          <w:szCs w:val="28"/>
-          <w:lang w:val="en-US"/>
-        </w:rPr>
-        <w:t>=1;</w:t>
+        <w:t xml:space="preserve">    int i=1;</w:t>
       </w:r>
     </w:p>
     <w:p>
@@ -5673,25 +4739,7 @@
           <w:szCs w:val="28"/>
           <w:lang w:val="en-US"/>
         </w:rPr>
-        <w:t xml:space="preserve">    if(</w:t>
-      </w:r>
-      <w:proofErr w:type="spellStart"/>
-      <w:r>
-        <w:rPr>
-          <w:sz w:val="28"/>
-          <w:szCs w:val="28"/>
-          <w:lang w:val="en-US"/>
-        </w:rPr>
-        <w:t>i</w:t>
-      </w:r>
-      <w:proofErr w:type="spellEnd"/>
-      <w:r>
-        <w:rPr>
-          <w:sz w:val="28"/>
-          <w:szCs w:val="28"/>
-          <w:lang w:val="en-US"/>
-        </w:rPr>
-        <w:t>&lt;=5)</w:t>
+        <w:t xml:space="preserve">    if(i&lt;=5)</w:t>
       </w:r>
     </w:p>
     <w:p>
@@ -5729,127 +4777,45 @@
           <w:szCs w:val="28"/>
           <w:lang w:val="en-US"/>
         </w:rPr>
-        <w:t xml:space="preserve">        </w:t>
-      </w:r>
-      <w:proofErr w:type="spellStart"/>
-      <w:proofErr w:type="gramStart"/>
-      <w:r>
-        <w:rPr>
-          <w:sz w:val="28"/>
-          <w:szCs w:val="28"/>
-          <w:lang w:val="en-US"/>
-        </w:rPr>
-        <w:t>printf</w:t>
-      </w:r>
-      <w:proofErr w:type="spellEnd"/>
-      <w:r>
-        <w:rPr>
-          <w:sz w:val="28"/>
-          <w:szCs w:val="28"/>
-          <w:lang w:val="en-US"/>
-        </w:rPr>
-        <w:t>(</w:t>
-      </w:r>
-      <w:proofErr w:type="gramEnd"/>
-      <w:r>
-        <w:rPr>
-          <w:sz w:val="28"/>
-          <w:szCs w:val="28"/>
-          <w:lang w:val="en-US"/>
-        </w:rPr>
-        <w:t xml:space="preserve">"%d ", </w:t>
-      </w:r>
-      <w:proofErr w:type="spellStart"/>
-      <w:r>
-        <w:rPr>
-          <w:sz w:val="28"/>
-          <w:szCs w:val="28"/>
-          <w:lang w:val="en-US"/>
-        </w:rPr>
-        <w:t>i</w:t>
-      </w:r>
-      <w:proofErr w:type="spellEnd"/>
-      <w:r>
-        <w:rPr>
-          <w:sz w:val="28"/>
-          <w:szCs w:val="28"/>
-          <w:lang w:val="en-US"/>
-        </w:rPr>
-        <w:t>);</w:t>
-      </w:r>
-    </w:p>
-    <w:p>
-      <w:pPr>
-        <w:spacing w:line="240" w:lineRule="auto"/>
-        <w:jc w:val="both"/>
-        <w:rPr>
-          <w:sz w:val="28"/>
-          <w:szCs w:val="28"/>
-          <w:lang w:val="en-US"/>
-        </w:rPr>
-      </w:pPr>
-      <w:r>
-        <w:rPr>
-          <w:sz w:val="28"/>
-          <w:szCs w:val="28"/>
-          <w:lang w:val="en-US"/>
-        </w:rPr>
-        <w:t xml:space="preserve">        </w:t>
-      </w:r>
-      <w:proofErr w:type="spellStart"/>
-      <w:r>
-        <w:rPr>
-          <w:sz w:val="28"/>
-          <w:szCs w:val="28"/>
-          <w:lang w:val="en-US"/>
-        </w:rPr>
-        <w:t>i</w:t>
-      </w:r>
-      <w:proofErr w:type="spellEnd"/>
-      <w:r>
-        <w:rPr>
-          <w:sz w:val="28"/>
-          <w:szCs w:val="28"/>
-          <w:lang w:val="en-US"/>
-        </w:rPr>
-        <w:t>++;</w:t>
-      </w:r>
-    </w:p>
-    <w:p>
-      <w:pPr>
-        <w:spacing w:line="240" w:lineRule="auto"/>
-        <w:jc w:val="both"/>
-        <w:rPr>
-          <w:sz w:val="28"/>
-          <w:szCs w:val="28"/>
-          <w:lang w:val="en-US"/>
-        </w:rPr>
-      </w:pPr>
-      <w:r>
-        <w:rPr>
-          <w:sz w:val="28"/>
-          <w:szCs w:val="28"/>
-          <w:lang w:val="en-US"/>
-        </w:rPr>
-        <w:t xml:space="preserve">        </w:t>
-      </w:r>
-      <w:proofErr w:type="spellStart"/>
-      <w:r>
-        <w:rPr>
-          <w:sz w:val="28"/>
-          <w:szCs w:val="28"/>
-          <w:lang w:val="en-US"/>
-        </w:rPr>
-        <w:t>goto</w:t>
-      </w:r>
-      <w:proofErr w:type="spellEnd"/>
-      <w:r>
-        <w:rPr>
-          <w:sz w:val="28"/>
-          <w:szCs w:val="28"/>
-          <w:lang w:val="en-US"/>
-        </w:rPr>
-        <w:t xml:space="preserve"> start;</w:t>
+        <w:t xml:space="preserve">        printf("%d ", i);</w:t>
+      </w:r>
+    </w:p>
+    <w:p>
+      <w:pPr>
+        <w:spacing w:line="240" w:lineRule="auto"/>
+        <w:jc w:val="both"/>
+        <w:rPr>
+          <w:sz w:val="28"/>
+          <w:szCs w:val="28"/>
+          <w:lang w:val="en-US"/>
+        </w:rPr>
+      </w:pPr>
+      <w:r>
+        <w:rPr>
+          <w:sz w:val="28"/>
+          <w:szCs w:val="28"/>
+          <w:lang w:val="en-US"/>
+        </w:rPr>
+        <w:t xml:space="preserve">        i++;</w:t>
+      </w:r>
+    </w:p>
+    <w:p>
+      <w:pPr>
+        <w:spacing w:line="240" w:lineRule="auto"/>
+        <w:jc w:val="both"/>
+        <w:rPr>
+          <w:sz w:val="28"/>
+          <w:szCs w:val="28"/>
+          <w:lang w:val="en-US"/>
+        </w:rPr>
+      </w:pPr>
+      <w:r>
+        <w:rPr>
+          <w:sz w:val="28"/>
+          <w:szCs w:val="28"/>
+          <w:lang w:val="en-US"/>
+        </w:rPr>
+        <w:t xml:space="preserve">        goto start;</w:t>
       </w:r>
     </w:p>
     <w:p>
@@ -6024,27 +4990,3250 @@
     </w:p>
     <w:p>
       <w:pPr>
+        <w:spacing w:line="240" w:lineRule="auto"/>
+        <w:jc w:val="both"/>
+        <w:rPr>
+          <w:sz w:val="28"/>
+          <w:szCs w:val="28"/>
+          <w:lang w:val="en-US"/>
+        </w:rPr>
+      </w:pPr>
+    </w:p>
+    <w:p>
+      <w:pPr>
+        <w:spacing w:line="240" w:lineRule="auto"/>
+        <w:jc w:val="both"/>
+        <w:rPr>
+          <w:b/>
+          <w:bCs/>
+          <w:sz w:val="28"/>
+          <w:szCs w:val="28"/>
+          <w:lang w:val="en-US"/>
+        </w:rPr>
+      </w:pPr>
+      <w:r>
+        <w:rPr>
+          <w:b/>
+          <w:bCs/>
+          <w:sz w:val="28"/>
+          <w:szCs w:val="28"/>
+          <w:lang w:val="en-US"/>
+        </w:rPr>
+        <w:t>8)</w:t>
+      </w:r>
+      <w:r>
+        <w:rPr>
+          <w:b/>
+          <w:bCs/>
+          <w:sz w:val="28"/>
+          <w:szCs w:val="28"/>
+          <w:lang w:val="en-US"/>
+        </w:rPr>
+        <w:t xml:space="preserve"> What are functions in C? Explain function declaration, definition, and how to call a function. Provide examples.</w:t>
+      </w:r>
+    </w:p>
+    <w:p>
+      <w:pPr>
+        <w:spacing w:line="240" w:lineRule="auto"/>
+        <w:jc w:val="both"/>
+        <w:rPr>
+          <w:sz w:val="28"/>
+          <w:szCs w:val="28"/>
+          <w:lang w:val="en-US"/>
+        </w:rPr>
+      </w:pPr>
+      <w:r>
+        <w:rPr>
+          <w:sz w:val="28"/>
+          <w:szCs w:val="28"/>
+          <w:lang w:val="en-US"/>
+        </w:rPr>
+        <w:t>A function in C is a block of code that performs a specific task.</w:t>
+      </w:r>
+    </w:p>
+    <w:p>
+      <w:pPr>
+        <w:spacing w:line="240" w:lineRule="auto"/>
+        <w:jc w:val="both"/>
+        <w:rPr>
+          <w:sz w:val="28"/>
+          <w:szCs w:val="28"/>
+          <w:lang w:val="en-US"/>
+        </w:rPr>
+      </w:pPr>
+      <w:r>
+        <w:rPr>
+          <w:sz w:val="28"/>
+          <w:szCs w:val="28"/>
+          <w:lang w:val="en-US"/>
+        </w:rPr>
+        <w:t>Functions help divide a large program into smaller, manageable parts.</w:t>
+      </w:r>
+    </w:p>
+    <w:p>
+      <w:pPr>
+        <w:spacing w:line="240" w:lineRule="auto"/>
+        <w:jc w:val="both"/>
+        <w:rPr>
+          <w:sz w:val="28"/>
+          <w:szCs w:val="28"/>
+          <w:lang w:val="en-US"/>
+        </w:rPr>
+      </w:pPr>
+      <w:r>
+        <w:rPr>
+          <w:sz w:val="28"/>
+          <w:szCs w:val="28"/>
+          <w:lang w:val="en-US"/>
+        </w:rPr>
+        <w:t>They improve code reusability, readability, and modularity.</w:t>
+      </w:r>
+    </w:p>
+    <w:p>
+      <w:pPr>
+        <w:spacing w:line="240" w:lineRule="auto"/>
+        <w:jc w:val="both"/>
+        <w:rPr>
+          <w:sz w:val="28"/>
+          <w:szCs w:val="28"/>
+          <w:lang w:val="en-US"/>
+        </w:rPr>
+      </w:pPr>
+    </w:p>
+    <w:p>
+      <w:pPr>
+        <w:spacing w:line="240" w:lineRule="auto"/>
+        <w:jc w:val="both"/>
+        <w:rPr>
+          <w:sz w:val="28"/>
+          <w:szCs w:val="28"/>
+          <w:lang w:val="en-US"/>
+        </w:rPr>
+      </w:pPr>
+      <w:r>
+        <w:rPr>
+          <w:sz w:val="28"/>
+          <w:szCs w:val="28"/>
+          <w:lang w:val="en-US"/>
+        </w:rPr>
+        <w:t>Types of Functions in C</w:t>
+      </w:r>
+      <w:r>
+        <w:rPr>
+          <w:sz w:val="28"/>
+          <w:szCs w:val="28"/>
+          <w:lang w:val="en-US"/>
+        </w:rPr>
+        <w:t>:</w:t>
+      </w:r>
+    </w:p>
+    <w:p>
+      <w:pPr>
+        <w:spacing w:line="240" w:lineRule="auto"/>
+        <w:jc w:val="both"/>
+        <w:rPr>
+          <w:sz w:val="28"/>
+          <w:szCs w:val="28"/>
+          <w:lang w:val="en-US"/>
+        </w:rPr>
+      </w:pPr>
+      <w:r>
+        <w:rPr>
+          <w:sz w:val="28"/>
+          <w:szCs w:val="28"/>
+          <w:lang w:val="en-US"/>
+        </w:rPr>
+        <w:t>Library Functions</w:t>
+      </w:r>
+    </w:p>
+    <w:p>
+      <w:pPr>
+        <w:spacing w:line="240" w:lineRule="auto"/>
+        <w:jc w:val="both"/>
+        <w:rPr>
+          <w:sz w:val="28"/>
+          <w:szCs w:val="28"/>
+          <w:lang w:val="en-US"/>
+        </w:rPr>
+      </w:pPr>
+      <w:r>
+        <w:rPr>
+          <w:sz w:val="28"/>
+          <w:szCs w:val="28"/>
+          <w:lang w:val="en-US"/>
+        </w:rPr>
+        <w:t>These are predefined functions provided by C libraries.</w:t>
+      </w:r>
+    </w:p>
+    <w:p>
+      <w:pPr>
+        <w:spacing w:line="240" w:lineRule="auto"/>
+        <w:jc w:val="both"/>
+        <w:rPr>
+          <w:sz w:val="28"/>
+          <w:szCs w:val="28"/>
+          <w:lang w:val="en-US"/>
+        </w:rPr>
+      </w:pPr>
+      <w:r>
+        <w:rPr>
+          <w:sz w:val="28"/>
+          <w:szCs w:val="28"/>
+          <w:lang w:val="en-US"/>
+        </w:rPr>
+        <w:t>Examples: printf(), scanf(), sqrt(), strlen().</w:t>
+      </w:r>
+    </w:p>
+    <w:p>
+      <w:pPr>
+        <w:spacing w:line="240" w:lineRule="auto"/>
+        <w:jc w:val="both"/>
+        <w:rPr>
+          <w:sz w:val="28"/>
+          <w:szCs w:val="28"/>
+          <w:lang w:val="en-US"/>
+        </w:rPr>
+      </w:pPr>
+    </w:p>
+    <w:p>
+      <w:pPr>
+        <w:spacing w:line="240" w:lineRule="auto"/>
+        <w:jc w:val="both"/>
+        <w:rPr>
+          <w:sz w:val="28"/>
+          <w:szCs w:val="28"/>
+          <w:lang w:val="en-US"/>
+        </w:rPr>
+      </w:pPr>
+      <w:r>
+        <w:rPr>
+          <w:sz w:val="28"/>
+          <w:szCs w:val="28"/>
+          <w:lang w:val="en-US"/>
+        </w:rPr>
+        <w:t>User-Defined Functions</w:t>
+      </w:r>
+    </w:p>
+    <w:p>
+      <w:pPr>
+        <w:spacing w:line="240" w:lineRule="auto"/>
+        <w:jc w:val="both"/>
+        <w:rPr>
+          <w:sz w:val="28"/>
+          <w:szCs w:val="28"/>
+          <w:lang w:val="en-US"/>
+        </w:rPr>
+      </w:pPr>
+      <w:r>
+        <w:rPr>
+          <w:sz w:val="28"/>
+          <w:szCs w:val="28"/>
+          <w:lang w:val="en-US"/>
+        </w:rPr>
+        <w:t>These are functions created by the programmer to perform specific tasks.</w:t>
+      </w:r>
+    </w:p>
+    <w:p>
+      <w:pPr>
+        <w:spacing w:line="240" w:lineRule="auto"/>
+        <w:jc w:val="both"/>
+        <w:rPr>
+          <w:sz w:val="28"/>
+          <w:szCs w:val="28"/>
+          <w:lang w:val="en-US"/>
+        </w:rPr>
+      </w:pPr>
+    </w:p>
+    <w:p>
+      <w:pPr>
+        <w:spacing w:line="240" w:lineRule="auto"/>
+        <w:jc w:val="both"/>
+        <w:rPr>
+          <w:b/>
+          <w:bCs/>
+          <w:sz w:val="28"/>
+          <w:szCs w:val="28"/>
+          <w:lang w:val="en-US"/>
+        </w:rPr>
+      </w:pPr>
+      <w:r>
+        <w:rPr>
+          <w:b/>
+          <w:bCs/>
+          <w:sz w:val="28"/>
+          <w:szCs w:val="28"/>
+          <w:lang w:val="en-US"/>
+        </w:rPr>
+        <w:t>Three Parts of a Function</w:t>
+      </w:r>
+    </w:p>
+    <w:p>
+      <w:pPr>
+        <w:spacing w:line="240" w:lineRule="auto"/>
+        <w:jc w:val="both"/>
+        <w:rPr>
+          <w:sz w:val="28"/>
+          <w:szCs w:val="28"/>
+          <w:lang w:val="en-US"/>
+        </w:rPr>
+      </w:pPr>
+      <w:r>
+        <w:rPr>
+          <w:sz w:val="28"/>
+          <w:szCs w:val="28"/>
+          <w:lang w:val="en-US"/>
+        </w:rPr>
+        <w:t>A function in C consists of three main parts:</w:t>
+      </w:r>
+    </w:p>
+    <w:p>
+      <w:pPr>
+        <w:spacing w:line="240" w:lineRule="auto"/>
+        <w:jc w:val="both"/>
+        <w:rPr>
+          <w:b/>
+          <w:bCs/>
+          <w:sz w:val="28"/>
+          <w:szCs w:val="28"/>
+          <w:lang w:val="en-US"/>
+        </w:rPr>
+      </w:pPr>
+      <w:r>
+        <w:rPr>
+          <w:b/>
+          <w:bCs/>
+          <w:sz w:val="28"/>
+          <w:szCs w:val="28"/>
+          <w:lang w:val="en-US"/>
+        </w:rPr>
+        <w:t>1. Function Declaration (Prototype)</w:t>
+      </w:r>
+    </w:p>
+    <w:p>
+      <w:pPr>
+        <w:spacing w:line="240" w:lineRule="auto"/>
+        <w:jc w:val="both"/>
+        <w:rPr>
+          <w:sz w:val="28"/>
+          <w:szCs w:val="28"/>
+          <w:lang w:val="en-US"/>
+        </w:rPr>
+      </w:pPr>
+      <w:r>
+        <w:rPr>
+          <w:sz w:val="28"/>
+          <w:szCs w:val="28"/>
+          <w:lang w:val="en-US"/>
+        </w:rPr>
+        <w:t>The function declaration informs the compiler about:</w:t>
+      </w:r>
+    </w:p>
+    <w:p>
+      <w:pPr>
+        <w:spacing w:line="240" w:lineRule="auto"/>
+        <w:jc w:val="both"/>
+        <w:rPr>
+          <w:sz w:val="28"/>
+          <w:szCs w:val="28"/>
+          <w:lang w:val="en-US"/>
+        </w:rPr>
+      </w:pPr>
+      <w:r>
+        <w:rPr>
+          <w:sz w:val="28"/>
+          <w:szCs w:val="28"/>
+          <w:lang w:val="en-US"/>
+        </w:rPr>
+        <w:t>Function name</w:t>
+      </w:r>
+    </w:p>
+    <w:p>
+      <w:pPr>
+        <w:spacing w:line="240" w:lineRule="auto"/>
+        <w:jc w:val="both"/>
+        <w:rPr>
+          <w:sz w:val="28"/>
+          <w:szCs w:val="28"/>
+          <w:lang w:val="en-US"/>
+        </w:rPr>
+      </w:pPr>
+      <w:r>
+        <w:rPr>
+          <w:sz w:val="28"/>
+          <w:szCs w:val="28"/>
+          <w:lang w:val="en-US"/>
+        </w:rPr>
+        <w:t>Return type</w:t>
+      </w:r>
+    </w:p>
+    <w:p>
+      <w:pPr>
+        <w:spacing w:line="240" w:lineRule="auto"/>
+        <w:jc w:val="both"/>
+        <w:rPr>
+          <w:sz w:val="28"/>
+          <w:szCs w:val="28"/>
+          <w:lang w:val="en-US"/>
+        </w:rPr>
+      </w:pPr>
+      <w:r>
+        <w:rPr>
+          <w:sz w:val="28"/>
+          <w:szCs w:val="28"/>
+          <w:lang w:val="en-US"/>
+        </w:rPr>
+        <w:t>Number and type of parameters</w:t>
+      </w:r>
+    </w:p>
+    <w:p>
+      <w:pPr>
+        <w:spacing w:line="240" w:lineRule="auto"/>
+        <w:jc w:val="both"/>
+        <w:rPr>
+          <w:sz w:val="28"/>
+          <w:szCs w:val="28"/>
+          <w:lang w:val="en-US"/>
+        </w:rPr>
+      </w:pPr>
+      <w:r>
+        <w:rPr>
+          <w:sz w:val="28"/>
+          <w:szCs w:val="28"/>
+          <w:lang w:val="en-US"/>
+        </w:rPr>
+        <w:t>It is written before the main() function.</w:t>
+      </w:r>
+    </w:p>
+    <w:p>
+      <w:pPr>
+        <w:spacing w:line="240" w:lineRule="auto"/>
+        <w:jc w:val="both"/>
+        <w:rPr>
+          <w:sz w:val="28"/>
+          <w:szCs w:val="28"/>
+          <w:lang w:val="en-US"/>
+        </w:rPr>
+      </w:pPr>
+      <w:r>
+        <w:rPr>
+          <w:sz w:val="28"/>
+          <w:szCs w:val="28"/>
+          <w:lang w:val="en-US"/>
+        </w:rPr>
+        <w:t>Example:</w:t>
+      </w:r>
+    </w:p>
+    <w:p>
+      <w:pPr>
+        <w:spacing w:line="240" w:lineRule="auto"/>
+        <w:jc w:val="both"/>
+        <w:rPr>
+          <w:sz w:val="28"/>
+          <w:szCs w:val="28"/>
+          <w:lang w:val="en-US"/>
+        </w:rPr>
+      </w:pPr>
+      <w:r>
+        <w:rPr>
+          <w:sz w:val="28"/>
+          <w:szCs w:val="28"/>
+          <w:lang w:val="en-US"/>
+        </w:rPr>
+        <w:lastRenderedPageBreak/>
+        <w:t>int add(int, int);</w:t>
+      </w:r>
+    </w:p>
+    <w:p>
+      <w:pPr>
+        <w:spacing w:line="240" w:lineRule="auto"/>
+        <w:jc w:val="both"/>
+        <w:rPr>
+          <w:b/>
+          <w:bCs/>
+          <w:sz w:val="28"/>
+          <w:szCs w:val="28"/>
+          <w:lang w:val="en-US"/>
+        </w:rPr>
+      </w:pPr>
+      <w:r>
+        <w:rPr>
+          <w:b/>
+          <w:bCs/>
+          <w:sz w:val="28"/>
+          <w:szCs w:val="28"/>
+          <w:lang w:val="en-US"/>
+        </w:rPr>
+        <w:t>2. Function Definition</w:t>
+      </w:r>
+    </w:p>
+    <w:p>
+      <w:pPr>
+        <w:spacing w:line="240" w:lineRule="auto"/>
+        <w:jc w:val="both"/>
+        <w:rPr>
+          <w:sz w:val="28"/>
+          <w:szCs w:val="28"/>
+          <w:lang w:val="en-US"/>
+        </w:rPr>
+      </w:pPr>
+      <w:r>
+        <w:rPr>
+          <w:sz w:val="28"/>
+          <w:szCs w:val="28"/>
+          <w:lang w:val="en-US"/>
+        </w:rPr>
+        <w:t>The function definition contains the actual body of the function.</w:t>
+      </w:r>
+    </w:p>
+    <w:p>
+      <w:pPr>
+        <w:spacing w:line="240" w:lineRule="auto"/>
+        <w:jc w:val="both"/>
+        <w:rPr>
+          <w:sz w:val="28"/>
+          <w:szCs w:val="28"/>
+          <w:lang w:val="en-US"/>
+        </w:rPr>
+      </w:pPr>
+      <w:r>
+        <w:rPr>
+          <w:sz w:val="28"/>
+          <w:szCs w:val="28"/>
+          <w:lang w:val="en-US"/>
+        </w:rPr>
+        <w:t>It specifies what the function does.</w:t>
+      </w:r>
+    </w:p>
+    <w:p>
+      <w:pPr>
+        <w:spacing w:line="240" w:lineRule="auto"/>
+        <w:jc w:val="both"/>
+        <w:rPr>
+          <w:sz w:val="28"/>
+          <w:szCs w:val="28"/>
+          <w:lang w:val="en-US"/>
+        </w:rPr>
+      </w:pPr>
+      <w:r>
+        <w:rPr>
+          <w:sz w:val="28"/>
+          <w:szCs w:val="28"/>
+          <w:lang w:val="en-US"/>
+        </w:rPr>
+        <w:t>Example:</w:t>
+      </w:r>
+    </w:p>
+    <w:p>
+      <w:pPr>
+        <w:spacing w:line="240" w:lineRule="auto"/>
+        <w:jc w:val="both"/>
+        <w:rPr>
+          <w:sz w:val="28"/>
+          <w:szCs w:val="28"/>
+          <w:lang w:val="en-US"/>
+        </w:rPr>
+      </w:pPr>
+      <w:r>
+        <w:rPr>
+          <w:sz w:val="28"/>
+          <w:szCs w:val="28"/>
+          <w:lang w:val="en-US"/>
+        </w:rPr>
+        <w:t>int add(int a, int b)</w:t>
+      </w:r>
+    </w:p>
+    <w:p>
+      <w:pPr>
+        <w:spacing w:line="240" w:lineRule="auto"/>
+        <w:jc w:val="both"/>
+        <w:rPr>
+          <w:sz w:val="28"/>
+          <w:szCs w:val="28"/>
+          <w:lang w:val="en-US"/>
+        </w:rPr>
+      </w:pPr>
+      <w:r>
+        <w:rPr>
+          <w:sz w:val="28"/>
+          <w:szCs w:val="28"/>
+          <w:lang w:val="en-US"/>
+        </w:rPr>
+        <w:t>{</w:t>
+      </w:r>
+    </w:p>
+    <w:p>
+      <w:pPr>
+        <w:spacing w:line="240" w:lineRule="auto"/>
+        <w:jc w:val="both"/>
+        <w:rPr>
+          <w:sz w:val="28"/>
+          <w:szCs w:val="28"/>
+          <w:lang w:val="en-US"/>
+        </w:rPr>
+      </w:pPr>
+      <w:r>
+        <w:rPr>
+          <w:sz w:val="28"/>
+          <w:szCs w:val="28"/>
+          <w:lang w:val="en-US"/>
+        </w:rPr>
+        <w:t xml:space="preserve">    return a + b;</w:t>
+      </w:r>
+    </w:p>
+    <w:p>
+      <w:pPr>
+        <w:spacing w:line="240" w:lineRule="auto"/>
+        <w:jc w:val="both"/>
+        <w:rPr>
+          <w:sz w:val="28"/>
+          <w:szCs w:val="28"/>
+          <w:lang w:val="en-US"/>
+        </w:rPr>
+      </w:pPr>
+      <w:r>
+        <w:rPr>
+          <w:sz w:val="28"/>
+          <w:szCs w:val="28"/>
+          <w:lang w:val="en-US"/>
+        </w:rPr>
+        <w:t>}</w:t>
+      </w:r>
+    </w:p>
+    <w:p>
+      <w:pPr>
+        <w:spacing w:line="240" w:lineRule="auto"/>
+        <w:jc w:val="both"/>
+        <w:rPr>
+          <w:b/>
+          <w:bCs/>
+          <w:sz w:val="28"/>
+          <w:szCs w:val="28"/>
+          <w:lang w:val="en-US"/>
+        </w:rPr>
+      </w:pPr>
+      <w:r>
+        <w:rPr>
+          <w:b/>
+          <w:bCs/>
+          <w:sz w:val="28"/>
+          <w:szCs w:val="28"/>
+          <w:lang w:val="en-US"/>
+        </w:rPr>
+        <w:t>3. Function Call</w:t>
+      </w:r>
+    </w:p>
+    <w:p>
+      <w:pPr>
+        <w:spacing w:line="240" w:lineRule="auto"/>
+        <w:jc w:val="both"/>
+        <w:rPr>
+          <w:sz w:val="28"/>
+          <w:szCs w:val="28"/>
+          <w:lang w:val="en-US"/>
+        </w:rPr>
+      </w:pPr>
+      <w:r>
+        <w:rPr>
+          <w:sz w:val="28"/>
+          <w:szCs w:val="28"/>
+          <w:lang w:val="en-US"/>
+        </w:rPr>
+        <w:t>A function call is used to execute the function.</w:t>
+      </w:r>
+    </w:p>
+    <w:p>
+      <w:pPr>
+        <w:spacing w:line="240" w:lineRule="auto"/>
+        <w:jc w:val="both"/>
+        <w:rPr>
+          <w:sz w:val="28"/>
+          <w:szCs w:val="28"/>
+          <w:lang w:val="en-US"/>
+        </w:rPr>
+      </w:pPr>
+      <w:r>
+        <w:rPr>
+          <w:sz w:val="28"/>
+          <w:szCs w:val="28"/>
+          <w:lang w:val="en-US"/>
+        </w:rPr>
+        <w:t>It passes arguments to the function.</w:t>
+      </w:r>
+    </w:p>
+    <w:p>
+      <w:pPr>
+        <w:spacing w:line="240" w:lineRule="auto"/>
+        <w:jc w:val="both"/>
+        <w:rPr>
+          <w:sz w:val="28"/>
+          <w:szCs w:val="28"/>
+          <w:lang w:val="en-US"/>
+        </w:rPr>
+      </w:pPr>
+      <w:r>
+        <w:rPr>
+          <w:sz w:val="28"/>
+          <w:szCs w:val="28"/>
+          <w:lang w:val="en-US"/>
+        </w:rPr>
+        <w:t>Syntax:</w:t>
+      </w:r>
+    </w:p>
+    <w:p>
+      <w:pPr>
+        <w:spacing w:line="240" w:lineRule="auto"/>
+        <w:jc w:val="both"/>
+        <w:rPr>
+          <w:sz w:val="28"/>
+          <w:szCs w:val="28"/>
+          <w:lang w:val="en-US"/>
+        </w:rPr>
+      </w:pPr>
+      <w:r>
+        <w:rPr>
+          <w:sz w:val="28"/>
+          <w:szCs w:val="28"/>
+          <w:lang w:val="en-US"/>
+        </w:rPr>
+        <w:t>Example:</w:t>
+      </w:r>
+    </w:p>
+    <w:p>
+      <w:pPr>
+        <w:spacing w:line="240" w:lineRule="auto"/>
+        <w:jc w:val="both"/>
+        <w:rPr>
+          <w:b/>
+          <w:bCs/>
+          <w:sz w:val="28"/>
+          <w:szCs w:val="28"/>
+          <w:lang w:val="en-US"/>
+        </w:rPr>
+      </w:pPr>
+      <w:r>
+        <w:rPr>
+          <w:sz w:val="28"/>
+          <w:szCs w:val="28"/>
+          <w:lang w:val="en-US"/>
+        </w:rPr>
+        <w:t>result = add(10, 20);</w:t>
+      </w:r>
+    </w:p>
+    <w:p>
+      <w:pPr>
+        <w:spacing w:line="240" w:lineRule="auto"/>
+        <w:jc w:val="both"/>
+        <w:rPr>
+          <w:b/>
+          <w:bCs/>
+          <w:sz w:val="28"/>
+          <w:szCs w:val="28"/>
+          <w:lang w:val="en-US"/>
+        </w:rPr>
+      </w:pPr>
+      <w:r>
+        <w:rPr>
+          <w:b/>
+          <w:bCs/>
+          <w:sz w:val="28"/>
+          <w:szCs w:val="28"/>
+          <w:lang w:val="en-US"/>
+        </w:rPr>
+        <w:t>9)</w:t>
+      </w:r>
+      <w:r>
+        <w:t xml:space="preserve"> </w:t>
+      </w:r>
+      <w:r>
+        <w:rPr>
+          <w:b/>
+          <w:bCs/>
+          <w:sz w:val="28"/>
+          <w:szCs w:val="28"/>
+          <w:lang w:val="en-US"/>
+        </w:rPr>
+        <w:t>Explain the concept of arrays in C. Differentiate between one-dimensional and multi-dimensional arrays with examples.</w:t>
+      </w:r>
+    </w:p>
+    <w:p>
+      <w:pPr>
+        <w:spacing w:line="240" w:lineRule="auto"/>
+        <w:jc w:val="both"/>
+        <w:rPr>
+          <w:b/>
+          <w:bCs/>
+          <w:sz w:val="28"/>
+          <w:szCs w:val="28"/>
+          <w:lang w:val="en-US"/>
+        </w:rPr>
+      </w:pPr>
+      <w:r>
+        <w:rPr>
+          <w:sz w:val="28"/>
+          <w:szCs w:val="28"/>
+          <w:lang w:val="en-US"/>
+        </w:rPr>
+        <w:t>An array in C is a collection of elements of the same data type stored in contiguous memory locations. Arrays are used to store multiple values in a single variable instead of declaring separate variables for each value</w:t>
+      </w:r>
+      <w:r>
+        <w:rPr>
+          <w:b/>
+          <w:bCs/>
+          <w:sz w:val="28"/>
+          <w:szCs w:val="28"/>
+          <w:lang w:val="en-US"/>
+        </w:rPr>
+        <w:t>.</w:t>
+      </w:r>
+    </w:p>
+    <w:tbl>
+      <w:tblPr>
+        <w:tblStyle w:val="TableGrid"/>
+        <w:tblW w:w="0" w:type="auto"/>
+        <w:tblLook w:val="04A0" w:firstRow="1" w:lastRow="0" w:firstColumn="1" w:lastColumn="0" w:noHBand="0" w:noVBand="1"/>
+      </w:tblPr>
+      <w:tblGrid>
+        <w:gridCol w:w="4508"/>
+        <w:gridCol w:w="4508"/>
+      </w:tblGrid>
+      <w:tr>
+        <w:tc>
+          <w:tcPr>
+            <w:tcW w:w="4508" w:type="dxa"/>
+          </w:tcPr>
+          <w:p>
+            <w:pPr>
+              <w:jc w:val="both"/>
+              <w:rPr>
+                <w:b/>
+                <w:bCs/>
+                <w:sz w:val="28"/>
+                <w:szCs w:val="28"/>
+                <w:lang w:val="en-US"/>
+              </w:rPr>
+            </w:pPr>
+            <w:r>
+              <w:rPr>
+                <w:b/>
+                <w:bCs/>
+                <w:sz w:val="28"/>
+                <w:szCs w:val="28"/>
+                <w:lang w:val="en-US"/>
+              </w:rPr>
+              <w:t>One-Dimensional Array</w:t>
+            </w:r>
+          </w:p>
+        </w:tc>
+        <w:tc>
+          <w:tcPr>
+            <w:tcW w:w="4508" w:type="dxa"/>
+          </w:tcPr>
+          <w:p>
+            <w:pPr>
+              <w:jc w:val="both"/>
+              <w:rPr>
+                <w:b/>
+                <w:bCs/>
+                <w:sz w:val="28"/>
+                <w:szCs w:val="28"/>
+                <w:lang w:val="en-US"/>
+              </w:rPr>
+            </w:pPr>
+            <w:r>
+              <w:rPr>
+                <w:b/>
+                <w:bCs/>
+                <w:sz w:val="28"/>
+                <w:szCs w:val="28"/>
+                <w:lang w:val="en-US"/>
+              </w:rPr>
+              <w:t>Multi-Dimensional Array</w:t>
+            </w:r>
+          </w:p>
+        </w:tc>
+      </w:tr>
+      <w:tr>
+        <w:tc>
+          <w:tcPr>
+            <w:tcW w:w="4508" w:type="dxa"/>
+          </w:tcPr>
+          <w:p>
+            <w:pPr>
+              <w:jc w:val="both"/>
+              <w:rPr>
+                <w:sz w:val="28"/>
+                <w:szCs w:val="28"/>
+                <w:lang w:val="en-US"/>
+              </w:rPr>
+            </w:pPr>
+            <w:r>
+              <w:rPr>
+                <w:sz w:val="28"/>
+                <w:szCs w:val="28"/>
+                <w:lang w:val="en-US"/>
+              </w:rPr>
+              <w:t>Stores data in a single row</w:t>
+            </w:r>
+          </w:p>
+        </w:tc>
+        <w:tc>
+          <w:tcPr>
+            <w:tcW w:w="4508" w:type="dxa"/>
+          </w:tcPr>
+          <w:p>
+            <w:pPr>
+              <w:jc w:val="both"/>
+              <w:rPr>
+                <w:sz w:val="28"/>
+                <w:szCs w:val="28"/>
+                <w:lang w:val="en-US"/>
+              </w:rPr>
+            </w:pPr>
+            <w:r>
+              <w:rPr>
+                <w:sz w:val="28"/>
+                <w:szCs w:val="28"/>
+                <w:lang w:val="en-US"/>
+              </w:rPr>
+              <w:t>Stores data in rows and columns</w:t>
+            </w:r>
+          </w:p>
+        </w:tc>
+      </w:tr>
+      <w:tr>
+        <w:tc>
+          <w:tcPr>
+            <w:tcW w:w="4508" w:type="dxa"/>
+          </w:tcPr>
+          <w:p>
+            <w:pPr>
+              <w:jc w:val="both"/>
+              <w:rPr>
+                <w:sz w:val="28"/>
+                <w:szCs w:val="28"/>
+                <w:lang w:val="en-US"/>
+              </w:rPr>
+            </w:pPr>
+            <w:r>
+              <w:rPr>
+                <w:sz w:val="28"/>
+                <w:szCs w:val="28"/>
+                <w:lang w:val="en-US"/>
+              </w:rPr>
+              <w:t>Uses one index</w:t>
+            </w:r>
+          </w:p>
+        </w:tc>
+        <w:tc>
+          <w:tcPr>
+            <w:tcW w:w="4508" w:type="dxa"/>
+          </w:tcPr>
+          <w:p>
+            <w:pPr>
+              <w:jc w:val="both"/>
+              <w:rPr>
+                <w:sz w:val="28"/>
+                <w:szCs w:val="28"/>
+                <w:lang w:val="en-US"/>
+              </w:rPr>
+            </w:pPr>
+            <w:r>
+              <w:rPr>
+                <w:sz w:val="28"/>
+                <w:szCs w:val="28"/>
+                <w:lang w:val="en-US"/>
+              </w:rPr>
+              <w:t>Uses two or more indexes</w:t>
+            </w:r>
+          </w:p>
+        </w:tc>
+      </w:tr>
+      <w:tr>
+        <w:tc>
+          <w:tcPr>
+            <w:tcW w:w="4508" w:type="dxa"/>
+          </w:tcPr>
+          <w:p>
+            <w:pPr>
+              <w:jc w:val="both"/>
+              <w:rPr>
+                <w:sz w:val="28"/>
+                <w:szCs w:val="28"/>
+                <w:lang w:val="en-US"/>
+              </w:rPr>
+            </w:pPr>
+            <w:r>
+              <w:rPr>
+                <w:sz w:val="28"/>
+                <w:szCs w:val="28"/>
+                <w:lang w:val="en-US"/>
+              </w:rPr>
+              <w:t>List format</w:t>
+            </w:r>
+          </w:p>
+        </w:tc>
+        <w:tc>
+          <w:tcPr>
+            <w:tcW w:w="4508" w:type="dxa"/>
+          </w:tcPr>
+          <w:p>
+            <w:pPr>
+              <w:jc w:val="both"/>
+              <w:rPr>
+                <w:sz w:val="28"/>
+                <w:szCs w:val="28"/>
+                <w:lang w:val="en-US"/>
+              </w:rPr>
+            </w:pPr>
+            <w:r>
+              <w:rPr>
+                <w:sz w:val="28"/>
+                <w:szCs w:val="28"/>
+                <w:lang w:val="en-US"/>
+              </w:rPr>
+              <w:t>Table or matrix format</w:t>
+            </w:r>
+          </w:p>
+        </w:tc>
+      </w:tr>
+      <w:tr>
+        <w:tc>
+          <w:tcPr>
+            <w:tcW w:w="4508" w:type="dxa"/>
+          </w:tcPr>
+          <w:p>
+            <w:pPr>
+              <w:jc w:val="both"/>
+              <w:rPr>
+                <w:sz w:val="28"/>
+                <w:szCs w:val="28"/>
+                <w:lang w:val="en-US"/>
+              </w:rPr>
+            </w:pPr>
+            <w:r>
+              <w:rPr>
+                <w:sz w:val="28"/>
+                <w:szCs w:val="28"/>
+                <w:lang w:val="en-US"/>
+              </w:rPr>
+              <w:t>Marks of students</w:t>
+            </w:r>
+          </w:p>
+        </w:tc>
+        <w:tc>
+          <w:tcPr>
+            <w:tcW w:w="4508" w:type="dxa"/>
+          </w:tcPr>
+          <w:p>
+            <w:pPr>
+              <w:jc w:val="both"/>
+              <w:rPr>
+                <w:sz w:val="28"/>
+                <w:szCs w:val="28"/>
+                <w:lang w:val="en-US"/>
+              </w:rPr>
+            </w:pPr>
+            <w:r>
+              <w:rPr>
+                <w:sz w:val="28"/>
+                <w:szCs w:val="28"/>
+                <w:lang w:val="en-US"/>
+              </w:rPr>
+              <w:t>Marks of students in different subjects</w:t>
+            </w:r>
+          </w:p>
+        </w:tc>
+      </w:tr>
+    </w:tbl>
+    <w:p>
+      <w:pPr>
+        <w:spacing w:line="240" w:lineRule="auto"/>
+        <w:jc w:val="both"/>
+        <w:rPr>
+          <w:b/>
+          <w:bCs/>
+          <w:sz w:val="28"/>
+          <w:szCs w:val="28"/>
+          <w:lang w:val="en-US"/>
+        </w:rPr>
+      </w:pPr>
+    </w:p>
+    <w:p>
+      <w:pPr>
+        <w:spacing w:line="240" w:lineRule="auto"/>
+        <w:jc w:val="both"/>
+        <w:rPr>
+          <w:b/>
+          <w:bCs/>
+          <w:sz w:val="28"/>
+          <w:szCs w:val="28"/>
+          <w:lang w:val="en-US"/>
+        </w:rPr>
+      </w:pPr>
+      <w:r>
+        <w:rPr>
+          <w:b/>
+          <w:bCs/>
+          <w:sz w:val="28"/>
+          <w:szCs w:val="28"/>
+          <w:lang w:val="en-US"/>
+        </w:rPr>
+        <w:t>10)</w:t>
+      </w:r>
+      <w:r>
+        <w:t xml:space="preserve"> </w:t>
+      </w:r>
+      <w:r>
+        <w:rPr>
+          <w:b/>
+          <w:bCs/>
+          <w:sz w:val="28"/>
+          <w:szCs w:val="28"/>
+          <w:lang w:val="en-US"/>
+        </w:rPr>
+        <w:t>Explain what pointers are in C and how they are declared and initialized. Why are pointers important in C?</w:t>
+      </w:r>
+    </w:p>
+    <w:p>
+      <w:pPr>
+        <w:spacing w:line="240" w:lineRule="auto"/>
+        <w:jc w:val="both"/>
+        <w:rPr>
+          <w:sz w:val="28"/>
+          <w:szCs w:val="28"/>
+          <w:lang w:val="en-US"/>
+        </w:rPr>
+      </w:pPr>
+      <w:r>
+        <w:rPr>
+          <w:sz w:val="28"/>
+          <w:szCs w:val="28"/>
+          <w:lang w:val="en-US"/>
+        </w:rPr>
+        <w:t>A pointer in C is a special type of variable that stores the memory address of another variable. Instead of storing a direct value, a pointer stores the location where the value is stored</w:t>
+      </w:r>
+    </w:p>
+    <w:p>
+      <w:pPr>
+        <w:spacing w:line="240" w:lineRule="auto"/>
+        <w:jc w:val="both"/>
+        <w:rPr>
+          <w:b/>
+          <w:bCs/>
+          <w:sz w:val="28"/>
+          <w:szCs w:val="28"/>
+          <w:lang w:val="en-US"/>
+        </w:rPr>
+      </w:pPr>
+      <w:r>
+        <w:rPr>
+          <w:b/>
+          <w:bCs/>
+          <w:sz w:val="28"/>
+          <w:szCs w:val="28"/>
+          <w:lang w:val="en-US"/>
+        </w:rPr>
+        <w:lastRenderedPageBreak/>
+        <w:t>Declaration of Pointers</w:t>
+      </w:r>
+    </w:p>
+    <w:p>
+      <w:pPr>
+        <w:spacing w:line="240" w:lineRule="auto"/>
+        <w:jc w:val="both"/>
+        <w:rPr>
+          <w:sz w:val="28"/>
+          <w:szCs w:val="28"/>
+          <w:lang w:val="en-US"/>
+        </w:rPr>
+      </w:pPr>
+      <w:r>
+        <w:rPr>
+          <w:sz w:val="28"/>
+          <w:szCs w:val="28"/>
+          <w:lang w:val="en-US"/>
+        </w:rPr>
+        <w:t>A pointer is declared by specifying the data type it will point to, followed by an asterisk (*) symbol and the pointer name.</w:t>
+      </w:r>
+    </w:p>
+    <w:p>
+      <w:pPr>
+        <w:spacing w:line="240" w:lineRule="auto"/>
+        <w:jc w:val="both"/>
+        <w:rPr>
+          <w:sz w:val="28"/>
+          <w:szCs w:val="28"/>
+          <w:lang w:val="en-US"/>
+        </w:rPr>
+      </w:pPr>
+      <w:r>
+        <w:rPr>
+          <w:sz w:val="28"/>
+          <w:szCs w:val="28"/>
+          <w:lang w:val="en-US"/>
+        </w:rPr>
+        <w:t>The data type indicates the type of variable whose address will be stored in the pointer.</w:t>
+      </w:r>
+    </w:p>
+    <w:p>
+      <w:pPr>
+        <w:spacing w:line="240" w:lineRule="auto"/>
+        <w:jc w:val="both"/>
+        <w:rPr>
+          <w:sz w:val="28"/>
+          <w:szCs w:val="28"/>
+          <w:lang w:val="en-US"/>
+        </w:rPr>
+      </w:pPr>
+      <w:r>
+        <w:rPr>
+          <w:sz w:val="28"/>
+          <w:szCs w:val="28"/>
+          <w:lang w:val="en-US"/>
+        </w:rPr>
+        <w:t>For example, if a pointer is declared for an integer type, it can store the address of an integer variable.</w:t>
+      </w:r>
+    </w:p>
+    <w:p>
+      <w:pPr>
+        <w:spacing w:line="240" w:lineRule="auto"/>
+        <w:jc w:val="both"/>
+        <w:rPr>
+          <w:b/>
+          <w:bCs/>
+          <w:sz w:val="28"/>
+          <w:szCs w:val="28"/>
+          <w:lang w:val="en-US"/>
+        </w:rPr>
+      </w:pPr>
+      <w:r>
+        <w:rPr>
+          <w:b/>
+          <w:bCs/>
+          <w:sz w:val="28"/>
+          <w:szCs w:val="28"/>
+          <w:lang w:val="en-US"/>
+        </w:rPr>
+        <w:t>Initialization of Pointers</w:t>
+      </w:r>
+    </w:p>
+    <w:p>
+      <w:pPr>
+        <w:spacing w:line="240" w:lineRule="auto"/>
+        <w:jc w:val="both"/>
+        <w:rPr>
+          <w:sz w:val="28"/>
+          <w:szCs w:val="28"/>
+          <w:lang w:val="en-US"/>
+        </w:rPr>
+      </w:pPr>
+      <w:r>
+        <w:rPr>
+          <w:sz w:val="28"/>
+          <w:szCs w:val="28"/>
+          <w:lang w:val="en-US"/>
+        </w:rPr>
+        <w:t>Initialization means assigning the address of a variable to the pointer.</w:t>
+      </w:r>
+    </w:p>
+    <w:p>
+      <w:pPr>
+        <w:spacing w:line="240" w:lineRule="auto"/>
+        <w:jc w:val="both"/>
+        <w:rPr>
+          <w:sz w:val="28"/>
+          <w:szCs w:val="28"/>
+          <w:lang w:val="en-US"/>
+        </w:rPr>
+      </w:pPr>
+      <w:r>
+        <w:rPr>
+          <w:sz w:val="28"/>
+          <w:szCs w:val="28"/>
+          <w:lang w:val="en-US"/>
+        </w:rPr>
+        <w:t>This is done using the address operator (&amp;), which gives the memory address of a variable.</w:t>
+      </w:r>
+    </w:p>
+    <w:p>
+      <w:pPr>
+        <w:spacing w:line="240" w:lineRule="auto"/>
+        <w:jc w:val="both"/>
+        <w:rPr>
+          <w:sz w:val="28"/>
+          <w:szCs w:val="28"/>
+          <w:lang w:val="en-US"/>
+        </w:rPr>
+      </w:pPr>
+      <w:r>
+        <w:rPr>
+          <w:sz w:val="28"/>
+          <w:szCs w:val="28"/>
+          <w:lang w:val="en-US"/>
+        </w:rPr>
+        <w:t>After initialization:</w:t>
+      </w:r>
+    </w:p>
+    <w:p>
+      <w:pPr>
+        <w:spacing w:line="240" w:lineRule="auto"/>
+        <w:jc w:val="both"/>
+        <w:rPr>
+          <w:sz w:val="28"/>
+          <w:szCs w:val="28"/>
+          <w:lang w:val="en-US"/>
+        </w:rPr>
+      </w:pPr>
+      <w:r>
+        <w:rPr>
+          <w:sz w:val="28"/>
+          <w:szCs w:val="28"/>
+          <w:lang w:val="en-US"/>
+        </w:rPr>
+        <w:t>The normal variable stores the actual value.</w:t>
+      </w:r>
+    </w:p>
+    <w:p>
+      <w:pPr>
+        <w:spacing w:line="240" w:lineRule="auto"/>
+        <w:jc w:val="both"/>
+        <w:rPr>
+          <w:sz w:val="28"/>
+          <w:szCs w:val="28"/>
+          <w:lang w:val="en-US"/>
+        </w:rPr>
+      </w:pPr>
+      <w:r>
+        <w:rPr>
+          <w:sz w:val="28"/>
+          <w:szCs w:val="28"/>
+          <w:lang w:val="en-US"/>
+        </w:rPr>
+        <w:t>The pointer stores the memory address of that variable.</w:t>
+      </w:r>
+    </w:p>
+    <w:p>
+      <w:pPr>
+        <w:spacing w:line="240" w:lineRule="auto"/>
+        <w:jc w:val="both"/>
+        <w:rPr>
+          <w:sz w:val="28"/>
+          <w:szCs w:val="28"/>
+          <w:lang w:val="en-US"/>
+        </w:rPr>
+      </w:pPr>
+    </w:p>
+    <w:p>
+      <w:pPr>
+        <w:spacing w:line="240" w:lineRule="auto"/>
+        <w:jc w:val="both"/>
+        <w:rPr>
+          <w:b/>
+          <w:bCs/>
+          <w:sz w:val="28"/>
+          <w:szCs w:val="28"/>
+          <w:lang w:val="en-US"/>
+        </w:rPr>
+      </w:pPr>
+      <w:r>
+        <w:rPr>
+          <w:b/>
+          <w:bCs/>
+          <w:sz w:val="28"/>
+          <w:szCs w:val="28"/>
+          <w:lang w:val="en-US"/>
+        </w:rPr>
+        <w:t>Importance of Pointers in C</w:t>
+      </w:r>
+    </w:p>
+    <w:p>
+      <w:pPr>
         <w:pStyle w:val="ListParagraph"/>
-        <w:spacing w:line="240" w:lineRule="auto"/>
-        <w:jc w:val="both"/>
-        <w:rPr>
-          <w:sz w:val="28"/>
-          <w:szCs w:val="28"/>
-          <w:lang w:val="en-US"/>
-        </w:rPr>
-      </w:pPr>
+        <w:numPr>
+          <w:ilvl w:val="0"/>
+          <w:numId w:val="2"/>
+        </w:numPr>
+        <w:spacing w:line="240" w:lineRule="auto"/>
+        <w:jc w:val="both"/>
+        <w:rPr>
+          <w:sz w:val="28"/>
+          <w:szCs w:val="28"/>
+          <w:lang w:val="en-US"/>
+        </w:rPr>
+      </w:pPr>
+      <w:r>
+        <w:rPr>
+          <w:sz w:val="28"/>
+          <w:szCs w:val="28"/>
+          <w:lang w:val="en-US"/>
+        </w:rPr>
+        <w:t>Pointers allow dynamic memory allocation during program execution.</w:t>
+      </w:r>
     </w:p>
     <w:p>
       <w:pPr>
         <w:pStyle w:val="ListParagraph"/>
-        <w:spacing w:line="240" w:lineRule="auto"/>
-        <w:jc w:val="both"/>
-        <w:rPr>
-          <w:sz w:val="28"/>
-          <w:szCs w:val="28"/>
-          <w:lang w:val="en-US"/>
-        </w:rPr>
-      </w:pPr>
+        <w:numPr>
+          <w:ilvl w:val="0"/>
+          <w:numId w:val="2"/>
+        </w:numPr>
+        <w:spacing w:line="240" w:lineRule="auto"/>
+        <w:jc w:val="both"/>
+        <w:rPr>
+          <w:sz w:val="28"/>
+          <w:szCs w:val="28"/>
+          <w:lang w:val="en-US"/>
+        </w:rPr>
+      </w:pPr>
+      <w:r>
+        <w:rPr>
+          <w:sz w:val="28"/>
+          <w:szCs w:val="28"/>
+          <w:lang w:val="en-US"/>
+        </w:rPr>
+        <w:t>They help in passing arguments to functions by reference.</w:t>
+      </w:r>
+    </w:p>
+    <w:p>
+      <w:pPr>
+        <w:pStyle w:val="ListParagraph"/>
+        <w:numPr>
+          <w:ilvl w:val="0"/>
+          <w:numId w:val="2"/>
+        </w:numPr>
+        <w:spacing w:line="240" w:lineRule="auto"/>
+        <w:jc w:val="both"/>
+        <w:rPr>
+          <w:sz w:val="28"/>
+          <w:szCs w:val="28"/>
+          <w:lang w:val="en-US"/>
+        </w:rPr>
+      </w:pPr>
+      <w:r>
+        <w:rPr>
+          <w:sz w:val="28"/>
+          <w:szCs w:val="28"/>
+          <w:lang w:val="en-US"/>
+        </w:rPr>
+        <w:t>Pointers make memory usage more efficient.</w:t>
+      </w:r>
+    </w:p>
+    <w:p>
+      <w:pPr>
+        <w:pStyle w:val="ListParagraph"/>
+        <w:numPr>
+          <w:ilvl w:val="0"/>
+          <w:numId w:val="2"/>
+        </w:numPr>
+        <w:spacing w:line="240" w:lineRule="auto"/>
+        <w:jc w:val="both"/>
+        <w:rPr>
+          <w:sz w:val="28"/>
+          <w:szCs w:val="28"/>
+          <w:lang w:val="en-US"/>
+        </w:rPr>
+      </w:pPr>
+      <w:r>
+        <w:rPr>
+          <w:sz w:val="28"/>
+          <w:szCs w:val="28"/>
+          <w:lang w:val="en-US"/>
+        </w:rPr>
+        <w:t>They are essential for implementing data structures like linked lists, stacks, queues, and trees.</w:t>
+      </w:r>
+    </w:p>
+    <w:p>
+      <w:pPr>
+        <w:pStyle w:val="ListParagraph"/>
+        <w:numPr>
+          <w:ilvl w:val="0"/>
+          <w:numId w:val="2"/>
+        </w:numPr>
+        <w:spacing w:line="240" w:lineRule="auto"/>
+        <w:jc w:val="both"/>
+        <w:rPr>
+          <w:sz w:val="28"/>
+          <w:szCs w:val="28"/>
+          <w:lang w:val="en-US"/>
+        </w:rPr>
+      </w:pPr>
+      <w:r>
+        <w:rPr>
+          <w:sz w:val="28"/>
+          <w:szCs w:val="28"/>
+          <w:lang w:val="en-US"/>
+        </w:rPr>
+        <w:t>Pointers provide direct access to memory locations.</w:t>
+      </w:r>
+    </w:p>
+    <w:p>
+      <w:pPr>
+        <w:pStyle w:val="ListParagraph"/>
+        <w:numPr>
+          <w:ilvl w:val="0"/>
+          <w:numId w:val="2"/>
+        </w:numPr>
+        <w:spacing w:line="240" w:lineRule="auto"/>
+        <w:jc w:val="both"/>
+        <w:rPr>
+          <w:sz w:val="28"/>
+          <w:szCs w:val="28"/>
+          <w:lang w:val="en-US"/>
+        </w:rPr>
+      </w:pPr>
+      <w:r>
+        <w:rPr>
+          <w:sz w:val="28"/>
+          <w:szCs w:val="28"/>
+          <w:lang w:val="en-US"/>
+        </w:rPr>
+        <w:t>They improve program performance by reducing memory copying.</w:t>
+      </w:r>
+    </w:p>
+    <w:p>
+      <w:pPr>
+        <w:spacing w:line="240" w:lineRule="auto"/>
+        <w:rPr>
+          <w:b/>
+          <w:bCs/>
+          <w:sz w:val="28"/>
+          <w:szCs w:val="28"/>
+          <w:lang w:val="en-US"/>
+        </w:rPr>
+      </w:pPr>
+      <w:r>
+        <w:rPr>
+          <w:b/>
+          <w:bCs/>
+          <w:sz w:val="28"/>
+          <w:szCs w:val="28"/>
+          <w:lang w:val="en-US"/>
+        </w:rPr>
+        <w:t>11)</w:t>
+      </w:r>
+      <w:r>
+        <w:rPr>
+          <w:b/>
+          <w:bCs/>
+        </w:rPr>
+        <w:t xml:space="preserve"> </w:t>
+      </w:r>
+      <w:r>
+        <w:rPr>
+          <w:b/>
+          <w:bCs/>
+          <w:sz w:val="28"/>
+          <w:szCs w:val="28"/>
+          <w:lang w:val="en-US"/>
+        </w:rPr>
+        <w:t xml:space="preserve">Explain string handling functions like strlen(), strcpy(), strcat(), </w:t>
+      </w:r>
+    </w:p>
+    <w:p>
+      <w:pPr>
+        <w:spacing w:line="240" w:lineRule="auto"/>
+        <w:rPr>
+          <w:b/>
+          <w:bCs/>
+          <w:sz w:val="28"/>
+          <w:szCs w:val="28"/>
+          <w:lang w:val="en-US"/>
+        </w:rPr>
+      </w:pPr>
+      <w:r>
+        <w:rPr>
+          <w:b/>
+          <w:bCs/>
+          <w:sz w:val="28"/>
+          <w:szCs w:val="28"/>
+          <w:lang w:val="en-US"/>
+        </w:rPr>
+        <w:t xml:space="preserve">strcmp(), and strchr(). Provide examples of when these functions are </w:t>
+      </w:r>
+    </w:p>
+    <w:p>
+      <w:pPr>
+        <w:spacing w:line="240" w:lineRule="auto"/>
+        <w:rPr>
+          <w:sz w:val="28"/>
+          <w:szCs w:val="28"/>
+          <w:lang w:val="en-US"/>
+        </w:rPr>
+      </w:pPr>
+      <w:r>
+        <w:rPr>
+          <w:b/>
+          <w:bCs/>
+          <w:sz w:val="28"/>
+          <w:szCs w:val="28"/>
+          <w:lang w:val="en-US"/>
+        </w:rPr>
+        <w:t>useful</w:t>
+      </w:r>
+      <w:r>
+        <w:rPr>
+          <w:sz w:val="28"/>
+          <w:szCs w:val="28"/>
+          <w:lang w:val="en-US"/>
+        </w:rPr>
+        <w:t>.</w:t>
+      </w:r>
+    </w:p>
+    <w:p>
+      <w:pPr>
+        <w:spacing w:line="240" w:lineRule="auto"/>
+        <w:rPr>
+          <w:b/>
+          <w:bCs/>
+          <w:sz w:val="28"/>
+          <w:szCs w:val="28"/>
+          <w:lang w:val="en-US"/>
+        </w:rPr>
+      </w:pPr>
+      <w:r>
+        <w:rPr>
+          <w:b/>
+          <w:bCs/>
+          <w:sz w:val="28"/>
+          <w:szCs w:val="28"/>
+          <w:lang w:val="en-US"/>
+        </w:rPr>
+        <w:t>1. strlen()</w:t>
+      </w:r>
+    </w:p>
+    <w:p>
+      <w:pPr>
+        <w:spacing w:line="240" w:lineRule="auto"/>
+        <w:rPr>
+          <w:sz w:val="28"/>
+          <w:szCs w:val="28"/>
+          <w:lang w:val="en-US"/>
+        </w:rPr>
+      </w:pPr>
+      <w:r>
+        <w:rPr>
+          <w:sz w:val="28"/>
+          <w:szCs w:val="28"/>
+          <w:lang w:val="en-US"/>
+        </w:rPr>
+        <w:t>It is used to find the length of a string.</w:t>
+      </w:r>
+    </w:p>
+    <w:p>
+      <w:pPr>
+        <w:spacing w:line="240" w:lineRule="auto"/>
+        <w:rPr>
+          <w:sz w:val="28"/>
+          <w:szCs w:val="28"/>
+          <w:lang w:val="en-US"/>
+        </w:rPr>
+      </w:pPr>
+      <w:r>
+        <w:rPr>
+          <w:sz w:val="28"/>
+          <w:szCs w:val="28"/>
+          <w:lang w:val="en-US"/>
+        </w:rPr>
+        <w:t>printf("%d", strlen("Hi"));</w:t>
+      </w:r>
+    </w:p>
+    <w:p>
+      <w:pPr>
+        <w:spacing w:line="240" w:lineRule="auto"/>
+        <w:rPr>
+          <w:sz w:val="28"/>
+          <w:szCs w:val="28"/>
+          <w:lang w:val="en-US"/>
+        </w:rPr>
+      </w:pPr>
+      <w:r>
+        <w:rPr>
+          <w:sz w:val="28"/>
+          <w:szCs w:val="28"/>
+          <w:lang w:val="en-US"/>
+        </w:rPr>
+        <w:t>Output: 2</w:t>
+      </w:r>
+    </w:p>
+    <w:p>
+      <w:pPr>
+        <w:spacing w:line="240" w:lineRule="auto"/>
+        <w:rPr>
+          <w:b/>
+          <w:bCs/>
+          <w:sz w:val="28"/>
+          <w:szCs w:val="28"/>
+          <w:lang w:val="en-US"/>
+        </w:rPr>
+      </w:pPr>
+      <w:r>
+        <w:rPr>
+          <w:b/>
+          <w:bCs/>
+          <w:sz w:val="28"/>
+          <w:szCs w:val="28"/>
+          <w:lang w:val="en-US"/>
+        </w:rPr>
+        <w:t>2. strcpy()</w:t>
+      </w:r>
+    </w:p>
+    <w:p>
+      <w:pPr>
+        <w:spacing w:line="240" w:lineRule="auto"/>
+        <w:rPr>
+          <w:sz w:val="28"/>
+          <w:szCs w:val="28"/>
+          <w:lang w:val="en-US"/>
+        </w:rPr>
+      </w:pPr>
+    </w:p>
+    <w:p>
+      <w:pPr>
+        <w:spacing w:line="240" w:lineRule="auto"/>
+        <w:rPr>
+          <w:sz w:val="28"/>
+          <w:szCs w:val="28"/>
+          <w:lang w:val="en-US"/>
+        </w:rPr>
+      </w:pPr>
+      <w:r>
+        <w:rPr>
+          <w:sz w:val="28"/>
+          <w:szCs w:val="28"/>
+          <w:lang w:val="en-US"/>
+        </w:rPr>
+        <w:t>It is used to copy one string into another.</w:t>
+      </w:r>
+    </w:p>
+    <w:p>
+      <w:pPr>
+        <w:spacing w:line="240" w:lineRule="auto"/>
+        <w:rPr>
+          <w:sz w:val="28"/>
+          <w:szCs w:val="28"/>
+          <w:lang w:val="en-US"/>
+        </w:rPr>
+      </w:pPr>
+      <w:r>
+        <w:rPr>
+          <w:sz w:val="28"/>
+          <w:szCs w:val="28"/>
+          <w:lang w:val="en-US"/>
+        </w:rPr>
+        <w:t>strcpy(str1, "Raj");</w:t>
+      </w:r>
+    </w:p>
+    <w:p>
+      <w:pPr>
+        <w:spacing w:line="240" w:lineRule="auto"/>
+        <w:rPr>
+          <w:sz w:val="28"/>
+          <w:szCs w:val="28"/>
+          <w:lang w:val="en-US"/>
+        </w:rPr>
+      </w:pPr>
+      <w:r>
+        <w:rPr>
+          <w:sz w:val="28"/>
+          <w:szCs w:val="28"/>
+          <w:lang w:val="en-US"/>
+        </w:rPr>
+        <w:t>Now str1 contains "Raj".</w:t>
+      </w:r>
+    </w:p>
+    <w:p>
+      <w:pPr>
+        <w:spacing w:line="240" w:lineRule="auto"/>
+        <w:rPr>
+          <w:b/>
+          <w:bCs/>
+          <w:sz w:val="28"/>
+          <w:szCs w:val="28"/>
+          <w:lang w:val="en-US"/>
+        </w:rPr>
+      </w:pPr>
+      <w:r>
+        <w:rPr>
+          <w:b/>
+          <w:bCs/>
+          <w:sz w:val="28"/>
+          <w:szCs w:val="28"/>
+          <w:lang w:val="en-US"/>
+        </w:rPr>
+        <w:t>3. strcat()</w:t>
+      </w:r>
+    </w:p>
+    <w:p>
+      <w:pPr>
+        <w:spacing w:line="240" w:lineRule="auto"/>
+        <w:rPr>
+          <w:sz w:val="28"/>
+          <w:szCs w:val="28"/>
+          <w:lang w:val="en-US"/>
+        </w:rPr>
+      </w:pPr>
+      <w:r>
+        <w:rPr>
+          <w:sz w:val="28"/>
+          <w:szCs w:val="28"/>
+          <w:lang w:val="en-US"/>
+        </w:rPr>
+        <w:t>It is used to join two strings.</w:t>
+      </w:r>
+    </w:p>
+    <w:p>
+      <w:pPr>
+        <w:spacing w:line="240" w:lineRule="auto"/>
+        <w:rPr>
+          <w:sz w:val="28"/>
+          <w:szCs w:val="28"/>
+          <w:lang w:val="en-US"/>
+        </w:rPr>
+      </w:pPr>
+      <w:r>
+        <w:rPr>
+          <w:sz w:val="28"/>
+          <w:szCs w:val="28"/>
+          <w:lang w:val="en-US"/>
+        </w:rPr>
+        <w:t>strcat(str1, str2);</w:t>
+      </w:r>
+    </w:p>
+    <w:p>
+      <w:pPr>
+        <w:spacing w:line="240" w:lineRule="auto"/>
+        <w:rPr>
+          <w:sz w:val="28"/>
+          <w:szCs w:val="28"/>
+          <w:lang w:val="en-US"/>
+        </w:rPr>
+      </w:pPr>
+      <w:r>
+        <w:rPr>
+          <w:sz w:val="28"/>
+          <w:szCs w:val="28"/>
+          <w:lang w:val="en-US"/>
+        </w:rPr>
+        <w:t>If str1 = "Hi " and str2 = "Raj"</w:t>
+      </w:r>
+    </w:p>
+    <w:p>
+      <w:pPr>
+        <w:spacing w:line="240" w:lineRule="auto"/>
+        <w:rPr>
+          <w:sz w:val="28"/>
+          <w:szCs w:val="28"/>
+          <w:lang w:val="en-US"/>
+        </w:rPr>
+      </w:pPr>
+      <w:r>
+        <w:rPr>
+          <w:sz w:val="28"/>
+          <w:szCs w:val="28"/>
+          <w:lang w:val="en-US"/>
+        </w:rPr>
+        <w:t>Result → "Hi Raj"</w:t>
+      </w:r>
+    </w:p>
+    <w:p>
+      <w:pPr>
+        <w:spacing w:line="240" w:lineRule="auto"/>
+        <w:rPr>
+          <w:b/>
+          <w:bCs/>
+          <w:sz w:val="28"/>
+          <w:szCs w:val="28"/>
+          <w:lang w:val="en-US"/>
+        </w:rPr>
+      </w:pPr>
+      <w:r>
+        <w:rPr>
+          <w:b/>
+          <w:bCs/>
+          <w:sz w:val="28"/>
+          <w:szCs w:val="28"/>
+          <w:lang w:val="en-US"/>
+        </w:rPr>
+        <w:t>4. strcmp()</w:t>
+      </w:r>
+    </w:p>
+    <w:p>
+      <w:pPr>
+        <w:spacing w:line="240" w:lineRule="auto"/>
+        <w:rPr>
+          <w:sz w:val="28"/>
+          <w:szCs w:val="28"/>
+          <w:lang w:val="en-US"/>
+        </w:rPr>
+      </w:pPr>
+      <w:r>
+        <w:rPr>
+          <w:sz w:val="28"/>
+          <w:szCs w:val="28"/>
+          <w:lang w:val="en-US"/>
+        </w:rPr>
+        <w:t>It is used to compare two strings.</w:t>
+      </w:r>
+    </w:p>
+    <w:p>
+      <w:pPr>
+        <w:spacing w:line="240" w:lineRule="auto"/>
+        <w:rPr>
+          <w:sz w:val="28"/>
+          <w:szCs w:val="28"/>
+          <w:lang w:val="en-US"/>
+        </w:rPr>
+      </w:pPr>
+      <w:r>
+        <w:rPr>
+          <w:sz w:val="28"/>
+          <w:szCs w:val="28"/>
+          <w:lang w:val="en-US"/>
+        </w:rPr>
+        <w:t>strcmp("Hi", "Hi");</w:t>
+      </w:r>
+    </w:p>
+    <w:p>
+      <w:pPr>
+        <w:spacing w:line="240" w:lineRule="auto"/>
+        <w:rPr>
+          <w:sz w:val="28"/>
+          <w:szCs w:val="28"/>
+          <w:lang w:val="en-US"/>
+        </w:rPr>
+      </w:pPr>
+      <w:r>
+        <w:rPr>
+          <w:sz w:val="28"/>
+          <w:szCs w:val="28"/>
+          <w:lang w:val="en-US"/>
+        </w:rPr>
+        <w:t>Returns 0 (Strings are equal)</w:t>
+      </w:r>
+    </w:p>
+    <w:p>
+      <w:pPr>
+        <w:spacing w:line="240" w:lineRule="auto"/>
+        <w:rPr>
+          <w:b/>
+          <w:bCs/>
+          <w:sz w:val="28"/>
+          <w:szCs w:val="28"/>
+          <w:lang w:val="en-US"/>
+        </w:rPr>
+      </w:pPr>
+      <w:r>
+        <w:rPr>
+          <w:b/>
+          <w:bCs/>
+          <w:sz w:val="28"/>
+          <w:szCs w:val="28"/>
+          <w:lang w:val="en-US"/>
+        </w:rPr>
+        <w:t>5. strchr()</w:t>
+      </w:r>
+    </w:p>
+    <w:p>
+      <w:pPr>
+        <w:spacing w:line="240" w:lineRule="auto"/>
+        <w:rPr>
+          <w:sz w:val="28"/>
+          <w:szCs w:val="28"/>
+          <w:lang w:val="en-US"/>
+        </w:rPr>
+      </w:pPr>
+      <w:r>
+        <w:rPr>
+          <w:sz w:val="28"/>
+          <w:szCs w:val="28"/>
+          <w:lang w:val="en-US"/>
+        </w:rPr>
+        <w:t>It is used to find a character in a string.</w:t>
+      </w:r>
+    </w:p>
+    <w:p>
+      <w:pPr>
+        <w:spacing w:line="240" w:lineRule="auto"/>
+        <w:rPr>
+          <w:sz w:val="28"/>
+          <w:szCs w:val="28"/>
+          <w:lang w:val="en-US"/>
+        </w:rPr>
+      </w:pPr>
+      <w:r>
+        <w:rPr>
+          <w:sz w:val="28"/>
+          <w:szCs w:val="28"/>
+          <w:lang w:val="en-US"/>
+        </w:rPr>
+        <w:t>strchr("Rajvi", 'v');</w:t>
+      </w:r>
+    </w:p>
+    <w:p>
+      <w:pPr>
+        <w:spacing w:line="240" w:lineRule="auto"/>
+        <w:rPr>
+          <w:sz w:val="28"/>
+          <w:szCs w:val="28"/>
+          <w:lang w:val="en-US"/>
+        </w:rPr>
+      </w:pPr>
+      <w:r>
+        <w:rPr>
+          <w:sz w:val="28"/>
+          <w:szCs w:val="28"/>
+          <w:lang w:val="en-US"/>
+        </w:rPr>
+        <w:t>Finds character 'v'.</w:t>
+      </w:r>
+    </w:p>
+    <w:p>
+      <w:pPr>
+        <w:spacing w:line="240" w:lineRule="auto"/>
+        <w:rPr>
+          <w:b/>
+          <w:bCs/>
+          <w:sz w:val="28"/>
+          <w:szCs w:val="28"/>
+          <w:lang w:val="en-US"/>
+        </w:rPr>
+      </w:pPr>
+      <w:r>
+        <w:rPr>
+          <w:b/>
+          <w:bCs/>
+          <w:sz w:val="28"/>
+          <w:szCs w:val="28"/>
+          <w:lang w:val="en-US"/>
+        </w:rPr>
+        <w:t>12)</w:t>
+      </w:r>
+      <w:r>
+        <w:rPr>
+          <w:b/>
+          <w:bCs/>
+          <w:sz w:val="28"/>
+          <w:szCs w:val="28"/>
+          <w:lang w:val="en-US"/>
+        </w:rPr>
+        <w:t xml:space="preserve"> Explain the concept of structures in C. Describe how to declare, initialize, and access structure members.</w:t>
+      </w:r>
+    </w:p>
+    <w:p>
+      <w:pPr>
+        <w:spacing w:line="240" w:lineRule="auto"/>
+        <w:rPr>
+          <w:sz w:val="28"/>
+          <w:szCs w:val="28"/>
+          <w:lang w:val="en-US"/>
+        </w:rPr>
+      </w:pPr>
+      <w:r>
+        <w:rPr>
+          <w:sz w:val="28"/>
+          <w:szCs w:val="28"/>
+          <w:lang w:val="en-US"/>
+        </w:rPr>
+        <w:t>A structure in C is a user-defined data type that allows us to combine different types of data into a single unit. Unlike arrays, which store elements of the same data type, structures can store elements of different data types.</w:t>
+      </w:r>
+    </w:p>
+    <w:p>
+      <w:pPr>
+        <w:spacing w:line="240" w:lineRule="auto"/>
+        <w:rPr>
+          <w:sz w:val="28"/>
+          <w:szCs w:val="28"/>
+          <w:lang w:val="en-US"/>
+        </w:rPr>
+      </w:pPr>
+      <w:r>
+        <w:rPr>
+          <w:sz w:val="28"/>
+          <w:szCs w:val="28"/>
+          <w:lang w:val="en-US"/>
+        </w:rPr>
+        <w:t>Structures are useful when we want to store related information together, such as student details (name, roll number, marks).</w:t>
+      </w:r>
+    </w:p>
+    <w:p>
+      <w:pPr>
+        <w:spacing w:line="240" w:lineRule="auto"/>
+        <w:rPr>
+          <w:b/>
+          <w:bCs/>
+          <w:sz w:val="28"/>
+          <w:szCs w:val="28"/>
+          <w:lang w:val="en-US"/>
+        </w:rPr>
+      </w:pPr>
+      <w:r>
+        <w:rPr>
+          <w:b/>
+          <w:bCs/>
+          <w:sz w:val="28"/>
+          <w:szCs w:val="28"/>
+          <w:lang w:val="en-US"/>
+        </w:rPr>
+        <w:t>Declaration of Structure</w:t>
+      </w:r>
+    </w:p>
+    <w:p>
+      <w:pPr>
+        <w:spacing w:line="240" w:lineRule="auto"/>
+        <w:rPr>
+          <w:sz w:val="28"/>
+          <w:szCs w:val="28"/>
+          <w:lang w:val="en-US"/>
+        </w:rPr>
+      </w:pPr>
+      <w:r>
+        <w:rPr>
+          <w:sz w:val="28"/>
+          <w:szCs w:val="28"/>
+          <w:lang w:val="en-US"/>
+        </w:rPr>
+        <w:t>A structure is declared using the struct keyword followed by the structure name and its members.</w:t>
+      </w:r>
+    </w:p>
+    <w:p>
+      <w:pPr>
+        <w:spacing w:line="240" w:lineRule="auto"/>
+        <w:rPr>
+          <w:b/>
+          <w:bCs/>
+          <w:sz w:val="28"/>
+          <w:szCs w:val="28"/>
+          <w:lang w:val="en-US"/>
+        </w:rPr>
+      </w:pPr>
+      <w:r>
+        <w:rPr>
+          <w:b/>
+          <w:bCs/>
+          <w:sz w:val="28"/>
+          <w:szCs w:val="28"/>
+          <w:lang w:val="en-US"/>
+        </w:rPr>
+        <w:t>Example:</w:t>
+      </w:r>
+    </w:p>
+    <w:p>
+      <w:pPr>
+        <w:spacing w:line="240" w:lineRule="auto"/>
+        <w:rPr>
+          <w:sz w:val="28"/>
+          <w:szCs w:val="28"/>
+          <w:lang w:val="en-US"/>
+        </w:rPr>
+      </w:pPr>
+      <w:r>
+        <w:rPr>
+          <w:sz w:val="28"/>
+          <w:szCs w:val="28"/>
+          <w:lang w:val="en-US"/>
+        </w:rPr>
+        <w:t>struct Student</w:t>
+      </w:r>
+    </w:p>
+    <w:p>
+      <w:pPr>
+        <w:spacing w:line="240" w:lineRule="auto"/>
+        <w:rPr>
+          <w:sz w:val="28"/>
+          <w:szCs w:val="28"/>
+          <w:lang w:val="en-US"/>
+        </w:rPr>
+      </w:pPr>
+      <w:r>
+        <w:rPr>
+          <w:sz w:val="28"/>
+          <w:szCs w:val="28"/>
+          <w:lang w:val="en-US"/>
+        </w:rPr>
+        <w:lastRenderedPageBreak/>
+        <w:t>{</w:t>
+      </w:r>
+    </w:p>
+    <w:p>
+      <w:pPr>
+        <w:spacing w:line="240" w:lineRule="auto"/>
+        <w:rPr>
+          <w:sz w:val="28"/>
+          <w:szCs w:val="28"/>
+          <w:lang w:val="en-US"/>
+        </w:rPr>
+      </w:pPr>
+      <w:r>
+        <w:rPr>
+          <w:sz w:val="28"/>
+          <w:szCs w:val="28"/>
+          <w:lang w:val="en-US"/>
+        </w:rPr>
+        <w:t xml:space="preserve">    int roll;</w:t>
+      </w:r>
+    </w:p>
+    <w:p>
+      <w:pPr>
+        <w:spacing w:line="240" w:lineRule="auto"/>
+        <w:rPr>
+          <w:sz w:val="28"/>
+          <w:szCs w:val="28"/>
+          <w:lang w:val="en-US"/>
+        </w:rPr>
+      </w:pPr>
+      <w:r>
+        <w:rPr>
+          <w:sz w:val="28"/>
+          <w:szCs w:val="28"/>
+          <w:lang w:val="en-US"/>
+        </w:rPr>
+        <w:t xml:space="preserve">    char name[20];</w:t>
+      </w:r>
+    </w:p>
+    <w:p>
+      <w:pPr>
+        <w:spacing w:line="240" w:lineRule="auto"/>
+        <w:rPr>
+          <w:sz w:val="28"/>
+          <w:szCs w:val="28"/>
+          <w:lang w:val="en-US"/>
+        </w:rPr>
+      </w:pPr>
+      <w:r>
+        <w:rPr>
+          <w:sz w:val="28"/>
+          <w:szCs w:val="28"/>
+          <w:lang w:val="en-US"/>
+        </w:rPr>
+        <w:t xml:space="preserve">    float marks;</w:t>
+      </w:r>
+    </w:p>
+    <w:p>
+      <w:pPr>
+        <w:spacing w:line="240" w:lineRule="auto"/>
+        <w:rPr>
+          <w:sz w:val="28"/>
+          <w:szCs w:val="28"/>
+          <w:lang w:val="en-US"/>
+        </w:rPr>
+      </w:pPr>
+      <w:r>
+        <w:rPr>
+          <w:sz w:val="28"/>
+          <w:szCs w:val="28"/>
+          <w:lang w:val="en-US"/>
+        </w:rPr>
+        <w:t>};</w:t>
+      </w:r>
+    </w:p>
+    <w:p>
+      <w:pPr>
+        <w:spacing w:line="240" w:lineRule="auto"/>
+        <w:rPr>
+          <w:sz w:val="28"/>
+          <w:szCs w:val="28"/>
+          <w:lang w:val="en-US"/>
+        </w:rPr>
+      </w:pPr>
+      <w:r>
+        <w:rPr>
+          <w:sz w:val="28"/>
+          <w:szCs w:val="28"/>
+          <w:lang w:val="en-US"/>
+        </w:rPr>
+        <w:t>Here, Student is the structure name, and roll, name, and marks are structure members.</w:t>
+      </w:r>
+    </w:p>
+    <w:p>
+      <w:pPr>
+        <w:spacing w:line="240" w:lineRule="auto"/>
+        <w:rPr>
+          <w:b/>
+          <w:bCs/>
+          <w:sz w:val="28"/>
+          <w:szCs w:val="28"/>
+          <w:lang w:val="en-US"/>
+        </w:rPr>
+      </w:pPr>
+      <w:r>
+        <w:rPr>
+          <w:b/>
+          <w:bCs/>
+          <w:sz w:val="28"/>
+          <w:szCs w:val="28"/>
+          <w:lang w:val="en-US"/>
+        </w:rPr>
+        <w:t>Initialization of Structure</w:t>
+      </w:r>
+    </w:p>
+    <w:p>
+      <w:pPr>
+        <w:spacing w:line="240" w:lineRule="auto"/>
+        <w:rPr>
+          <w:sz w:val="28"/>
+          <w:szCs w:val="28"/>
+          <w:lang w:val="en-US"/>
+        </w:rPr>
+      </w:pPr>
+      <w:r>
+        <w:rPr>
+          <w:sz w:val="28"/>
+          <w:szCs w:val="28"/>
+          <w:lang w:val="en-US"/>
+        </w:rPr>
+        <w:t>Structure members can be initialized at the time of declaration.</w:t>
+      </w:r>
+    </w:p>
+    <w:p>
+      <w:pPr>
+        <w:spacing w:line="240" w:lineRule="auto"/>
+        <w:rPr>
+          <w:b/>
+          <w:bCs/>
+          <w:sz w:val="28"/>
+          <w:szCs w:val="28"/>
+          <w:lang w:val="en-US"/>
+        </w:rPr>
+      </w:pPr>
+      <w:r>
+        <w:rPr>
+          <w:b/>
+          <w:bCs/>
+          <w:sz w:val="28"/>
+          <w:szCs w:val="28"/>
+          <w:lang w:val="en-US"/>
+        </w:rPr>
+        <w:t>Example:</w:t>
+      </w:r>
+    </w:p>
+    <w:p>
+      <w:pPr>
+        <w:spacing w:line="240" w:lineRule="auto"/>
+        <w:rPr>
+          <w:sz w:val="28"/>
+          <w:szCs w:val="28"/>
+          <w:lang w:val="en-US"/>
+        </w:rPr>
+      </w:pPr>
+      <w:r>
+        <w:rPr>
+          <w:sz w:val="28"/>
+          <w:szCs w:val="28"/>
+          <w:lang w:val="en-US"/>
+        </w:rPr>
+        <w:t>struct Student s1 = {1, "Rajvi", 85.5};</w:t>
+      </w:r>
+    </w:p>
+    <w:p>
+      <w:pPr>
+        <w:spacing w:line="240" w:lineRule="auto"/>
+        <w:rPr>
+          <w:sz w:val="28"/>
+          <w:szCs w:val="28"/>
+          <w:lang w:val="en-US"/>
+        </w:rPr>
+      </w:pPr>
+      <w:r>
+        <w:rPr>
+          <w:sz w:val="28"/>
+          <w:szCs w:val="28"/>
+          <w:lang w:val="en-US"/>
+        </w:rPr>
+        <w:t>Here:</w:t>
+      </w:r>
+    </w:p>
+    <w:p>
+      <w:pPr>
+        <w:spacing w:line="240" w:lineRule="auto"/>
+        <w:rPr>
+          <w:sz w:val="28"/>
+          <w:szCs w:val="28"/>
+          <w:lang w:val="en-US"/>
+        </w:rPr>
+      </w:pPr>
+      <w:r>
+        <w:rPr>
+          <w:sz w:val="28"/>
+          <w:szCs w:val="28"/>
+          <w:lang w:val="en-US"/>
+        </w:rPr>
+        <w:t>roll = 1</w:t>
+      </w:r>
+    </w:p>
+    <w:p>
+      <w:pPr>
+        <w:spacing w:line="240" w:lineRule="auto"/>
+        <w:rPr>
+          <w:sz w:val="28"/>
+          <w:szCs w:val="28"/>
+          <w:lang w:val="en-US"/>
+        </w:rPr>
+      </w:pPr>
+      <w:r>
+        <w:rPr>
+          <w:sz w:val="28"/>
+          <w:szCs w:val="28"/>
+          <w:lang w:val="en-US"/>
+        </w:rPr>
+        <w:t>name = "Rajvi"</w:t>
+      </w:r>
+    </w:p>
+    <w:p>
+      <w:pPr>
+        <w:spacing w:line="240" w:lineRule="auto"/>
+        <w:rPr>
+          <w:sz w:val="28"/>
+          <w:szCs w:val="28"/>
+          <w:lang w:val="en-US"/>
+        </w:rPr>
+      </w:pPr>
+      <w:r>
+        <w:rPr>
+          <w:sz w:val="28"/>
+          <w:szCs w:val="28"/>
+          <w:lang w:val="en-US"/>
+        </w:rPr>
+        <w:t>marks = 85.5</w:t>
+      </w:r>
+    </w:p>
+    <w:p>
+      <w:pPr>
+        <w:spacing w:line="240" w:lineRule="auto"/>
+        <w:rPr>
+          <w:b/>
+          <w:bCs/>
+          <w:sz w:val="28"/>
+          <w:szCs w:val="28"/>
+          <w:lang w:val="en-US"/>
+        </w:rPr>
+      </w:pPr>
+      <w:r>
+        <w:rPr>
+          <w:b/>
+          <w:bCs/>
+          <w:sz w:val="28"/>
+          <w:szCs w:val="28"/>
+          <w:lang w:val="en-US"/>
+        </w:rPr>
+        <w:t>Accessing Structure Members</w:t>
+      </w:r>
+    </w:p>
+    <w:p>
+      <w:pPr>
+        <w:spacing w:line="240" w:lineRule="auto"/>
+        <w:rPr>
+          <w:sz w:val="28"/>
+          <w:szCs w:val="28"/>
+          <w:lang w:val="en-US"/>
+        </w:rPr>
+      </w:pPr>
+      <w:r>
+        <w:rPr>
+          <w:sz w:val="28"/>
+          <w:szCs w:val="28"/>
+          <w:lang w:val="en-US"/>
+        </w:rPr>
+        <w:t>Structure members are accessed using the dot (.) operator.</w:t>
+      </w:r>
+    </w:p>
+    <w:p>
+      <w:pPr>
+        <w:spacing w:line="240" w:lineRule="auto"/>
+        <w:rPr>
+          <w:b/>
+          <w:bCs/>
+          <w:sz w:val="28"/>
+          <w:szCs w:val="28"/>
+          <w:lang w:val="en-US"/>
+        </w:rPr>
+      </w:pPr>
+      <w:r>
+        <w:rPr>
+          <w:b/>
+          <w:bCs/>
+          <w:sz w:val="28"/>
+          <w:szCs w:val="28"/>
+          <w:lang w:val="en-US"/>
+        </w:rPr>
+        <w:t>Example:</w:t>
+      </w:r>
+    </w:p>
+    <w:p>
+      <w:pPr>
+        <w:spacing w:line="240" w:lineRule="auto"/>
+        <w:rPr>
+          <w:sz w:val="28"/>
+          <w:szCs w:val="28"/>
+          <w:lang w:val="en-US"/>
+        </w:rPr>
+      </w:pPr>
+      <w:r>
+        <w:rPr>
+          <w:sz w:val="28"/>
+          <w:szCs w:val="28"/>
+          <w:lang w:val="en-US"/>
+        </w:rPr>
+        <w:t>printf("%d", s1.roll);</w:t>
+      </w:r>
+    </w:p>
+    <w:p>
+      <w:pPr>
+        <w:spacing w:line="240" w:lineRule="auto"/>
+        <w:rPr>
+          <w:sz w:val="28"/>
+          <w:szCs w:val="28"/>
+          <w:lang w:val="en-US"/>
+        </w:rPr>
+      </w:pPr>
+      <w:r>
+        <w:rPr>
+          <w:sz w:val="28"/>
+          <w:szCs w:val="28"/>
+          <w:lang w:val="en-US"/>
+        </w:rPr>
+        <w:t>printf("%s", s1.name);</w:t>
+      </w:r>
+    </w:p>
+    <w:p>
+      <w:pPr>
+        <w:spacing w:line="240" w:lineRule="auto"/>
+        <w:rPr>
+          <w:sz w:val="28"/>
+          <w:szCs w:val="28"/>
+          <w:lang w:val="en-US"/>
+        </w:rPr>
+      </w:pPr>
+      <w:r>
+        <w:rPr>
+          <w:sz w:val="28"/>
+          <w:szCs w:val="28"/>
+          <w:lang w:val="en-US"/>
+        </w:rPr>
+        <w:t>printf("%f", s1.marks);</w:t>
+      </w:r>
+    </w:p>
+    <w:p>
+      <w:pPr>
+        <w:spacing w:line="240" w:lineRule="auto"/>
+        <w:rPr>
+          <w:sz w:val="28"/>
+          <w:szCs w:val="28"/>
+          <w:lang w:val="en-US"/>
+        </w:rPr>
+      </w:pPr>
+      <w:r>
+        <w:rPr>
+          <w:sz w:val="28"/>
+          <w:szCs w:val="28"/>
+          <w:lang w:val="en-US"/>
+        </w:rPr>
+        <w:t>The dot operator connects the structure variable with its members</w:t>
+      </w:r>
+    </w:p>
+    <w:p>
+      <w:pPr>
+        <w:spacing w:line="240" w:lineRule="auto"/>
+        <w:rPr>
+          <w:b/>
+          <w:bCs/>
+          <w:sz w:val="28"/>
+          <w:szCs w:val="28"/>
+          <w:lang w:val="en-US"/>
+        </w:rPr>
+      </w:pPr>
+      <w:r>
+        <w:rPr>
+          <w:b/>
+          <w:bCs/>
+          <w:sz w:val="28"/>
+          <w:szCs w:val="28"/>
+          <w:lang w:val="en-US"/>
+        </w:rPr>
+        <w:t>13)</w:t>
+      </w:r>
+      <w:r>
+        <w:rPr>
+          <w:b/>
+          <w:bCs/>
+        </w:rPr>
+        <w:t xml:space="preserve"> </w:t>
+      </w:r>
+      <w:r>
+        <w:rPr>
+          <w:b/>
+          <w:bCs/>
+          <w:sz w:val="28"/>
+          <w:szCs w:val="28"/>
+          <w:lang w:val="en-US"/>
+        </w:rPr>
+        <w:t xml:space="preserve">Explain the importance of file handling in C. Discuss how to perform file </w:t>
+      </w:r>
+    </w:p>
+    <w:p>
+      <w:pPr>
+        <w:spacing w:line="240" w:lineRule="auto"/>
+        <w:rPr>
+          <w:b/>
+          <w:bCs/>
+          <w:sz w:val="28"/>
+          <w:szCs w:val="28"/>
+          <w:lang w:val="en-US"/>
+        </w:rPr>
+      </w:pPr>
+      <w:r>
+        <w:rPr>
+          <w:b/>
+          <w:bCs/>
+          <w:sz w:val="28"/>
+          <w:szCs w:val="28"/>
+          <w:lang w:val="en-US"/>
+        </w:rPr>
+        <w:t>operations like opening, closing, reading, and writing files.</w:t>
+      </w:r>
+    </w:p>
+    <w:p>
+      <w:pPr>
+        <w:spacing w:line="240" w:lineRule="auto"/>
+        <w:rPr>
+          <w:sz w:val="28"/>
+          <w:szCs w:val="28"/>
+          <w:lang w:val="en-US"/>
+        </w:rPr>
+      </w:pPr>
+      <w:r>
+        <w:rPr>
+          <w:sz w:val="28"/>
+          <w:szCs w:val="28"/>
+          <w:lang w:val="en-US"/>
+        </w:rPr>
+        <w:t>File handling in C is used to store data permanently in files instead of keeping it only in memory. Normally, data stored in variables is lost when the program ends. File handling allows data to be saved on disk so that it can be used later.</w:t>
+      </w:r>
+    </w:p>
+    <w:p>
+      <w:pPr>
+        <w:spacing w:line="240" w:lineRule="auto"/>
+        <w:rPr>
+          <w:sz w:val="28"/>
+          <w:szCs w:val="28"/>
+          <w:lang w:val="en-US"/>
+        </w:rPr>
+      </w:pPr>
+    </w:p>
+    <w:p>
+      <w:pPr>
+        <w:spacing w:line="240" w:lineRule="auto"/>
+        <w:rPr>
+          <w:sz w:val="28"/>
+          <w:szCs w:val="28"/>
+          <w:lang w:val="en-US"/>
+        </w:rPr>
+      </w:pPr>
+      <w:r>
+        <w:rPr>
+          <w:sz w:val="28"/>
+          <w:szCs w:val="28"/>
+          <w:lang w:val="en-US"/>
+        </w:rPr>
+        <w:lastRenderedPageBreak/>
+        <w:t>File handling is important because it helps in storing large amounts of data, maintaining records, and performing operations like reading, writing, and updating data. It is widely used in applications such as student record systems, banking systems, and inventory management systems.</w:t>
+      </w:r>
+    </w:p>
+    <w:p>
+      <w:pPr>
+        <w:spacing w:line="240" w:lineRule="auto"/>
+        <w:rPr>
+          <w:b/>
+          <w:bCs/>
+          <w:sz w:val="28"/>
+          <w:szCs w:val="28"/>
+          <w:lang w:val="en-US"/>
+        </w:rPr>
+      </w:pPr>
+    </w:p>
+    <w:p>
+      <w:pPr>
+        <w:spacing w:line="240" w:lineRule="auto"/>
+        <w:rPr>
+          <w:b/>
+          <w:bCs/>
+          <w:sz w:val="28"/>
+          <w:szCs w:val="28"/>
+          <w:lang w:val="en-US"/>
+        </w:rPr>
+      </w:pPr>
+      <w:r>
+        <w:rPr>
+          <w:b/>
+          <w:bCs/>
+          <w:sz w:val="28"/>
+          <w:szCs w:val="28"/>
+          <w:lang w:val="en-US"/>
+        </w:rPr>
+        <w:t>File Operations in C</w:t>
+      </w:r>
+    </w:p>
+    <w:p>
+      <w:pPr>
+        <w:spacing w:line="240" w:lineRule="auto"/>
+        <w:rPr>
+          <w:sz w:val="28"/>
+          <w:szCs w:val="28"/>
+          <w:lang w:val="en-US"/>
+        </w:rPr>
+      </w:pPr>
+    </w:p>
+    <w:p>
+      <w:pPr>
+        <w:spacing w:line="240" w:lineRule="auto"/>
+        <w:rPr>
+          <w:sz w:val="28"/>
+          <w:szCs w:val="28"/>
+          <w:lang w:val="en-US"/>
+        </w:rPr>
+      </w:pPr>
+      <w:r>
+        <w:rPr>
+          <w:sz w:val="28"/>
+          <w:szCs w:val="28"/>
+          <w:lang w:val="en-US"/>
+        </w:rPr>
+        <w:t>File operations in C are performed using functions from the stdio.h library. A file is handled using a file pointer.</w:t>
+      </w:r>
+    </w:p>
+    <w:p>
+      <w:pPr>
+        <w:spacing w:line="240" w:lineRule="auto"/>
+        <w:rPr>
+          <w:b/>
+          <w:bCs/>
+          <w:sz w:val="28"/>
+          <w:szCs w:val="28"/>
+          <w:lang w:val="en-US"/>
+        </w:rPr>
+      </w:pPr>
+    </w:p>
+    <w:p>
+      <w:pPr>
+        <w:spacing w:line="240" w:lineRule="auto"/>
+        <w:rPr>
+          <w:b/>
+          <w:bCs/>
+          <w:sz w:val="28"/>
+          <w:szCs w:val="28"/>
+          <w:lang w:val="en-US"/>
+        </w:rPr>
+      </w:pPr>
+      <w:r>
+        <w:rPr>
+          <w:b/>
+          <w:bCs/>
+          <w:sz w:val="28"/>
+          <w:szCs w:val="28"/>
+          <w:lang w:val="en-US"/>
+        </w:rPr>
+        <w:t>1. Opening a File</w:t>
+      </w:r>
+    </w:p>
+    <w:p>
+      <w:pPr>
+        <w:spacing w:line="240" w:lineRule="auto"/>
+        <w:rPr>
+          <w:sz w:val="28"/>
+          <w:szCs w:val="28"/>
+          <w:lang w:val="en-US"/>
+        </w:rPr>
+      </w:pPr>
+    </w:p>
+    <w:p>
+      <w:pPr>
+        <w:spacing w:line="240" w:lineRule="auto"/>
+        <w:rPr>
+          <w:sz w:val="28"/>
+          <w:szCs w:val="28"/>
+          <w:lang w:val="en-US"/>
+        </w:rPr>
+      </w:pPr>
+      <w:r>
+        <w:rPr>
+          <w:sz w:val="28"/>
+          <w:szCs w:val="28"/>
+          <w:lang w:val="en-US"/>
+        </w:rPr>
+        <w:t>A file is opened using the fopen() function. It requires the file name and the mode.</w:t>
+      </w:r>
+    </w:p>
+    <w:p>
+      <w:pPr>
+        <w:spacing w:line="240" w:lineRule="auto"/>
+        <w:rPr>
+          <w:sz w:val="28"/>
+          <w:szCs w:val="28"/>
+          <w:lang w:val="en-US"/>
+        </w:rPr>
+      </w:pPr>
+      <w:r>
+        <w:rPr>
+          <w:sz w:val="28"/>
+          <w:szCs w:val="28"/>
+          <w:lang w:val="en-US"/>
+        </w:rPr>
+        <w:t>Common modes:</w:t>
+      </w:r>
+    </w:p>
+    <w:p>
+      <w:pPr>
+        <w:spacing w:line="240" w:lineRule="auto"/>
+        <w:rPr>
+          <w:sz w:val="28"/>
+          <w:szCs w:val="28"/>
+          <w:lang w:val="en-US"/>
+        </w:rPr>
+      </w:pPr>
+      <w:r>
+        <w:rPr>
+          <w:sz w:val="28"/>
+          <w:szCs w:val="28"/>
+          <w:lang w:val="en-US"/>
+        </w:rPr>
+        <w:t>"r" → Read mode</w:t>
+      </w:r>
+    </w:p>
+    <w:p>
+      <w:pPr>
+        <w:spacing w:line="240" w:lineRule="auto"/>
+        <w:rPr>
+          <w:sz w:val="28"/>
+          <w:szCs w:val="28"/>
+          <w:lang w:val="en-US"/>
+        </w:rPr>
+      </w:pPr>
+      <w:r>
+        <w:rPr>
+          <w:sz w:val="28"/>
+          <w:szCs w:val="28"/>
+          <w:lang w:val="en-US"/>
+        </w:rPr>
+        <w:t>"w" → Write mode</w:t>
+      </w:r>
+    </w:p>
+    <w:p>
+      <w:pPr>
+        <w:spacing w:line="240" w:lineRule="auto"/>
+        <w:rPr>
+          <w:sz w:val="28"/>
+          <w:szCs w:val="28"/>
+          <w:lang w:val="en-US"/>
+        </w:rPr>
+      </w:pPr>
+      <w:r>
+        <w:rPr>
+          <w:sz w:val="28"/>
+          <w:szCs w:val="28"/>
+          <w:lang w:val="en-US"/>
+        </w:rPr>
+        <w:t>"a" → Append mode</w:t>
+      </w:r>
+    </w:p>
+    <w:p>
+      <w:pPr>
+        <w:spacing w:line="240" w:lineRule="auto"/>
+        <w:rPr>
+          <w:b/>
+          <w:bCs/>
+          <w:sz w:val="28"/>
+          <w:szCs w:val="28"/>
+          <w:lang w:val="en-US"/>
+        </w:rPr>
+      </w:pPr>
+      <w:r>
+        <w:rPr>
+          <w:b/>
+          <w:bCs/>
+          <w:sz w:val="28"/>
+          <w:szCs w:val="28"/>
+          <w:lang w:val="en-US"/>
+        </w:rPr>
+        <w:t>Example:</w:t>
+      </w:r>
+    </w:p>
+    <w:p>
+      <w:pPr>
+        <w:spacing w:line="240" w:lineRule="auto"/>
+        <w:rPr>
+          <w:sz w:val="28"/>
+          <w:szCs w:val="28"/>
+          <w:lang w:val="en-US"/>
+        </w:rPr>
+      </w:pPr>
+      <w:r>
+        <w:rPr>
+          <w:sz w:val="28"/>
+          <w:szCs w:val="28"/>
+          <w:lang w:val="en-US"/>
+        </w:rPr>
+        <w:t>FILE *fp;</w:t>
+      </w:r>
+    </w:p>
+    <w:p>
+      <w:pPr>
+        <w:spacing w:line="240" w:lineRule="auto"/>
+        <w:rPr>
+          <w:sz w:val="28"/>
+          <w:szCs w:val="28"/>
+          <w:lang w:val="en-US"/>
+        </w:rPr>
+      </w:pPr>
+      <w:r>
+        <w:rPr>
+          <w:sz w:val="28"/>
+          <w:szCs w:val="28"/>
+          <w:lang w:val="en-US"/>
+        </w:rPr>
+        <w:t>fp = fopen("data.txt", "w");</w:t>
+      </w:r>
+    </w:p>
+    <w:p>
+      <w:pPr>
+        <w:spacing w:line="240" w:lineRule="auto"/>
+        <w:rPr>
+          <w:sz w:val="28"/>
+          <w:szCs w:val="28"/>
+          <w:lang w:val="en-US"/>
+        </w:rPr>
+      </w:pPr>
+      <w:r>
+        <w:rPr>
+          <w:sz w:val="28"/>
+          <w:szCs w:val="28"/>
+          <w:lang w:val="en-US"/>
+        </w:rPr>
+        <w:t>This opens the file data.txt in write mode.</w:t>
+      </w:r>
+    </w:p>
+    <w:p>
+      <w:pPr>
+        <w:spacing w:line="240" w:lineRule="auto"/>
+        <w:rPr>
+          <w:b/>
+          <w:bCs/>
+          <w:sz w:val="28"/>
+          <w:szCs w:val="28"/>
+          <w:lang w:val="en-US"/>
+        </w:rPr>
+      </w:pPr>
+      <w:r>
+        <w:rPr>
+          <w:b/>
+          <w:bCs/>
+          <w:sz w:val="28"/>
+          <w:szCs w:val="28"/>
+          <w:lang w:val="en-US"/>
+        </w:rPr>
+        <w:t>2. Writing to a File</w:t>
+      </w:r>
+    </w:p>
+    <w:p>
+      <w:pPr>
+        <w:spacing w:line="240" w:lineRule="auto"/>
+        <w:rPr>
+          <w:sz w:val="28"/>
+          <w:szCs w:val="28"/>
+          <w:lang w:val="en-US"/>
+        </w:rPr>
+      </w:pPr>
+      <w:r>
+        <w:rPr>
+          <w:sz w:val="28"/>
+          <w:szCs w:val="28"/>
+          <w:lang w:val="en-US"/>
+        </w:rPr>
+        <w:t>Data can be written to a file using functions like fprintf() or fputs().</w:t>
+      </w:r>
+    </w:p>
+    <w:p>
+      <w:pPr>
+        <w:spacing w:line="240" w:lineRule="auto"/>
+        <w:rPr>
+          <w:b/>
+          <w:bCs/>
+          <w:sz w:val="28"/>
+          <w:szCs w:val="28"/>
+          <w:lang w:val="en-US"/>
+        </w:rPr>
+      </w:pPr>
+      <w:r>
+        <w:rPr>
+          <w:b/>
+          <w:bCs/>
+          <w:sz w:val="28"/>
+          <w:szCs w:val="28"/>
+          <w:lang w:val="en-US"/>
+        </w:rPr>
+        <w:t>Example:</w:t>
+      </w:r>
+    </w:p>
+    <w:p>
+      <w:pPr>
+        <w:spacing w:line="240" w:lineRule="auto"/>
+        <w:rPr>
+          <w:sz w:val="28"/>
+          <w:szCs w:val="28"/>
+          <w:lang w:val="en-US"/>
+        </w:rPr>
+      </w:pPr>
+      <w:r>
+        <w:rPr>
+          <w:sz w:val="28"/>
+          <w:szCs w:val="28"/>
+          <w:lang w:val="en-US"/>
+        </w:rPr>
+        <w:t>fprintf(fp, "Hello World");</w:t>
+      </w:r>
+    </w:p>
+    <w:p>
+      <w:pPr>
+        <w:spacing w:line="240" w:lineRule="auto"/>
+        <w:rPr>
+          <w:sz w:val="28"/>
+          <w:szCs w:val="28"/>
+          <w:lang w:val="en-US"/>
+        </w:rPr>
+      </w:pPr>
+      <w:r>
+        <w:rPr>
+          <w:sz w:val="28"/>
+          <w:szCs w:val="28"/>
+          <w:lang w:val="en-US"/>
+        </w:rPr>
+        <w:t>This writes "Hello World" into the file.</w:t>
+      </w:r>
+    </w:p>
+    <w:p>
+      <w:pPr>
+        <w:spacing w:line="240" w:lineRule="auto"/>
+        <w:rPr>
+          <w:b/>
+          <w:bCs/>
+          <w:sz w:val="28"/>
+          <w:szCs w:val="28"/>
+          <w:lang w:val="en-US"/>
+        </w:rPr>
+      </w:pPr>
+      <w:r>
+        <w:rPr>
+          <w:b/>
+          <w:bCs/>
+          <w:sz w:val="28"/>
+          <w:szCs w:val="28"/>
+          <w:lang w:val="en-US"/>
+        </w:rPr>
+        <w:t>3. Reading from a File</w:t>
+      </w:r>
+    </w:p>
+    <w:p>
+      <w:pPr>
+        <w:spacing w:line="240" w:lineRule="auto"/>
+        <w:rPr>
+          <w:sz w:val="28"/>
+          <w:szCs w:val="28"/>
+          <w:lang w:val="en-US"/>
+        </w:rPr>
+      </w:pPr>
+    </w:p>
+    <w:p>
+      <w:pPr>
+        <w:spacing w:line="240" w:lineRule="auto"/>
+        <w:rPr>
+          <w:sz w:val="28"/>
+          <w:szCs w:val="28"/>
+          <w:lang w:val="en-US"/>
+        </w:rPr>
+      </w:pPr>
+      <w:r>
+        <w:rPr>
+          <w:sz w:val="28"/>
+          <w:szCs w:val="28"/>
+          <w:lang w:val="en-US"/>
+        </w:rPr>
+        <w:lastRenderedPageBreak/>
+        <w:t>Data can be read from a file using functions like fscanf() or fgets().</w:t>
+      </w:r>
+    </w:p>
+    <w:p>
+      <w:pPr>
+        <w:spacing w:line="240" w:lineRule="auto"/>
+        <w:rPr>
+          <w:b/>
+          <w:bCs/>
+          <w:sz w:val="28"/>
+          <w:szCs w:val="28"/>
+          <w:lang w:val="en-US"/>
+        </w:rPr>
+      </w:pPr>
+      <w:r>
+        <w:rPr>
+          <w:b/>
+          <w:bCs/>
+          <w:sz w:val="28"/>
+          <w:szCs w:val="28"/>
+          <w:lang w:val="en-US"/>
+        </w:rPr>
+        <w:t>Example:</w:t>
+      </w:r>
+    </w:p>
+    <w:p>
+      <w:pPr>
+        <w:spacing w:line="240" w:lineRule="auto"/>
+        <w:rPr>
+          <w:sz w:val="28"/>
+          <w:szCs w:val="28"/>
+          <w:lang w:val="en-US"/>
+        </w:rPr>
+      </w:pPr>
+      <w:r>
+        <w:rPr>
+          <w:sz w:val="28"/>
+          <w:szCs w:val="28"/>
+          <w:lang w:val="en-US"/>
+        </w:rPr>
+        <w:t>char str[20];</w:t>
+      </w:r>
+    </w:p>
+    <w:p>
+      <w:pPr>
+        <w:spacing w:line="240" w:lineRule="auto"/>
+        <w:rPr>
+          <w:sz w:val="28"/>
+          <w:szCs w:val="28"/>
+          <w:lang w:val="en-US"/>
+        </w:rPr>
+      </w:pPr>
+      <w:r>
+        <w:rPr>
+          <w:sz w:val="28"/>
+          <w:szCs w:val="28"/>
+          <w:lang w:val="en-US"/>
+        </w:rPr>
+        <w:t>fgets(str, 20, fp);</w:t>
+      </w:r>
+    </w:p>
+    <w:p>
+      <w:pPr>
+        <w:spacing w:line="240" w:lineRule="auto"/>
+        <w:rPr>
+          <w:sz w:val="28"/>
+          <w:szCs w:val="28"/>
+          <w:lang w:val="en-US"/>
+        </w:rPr>
+      </w:pPr>
+      <w:r>
+        <w:rPr>
+          <w:sz w:val="28"/>
+          <w:szCs w:val="28"/>
+          <w:lang w:val="en-US"/>
+        </w:rPr>
+        <w:t>This reads data from the file into the string variable.</w:t>
+      </w:r>
+    </w:p>
+    <w:p>
+      <w:pPr>
+        <w:spacing w:line="240" w:lineRule="auto"/>
+        <w:rPr>
+          <w:b/>
+          <w:bCs/>
+          <w:sz w:val="28"/>
+          <w:szCs w:val="28"/>
+          <w:lang w:val="en-US"/>
+        </w:rPr>
+      </w:pPr>
+      <w:r>
+        <w:rPr>
+          <w:b/>
+          <w:bCs/>
+          <w:sz w:val="28"/>
+          <w:szCs w:val="28"/>
+          <w:lang w:val="en-US"/>
+        </w:rPr>
+        <w:t>4. Closing a File</w:t>
+      </w:r>
+    </w:p>
+    <w:p>
+      <w:pPr>
+        <w:spacing w:line="240" w:lineRule="auto"/>
+        <w:rPr>
+          <w:sz w:val="28"/>
+          <w:szCs w:val="28"/>
+          <w:lang w:val="en-US"/>
+        </w:rPr>
+      </w:pPr>
+      <w:r>
+        <w:rPr>
+          <w:sz w:val="28"/>
+          <w:szCs w:val="28"/>
+          <w:lang w:val="en-US"/>
+        </w:rPr>
+        <w:t>After performing operations, the file must be closed using fclose().</w:t>
+      </w:r>
+    </w:p>
+    <w:p>
+      <w:pPr>
+        <w:spacing w:line="240" w:lineRule="auto"/>
+        <w:rPr>
+          <w:b/>
+          <w:bCs/>
+          <w:sz w:val="28"/>
+          <w:szCs w:val="28"/>
+          <w:lang w:val="en-US"/>
+        </w:rPr>
+      </w:pPr>
+      <w:r>
+        <w:rPr>
+          <w:b/>
+          <w:bCs/>
+          <w:sz w:val="28"/>
+          <w:szCs w:val="28"/>
+          <w:lang w:val="en-US"/>
+        </w:rPr>
+        <w:t>Example:</w:t>
+      </w:r>
+    </w:p>
+    <w:p>
+      <w:pPr>
+        <w:spacing w:line="240" w:lineRule="auto"/>
+        <w:rPr>
+          <w:b/>
+          <w:bCs/>
+          <w:sz w:val="28"/>
+          <w:szCs w:val="28"/>
+          <w:lang w:val="en-US"/>
+        </w:rPr>
+      </w:pPr>
+      <w:r>
+        <w:rPr>
+          <w:sz w:val="28"/>
+          <w:szCs w:val="28"/>
+          <w:lang w:val="en-US"/>
+        </w:rPr>
+        <w:t>fclose(fp);</w:t>
+      </w:r>
+    </w:p>
+    <w:p>
+      <w:pPr>
+        <w:spacing w:line="240" w:lineRule="auto"/>
+        <w:rPr>
+          <w:sz w:val="28"/>
+          <w:szCs w:val="28"/>
+          <w:lang w:val="en-US"/>
+        </w:rPr>
+      </w:pPr>
+      <w:r>
+        <w:rPr>
+          <w:sz w:val="28"/>
+          <w:szCs w:val="28"/>
+          <w:lang w:val="en-US"/>
+        </w:rPr>
+        <w:t>Closing the file ensures that data is properly saved and resources are released.</w:t>
+      </w:r>
     </w:p>
     <w:sectPr>
       <w:pgSz w:w="11906" w:h="16838"/>
@@ -6174,7 +8363,7 @@
   <w:abstractNum w:abstractNumId="1" w15:restartNumberingAfterBreak="0">
     <w:nsid w:val="78BC08D8"/>
     <w:multiLevelType w:val="hybridMultilevel"/>
-    <w:tmpl w:val="D2D2590A"/>
+    <w:tmpl w:val="FC804146"/>
     <w:lvl w:ilvl="0" w:tplc="40090001">
       <w:start w:val="1"/>
       <w:numFmt w:val="bullet"/>

--- a/softwareEngineering/assignments/module2/MODULE 2 ASSIGNMENT_thoery.docx
+++ b/softwareEngineering/assignments/module2/MODULE 2 ASSIGNMENT_thoery.docx
@@ -26,6 +26,150 @@
     </w:p>
     <w:p>
       <w:pPr>
+        <w:jc w:val="both"/>
+        <w:rPr>
+          <w:b/>
+          <w:bCs/>
+          <w:sz w:val="32"/>
+          <w:szCs w:val="32"/>
+          <w:lang w:val="en-US"/>
+        </w:rPr>
+      </w:pPr>
+      <w:r>
+        <w:rPr>
+          <w:b/>
+          <w:bCs/>
+          <w:sz w:val="32"/>
+          <w:szCs w:val="32"/>
+          <w:lang w:val="en-US"/>
+        </w:rPr>
+        <w:t>Lab Exercise</w:t>
+      </w:r>
+    </w:p>
+    <w:p>
+      <w:pPr>
+        <w:jc w:val="both"/>
+        <w:rPr>
+          <w:b/>
+          <w:bCs/>
+          <w:sz w:val="32"/>
+          <w:szCs w:val="32"/>
+          <w:lang w:val="en-US"/>
+        </w:rPr>
+      </w:pPr>
+      <w:r>
+        <w:rPr>
+          <w:b/>
+          <w:bCs/>
+          <w:sz w:val="32"/>
+          <w:szCs w:val="32"/>
+          <w:lang w:val="en-US"/>
+        </w:rPr>
+        <w:t>1)</w:t>
+      </w:r>
+      <w:r>
+        <w:rPr>
+          <w:b/>
+          <w:bCs/>
+          <w:sz w:val="32"/>
+          <w:szCs w:val="32"/>
+          <w:lang w:val="en-US"/>
+        </w:rPr>
+        <w:t>Research and provide three real-world applications where C programming is extensively used, such as in embedded systems, operating systems, or game development.</w:t>
+      </w:r>
+    </w:p>
+    <w:p>
+      <w:pPr>
+        <w:pStyle w:val="NormalWeb"/>
+        <w:rPr>
+          <w:sz w:val="28"/>
+          <w:szCs w:val="28"/>
+        </w:rPr>
+      </w:pPr>
+      <w:r>
+        <w:rPr>
+          <w:rStyle w:val="Strong"/>
+          <w:rFonts w:eastAsiaTheme="majorEastAsia"/>
+          <w:sz w:val="28"/>
+          <w:szCs w:val="28"/>
+        </w:rPr>
+        <w:t>Embedded Systems</w:t>
+      </w:r>
+      <w:r>
+        <w:rPr>
+          <w:sz w:val="28"/>
+          <w:szCs w:val="28"/>
+        </w:rPr>
+        <w:t xml:space="preserve"> – Used in devices like cars (ECUs), microwaves, cameras; C gives low-level hardware control and efficiency.</w:t>
+      </w:r>
+    </w:p>
+    <w:p>
+      <w:pPr>
+        <w:pStyle w:val="NormalWeb"/>
+        <w:rPr>
+          <w:sz w:val="28"/>
+          <w:szCs w:val="28"/>
+        </w:rPr>
+      </w:pPr>
+      <w:r>
+        <w:rPr>
+          <w:sz w:val="28"/>
+          <w:szCs w:val="28"/>
+        </w:rPr>
+        <w:t xml:space="preserve"> </w:t>
+      </w:r>
+      <w:r>
+        <w:rPr>
+          <w:rStyle w:val="Strong"/>
+          <w:rFonts w:eastAsiaTheme="majorEastAsia"/>
+          <w:sz w:val="28"/>
+          <w:szCs w:val="28"/>
+        </w:rPr>
+        <w:t>Operating Systems</w:t>
+      </w:r>
+      <w:r>
+        <w:rPr>
+          <w:sz w:val="28"/>
+          <w:szCs w:val="28"/>
+        </w:rPr>
+        <w:t xml:space="preserve"> – Linux, Windows, MacOS use C for kernels and system-level code due to speed and portability.</w:t>
+      </w:r>
+    </w:p>
+    <w:p>
+      <w:pPr>
+        <w:pStyle w:val="NormalWeb"/>
+      </w:pPr>
+      <w:r>
+        <w:rPr>
+          <w:sz w:val="28"/>
+          <w:szCs w:val="28"/>
+        </w:rPr>
+        <w:t xml:space="preserve"> </w:t>
+      </w:r>
+      <w:r>
+        <w:rPr>
+          <w:rStyle w:val="Strong"/>
+          <w:rFonts w:eastAsiaTheme="majorEastAsia"/>
+          <w:sz w:val="28"/>
+          <w:szCs w:val="28"/>
+        </w:rPr>
+        <w:t>Game Development</w:t>
+      </w:r>
+      <w:r>
+        <w:rPr>
+          <w:sz w:val="28"/>
+          <w:szCs w:val="28"/>
+        </w:rPr>
+        <w:t xml:space="preserve"> – High-performance games and engines (Unreal Engine, OpenGL) use C for fast execution and memory control</w:t>
+      </w:r>
+      <w:r>
+        <w:t>.</w:t>
+      </w:r>
+    </w:p>
+    <w:p>
+      <w:pPr>
+        <w:pStyle w:val="ListParagraph"/>
+        <w:ind w:left="756"/>
         <w:jc w:val="both"/>
         <w:rPr>
           <w:b/>
@@ -405,6 +549,7 @@
           <w:szCs w:val="28"/>
           <w:lang w:val="en-US"/>
         </w:rPr>
+        <w:lastRenderedPageBreak/>
         <w:t>It is widely used in operating systems, embedded systems, compilers, and device drivers.</w:t>
       </w:r>
     </w:p>
@@ -626,323 +771,323 @@
           <w:szCs w:val="28"/>
           <w:lang w:val="en-US"/>
         </w:rPr>
+        <w:t>During installation, select gcc and complete the setup.</w:t>
+      </w:r>
+    </w:p>
+    <w:p>
+      <w:pPr>
+        <w:spacing w:line="240" w:lineRule="auto"/>
+        <w:jc w:val="both"/>
+        <w:rPr>
+          <w:sz w:val="28"/>
+          <w:szCs w:val="28"/>
+          <w:lang w:val="en-US"/>
+        </w:rPr>
+      </w:pPr>
+      <w:r>
+        <w:rPr>
+          <w:sz w:val="28"/>
+          <w:szCs w:val="28"/>
+          <w:lang w:val="en-US"/>
+        </w:rPr>
+        <w:t>After installation, set the PATH environment variable so that the compiler can be used from the command line.</w:t>
+      </w:r>
+    </w:p>
+    <w:p>
+      <w:pPr>
+        <w:spacing w:line="240" w:lineRule="auto"/>
+        <w:jc w:val="both"/>
+        <w:rPr>
+          <w:sz w:val="28"/>
+          <w:szCs w:val="28"/>
+          <w:lang w:val="en-US"/>
+        </w:rPr>
+      </w:pPr>
+      <w:r>
+        <w:rPr>
+          <w:sz w:val="28"/>
+          <w:szCs w:val="28"/>
+          <w:lang w:val="en-US"/>
+        </w:rPr>
+        <w:t>To verify installation, open Command Prompt and type gcc --version.</w:t>
+      </w:r>
+    </w:p>
+    <w:p>
+      <w:pPr>
+        <w:spacing w:line="240" w:lineRule="auto"/>
+        <w:jc w:val="both"/>
+        <w:rPr>
+          <w:b/>
+          <w:bCs/>
+          <w:sz w:val="28"/>
+          <w:szCs w:val="28"/>
+          <w:lang w:val="en-US"/>
+        </w:rPr>
+      </w:pPr>
+      <w:r>
+        <w:rPr>
+          <w:b/>
+          <w:bCs/>
+          <w:sz w:val="28"/>
+          <w:szCs w:val="28"/>
+          <w:lang w:val="en-US"/>
+        </w:rPr>
+        <w:t>2. Setting Up Dev-C++</w:t>
+      </w:r>
+    </w:p>
+    <w:p>
+      <w:pPr>
+        <w:spacing w:line="240" w:lineRule="auto"/>
+        <w:jc w:val="both"/>
+        <w:rPr>
+          <w:sz w:val="28"/>
+          <w:szCs w:val="28"/>
+          <w:lang w:val="en-US"/>
+        </w:rPr>
+      </w:pPr>
+      <w:r>
+        <w:rPr>
+          <w:sz w:val="28"/>
+          <w:szCs w:val="28"/>
+          <w:lang w:val="en-US"/>
+        </w:rPr>
+        <w:t>Download Dev-C++ from its official website.</w:t>
+      </w:r>
+    </w:p>
+    <w:p>
+      <w:pPr>
+        <w:spacing w:line="240" w:lineRule="auto"/>
+        <w:jc w:val="both"/>
+        <w:rPr>
+          <w:sz w:val="28"/>
+          <w:szCs w:val="28"/>
+          <w:lang w:val="en-US"/>
+        </w:rPr>
+      </w:pPr>
+      <w:r>
+        <w:rPr>
+          <w:sz w:val="28"/>
+          <w:szCs w:val="28"/>
+          <w:lang w:val="en-US"/>
+        </w:rPr>
+        <w:t>Run the installer and follow the on-screen instructions.</w:t>
+      </w:r>
+    </w:p>
+    <w:p>
+      <w:pPr>
+        <w:spacing w:line="240" w:lineRule="auto"/>
+        <w:jc w:val="both"/>
+        <w:rPr>
+          <w:sz w:val="28"/>
+          <w:szCs w:val="28"/>
+          <w:lang w:val="en-US"/>
+        </w:rPr>
+      </w:pPr>
+      <w:r>
+        <w:rPr>
+          <w:sz w:val="28"/>
+          <w:szCs w:val="28"/>
+          <w:lang w:val="en-US"/>
+        </w:rPr>
+        <w:t>Dev-C++ comes with a built-in compiler, so no separate setup is usually required.</w:t>
+      </w:r>
+    </w:p>
+    <w:p>
+      <w:pPr>
+        <w:spacing w:line="240" w:lineRule="auto"/>
+        <w:jc w:val="both"/>
+        <w:rPr>
+          <w:sz w:val="28"/>
+          <w:szCs w:val="28"/>
+          <w:lang w:val="en-US"/>
+        </w:rPr>
+      </w:pPr>
+      <w:r>
+        <w:rPr>
+          <w:sz w:val="28"/>
+          <w:szCs w:val="28"/>
+          <w:lang w:val="en-US"/>
+        </w:rPr>
+        <w:t>Open Dev-C++, create a new C file, write code, and compile/run it using the Run option.</w:t>
+      </w:r>
+    </w:p>
+    <w:p>
+      <w:pPr>
+        <w:spacing w:line="240" w:lineRule="auto"/>
+        <w:jc w:val="both"/>
+        <w:rPr>
+          <w:b/>
+          <w:bCs/>
+          <w:sz w:val="28"/>
+          <w:szCs w:val="28"/>
+          <w:lang w:val="en-US"/>
+        </w:rPr>
+      </w:pPr>
+      <w:r>
+        <w:rPr>
+          <w:b/>
+          <w:bCs/>
+          <w:sz w:val="28"/>
+          <w:szCs w:val="28"/>
+          <w:lang w:val="en-US"/>
+        </w:rPr>
+        <w:t>3. Setting Up CodeBlocks</w:t>
+      </w:r>
+    </w:p>
+    <w:p>
+      <w:pPr>
+        <w:spacing w:line="240" w:lineRule="auto"/>
+        <w:jc w:val="both"/>
+        <w:rPr>
+          <w:sz w:val="28"/>
+          <w:szCs w:val="28"/>
+          <w:lang w:val="en-US"/>
+        </w:rPr>
+      </w:pPr>
+      <w:r>
+        <w:rPr>
+          <w:sz w:val="28"/>
+          <w:szCs w:val="28"/>
+          <w:lang w:val="en-US"/>
+        </w:rPr>
+        <w:t>Download CodeBlocks (with MinGW version) from the official website.</w:t>
+      </w:r>
+    </w:p>
+    <w:p>
+      <w:pPr>
+        <w:spacing w:line="240" w:lineRule="auto"/>
+        <w:jc w:val="both"/>
+        <w:rPr>
+          <w:sz w:val="28"/>
+          <w:szCs w:val="28"/>
+          <w:lang w:val="en-US"/>
+        </w:rPr>
+      </w:pPr>
+      <w:r>
+        <w:rPr>
+          <w:sz w:val="28"/>
+          <w:szCs w:val="28"/>
+          <w:lang w:val="en-US"/>
+        </w:rPr>
+        <w:t>Install it by following the setup wizard.</w:t>
+      </w:r>
+    </w:p>
+    <w:p>
+      <w:pPr>
+        <w:spacing w:line="240" w:lineRule="auto"/>
+        <w:jc w:val="both"/>
+        <w:rPr>
+          <w:sz w:val="28"/>
+          <w:szCs w:val="28"/>
+          <w:lang w:val="en-US"/>
+        </w:rPr>
+      </w:pPr>
+      <w:r>
+        <w:rPr>
+          <w:sz w:val="28"/>
+          <w:szCs w:val="28"/>
+          <w:lang w:val="en-US"/>
+        </w:rPr>
+        <w:t>During first launch, CodeBlocks automatically detects the compiler.</w:t>
+      </w:r>
+    </w:p>
+    <w:p>
+      <w:pPr>
+        <w:spacing w:line="240" w:lineRule="auto"/>
+        <w:jc w:val="both"/>
+        <w:rPr>
+          <w:sz w:val="28"/>
+          <w:szCs w:val="28"/>
+          <w:lang w:val="en-US"/>
+        </w:rPr>
+      </w:pPr>
+      <w:r>
+        <w:rPr>
+          <w:sz w:val="28"/>
+          <w:szCs w:val="28"/>
+          <w:lang w:val="en-US"/>
+        </w:rPr>
+        <w:t>Create a new console application project, write C code, and build/run it.</w:t>
+      </w:r>
+    </w:p>
+    <w:p>
+      <w:pPr>
+        <w:spacing w:line="240" w:lineRule="auto"/>
+        <w:jc w:val="both"/>
+        <w:rPr>
+          <w:b/>
+          <w:bCs/>
+          <w:sz w:val="28"/>
+          <w:szCs w:val="28"/>
+          <w:lang w:val="en-US"/>
+        </w:rPr>
+      </w:pPr>
+      <w:r>
+        <w:rPr>
+          <w:b/>
+          <w:bCs/>
+          <w:sz w:val="28"/>
+          <w:szCs w:val="28"/>
+          <w:lang w:val="en-US"/>
+        </w:rPr>
+        <w:t>4. Setting Up VS Code for C Programming</w:t>
+      </w:r>
+    </w:p>
+    <w:p>
+      <w:pPr>
+        <w:spacing w:line="240" w:lineRule="auto"/>
+        <w:jc w:val="both"/>
+        <w:rPr>
+          <w:sz w:val="28"/>
+          <w:szCs w:val="28"/>
+          <w:lang w:val="en-US"/>
+        </w:rPr>
+      </w:pPr>
+      <w:r>
+        <w:rPr>
+          <w:sz w:val="28"/>
+          <w:szCs w:val="28"/>
+          <w:lang w:val="en-US"/>
+        </w:rPr>
+        <w:t>Download and install Visual Studio Code.</w:t>
+      </w:r>
+    </w:p>
+    <w:p>
+      <w:pPr>
+        <w:spacing w:line="240" w:lineRule="auto"/>
+        <w:jc w:val="both"/>
+        <w:rPr>
+          <w:sz w:val="28"/>
+          <w:szCs w:val="28"/>
+          <w:lang w:val="en-US"/>
+        </w:rPr>
+      </w:pPr>
+      <w:r>
+        <w:rPr>
+          <w:sz w:val="28"/>
+          <w:szCs w:val="28"/>
+          <w:lang w:val="en-US"/>
+        </w:rPr>
+        <w:t>Install the C/C++ extension from the Extensions Marketplace.</w:t>
+      </w:r>
+    </w:p>
+    <w:p>
+      <w:pPr>
+        <w:spacing w:line="240" w:lineRule="auto"/>
+        <w:jc w:val="both"/>
+        <w:rPr>
+          <w:sz w:val="28"/>
+          <w:szCs w:val="28"/>
+          <w:lang w:val="en-US"/>
+        </w:rPr>
+      </w:pPr>
+      <w:r>
+        <w:rPr>
+          <w:sz w:val="28"/>
+          <w:szCs w:val="28"/>
+          <w:lang w:val="en-US"/>
+        </w:rPr>
         <w:lastRenderedPageBreak/>
-        <w:t>During installation, select gcc and complete the setup.</w:t>
-      </w:r>
-    </w:p>
-    <w:p>
-      <w:pPr>
-        <w:spacing w:line="240" w:lineRule="auto"/>
-        <w:jc w:val="both"/>
-        <w:rPr>
-          <w:sz w:val="28"/>
-          <w:szCs w:val="28"/>
-          <w:lang w:val="en-US"/>
-        </w:rPr>
-      </w:pPr>
-      <w:r>
-        <w:rPr>
-          <w:sz w:val="28"/>
-          <w:szCs w:val="28"/>
-          <w:lang w:val="en-US"/>
-        </w:rPr>
-        <w:t>After installation, set the PATH environment variable so that the compiler can be used from the command line.</w:t>
-      </w:r>
-    </w:p>
-    <w:p>
-      <w:pPr>
-        <w:spacing w:line="240" w:lineRule="auto"/>
-        <w:jc w:val="both"/>
-        <w:rPr>
-          <w:sz w:val="28"/>
-          <w:szCs w:val="28"/>
-          <w:lang w:val="en-US"/>
-        </w:rPr>
-      </w:pPr>
-      <w:r>
-        <w:rPr>
-          <w:sz w:val="28"/>
-          <w:szCs w:val="28"/>
-          <w:lang w:val="en-US"/>
-        </w:rPr>
-        <w:t>To verify installation, open Command Prompt and type gcc --version.</w:t>
-      </w:r>
-    </w:p>
-    <w:p>
-      <w:pPr>
-        <w:spacing w:line="240" w:lineRule="auto"/>
-        <w:jc w:val="both"/>
-        <w:rPr>
-          <w:b/>
-          <w:bCs/>
-          <w:sz w:val="28"/>
-          <w:szCs w:val="28"/>
-          <w:lang w:val="en-US"/>
-        </w:rPr>
-      </w:pPr>
-      <w:r>
-        <w:rPr>
-          <w:b/>
-          <w:bCs/>
-          <w:sz w:val="28"/>
-          <w:szCs w:val="28"/>
-          <w:lang w:val="en-US"/>
-        </w:rPr>
-        <w:t>2. Setting Up Dev-C++</w:t>
-      </w:r>
-    </w:p>
-    <w:p>
-      <w:pPr>
-        <w:spacing w:line="240" w:lineRule="auto"/>
-        <w:jc w:val="both"/>
-        <w:rPr>
-          <w:sz w:val="28"/>
-          <w:szCs w:val="28"/>
-          <w:lang w:val="en-US"/>
-        </w:rPr>
-      </w:pPr>
-      <w:r>
-        <w:rPr>
-          <w:sz w:val="28"/>
-          <w:szCs w:val="28"/>
-          <w:lang w:val="en-US"/>
-        </w:rPr>
-        <w:t>Download Dev-C++ from its official website.</w:t>
-      </w:r>
-    </w:p>
-    <w:p>
-      <w:pPr>
-        <w:spacing w:line="240" w:lineRule="auto"/>
-        <w:jc w:val="both"/>
-        <w:rPr>
-          <w:sz w:val="28"/>
-          <w:szCs w:val="28"/>
-          <w:lang w:val="en-US"/>
-        </w:rPr>
-      </w:pPr>
-      <w:r>
-        <w:rPr>
-          <w:sz w:val="28"/>
-          <w:szCs w:val="28"/>
-          <w:lang w:val="en-US"/>
-        </w:rPr>
-        <w:t>Run the installer and follow the on-screen instructions.</w:t>
-      </w:r>
-    </w:p>
-    <w:p>
-      <w:pPr>
-        <w:spacing w:line="240" w:lineRule="auto"/>
-        <w:jc w:val="both"/>
-        <w:rPr>
-          <w:sz w:val="28"/>
-          <w:szCs w:val="28"/>
-          <w:lang w:val="en-US"/>
-        </w:rPr>
-      </w:pPr>
-      <w:r>
-        <w:rPr>
-          <w:sz w:val="28"/>
-          <w:szCs w:val="28"/>
-          <w:lang w:val="en-US"/>
-        </w:rPr>
-        <w:t>Dev-C++ comes with a built-in compiler, so no separate setup is usually required.</w:t>
-      </w:r>
-    </w:p>
-    <w:p>
-      <w:pPr>
-        <w:spacing w:line="240" w:lineRule="auto"/>
-        <w:jc w:val="both"/>
-        <w:rPr>
-          <w:sz w:val="28"/>
-          <w:szCs w:val="28"/>
-          <w:lang w:val="en-US"/>
-        </w:rPr>
-      </w:pPr>
-      <w:r>
-        <w:rPr>
-          <w:sz w:val="28"/>
-          <w:szCs w:val="28"/>
-          <w:lang w:val="en-US"/>
-        </w:rPr>
-        <w:t>Open Dev-C++, create a new C file, write code, and compile/run it using the Run option.</w:t>
-      </w:r>
-    </w:p>
-    <w:p>
-      <w:pPr>
-        <w:spacing w:line="240" w:lineRule="auto"/>
-        <w:jc w:val="both"/>
-        <w:rPr>
-          <w:b/>
-          <w:bCs/>
-          <w:sz w:val="28"/>
-          <w:szCs w:val="28"/>
-          <w:lang w:val="en-US"/>
-        </w:rPr>
-      </w:pPr>
-      <w:r>
-        <w:rPr>
-          <w:b/>
-          <w:bCs/>
-          <w:sz w:val="28"/>
-          <w:szCs w:val="28"/>
-          <w:lang w:val="en-US"/>
-        </w:rPr>
-        <w:t>3. Setting Up CodeBlocks</w:t>
-      </w:r>
-    </w:p>
-    <w:p>
-      <w:pPr>
-        <w:spacing w:line="240" w:lineRule="auto"/>
-        <w:jc w:val="both"/>
-        <w:rPr>
-          <w:sz w:val="28"/>
-          <w:szCs w:val="28"/>
-          <w:lang w:val="en-US"/>
-        </w:rPr>
-      </w:pPr>
-      <w:r>
-        <w:rPr>
-          <w:sz w:val="28"/>
-          <w:szCs w:val="28"/>
-          <w:lang w:val="en-US"/>
-        </w:rPr>
-        <w:t>Download CodeBlocks (with MinGW version) from the official website.</w:t>
-      </w:r>
-    </w:p>
-    <w:p>
-      <w:pPr>
-        <w:spacing w:line="240" w:lineRule="auto"/>
-        <w:jc w:val="both"/>
-        <w:rPr>
-          <w:sz w:val="28"/>
-          <w:szCs w:val="28"/>
-          <w:lang w:val="en-US"/>
-        </w:rPr>
-      </w:pPr>
-      <w:r>
-        <w:rPr>
-          <w:sz w:val="28"/>
-          <w:szCs w:val="28"/>
-          <w:lang w:val="en-US"/>
-        </w:rPr>
-        <w:t>Install it by following the setup wizard.</w:t>
-      </w:r>
-    </w:p>
-    <w:p>
-      <w:pPr>
-        <w:spacing w:line="240" w:lineRule="auto"/>
-        <w:jc w:val="both"/>
-        <w:rPr>
-          <w:sz w:val="28"/>
-          <w:szCs w:val="28"/>
-          <w:lang w:val="en-US"/>
-        </w:rPr>
-      </w:pPr>
-      <w:r>
-        <w:rPr>
-          <w:sz w:val="28"/>
-          <w:szCs w:val="28"/>
-          <w:lang w:val="en-US"/>
-        </w:rPr>
-        <w:t>During first launch, CodeBlocks automatically detects the compiler.</w:t>
-      </w:r>
-    </w:p>
-    <w:p>
-      <w:pPr>
-        <w:spacing w:line="240" w:lineRule="auto"/>
-        <w:jc w:val="both"/>
-        <w:rPr>
-          <w:sz w:val="28"/>
-          <w:szCs w:val="28"/>
-          <w:lang w:val="en-US"/>
-        </w:rPr>
-      </w:pPr>
-      <w:r>
-        <w:rPr>
-          <w:sz w:val="28"/>
-          <w:szCs w:val="28"/>
-          <w:lang w:val="en-US"/>
-        </w:rPr>
-        <w:t>Create a new console application project, write C code, and build/run it.</w:t>
-      </w:r>
-    </w:p>
-    <w:p>
-      <w:pPr>
-        <w:spacing w:line="240" w:lineRule="auto"/>
-        <w:jc w:val="both"/>
-        <w:rPr>
-          <w:b/>
-          <w:bCs/>
-          <w:sz w:val="28"/>
-          <w:szCs w:val="28"/>
-          <w:lang w:val="en-US"/>
-        </w:rPr>
-      </w:pPr>
-      <w:r>
-        <w:rPr>
-          <w:b/>
-          <w:bCs/>
-          <w:sz w:val="28"/>
-          <w:szCs w:val="28"/>
-          <w:lang w:val="en-US"/>
-        </w:rPr>
-        <w:t>4. Setting Up VS Code for C Programming</w:t>
-      </w:r>
-    </w:p>
-    <w:p>
-      <w:pPr>
-        <w:spacing w:line="240" w:lineRule="auto"/>
-        <w:jc w:val="both"/>
-        <w:rPr>
-          <w:sz w:val="28"/>
-          <w:szCs w:val="28"/>
-          <w:lang w:val="en-US"/>
-        </w:rPr>
-      </w:pPr>
-      <w:r>
-        <w:rPr>
-          <w:sz w:val="28"/>
-          <w:szCs w:val="28"/>
-          <w:lang w:val="en-US"/>
-        </w:rPr>
-        <w:t>Download and install Visual Studio Code.</w:t>
-      </w:r>
-    </w:p>
-    <w:p>
-      <w:pPr>
-        <w:spacing w:line="240" w:lineRule="auto"/>
-        <w:jc w:val="both"/>
-        <w:rPr>
-          <w:sz w:val="28"/>
-          <w:szCs w:val="28"/>
-          <w:lang w:val="en-US"/>
-        </w:rPr>
-      </w:pPr>
-      <w:r>
-        <w:rPr>
-          <w:sz w:val="28"/>
-          <w:szCs w:val="28"/>
-          <w:lang w:val="en-US"/>
-        </w:rPr>
-        <w:t>Install the C/C++ extension from the Extensions Marketplace.</w:t>
-      </w:r>
-    </w:p>
-    <w:p>
-      <w:pPr>
-        <w:spacing w:line="240" w:lineRule="auto"/>
-        <w:jc w:val="both"/>
-        <w:rPr>
-          <w:sz w:val="28"/>
-          <w:szCs w:val="28"/>
-          <w:lang w:val="en-US"/>
-        </w:rPr>
-      </w:pPr>
-      <w:r>
-        <w:rPr>
-          <w:sz w:val="28"/>
-          <w:szCs w:val="28"/>
-          <w:lang w:val="en-US"/>
-        </w:rPr>
         <w:t>Make sure GCC is already installed on the system.</w:t>
       </w:r>
     </w:p>
@@ -1135,217 +1280,217 @@
           <w:szCs w:val="28"/>
           <w:lang w:val="en-US"/>
         </w:rPr>
+        <w:t>Preprocessor directives are instructions given to the compiler before actual compilation starts. They begin with the # symbol and are used for including header files, defining constants, and macros.</w:t>
+      </w:r>
+    </w:p>
+    <w:p>
+      <w:pPr>
+        <w:spacing w:line="240" w:lineRule="auto"/>
+        <w:jc w:val="both"/>
+        <w:rPr>
+          <w:b/>
+          <w:bCs/>
+          <w:sz w:val="28"/>
+          <w:szCs w:val="28"/>
+          <w:lang w:val="en-US"/>
+        </w:rPr>
+      </w:pPr>
+      <w:r>
+        <w:rPr>
+          <w:b/>
+          <w:bCs/>
+          <w:sz w:val="28"/>
+          <w:szCs w:val="28"/>
+          <w:lang w:val="en-US"/>
+        </w:rPr>
+        <w:t>main() Function:</w:t>
+      </w:r>
+    </w:p>
+    <w:p>
+      <w:pPr>
+        <w:spacing w:line="240" w:lineRule="auto"/>
+        <w:jc w:val="both"/>
+        <w:rPr>
+          <w:sz w:val="28"/>
+          <w:szCs w:val="28"/>
+          <w:lang w:val="en-US"/>
+        </w:rPr>
+      </w:pPr>
+      <w:r>
+        <w:rPr>
+          <w:sz w:val="28"/>
+          <w:szCs w:val="28"/>
+          <w:lang w:val="en-US"/>
+        </w:rPr>
+        <w:t>The main() function is the entry point of a C program. Program execution always starts from the main() function. It contains the logic of the program and returns an integer value to indicate successful or unsuccessful execution.</w:t>
+      </w:r>
+    </w:p>
+    <w:p>
+      <w:pPr>
+        <w:spacing w:line="240" w:lineRule="auto"/>
+        <w:jc w:val="both"/>
+        <w:rPr>
+          <w:b/>
+          <w:bCs/>
+          <w:sz w:val="28"/>
+          <w:szCs w:val="28"/>
+          <w:lang w:val="en-US"/>
+        </w:rPr>
+      </w:pPr>
+      <w:r>
+        <w:rPr>
+          <w:b/>
+          <w:bCs/>
+          <w:sz w:val="28"/>
+          <w:szCs w:val="28"/>
+          <w:lang w:val="en-US"/>
+        </w:rPr>
+        <w:t>Comments:</w:t>
+      </w:r>
+    </w:p>
+    <w:p>
+      <w:pPr>
+        <w:spacing w:line="240" w:lineRule="auto"/>
+        <w:jc w:val="both"/>
+        <w:rPr>
+          <w:sz w:val="28"/>
+          <w:szCs w:val="28"/>
+          <w:lang w:val="en-US"/>
+        </w:rPr>
+      </w:pPr>
+      <w:r>
+        <w:rPr>
+          <w:sz w:val="28"/>
+          <w:szCs w:val="28"/>
+          <w:lang w:val="en-US"/>
+        </w:rPr>
+        <w:t>Comments are used to explain the program logic and make the code more readable. They do not affect program execution because the compiler ignores them. C supports single-line and multi-line comments.</w:t>
+      </w:r>
+    </w:p>
+    <w:p>
+      <w:pPr>
+        <w:spacing w:line="240" w:lineRule="auto"/>
+        <w:jc w:val="both"/>
+        <w:rPr>
+          <w:b/>
+          <w:bCs/>
+          <w:sz w:val="28"/>
+          <w:szCs w:val="28"/>
+          <w:lang w:val="en-US"/>
+        </w:rPr>
+      </w:pPr>
+      <w:r>
+        <w:rPr>
+          <w:b/>
+          <w:bCs/>
+          <w:sz w:val="28"/>
+          <w:szCs w:val="28"/>
+          <w:lang w:val="en-US"/>
+        </w:rPr>
+        <w:t>Data Types:</w:t>
+      </w:r>
+    </w:p>
+    <w:p>
+      <w:pPr>
+        <w:spacing w:line="240" w:lineRule="auto"/>
+        <w:jc w:val="both"/>
+        <w:rPr>
+          <w:sz w:val="28"/>
+          <w:szCs w:val="28"/>
+          <w:lang w:val="en-US"/>
+        </w:rPr>
+      </w:pPr>
+      <w:r>
+        <w:rPr>
+          <w:sz w:val="28"/>
+          <w:szCs w:val="28"/>
+          <w:lang w:val="en-US"/>
+        </w:rPr>
+        <w:t>Data types define the type and size of data that a variable can store. They help in proper memory allocation and data handling. Common data types include integer, character, floating-point, and double types.</w:t>
+      </w:r>
+    </w:p>
+    <w:p>
+      <w:pPr>
+        <w:spacing w:line="240" w:lineRule="auto"/>
+        <w:jc w:val="both"/>
+        <w:rPr>
+          <w:b/>
+          <w:bCs/>
+          <w:sz w:val="28"/>
+          <w:szCs w:val="28"/>
+          <w:lang w:val="en-US"/>
+        </w:rPr>
+      </w:pPr>
+      <w:r>
+        <w:rPr>
+          <w:b/>
+          <w:bCs/>
+          <w:sz w:val="28"/>
+          <w:szCs w:val="28"/>
+          <w:lang w:val="en-US"/>
+        </w:rPr>
+        <w:t>Variables:</w:t>
+      </w:r>
+    </w:p>
+    <w:p>
+      <w:pPr>
+        <w:spacing w:line="240" w:lineRule="auto"/>
+        <w:jc w:val="both"/>
+        <w:rPr>
+          <w:sz w:val="28"/>
+          <w:szCs w:val="28"/>
+          <w:lang w:val="en-US"/>
+        </w:rPr>
+      </w:pPr>
+      <w:r>
+        <w:rPr>
+          <w:sz w:val="28"/>
+          <w:szCs w:val="28"/>
+          <w:lang w:val="en-US"/>
+        </w:rPr>
+        <w:t>Variables are named memory locations used to store data values during program execution. Each variable must be declared with a data type before it is used in the program.</w:t>
+      </w:r>
+    </w:p>
+    <w:p>
+      <w:pPr>
+        <w:spacing w:line="240" w:lineRule="auto"/>
+        <w:jc w:val="both"/>
+        <w:rPr>
+          <w:b/>
+          <w:bCs/>
+          <w:sz w:val="28"/>
+          <w:szCs w:val="28"/>
+          <w:lang w:val="en-US"/>
+        </w:rPr>
+      </w:pPr>
+      <w:r>
+        <w:rPr>
+          <w:b/>
+          <w:bCs/>
+          <w:sz w:val="28"/>
+          <w:szCs w:val="28"/>
+          <w:lang w:val="en-US"/>
+        </w:rPr>
+        <w:t>Statements and Expressions:</w:t>
+      </w:r>
+    </w:p>
+    <w:p>
+      <w:pPr>
+        <w:spacing w:line="240" w:lineRule="auto"/>
+        <w:jc w:val="both"/>
+        <w:rPr>
+          <w:sz w:val="28"/>
+          <w:szCs w:val="28"/>
+          <w:lang w:val="en-US"/>
+        </w:rPr>
+      </w:pPr>
+      <w:r>
+        <w:rPr>
+          <w:sz w:val="28"/>
+          <w:szCs w:val="28"/>
+          <w:lang w:val="en-US"/>
+        </w:rPr>
         <w:lastRenderedPageBreak/>
-        <w:t>Preprocessor directives are instructions given to the compiler before actual compilation starts. They begin with the # symbol and are used for including header files, defining constants, and macros.</w:t>
-      </w:r>
-    </w:p>
-    <w:p>
-      <w:pPr>
-        <w:spacing w:line="240" w:lineRule="auto"/>
-        <w:jc w:val="both"/>
-        <w:rPr>
-          <w:b/>
-          <w:bCs/>
-          <w:sz w:val="28"/>
-          <w:szCs w:val="28"/>
-          <w:lang w:val="en-US"/>
-        </w:rPr>
-      </w:pPr>
-      <w:r>
-        <w:rPr>
-          <w:b/>
-          <w:bCs/>
-          <w:sz w:val="28"/>
-          <w:szCs w:val="28"/>
-          <w:lang w:val="en-US"/>
-        </w:rPr>
-        <w:t>main() Function:</w:t>
-      </w:r>
-    </w:p>
-    <w:p>
-      <w:pPr>
-        <w:spacing w:line="240" w:lineRule="auto"/>
-        <w:jc w:val="both"/>
-        <w:rPr>
-          <w:sz w:val="28"/>
-          <w:szCs w:val="28"/>
-          <w:lang w:val="en-US"/>
-        </w:rPr>
-      </w:pPr>
-      <w:r>
-        <w:rPr>
-          <w:sz w:val="28"/>
-          <w:szCs w:val="28"/>
-          <w:lang w:val="en-US"/>
-        </w:rPr>
-        <w:t>The main() function is the entry point of a C program. Program execution always starts from the main() function. It contains the logic of the program and returns an integer value to indicate successful or unsuccessful execution.</w:t>
-      </w:r>
-    </w:p>
-    <w:p>
-      <w:pPr>
-        <w:spacing w:line="240" w:lineRule="auto"/>
-        <w:jc w:val="both"/>
-        <w:rPr>
-          <w:b/>
-          <w:bCs/>
-          <w:sz w:val="28"/>
-          <w:szCs w:val="28"/>
-          <w:lang w:val="en-US"/>
-        </w:rPr>
-      </w:pPr>
-      <w:r>
-        <w:rPr>
-          <w:b/>
-          <w:bCs/>
-          <w:sz w:val="28"/>
-          <w:szCs w:val="28"/>
-          <w:lang w:val="en-US"/>
-        </w:rPr>
-        <w:t>Comments:</w:t>
-      </w:r>
-    </w:p>
-    <w:p>
-      <w:pPr>
-        <w:spacing w:line="240" w:lineRule="auto"/>
-        <w:jc w:val="both"/>
-        <w:rPr>
-          <w:sz w:val="28"/>
-          <w:szCs w:val="28"/>
-          <w:lang w:val="en-US"/>
-        </w:rPr>
-      </w:pPr>
-      <w:r>
-        <w:rPr>
-          <w:sz w:val="28"/>
-          <w:szCs w:val="28"/>
-          <w:lang w:val="en-US"/>
-        </w:rPr>
-        <w:t>Comments are used to explain the program logic and make the code more readable. They do not affect program execution because the compiler ignores them. C supports single-line and multi-line comments.</w:t>
-      </w:r>
-    </w:p>
-    <w:p>
-      <w:pPr>
-        <w:spacing w:line="240" w:lineRule="auto"/>
-        <w:jc w:val="both"/>
-        <w:rPr>
-          <w:b/>
-          <w:bCs/>
-          <w:sz w:val="28"/>
-          <w:szCs w:val="28"/>
-          <w:lang w:val="en-US"/>
-        </w:rPr>
-      </w:pPr>
-      <w:r>
-        <w:rPr>
-          <w:b/>
-          <w:bCs/>
-          <w:sz w:val="28"/>
-          <w:szCs w:val="28"/>
-          <w:lang w:val="en-US"/>
-        </w:rPr>
-        <w:t>Data Types:</w:t>
-      </w:r>
-    </w:p>
-    <w:p>
-      <w:pPr>
-        <w:spacing w:line="240" w:lineRule="auto"/>
-        <w:jc w:val="both"/>
-        <w:rPr>
-          <w:sz w:val="28"/>
-          <w:szCs w:val="28"/>
-          <w:lang w:val="en-US"/>
-        </w:rPr>
-      </w:pPr>
-      <w:r>
-        <w:rPr>
-          <w:sz w:val="28"/>
-          <w:szCs w:val="28"/>
-          <w:lang w:val="en-US"/>
-        </w:rPr>
-        <w:t>Data types define the type and size of data that a variable can store. They help in proper memory allocation and data handling. Common data types include integer, character, floating-point, and double types.</w:t>
-      </w:r>
-    </w:p>
-    <w:p>
-      <w:pPr>
-        <w:spacing w:line="240" w:lineRule="auto"/>
-        <w:jc w:val="both"/>
-        <w:rPr>
-          <w:b/>
-          <w:bCs/>
-          <w:sz w:val="28"/>
-          <w:szCs w:val="28"/>
-          <w:lang w:val="en-US"/>
-        </w:rPr>
-      </w:pPr>
-      <w:r>
-        <w:rPr>
-          <w:b/>
-          <w:bCs/>
-          <w:sz w:val="28"/>
-          <w:szCs w:val="28"/>
-          <w:lang w:val="en-US"/>
-        </w:rPr>
-        <w:t>Variables:</w:t>
-      </w:r>
-    </w:p>
-    <w:p>
-      <w:pPr>
-        <w:spacing w:line="240" w:lineRule="auto"/>
-        <w:jc w:val="both"/>
-        <w:rPr>
-          <w:sz w:val="28"/>
-          <w:szCs w:val="28"/>
-          <w:lang w:val="en-US"/>
-        </w:rPr>
-      </w:pPr>
-      <w:r>
-        <w:rPr>
-          <w:sz w:val="28"/>
-          <w:szCs w:val="28"/>
-          <w:lang w:val="en-US"/>
-        </w:rPr>
-        <w:t>Variables are named memory locations used to store data values during program execution. Each variable must be declared with a data type before it is used in the program.</w:t>
-      </w:r>
-    </w:p>
-    <w:p>
-      <w:pPr>
-        <w:spacing w:line="240" w:lineRule="auto"/>
-        <w:jc w:val="both"/>
-        <w:rPr>
-          <w:b/>
-          <w:bCs/>
-          <w:sz w:val="28"/>
-          <w:szCs w:val="28"/>
-          <w:lang w:val="en-US"/>
-        </w:rPr>
-      </w:pPr>
-      <w:r>
-        <w:rPr>
-          <w:b/>
-          <w:bCs/>
-          <w:sz w:val="28"/>
-          <w:szCs w:val="28"/>
-          <w:lang w:val="en-US"/>
-        </w:rPr>
-        <w:t>Statements and Expressions:</w:t>
-      </w:r>
-    </w:p>
-    <w:p>
-      <w:pPr>
-        <w:spacing w:line="240" w:lineRule="auto"/>
-        <w:jc w:val="both"/>
-        <w:rPr>
-          <w:sz w:val="28"/>
-          <w:szCs w:val="28"/>
-          <w:lang w:val="en-US"/>
-        </w:rPr>
-      </w:pPr>
-      <w:r>
-        <w:rPr>
-          <w:sz w:val="28"/>
-          <w:szCs w:val="28"/>
-          <w:lang w:val="en-US"/>
-        </w:rPr>
         <w:t>Statements are instructions given to the computer to perform specific tasks such as calculations, input, and output. Expressions are combinations of variables, constants, and operators.</w:t>
       </w:r>
     </w:p>
@@ -1513,198 +1658,198 @@
           <w:szCs w:val="28"/>
           <w:lang w:val="en-US"/>
         </w:rPr>
+        <w:t>Arithmetic operators are used to perform basic mathematical calculations such as addition, subtraction, multiplication, division, and modulus. These operators work on numeric data types and are commonly used in expressions and calculations.</w:t>
+      </w:r>
+    </w:p>
+    <w:p>
+      <w:pPr>
+        <w:spacing w:line="240" w:lineRule="auto"/>
+        <w:jc w:val="both"/>
+        <w:rPr>
+          <w:b/>
+          <w:bCs/>
+          <w:sz w:val="28"/>
+          <w:szCs w:val="28"/>
+          <w:lang w:val="en-US"/>
+        </w:rPr>
+      </w:pPr>
+      <w:r>
+        <w:rPr>
+          <w:b/>
+          <w:bCs/>
+          <w:sz w:val="28"/>
+          <w:szCs w:val="28"/>
+          <w:lang w:val="en-US"/>
+        </w:rPr>
+        <w:t>2. Relational Operators</w:t>
+      </w:r>
+    </w:p>
+    <w:p>
+      <w:pPr>
+        <w:spacing w:line="240" w:lineRule="auto"/>
+        <w:jc w:val="both"/>
+        <w:rPr>
+          <w:sz w:val="28"/>
+          <w:szCs w:val="28"/>
+          <w:lang w:val="en-US"/>
+        </w:rPr>
+      </w:pPr>
+      <w:r>
+        <w:rPr>
+          <w:sz w:val="28"/>
+          <w:szCs w:val="28"/>
+          <w:lang w:val="en-US"/>
+        </w:rPr>
+        <w:t>Relational operators are used to compare two values. They check relationships such as greater than, less than, or equality. The result of a relational operation is either true or false, which is mainly used in decision-making statements.</w:t>
+      </w:r>
+    </w:p>
+    <w:p>
+      <w:pPr>
+        <w:spacing w:line="240" w:lineRule="auto"/>
+        <w:jc w:val="both"/>
+        <w:rPr>
+          <w:b/>
+          <w:bCs/>
+          <w:sz w:val="28"/>
+          <w:szCs w:val="28"/>
+          <w:lang w:val="en-US"/>
+        </w:rPr>
+      </w:pPr>
+      <w:r>
+        <w:rPr>
+          <w:b/>
+          <w:bCs/>
+          <w:sz w:val="28"/>
+          <w:szCs w:val="28"/>
+          <w:lang w:val="en-US"/>
+        </w:rPr>
+        <w:t>3. Logical Operators</w:t>
+      </w:r>
+    </w:p>
+    <w:p>
+      <w:pPr>
+        <w:spacing w:line="240" w:lineRule="auto"/>
+        <w:jc w:val="both"/>
+        <w:rPr>
+          <w:sz w:val="28"/>
+          <w:szCs w:val="28"/>
+          <w:lang w:val="en-US"/>
+        </w:rPr>
+      </w:pPr>
+      <w:r>
+        <w:rPr>
+          <w:sz w:val="28"/>
+          <w:szCs w:val="28"/>
+          <w:lang w:val="en-US"/>
+        </w:rPr>
+        <w:t>Logical operators are used to combine two or more conditions or to reverse a condition. They return true or false based on the logical relationship between expressions. These operators are mostly used in conditional statements and loops.</w:t>
+      </w:r>
+    </w:p>
+    <w:p>
+      <w:pPr>
+        <w:spacing w:line="240" w:lineRule="auto"/>
+        <w:jc w:val="both"/>
+        <w:rPr>
+          <w:b/>
+          <w:bCs/>
+          <w:sz w:val="28"/>
+          <w:szCs w:val="28"/>
+          <w:lang w:val="en-US"/>
+        </w:rPr>
+      </w:pPr>
+      <w:r>
+        <w:rPr>
+          <w:b/>
+          <w:bCs/>
+          <w:sz w:val="28"/>
+          <w:szCs w:val="28"/>
+          <w:lang w:val="en-US"/>
+        </w:rPr>
+        <w:t>4. Assignment Operators</w:t>
+      </w:r>
+    </w:p>
+    <w:p>
+      <w:pPr>
+        <w:spacing w:line="240" w:lineRule="auto"/>
+        <w:jc w:val="both"/>
+        <w:rPr>
+          <w:sz w:val="28"/>
+          <w:szCs w:val="28"/>
+          <w:lang w:val="en-US"/>
+        </w:rPr>
+      </w:pPr>
+      <w:r>
+        <w:rPr>
+          <w:sz w:val="28"/>
+          <w:szCs w:val="28"/>
+          <w:lang w:val="en-US"/>
+        </w:rPr>
+        <w:t>Assignment operators are used to assign values to variables. They can also perform an operation and assignment in a single step. These operators help reduce code length and improve readability.</w:t>
+      </w:r>
+    </w:p>
+    <w:p>
+      <w:pPr>
+        <w:spacing w:line="240" w:lineRule="auto"/>
+        <w:jc w:val="both"/>
+        <w:rPr>
+          <w:b/>
+          <w:bCs/>
+          <w:sz w:val="28"/>
+          <w:szCs w:val="28"/>
+          <w:lang w:val="en-US"/>
+        </w:rPr>
+      </w:pPr>
+      <w:r>
+        <w:rPr>
+          <w:b/>
+          <w:bCs/>
+          <w:sz w:val="28"/>
+          <w:szCs w:val="28"/>
+          <w:lang w:val="en-US"/>
+        </w:rPr>
+        <w:t>5. Increment and Decrement Operators</w:t>
+      </w:r>
+    </w:p>
+    <w:p>
+      <w:pPr>
+        <w:spacing w:line="240" w:lineRule="auto"/>
+        <w:jc w:val="both"/>
+        <w:rPr>
+          <w:sz w:val="28"/>
+          <w:szCs w:val="28"/>
+          <w:lang w:val="en-US"/>
+        </w:rPr>
+      </w:pPr>
+      <w:r>
+        <w:rPr>
+          <w:sz w:val="28"/>
+          <w:szCs w:val="28"/>
+          <w:lang w:val="en-US"/>
+        </w:rPr>
+        <w:t>Increment and decrement operators are used to increase or decrease the value of a variable by one. They are frequently used in loops and counters. These operators can be applied before or after a variable.</w:t>
+      </w:r>
+    </w:p>
+    <w:p>
+      <w:pPr>
+        <w:spacing w:line="240" w:lineRule="auto"/>
+        <w:jc w:val="both"/>
+        <w:rPr>
+          <w:b/>
+          <w:bCs/>
+          <w:sz w:val="28"/>
+          <w:szCs w:val="28"/>
+          <w:lang w:val="en-US"/>
+        </w:rPr>
+      </w:pPr>
+      <w:r>
+        <w:rPr>
+          <w:b/>
+          <w:bCs/>
+          <w:sz w:val="28"/>
+          <w:szCs w:val="28"/>
+          <w:lang w:val="en-US"/>
+        </w:rPr>
         <w:lastRenderedPageBreak/>
-        <w:t>Arithmetic operators are used to perform basic mathematical calculations such as addition, subtraction, multiplication, division, and modulus. These operators work on numeric data types and are commonly used in expressions and calculations.</w:t>
-      </w:r>
-    </w:p>
-    <w:p>
-      <w:pPr>
-        <w:spacing w:line="240" w:lineRule="auto"/>
-        <w:jc w:val="both"/>
-        <w:rPr>
-          <w:b/>
-          <w:bCs/>
-          <w:sz w:val="28"/>
-          <w:szCs w:val="28"/>
-          <w:lang w:val="en-US"/>
-        </w:rPr>
-      </w:pPr>
-      <w:r>
-        <w:rPr>
-          <w:b/>
-          <w:bCs/>
-          <w:sz w:val="28"/>
-          <w:szCs w:val="28"/>
-          <w:lang w:val="en-US"/>
-        </w:rPr>
-        <w:t>2. Relational Operators</w:t>
-      </w:r>
-    </w:p>
-    <w:p>
-      <w:pPr>
-        <w:spacing w:line="240" w:lineRule="auto"/>
-        <w:jc w:val="both"/>
-        <w:rPr>
-          <w:sz w:val="28"/>
-          <w:szCs w:val="28"/>
-          <w:lang w:val="en-US"/>
-        </w:rPr>
-      </w:pPr>
-      <w:r>
-        <w:rPr>
-          <w:sz w:val="28"/>
-          <w:szCs w:val="28"/>
-          <w:lang w:val="en-US"/>
-        </w:rPr>
-        <w:t>Relational operators are used to compare two values. They check relationships such as greater than, less than, or equality. The result of a relational operation is either true or false, which is mainly used in decision-making statements.</w:t>
-      </w:r>
-    </w:p>
-    <w:p>
-      <w:pPr>
-        <w:spacing w:line="240" w:lineRule="auto"/>
-        <w:jc w:val="both"/>
-        <w:rPr>
-          <w:b/>
-          <w:bCs/>
-          <w:sz w:val="28"/>
-          <w:szCs w:val="28"/>
-          <w:lang w:val="en-US"/>
-        </w:rPr>
-      </w:pPr>
-      <w:r>
-        <w:rPr>
-          <w:b/>
-          <w:bCs/>
-          <w:sz w:val="28"/>
-          <w:szCs w:val="28"/>
-          <w:lang w:val="en-US"/>
-        </w:rPr>
-        <w:t>3. Logical Operators</w:t>
-      </w:r>
-    </w:p>
-    <w:p>
-      <w:pPr>
-        <w:spacing w:line="240" w:lineRule="auto"/>
-        <w:jc w:val="both"/>
-        <w:rPr>
-          <w:sz w:val="28"/>
-          <w:szCs w:val="28"/>
-          <w:lang w:val="en-US"/>
-        </w:rPr>
-      </w:pPr>
-      <w:r>
-        <w:rPr>
-          <w:sz w:val="28"/>
-          <w:szCs w:val="28"/>
-          <w:lang w:val="en-US"/>
-        </w:rPr>
-        <w:t>Logical operators are used to combine two or more conditions or to reverse a condition. They return true or false based on the logical relationship between expressions. These operators are mostly used in conditional statements and loops.</w:t>
-      </w:r>
-    </w:p>
-    <w:p>
-      <w:pPr>
-        <w:spacing w:line="240" w:lineRule="auto"/>
-        <w:jc w:val="both"/>
-        <w:rPr>
-          <w:b/>
-          <w:bCs/>
-          <w:sz w:val="28"/>
-          <w:szCs w:val="28"/>
-          <w:lang w:val="en-US"/>
-        </w:rPr>
-      </w:pPr>
-      <w:r>
-        <w:rPr>
-          <w:b/>
-          <w:bCs/>
-          <w:sz w:val="28"/>
-          <w:szCs w:val="28"/>
-          <w:lang w:val="en-US"/>
-        </w:rPr>
-        <w:t>4. Assignment Operators</w:t>
-      </w:r>
-    </w:p>
-    <w:p>
-      <w:pPr>
-        <w:spacing w:line="240" w:lineRule="auto"/>
-        <w:jc w:val="both"/>
-        <w:rPr>
-          <w:sz w:val="28"/>
-          <w:szCs w:val="28"/>
-          <w:lang w:val="en-US"/>
-        </w:rPr>
-      </w:pPr>
-      <w:r>
-        <w:rPr>
-          <w:sz w:val="28"/>
-          <w:szCs w:val="28"/>
-          <w:lang w:val="en-US"/>
-        </w:rPr>
-        <w:t>Assignment operators are used to assign values to variables. They can also perform an operation and assignment in a single step. These operators help reduce code length and improve readability.</w:t>
-      </w:r>
-    </w:p>
-    <w:p>
-      <w:pPr>
-        <w:spacing w:line="240" w:lineRule="auto"/>
-        <w:jc w:val="both"/>
-        <w:rPr>
-          <w:b/>
-          <w:bCs/>
-          <w:sz w:val="28"/>
-          <w:szCs w:val="28"/>
-          <w:lang w:val="en-US"/>
-        </w:rPr>
-      </w:pPr>
-      <w:r>
-        <w:rPr>
-          <w:b/>
-          <w:bCs/>
-          <w:sz w:val="28"/>
-          <w:szCs w:val="28"/>
-          <w:lang w:val="en-US"/>
-        </w:rPr>
-        <w:t>5. Increment and Decrement Operators</w:t>
-      </w:r>
-    </w:p>
-    <w:p>
-      <w:pPr>
-        <w:spacing w:line="240" w:lineRule="auto"/>
-        <w:jc w:val="both"/>
-        <w:rPr>
-          <w:sz w:val="28"/>
-          <w:szCs w:val="28"/>
-          <w:lang w:val="en-US"/>
-        </w:rPr>
-      </w:pPr>
-      <w:r>
-        <w:rPr>
-          <w:sz w:val="28"/>
-          <w:szCs w:val="28"/>
-          <w:lang w:val="en-US"/>
-        </w:rPr>
-        <w:t>Increment and decrement operators are used to increase or decrease the value of a variable by one. They are frequently used in loops and counters. These operators can be applied before or after a variable.</w:t>
-      </w:r>
-    </w:p>
-    <w:p>
-      <w:pPr>
-        <w:spacing w:line="240" w:lineRule="auto"/>
-        <w:jc w:val="both"/>
-        <w:rPr>
-          <w:b/>
-          <w:bCs/>
-          <w:sz w:val="28"/>
-          <w:szCs w:val="28"/>
-          <w:lang w:val="en-US"/>
-        </w:rPr>
-      </w:pPr>
-      <w:r>
-        <w:rPr>
-          <w:b/>
-          <w:bCs/>
-          <w:sz w:val="28"/>
-          <w:szCs w:val="28"/>
-          <w:lang w:val="en-US"/>
-        </w:rPr>
         <w:t>6. Bitwise Operators</w:t>
       </w:r>
     </w:p>
@@ -1878,8 +2023,347 @@
           <w:szCs w:val="28"/>
           <w:lang w:val="en-US"/>
         </w:rPr>
+        <w:t>The if statement is used to execute a block of code only when a given condition is true.</w:t>
+      </w:r>
+    </w:p>
+    <w:p>
+      <w:pPr>
+        <w:spacing w:line="240" w:lineRule="auto"/>
+        <w:jc w:val="both"/>
+        <w:rPr>
+          <w:b/>
+          <w:bCs/>
+          <w:sz w:val="28"/>
+          <w:szCs w:val="28"/>
+          <w:lang w:val="en-US"/>
+        </w:rPr>
+      </w:pPr>
+      <w:r>
+        <w:rPr>
+          <w:b/>
+          <w:bCs/>
+          <w:sz w:val="28"/>
+          <w:szCs w:val="28"/>
+          <w:lang w:val="en-US"/>
+        </w:rPr>
+        <w:t>Example:</w:t>
+      </w:r>
+    </w:p>
+    <w:p>
+      <w:pPr>
+        <w:spacing w:line="240" w:lineRule="auto"/>
+        <w:jc w:val="both"/>
+        <w:rPr>
+          <w:sz w:val="28"/>
+          <w:szCs w:val="28"/>
+          <w:lang w:val="en-US"/>
+        </w:rPr>
+      </w:pPr>
+      <w:r>
+        <w:rPr>
+          <w:sz w:val="28"/>
+          <w:szCs w:val="28"/>
+          <w:lang w:val="en-US"/>
+        </w:rPr>
+        <w:t>if (age &gt;= 18)</w:t>
+      </w:r>
+    </w:p>
+    <w:p>
+      <w:pPr>
+        <w:spacing w:line="240" w:lineRule="auto"/>
+        <w:jc w:val="both"/>
+        <w:rPr>
+          <w:sz w:val="28"/>
+          <w:szCs w:val="28"/>
+          <w:lang w:val="en-US"/>
+        </w:rPr>
+      </w:pPr>
+      <w:r>
+        <w:rPr>
+          <w:sz w:val="28"/>
+          <w:szCs w:val="28"/>
+          <w:lang w:val="en-US"/>
+        </w:rPr>
+        <w:t>{</w:t>
+      </w:r>
+    </w:p>
+    <w:p>
+      <w:pPr>
+        <w:spacing w:line="240" w:lineRule="auto"/>
+        <w:jc w:val="both"/>
+        <w:rPr>
+          <w:sz w:val="28"/>
+          <w:szCs w:val="28"/>
+          <w:lang w:val="en-US"/>
+        </w:rPr>
+      </w:pPr>
+      <w:r>
+        <w:rPr>
+          <w:sz w:val="28"/>
+          <w:szCs w:val="28"/>
+          <w:lang w:val="en-US"/>
+        </w:rPr>
+        <w:t xml:space="preserve">    printf("Eligible to vote");</w:t>
+      </w:r>
+    </w:p>
+    <w:p>
+      <w:pPr>
+        <w:spacing w:line="240" w:lineRule="auto"/>
+        <w:jc w:val="both"/>
+        <w:rPr>
+          <w:sz w:val="28"/>
+          <w:szCs w:val="28"/>
+          <w:lang w:val="en-US"/>
+        </w:rPr>
+      </w:pPr>
+      <w:r>
+        <w:rPr>
+          <w:sz w:val="28"/>
+          <w:szCs w:val="28"/>
+          <w:lang w:val="en-US"/>
+        </w:rPr>
+        <w:t>}</w:t>
+      </w:r>
+    </w:p>
+    <w:p>
+      <w:pPr>
+        <w:spacing w:line="240" w:lineRule="auto"/>
+        <w:jc w:val="both"/>
+        <w:rPr>
+          <w:b/>
+          <w:bCs/>
+          <w:sz w:val="28"/>
+          <w:szCs w:val="28"/>
+          <w:lang w:val="en-US"/>
+        </w:rPr>
+      </w:pPr>
+      <w:r>
+        <w:rPr>
+          <w:b/>
+          <w:bCs/>
+          <w:sz w:val="28"/>
+          <w:szCs w:val="28"/>
+          <w:lang w:val="en-US"/>
+        </w:rPr>
+        <w:t>2. if–else Statement</w:t>
+      </w:r>
+    </w:p>
+    <w:p>
+      <w:pPr>
+        <w:spacing w:line="240" w:lineRule="auto"/>
+        <w:jc w:val="both"/>
+        <w:rPr>
+          <w:sz w:val="28"/>
+          <w:szCs w:val="28"/>
+          <w:lang w:val="en-US"/>
+        </w:rPr>
+      </w:pPr>
+      <w:r>
+        <w:rPr>
+          <w:sz w:val="28"/>
+          <w:szCs w:val="28"/>
+          <w:lang w:val="en-US"/>
+        </w:rPr>
+        <w:t>The if–else statement is used when there are two possible conditions. If the condition is true, the if block executes; otherwise, the else block executes.</w:t>
+      </w:r>
+    </w:p>
+    <w:p>
+      <w:pPr>
+        <w:spacing w:line="240" w:lineRule="auto"/>
+        <w:jc w:val="both"/>
+        <w:rPr>
+          <w:b/>
+          <w:bCs/>
+          <w:sz w:val="28"/>
+          <w:szCs w:val="28"/>
+          <w:lang w:val="en-US"/>
+        </w:rPr>
+      </w:pPr>
+      <w:r>
+        <w:rPr>
+          <w:b/>
+          <w:bCs/>
+          <w:sz w:val="28"/>
+          <w:szCs w:val="28"/>
+          <w:lang w:val="en-US"/>
+        </w:rPr>
+        <w:t>Example:</w:t>
+      </w:r>
+    </w:p>
+    <w:p>
+      <w:pPr>
+        <w:spacing w:line="240" w:lineRule="auto"/>
+        <w:jc w:val="both"/>
+        <w:rPr>
+          <w:sz w:val="28"/>
+          <w:szCs w:val="28"/>
+          <w:lang w:val="en-US"/>
+        </w:rPr>
+      </w:pPr>
+      <w:r>
+        <w:rPr>
+          <w:sz w:val="28"/>
+          <w:szCs w:val="28"/>
+          <w:lang w:val="en-US"/>
+        </w:rPr>
+        <w:t>if (marks &gt;= 40)</w:t>
+      </w:r>
+    </w:p>
+    <w:p>
+      <w:pPr>
+        <w:spacing w:line="240" w:lineRule="auto"/>
+        <w:jc w:val="both"/>
+        <w:rPr>
+          <w:sz w:val="28"/>
+          <w:szCs w:val="28"/>
+          <w:lang w:val="en-US"/>
+        </w:rPr>
+      </w:pPr>
+      <w:r>
+        <w:rPr>
+          <w:sz w:val="28"/>
+          <w:szCs w:val="28"/>
+          <w:lang w:val="en-US"/>
+        </w:rPr>
+        <w:t>{</w:t>
+      </w:r>
+    </w:p>
+    <w:p>
+      <w:pPr>
+        <w:spacing w:line="240" w:lineRule="auto"/>
+        <w:jc w:val="both"/>
+        <w:rPr>
+          <w:sz w:val="28"/>
+          <w:szCs w:val="28"/>
+          <w:lang w:val="en-US"/>
+        </w:rPr>
+      </w:pPr>
+      <w:r>
+        <w:rPr>
+          <w:sz w:val="28"/>
+          <w:szCs w:val="28"/>
+          <w:lang w:val="en-US"/>
+        </w:rPr>
+        <w:t xml:space="preserve">    printf("Pass");</w:t>
+      </w:r>
+    </w:p>
+    <w:p>
+      <w:pPr>
+        <w:spacing w:line="240" w:lineRule="auto"/>
+        <w:jc w:val="both"/>
+        <w:rPr>
+          <w:sz w:val="28"/>
+          <w:szCs w:val="28"/>
+          <w:lang w:val="en-US"/>
+        </w:rPr>
+      </w:pPr>
+      <w:r>
+        <w:rPr>
+          <w:sz w:val="28"/>
+          <w:szCs w:val="28"/>
+          <w:lang w:val="en-US"/>
+        </w:rPr>
+        <w:t>}</w:t>
+      </w:r>
+    </w:p>
+    <w:p>
+      <w:pPr>
+        <w:spacing w:line="240" w:lineRule="auto"/>
+        <w:jc w:val="both"/>
+        <w:rPr>
+          <w:sz w:val="28"/>
+          <w:szCs w:val="28"/>
+          <w:lang w:val="en-US"/>
+        </w:rPr>
+      </w:pPr>
+      <w:r>
+        <w:rPr>
+          <w:sz w:val="28"/>
+          <w:szCs w:val="28"/>
+          <w:lang w:val="en-US"/>
+        </w:rPr>
+        <w:t>else{</w:t>
+      </w:r>
+    </w:p>
+    <w:p>
+      <w:pPr>
+        <w:spacing w:line="240" w:lineRule="auto"/>
+        <w:jc w:val="both"/>
+        <w:rPr>
+          <w:sz w:val="28"/>
+          <w:szCs w:val="28"/>
+          <w:lang w:val="en-US"/>
+        </w:rPr>
+      </w:pPr>
+      <w:r>
+        <w:rPr>
+          <w:sz w:val="28"/>
+          <w:szCs w:val="28"/>
+          <w:lang w:val="en-US"/>
+        </w:rPr>
+        <w:t xml:space="preserve">    printf("Fail");</w:t>
+      </w:r>
+    </w:p>
+    <w:p>
+      <w:pPr>
+        <w:spacing w:line="240" w:lineRule="auto"/>
+        <w:jc w:val="both"/>
+        <w:rPr>
+          <w:sz w:val="28"/>
+          <w:szCs w:val="28"/>
+          <w:lang w:val="en-US"/>
+        </w:rPr>
+      </w:pPr>
+      <w:r>
+        <w:rPr>
+          <w:sz w:val="28"/>
+          <w:szCs w:val="28"/>
+          <w:lang w:val="en-US"/>
+        </w:rPr>
+        <w:t>}</w:t>
+      </w:r>
+    </w:p>
+    <w:p>
+      <w:pPr>
+        <w:spacing w:line="240" w:lineRule="auto"/>
+        <w:jc w:val="both"/>
+        <w:rPr>
+          <w:b/>
+          <w:bCs/>
+          <w:sz w:val="28"/>
+          <w:szCs w:val="28"/>
+          <w:lang w:val="en-US"/>
+        </w:rPr>
+      </w:pPr>
+      <w:r>
+        <w:rPr>
+          <w:b/>
+          <w:bCs/>
+          <w:sz w:val="28"/>
+          <w:szCs w:val="28"/>
+          <w:lang w:val="en-US"/>
+        </w:rPr>
         <w:lastRenderedPageBreak/>
-        <w:t>The if statement is used to execute a block of code only when a given condition is true.</w:t>
+        <w:t>3. Nested if–else Statement</w:t>
+      </w:r>
+    </w:p>
+    <w:p>
+      <w:pPr>
+        <w:spacing w:line="240" w:lineRule="auto"/>
+        <w:jc w:val="both"/>
+        <w:rPr>
+          <w:sz w:val="28"/>
+          <w:szCs w:val="28"/>
+          <w:lang w:val="en-US"/>
+        </w:rPr>
+      </w:pPr>
+      <w:r>
+        <w:rPr>
+          <w:sz w:val="28"/>
+          <w:szCs w:val="28"/>
+          <w:lang w:val="en-US"/>
+        </w:rPr>
+        <w:t>A nested if–else statement is an if–else inside another if or else. It is used when multiple conditions need to be checked.</w:t>
       </w:r>
     </w:p>
     <w:p>
@@ -1921,7 +2405,7 @@
           <w:szCs w:val="28"/>
           <w:lang w:val="en-US"/>
         </w:rPr>
-        <w:t>if (age &gt;= 18)</w:t>
+        <w:t>if (marks &gt;= 60)</w:t>
       </w:r>
     </w:p>
     <w:p>
@@ -1959,7 +2443,7 @@
           <w:szCs w:val="28"/>
           <w:lang w:val="en-US"/>
         </w:rPr>
-        <w:t xml:space="preserve">    printf("Eligible to vote");</w:t>
+        <w:t xml:space="preserve">    printf("First Class");</w:t>
       </w:r>
     </w:p>
     <w:p>
@@ -1986,59 +2470,207 @@
         <w:spacing w:line="240" w:lineRule="auto"/>
         <w:jc w:val="both"/>
         <w:rPr>
-          <w:b/>
-          <w:bCs/>
-          <w:sz w:val="28"/>
-          <w:szCs w:val="28"/>
-          <w:lang w:val="en-US"/>
-        </w:rPr>
-      </w:pPr>
-      <w:r>
-        <w:rPr>
-          <w:b/>
-          <w:bCs/>
-          <w:sz w:val="28"/>
-          <w:szCs w:val="28"/>
-          <w:lang w:val="en-US"/>
-        </w:rPr>
-        <w:t>2. if–else Statement</w:t>
-      </w:r>
-    </w:p>
-    <w:p>
-      <w:pPr>
-        <w:spacing w:line="240" w:lineRule="auto"/>
-        <w:jc w:val="both"/>
-        <w:rPr>
-          <w:sz w:val="28"/>
-          <w:szCs w:val="28"/>
-          <w:lang w:val="en-US"/>
-        </w:rPr>
-      </w:pPr>
-      <w:r>
-        <w:rPr>
-          <w:sz w:val="28"/>
-          <w:szCs w:val="28"/>
-          <w:lang w:val="en-US"/>
-        </w:rPr>
-        <w:t>The if–else statement is used when there are two possible conditions. If the condition is true, the if block executes; otherwise, the else block executes.</w:t>
-      </w:r>
-    </w:p>
-    <w:p>
-      <w:pPr>
-        <w:spacing w:line="240" w:lineRule="auto"/>
-        <w:jc w:val="both"/>
-        <w:rPr>
-          <w:b/>
-          <w:bCs/>
-          <w:sz w:val="28"/>
-          <w:szCs w:val="28"/>
-          <w:lang w:val="en-US"/>
-        </w:rPr>
-      </w:pPr>
-      <w:r>
-        <w:rPr>
-          <w:b/>
-          <w:bCs/>
+          <w:sz w:val="28"/>
+          <w:szCs w:val="28"/>
+          <w:lang w:val="en-US"/>
+        </w:rPr>
+      </w:pPr>
+      <w:r>
+        <w:rPr>
+          <w:sz w:val="28"/>
+          <w:szCs w:val="28"/>
+          <w:lang w:val="en-US"/>
+        </w:rPr>
+        <w:t>else if (marks &gt;= 40)</w:t>
+      </w:r>
+    </w:p>
+    <w:p>
+      <w:pPr>
+        <w:spacing w:line="240" w:lineRule="auto"/>
+        <w:jc w:val="both"/>
+        <w:rPr>
+          <w:sz w:val="28"/>
+          <w:szCs w:val="28"/>
+          <w:lang w:val="en-US"/>
+        </w:rPr>
+      </w:pPr>
+      <w:r>
+        <w:rPr>
+          <w:sz w:val="28"/>
+          <w:szCs w:val="28"/>
+          <w:lang w:val="en-US"/>
+        </w:rPr>
+        <w:t>{</w:t>
+      </w:r>
+    </w:p>
+    <w:p>
+      <w:pPr>
+        <w:spacing w:line="240" w:lineRule="auto"/>
+        <w:jc w:val="both"/>
+        <w:rPr>
+          <w:sz w:val="28"/>
+          <w:szCs w:val="28"/>
+          <w:lang w:val="en-US"/>
+        </w:rPr>
+      </w:pPr>
+      <w:r>
+        <w:rPr>
+          <w:sz w:val="28"/>
+          <w:szCs w:val="28"/>
+          <w:lang w:val="en-US"/>
+        </w:rPr>
+        <w:t xml:space="preserve">    printf("Second Class");</w:t>
+      </w:r>
+    </w:p>
+    <w:p>
+      <w:pPr>
+        <w:spacing w:line="240" w:lineRule="auto"/>
+        <w:jc w:val="both"/>
+        <w:rPr>
+          <w:sz w:val="28"/>
+          <w:szCs w:val="28"/>
+          <w:lang w:val="en-US"/>
+        </w:rPr>
+      </w:pPr>
+      <w:r>
+        <w:rPr>
+          <w:sz w:val="28"/>
+          <w:szCs w:val="28"/>
+          <w:lang w:val="en-US"/>
+        </w:rPr>
+        <w:t>}</w:t>
+      </w:r>
+    </w:p>
+    <w:p>
+      <w:pPr>
+        <w:spacing w:line="240" w:lineRule="auto"/>
+        <w:jc w:val="both"/>
+        <w:rPr>
+          <w:sz w:val="28"/>
+          <w:szCs w:val="28"/>
+          <w:lang w:val="en-US"/>
+        </w:rPr>
+      </w:pPr>
+      <w:r>
+        <w:rPr>
+          <w:sz w:val="28"/>
+          <w:szCs w:val="28"/>
+          <w:lang w:val="en-US"/>
+        </w:rPr>
+        <w:t>else</w:t>
+      </w:r>
+    </w:p>
+    <w:p>
+      <w:pPr>
+        <w:spacing w:line="240" w:lineRule="auto"/>
+        <w:jc w:val="both"/>
+        <w:rPr>
+          <w:sz w:val="28"/>
+          <w:szCs w:val="28"/>
+          <w:lang w:val="en-US"/>
+        </w:rPr>
+      </w:pPr>
+      <w:r>
+        <w:rPr>
+          <w:sz w:val="28"/>
+          <w:szCs w:val="28"/>
+          <w:lang w:val="en-US"/>
+        </w:rPr>
+        <w:t>{</w:t>
+      </w:r>
+    </w:p>
+    <w:p>
+      <w:pPr>
+        <w:spacing w:line="240" w:lineRule="auto"/>
+        <w:jc w:val="both"/>
+        <w:rPr>
+          <w:sz w:val="28"/>
+          <w:szCs w:val="28"/>
+          <w:lang w:val="en-US"/>
+        </w:rPr>
+      </w:pPr>
+      <w:r>
+        <w:rPr>
+          <w:sz w:val="28"/>
+          <w:szCs w:val="28"/>
+          <w:lang w:val="en-US"/>
+        </w:rPr>
+        <w:t xml:space="preserve">    printf("Fail");</w:t>
+      </w:r>
+    </w:p>
+    <w:p>
+      <w:pPr>
+        <w:spacing w:line="240" w:lineRule="auto"/>
+        <w:jc w:val="both"/>
+        <w:rPr>
+          <w:sz w:val="28"/>
+          <w:szCs w:val="28"/>
+          <w:lang w:val="en-US"/>
+        </w:rPr>
+      </w:pPr>
+      <w:r>
+        <w:rPr>
+          <w:sz w:val="28"/>
+          <w:szCs w:val="28"/>
+          <w:lang w:val="en-US"/>
+        </w:rPr>
+        <w:t>}</w:t>
+      </w:r>
+    </w:p>
+    <w:p>
+      <w:pPr>
+        <w:spacing w:line="240" w:lineRule="auto"/>
+        <w:jc w:val="both"/>
+        <w:rPr>
+          <w:b/>
+          <w:bCs/>
+          <w:sz w:val="28"/>
+          <w:szCs w:val="28"/>
+          <w:lang w:val="en-US"/>
+        </w:rPr>
+      </w:pPr>
+      <w:r>
+        <w:rPr>
+          <w:b/>
+          <w:bCs/>
+          <w:sz w:val="28"/>
+          <w:szCs w:val="28"/>
+          <w:lang w:val="en-US"/>
+        </w:rPr>
+        <w:t>4. switch Statement</w:t>
+      </w:r>
+    </w:p>
+    <w:p>
+      <w:pPr>
+        <w:spacing w:line="240" w:lineRule="auto"/>
+        <w:jc w:val="both"/>
+        <w:rPr>
+          <w:sz w:val="28"/>
+          <w:szCs w:val="28"/>
+          <w:lang w:val="en-US"/>
+        </w:rPr>
+      </w:pPr>
+      <w:r>
+        <w:rPr>
+          <w:sz w:val="28"/>
+          <w:szCs w:val="28"/>
+          <w:lang w:val="en-US"/>
+        </w:rPr>
+        <w:t>The switch statement is used to select one block of code from multiple options based on the value of an expression. It is mainly used instead of multiple if–else statements when checking a single variable.</w:t>
+      </w:r>
+    </w:p>
+    <w:p>
+      <w:pPr>
+        <w:spacing w:line="240" w:lineRule="auto"/>
+        <w:jc w:val="both"/>
+        <w:rPr>
+          <w:sz w:val="28"/>
+          <w:szCs w:val="28"/>
+          <w:lang w:val="en-US"/>
+        </w:rPr>
+      </w:pPr>
+      <w:r>
+        <w:rPr>
           <w:sz w:val="28"/>
           <w:szCs w:val="28"/>
           <w:lang w:val="en-US"/>
@@ -2062,7 +2694,7 @@
           <w:szCs w:val="28"/>
           <w:lang w:val="en-US"/>
         </w:rPr>
-        <w:t>if (marks &gt;= 40)</w:t>
+        <w:t>switch(choice)</w:t>
       </w:r>
     </w:p>
     <w:p>
@@ -2100,281 +2732,102 @@
           <w:szCs w:val="28"/>
           <w:lang w:val="en-US"/>
         </w:rPr>
-        <w:t xml:space="preserve">    printf("Pass");</w:t>
-      </w:r>
-    </w:p>
-    <w:p>
-      <w:pPr>
-        <w:spacing w:line="240" w:lineRule="auto"/>
-        <w:jc w:val="both"/>
-        <w:rPr>
-          <w:sz w:val="28"/>
-          <w:szCs w:val="28"/>
-          <w:lang w:val="en-US"/>
-        </w:rPr>
-      </w:pPr>
-      <w:r>
-        <w:rPr>
-          <w:sz w:val="28"/>
-          <w:szCs w:val="28"/>
-          <w:lang w:val="en-US"/>
-        </w:rPr>
-        <w:t>}</w:t>
-      </w:r>
-    </w:p>
-    <w:p>
-      <w:pPr>
-        <w:spacing w:line="240" w:lineRule="auto"/>
-        <w:jc w:val="both"/>
-        <w:rPr>
-          <w:sz w:val="28"/>
-          <w:szCs w:val="28"/>
-          <w:lang w:val="en-US"/>
-        </w:rPr>
-      </w:pPr>
-      <w:r>
-        <w:rPr>
-          <w:sz w:val="28"/>
-          <w:szCs w:val="28"/>
-          <w:lang w:val="en-US"/>
-        </w:rPr>
-        <w:t>else{</w:t>
-      </w:r>
-    </w:p>
-    <w:p>
-      <w:pPr>
-        <w:spacing w:line="240" w:lineRule="auto"/>
-        <w:jc w:val="both"/>
-        <w:rPr>
-          <w:sz w:val="28"/>
-          <w:szCs w:val="28"/>
-          <w:lang w:val="en-US"/>
-        </w:rPr>
-      </w:pPr>
-      <w:r>
-        <w:rPr>
-          <w:sz w:val="28"/>
-          <w:szCs w:val="28"/>
-          <w:lang w:val="en-US"/>
-        </w:rPr>
-        <w:t xml:space="preserve">    printf("Fail");</w:t>
-      </w:r>
-    </w:p>
-    <w:p>
-      <w:pPr>
-        <w:spacing w:line="240" w:lineRule="auto"/>
-        <w:jc w:val="both"/>
-        <w:rPr>
-          <w:sz w:val="28"/>
-          <w:szCs w:val="28"/>
-          <w:lang w:val="en-US"/>
-        </w:rPr>
-      </w:pPr>
-      <w:r>
-        <w:rPr>
-          <w:sz w:val="28"/>
-          <w:szCs w:val="28"/>
-          <w:lang w:val="en-US"/>
-        </w:rPr>
-        <w:t>}</w:t>
-      </w:r>
-    </w:p>
-    <w:p>
-      <w:pPr>
-        <w:spacing w:line="240" w:lineRule="auto"/>
-        <w:jc w:val="both"/>
-        <w:rPr>
-          <w:b/>
-          <w:bCs/>
-          <w:sz w:val="28"/>
-          <w:szCs w:val="28"/>
-          <w:lang w:val="en-US"/>
-        </w:rPr>
-      </w:pPr>
-      <w:r>
-        <w:rPr>
-          <w:b/>
-          <w:bCs/>
-          <w:sz w:val="28"/>
-          <w:szCs w:val="28"/>
-          <w:lang w:val="en-US"/>
-        </w:rPr>
-        <w:t>3. Nested if–else Statement</w:t>
-      </w:r>
-    </w:p>
-    <w:p>
-      <w:pPr>
-        <w:spacing w:line="240" w:lineRule="auto"/>
-        <w:jc w:val="both"/>
-        <w:rPr>
-          <w:sz w:val="28"/>
-          <w:szCs w:val="28"/>
-          <w:lang w:val="en-US"/>
-        </w:rPr>
-      </w:pPr>
-      <w:r>
-        <w:rPr>
-          <w:sz w:val="28"/>
-          <w:szCs w:val="28"/>
-          <w:lang w:val="en-US"/>
-        </w:rPr>
-        <w:t>A nested if–else statement is an if–else inside another if or else. It is used when multiple conditions need to be checked.</w:t>
-      </w:r>
-    </w:p>
-    <w:p>
-      <w:pPr>
-        <w:spacing w:line="240" w:lineRule="auto"/>
-        <w:jc w:val="both"/>
-        <w:rPr>
-          <w:b/>
-          <w:bCs/>
-          <w:sz w:val="28"/>
-          <w:szCs w:val="28"/>
-          <w:lang w:val="en-US"/>
-        </w:rPr>
-      </w:pPr>
-      <w:r>
-        <w:rPr>
-          <w:b/>
-          <w:bCs/>
-          <w:sz w:val="28"/>
-          <w:szCs w:val="28"/>
-          <w:lang w:val="en-US"/>
-        </w:rPr>
-        <w:t>Example:</w:t>
-      </w:r>
-    </w:p>
-    <w:p>
-      <w:pPr>
-        <w:spacing w:line="240" w:lineRule="auto"/>
-        <w:jc w:val="both"/>
-        <w:rPr>
-          <w:sz w:val="28"/>
-          <w:szCs w:val="28"/>
-          <w:lang w:val="en-US"/>
-        </w:rPr>
-      </w:pPr>
-      <w:r>
-        <w:rPr>
-          <w:sz w:val="28"/>
-          <w:szCs w:val="28"/>
-          <w:lang w:val="en-US"/>
-        </w:rPr>
-        <w:t>if (marks &gt;= 60)</w:t>
-      </w:r>
-    </w:p>
-    <w:p>
-      <w:pPr>
-        <w:spacing w:line="240" w:lineRule="auto"/>
-        <w:jc w:val="both"/>
-        <w:rPr>
-          <w:sz w:val="28"/>
-          <w:szCs w:val="28"/>
-          <w:lang w:val="en-US"/>
-        </w:rPr>
-      </w:pPr>
-      <w:r>
-        <w:rPr>
-          <w:sz w:val="28"/>
-          <w:szCs w:val="28"/>
-          <w:lang w:val="en-US"/>
-        </w:rPr>
-        <w:t>{</w:t>
-      </w:r>
-    </w:p>
-    <w:p>
-      <w:pPr>
-        <w:spacing w:line="240" w:lineRule="auto"/>
-        <w:jc w:val="both"/>
-        <w:rPr>
-          <w:sz w:val="28"/>
-          <w:szCs w:val="28"/>
-          <w:lang w:val="en-US"/>
-        </w:rPr>
-      </w:pPr>
-      <w:r>
-        <w:rPr>
-          <w:sz w:val="28"/>
-          <w:szCs w:val="28"/>
-          <w:lang w:val="en-US"/>
-        </w:rPr>
-        <w:t xml:space="preserve">    printf("First Class");</w:t>
-      </w:r>
-    </w:p>
-    <w:p>
-      <w:pPr>
-        <w:spacing w:line="240" w:lineRule="auto"/>
-        <w:jc w:val="both"/>
-        <w:rPr>
-          <w:sz w:val="28"/>
-          <w:szCs w:val="28"/>
-          <w:lang w:val="en-US"/>
-        </w:rPr>
-      </w:pPr>
-      <w:r>
-        <w:rPr>
-          <w:sz w:val="28"/>
-          <w:szCs w:val="28"/>
-          <w:lang w:val="en-US"/>
-        </w:rPr>
-        <w:t>}</w:t>
-      </w:r>
-    </w:p>
-    <w:p>
-      <w:pPr>
-        <w:spacing w:line="240" w:lineRule="auto"/>
-        <w:jc w:val="both"/>
-        <w:rPr>
-          <w:sz w:val="28"/>
-          <w:szCs w:val="28"/>
-          <w:lang w:val="en-US"/>
-        </w:rPr>
-      </w:pPr>
-      <w:r>
-        <w:rPr>
-          <w:sz w:val="28"/>
-          <w:szCs w:val="28"/>
-          <w:lang w:val="en-US"/>
-        </w:rPr>
-        <w:t>else if (marks &gt;= 40)</w:t>
-      </w:r>
-    </w:p>
-    <w:p>
-      <w:pPr>
-        <w:spacing w:line="240" w:lineRule="auto"/>
-        <w:jc w:val="both"/>
-        <w:rPr>
-          <w:sz w:val="28"/>
-          <w:szCs w:val="28"/>
-          <w:lang w:val="en-US"/>
-        </w:rPr>
-      </w:pPr>
-      <w:r>
-        <w:rPr>
-          <w:sz w:val="28"/>
-          <w:szCs w:val="28"/>
-          <w:lang w:val="en-US"/>
-        </w:rPr>
-        <w:t>{</w:t>
-      </w:r>
-    </w:p>
-    <w:p>
-      <w:pPr>
-        <w:spacing w:line="240" w:lineRule="auto"/>
-        <w:jc w:val="both"/>
-        <w:rPr>
-          <w:sz w:val="28"/>
-          <w:szCs w:val="28"/>
-          <w:lang w:val="en-US"/>
-        </w:rPr>
-      </w:pPr>
-      <w:r>
-        <w:rPr>
-          <w:sz w:val="28"/>
-          <w:szCs w:val="28"/>
-          <w:lang w:val="en-US"/>
-        </w:rPr>
-        <w:t xml:space="preserve">    printf("Second Class");</w:t>
+        <w:t xml:space="preserve">    case 1:</w:t>
+      </w:r>
+    </w:p>
+    <w:p>
+      <w:pPr>
+        <w:spacing w:line="240" w:lineRule="auto"/>
+        <w:jc w:val="both"/>
+        <w:rPr>
+          <w:sz w:val="28"/>
+          <w:szCs w:val="28"/>
+          <w:lang w:val="en-US"/>
+        </w:rPr>
+      </w:pPr>
+      <w:r>
+        <w:rPr>
+          <w:sz w:val="28"/>
+          <w:szCs w:val="28"/>
+          <w:lang w:val="en-US"/>
+        </w:rPr>
+        <w:t xml:space="preserve">        printf("Pizza");</w:t>
+      </w:r>
+    </w:p>
+    <w:p>
+      <w:pPr>
+        <w:spacing w:line="240" w:lineRule="auto"/>
+        <w:jc w:val="both"/>
+        <w:rPr>
+          <w:sz w:val="28"/>
+          <w:szCs w:val="28"/>
+          <w:lang w:val="en-US"/>
+        </w:rPr>
+      </w:pPr>
+      <w:r>
+        <w:rPr>
+          <w:sz w:val="28"/>
+          <w:szCs w:val="28"/>
+          <w:lang w:val="en-US"/>
+        </w:rPr>
+        <w:t xml:space="preserve">        break;</w:t>
+      </w:r>
+    </w:p>
+    <w:p>
+      <w:pPr>
+        <w:spacing w:line="240" w:lineRule="auto"/>
+        <w:jc w:val="both"/>
+        <w:rPr>
+          <w:sz w:val="28"/>
+          <w:szCs w:val="28"/>
+          <w:lang w:val="en-US"/>
+        </w:rPr>
+      </w:pPr>
+      <w:r>
+        <w:rPr>
+          <w:sz w:val="28"/>
+          <w:szCs w:val="28"/>
+          <w:lang w:val="en-US"/>
+        </w:rPr>
+        <w:t xml:space="preserve">    case 2:</w:t>
+      </w:r>
+    </w:p>
+    <w:p>
+      <w:pPr>
+        <w:spacing w:line="240" w:lineRule="auto"/>
+        <w:jc w:val="both"/>
+        <w:rPr>
+          <w:sz w:val="28"/>
+          <w:szCs w:val="28"/>
+          <w:lang w:val="en-US"/>
+        </w:rPr>
+      </w:pPr>
+      <w:r>
+        <w:rPr>
+          <w:sz w:val="28"/>
+          <w:szCs w:val="28"/>
+          <w:lang w:val="en-US"/>
+        </w:rPr>
+        <w:t xml:space="preserve">        printf("Burger");</w:t>
+      </w:r>
+    </w:p>
+    <w:p>
+      <w:pPr>
+        <w:spacing w:line="240" w:lineRule="auto"/>
+        <w:jc w:val="both"/>
+        <w:rPr>
+          <w:sz w:val="28"/>
+          <w:szCs w:val="28"/>
+          <w:lang w:val="en-US"/>
+        </w:rPr>
+      </w:pPr>
+      <w:r>
+        <w:rPr>
+          <w:sz w:val="28"/>
+          <w:szCs w:val="28"/>
+          <w:lang w:val="en-US"/>
+        </w:rPr>
+        <w:t xml:space="preserve">        break;</w:t>
       </w:r>
     </w:p>
     <w:p>
@@ -2394,314 +2847,6 @@
           <w:lang w:val="en-US"/>
         </w:rPr>
         <w:lastRenderedPageBreak/>
-        <w:t>}</w:t>
-      </w:r>
-    </w:p>
-    <w:p>
-      <w:pPr>
-        <w:spacing w:line="240" w:lineRule="auto"/>
-        <w:jc w:val="both"/>
-        <w:rPr>
-          <w:sz w:val="28"/>
-          <w:szCs w:val="28"/>
-          <w:lang w:val="en-US"/>
-        </w:rPr>
-      </w:pPr>
-      <w:r>
-        <w:rPr>
-          <w:sz w:val="28"/>
-          <w:szCs w:val="28"/>
-          <w:lang w:val="en-US"/>
-        </w:rPr>
-        <w:t>else</w:t>
-      </w:r>
-    </w:p>
-    <w:p>
-      <w:pPr>
-        <w:spacing w:line="240" w:lineRule="auto"/>
-        <w:jc w:val="both"/>
-        <w:rPr>
-          <w:sz w:val="28"/>
-          <w:szCs w:val="28"/>
-          <w:lang w:val="en-US"/>
-        </w:rPr>
-      </w:pPr>
-      <w:r>
-        <w:rPr>
-          <w:sz w:val="28"/>
-          <w:szCs w:val="28"/>
-          <w:lang w:val="en-US"/>
-        </w:rPr>
-        <w:t>{</w:t>
-      </w:r>
-    </w:p>
-    <w:p>
-      <w:pPr>
-        <w:spacing w:line="240" w:lineRule="auto"/>
-        <w:jc w:val="both"/>
-        <w:rPr>
-          <w:sz w:val="28"/>
-          <w:szCs w:val="28"/>
-          <w:lang w:val="en-US"/>
-        </w:rPr>
-      </w:pPr>
-      <w:r>
-        <w:rPr>
-          <w:sz w:val="28"/>
-          <w:szCs w:val="28"/>
-          <w:lang w:val="en-US"/>
-        </w:rPr>
-        <w:t xml:space="preserve">    printf("Fail");</w:t>
-      </w:r>
-    </w:p>
-    <w:p>
-      <w:pPr>
-        <w:spacing w:line="240" w:lineRule="auto"/>
-        <w:jc w:val="both"/>
-        <w:rPr>
-          <w:sz w:val="28"/>
-          <w:szCs w:val="28"/>
-          <w:lang w:val="en-US"/>
-        </w:rPr>
-      </w:pPr>
-      <w:r>
-        <w:rPr>
-          <w:sz w:val="28"/>
-          <w:szCs w:val="28"/>
-          <w:lang w:val="en-US"/>
-        </w:rPr>
-        <w:t>}</w:t>
-      </w:r>
-    </w:p>
-    <w:p>
-      <w:pPr>
-        <w:spacing w:line="240" w:lineRule="auto"/>
-        <w:jc w:val="both"/>
-        <w:rPr>
-          <w:b/>
-          <w:bCs/>
-          <w:sz w:val="28"/>
-          <w:szCs w:val="28"/>
-          <w:lang w:val="en-US"/>
-        </w:rPr>
-      </w:pPr>
-      <w:r>
-        <w:rPr>
-          <w:b/>
-          <w:bCs/>
-          <w:sz w:val="28"/>
-          <w:szCs w:val="28"/>
-          <w:lang w:val="en-US"/>
-        </w:rPr>
-        <w:t>4. switch Statement</w:t>
-      </w:r>
-    </w:p>
-    <w:p>
-      <w:pPr>
-        <w:spacing w:line="240" w:lineRule="auto"/>
-        <w:jc w:val="both"/>
-        <w:rPr>
-          <w:sz w:val="28"/>
-          <w:szCs w:val="28"/>
-          <w:lang w:val="en-US"/>
-        </w:rPr>
-      </w:pPr>
-      <w:r>
-        <w:rPr>
-          <w:sz w:val="28"/>
-          <w:szCs w:val="28"/>
-          <w:lang w:val="en-US"/>
-        </w:rPr>
-        <w:t>The switch statement is used to select one block of code from multiple options based on the value of an expression. It is mainly used instead of multiple if–else statements when checking a single variable.</w:t>
-      </w:r>
-    </w:p>
-    <w:p>
-      <w:pPr>
-        <w:spacing w:line="240" w:lineRule="auto"/>
-        <w:jc w:val="both"/>
-        <w:rPr>
-          <w:sz w:val="28"/>
-          <w:szCs w:val="28"/>
-          <w:lang w:val="en-US"/>
-        </w:rPr>
-      </w:pPr>
-      <w:r>
-        <w:rPr>
-          <w:sz w:val="28"/>
-          <w:szCs w:val="28"/>
-          <w:lang w:val="en-US"/>
-        </w:rPr>
-        <w:t>Example:</w:t>
-      </w:r>
-    </w:p>
-    <w:p>
-      <w:pPr>
-        <w:spacing w:line="240" w:lineRule="auto"/>
-        <w:jc w:val="both"/>
-        <w:rPr>
-          <w:sz w:val="28"/>
-          <w:szCs w:val="28"/>
-          <w:lang w:val="en-US"/>
-        </w:rPr>
-      </w:pPr>
-      <w:r>
-        <w:rPr>
-          <w:sz w:val="28"/>
-          <w:szCs w:val="28"/>
-          <w:lang w:val="en-US"/>
-        </w:rPr>
-        <w:t>switch(choice)</w:t>
-      </w:r>
-    </w:p>
-    <w:p>
-      <w:pPr>
-        <w:spacing w:line="240" w:lineRule="auto"/>
-        <w:jc w:val="both"/>
-        <w:rPr>
-          <w:sz w:val="28"/>
-          <w:szCs w:val="28"/>
-          <w:lang w:val="en-US"/>
-        </w:rPr>
-      </w:pPr>
-      <w:r>
-        <w:rPr>
-          <w:sz w:val="28"/>
-          <w:szCs w:val="28"/>
-          <w:lang w:val="en-US"/>
-        </w:rPr>
-        <w:t>{</w:t>
-      </w:r>
-    </w:p>
-    <w:p>
-      <w:pPr>
-        <w:spacing w:line="240" w:lineRule="auto"/>
-        <w:jc w:val="both"/>
-        <w:rPr>
-          <w:sz w:val="28"/>
-          <w:szCs w:val="28"/>
-          <w:lang w:val="en-US"/>
-        </w:rPr>
-      </w:pPr>
-      <w:r>
-        <w:rPr>
-          <w:sz w:val="28"/>
-          <w:szCs w:val="28"/>
-          <w:lang w:val="en-US"/>
-        </w:rPr>
-        <w:t xml:space="preserve">    case 1:</w:t>
-      </w:r>
-    </w:p>
-    <w:p>
-      <w:pPr>
-        <w:spacing w:line="240" w:lineRule="auto"/>
-        <w:jc w:val="both"/>
-        <w:rPr>
-          <w:sz w:val="28"/>
-          <w:szCs w:val="28"/>
-          <w:lang w:val="en-US"/>
-        </w:rPr>
-      </w:pPr>
-      <w:r>
-        <w:rPr>
-          <w:sz w:val="28"/>
-          <w:szCs w:val="28"/>
-          <w:lang w:val="en-US"/>
-        </w:rPr>
-        <w:t xml:space="preserve">        printf("Pizza");</w:t>
-      </w:r>
-    </w:p>
-    <w:p>
-      <w:pPr>
-        <w:spacing w:line="240" w:lineRule="auto"/>
-        <w:jc w:val="both"/>
-        <w:rPr>
-          <w:sz w:val="28"/>
-          <w:szCs w:val="28"/>
-          <w:lang w:val="en-US"/>
-        </w:rPr>
-      </w:pPr>
-      <w:r>
-        <w:rPr>
-          <w:sz w:val="28"/>
-          <w:szCs w:val="28"/>
-          <w:lang w:val="en-US"/>
-        </w:rPr>
-        <w:t xml:space="preserve">        break;</w:t>
-      </w:r>
-    </w:p>
-    <w:p>
-      <w:pPr>
-        <w:spacing w:line="240" w:lineRule="auto"/>
-        <w:jc w:val="both"/>
-        <w:rPr>
-          <w:sz w:val="28"/>
-          <w:szCs w:val="28"/>
-          <w:lang w:val="en-US"/>
-        </w:rPr>
-      </w:pPr>
-      <w:r>
-        <w:rPr>
-          <w:sz w:val="28"/>
-          <w:szCs w:val="28"/>
-          <w:lang w:val="en-US"/>
-        </w:rPr>
-        <w:t xml:space="preserve">    case 2:</w:t>
-      </w:r>
-    </w:p>
-    <w:p>
-      <w:pPr>
-        <w:spacing w:line="240" w:lineRule="auto"/>
-        <w:jc w:val="both"/>
-        <w:rPr>
-          <w:sz w:val="28"/>
-          <w:szCs w:val="28"/>
-          <w:lang w:val="en-US"/>
-        </w:rPr>
-      </w:pPr>
-      <w:r>
-        <w:rPr>
-          <w:sz w:val="28"/>
-          <w:szCs w:val="28"/>
-          <w:lang w:val="en-US"/>
-        </w:rPr>
-        <w:t xml:space="preserve">        printf("Burger");</w:t>
-      </w:r>
-    </w:p>
-    <w:p>
-      <w:pPr>
-        <w:spacing w:line="240" w:lineRule="auto"/>
-        <w:jc w:val="both"/>
-        <w:rPr>
-          <w:sz w:val="28"/>
-          <w:szCs w:val="28"/>
-          <w:lang w:val="en-US"/>
-        </w:rPr>
-      </w:pPr>
-      <w:r>
-        <w:rPr>
-          <w:sz w:val="28"/>
-          <w:szCs w:val="28"/>
-          <w:lang w:val="en-US"/>
-        </w:rPr>
-        <w:t xml:space="preserve">        break;</w:t>
-      </w:r>
-    </w:p>
-    <w:p>
-      <w:pPr>
-        <w:spacing w:line="240" w:lineRule="auto"/>
-        <w:jc w:val="both"/>
-        <w:rPr>
-          <w:sz w:val="28"/>
-          <w:szCs w:val="28"/>
-          <w:lang w:val="en-US"/>
-        </w:rPr>
-      </w:pPr>
-      <w:r>
-        <w:rPr>
-          <w:sz w:val="28"/>
-          <w:szCs w:val="28"/>
-          <w:lang w:val="en-US"/>
-        </w:rPr>
         <w:t xml:space="preserve">    case 3:</w:t>
       </w:r>
     </w:p>
@@ -3086,7 +3231,6 @@
                 <w:szCs w:val="28"/>
                 <w:lang w:val="en-US"/>
               </w:rPr>
-              <w:lastRenderedPageBreak/>
               <w:t>Condition Check</w:t>
             </w:r>
           </w:p>
@@ -3729,6 +3873,7 @@
           <w:szCs w:val="28"/>
           <w:lang w:val="en-US"/>
         </w:rPr>
+        <w:lastRenderedPageBreak/>
         <w:t>examples of each</w:t>
       </w:r>
       <w:r>
@@ -3894,6 +4039,851 @@
           <w:lang w:val="en-US"/>
         </w:rPr>
         <w:t xml:space="preserve">    for(int i=1; i&lt;=10; i++)</w:t>
+      </w:r>
+    </w:p>
+    <w:p>
+      <w:pPr>
+        <w:spacing w:line="240" w:lineRule="auto"/>
+        <w:jc w:val="both"/>
+        <w:rPr>
+          <w:sz w:val="28"/>
+          <w:szCs w:val="28"/>
+          <w:lang w:val="en-US"/>
+        </w:rPr>
+      </w:pPr>
+      <w:r>
+        <w:rPr>
+          <w:sz w:val="28"/>
+          <w:szCs w:val="28"/>
+          <w:lang w:val="en-US"/>
+        </w:rPr>
+        <w:t xml:space="preserve">    {</w:t>
+      </w:r>
+    </w:p>
+    <w:p>
+      <w:pPr>
+        <w:spacing w:line="240" w:lineRule="auto"/>
+        <w:jc w:val="both"/>
+        <w:rPr>
+          <w:sz w:val="28"/>
+          <w:szCs w:val="28"/>
+          <w:lang w:val="en-US"/>
+        </w:rPr>
+      </w:pPr>
+      <w:r>
+        <w:rPr>
+          <w:sz w:val="28"/>
+          <w:szCs w:val="28"/>
+          <w:lang w:val="en-US"/>
+        </w:rPr>
+        <w:t xml:space="preserve">        if(i==5){</w:t>
+      </w:r>
+    </w:p>
+    <w:p>
+      <w:pPr>
+        <w:spacing w:line="240" w:lineRule="auto"/>
+        <w:jc w:val="both"/>
+        <w:rPr>
+          <w:sz w:val="28"/>
+          <w:szCs w:val="28"/>
+          <w:lang w:val="en-US"/>
+        </w:rPr>
+      </w:pPr>
+      <w:r>
+        <w:rPr>
+          <w:sz w:val="28"/>
+          <w:szCs w:val="28"/>
+          <w:lang w:val="en-US"/>
+        </w:rPr>
+        <w:t xml:space="preserve">            break;</w:t>
+      </w:r>
+    </w:p>
+    <w:p>
+      <w:pPr>
+        <w:spacing w:line="240" w:lineRule="auto"/>
+        <w:jc w:val="both"/>
+        <w:rPr>
+          <w:sz w:val="28"/>
+          <w:szCs w:val="28"/>
+          <w:lang w:val="en-US"/>
+        </w:rPr>
+      </w:pPr>
+      <w:r>
+        <w:rPr>
+          <w:sz w:val="28"/>
+          <w:szCs w:val="28"/>
+          <w:lang w:val="en-US"/>
+        </w:rPr>
+        <w:t xml:space="preserve">        }</w:t>
+      </w:r>
+    </w:p>
+    <w:p>
+      <w:pPr>
+        <w:spacing w:line="240" w:lineRule="auto"/>
+        <w:jc w:val="both"/>
+        <w:rPr>
+          <w:sz w:val="28"/>
+          <w:szCs w:val="28"/>
+          <w:lang w:val="en-US"/>
+        </w:rPr>
+      </w:pPr>
+      <w:r>
+        <w:rPr>
+          <w:sz w:val="28"/>
+          <w:szCs w:val="28"/>
+          <w:lang w:val="en-US"/>
+        </w:rPr>
+        <w:t xml:space="preserve">        printf("%d ", i); }</w:t>
+      </w:r>
+    </w:p>
+    <w:p>
+      <w:pPr>
+        <w:spacing w:line="240" w:lineRule="auto"/>
+        <w:jc w:val="both"/>
+        <w:rPr>
+          <w:sz w:val="28"/>
+          <w:szCs w:val="28"/>
+          <w:lang w:val="en-US"/>
+        </w:rPr>
+      </w:pPr>
+      <w:r>
+        <w:rPr>
+          <w:sz w:val="28"/>
+          <w:szCs w:val="28"/>
+          <w:lang w:val="en-US"/>
+        </w:rPr>
+        <w:t xml:space="preserve">    return 0;</w:t>
+      </w:r>
+    </w:p>
+    <w:p>
+      <w:pPr>
+        <w:spacing w:line="240" w:lineRule="auto"/>
+        <w:jc w:val="both"/>
+        <w:rPr>
+          <w:sz w:val="28"/>
+          <w:szCs w:val="28"/>
+          <w:lang w:val="en-US"/>
+        </w:rPr>
+      </w:pPr>
+      <w:r>
+        <w:rPr>
+          <w:sz w:val="28"/>
+          <w:szCs w:val="28"/>
+          <w:lang w:val="en-US"/>
+        </w:rPr>
+        <w:t>}</w:t>
+      </w:r>
+    </w:p>
+    <w:p>
+      <w:pPr>
+        <w:spacing w:line="240" w:lineRule="auto"/>
+        <w:jc w:val="both"/>
+        <w:rPr>
+          <w:sz w:val="28"/>
+          <w:szCs w:val="28"/>
+          <w:lang w:val="en-US"/>
+        </w:rPr>
+      </w:pPr>
+      <w:r>
+        <w:rPr>
+          <w:sz w:val="28"/>
+          <w:szCs w:val="28"/>
+          <w:lang w:val="en-US"/>
+        </w:rPr>
+        <w:t>Output:</w:t>
+      </w:r>
+    </w:p>
+    <w:p>
+      <w:pPr>
+        <w:spacing w:line="240" w:lineRule="auto"/>
+        <w:jc w:val="both"/>
+        <w:rPr>
+          <w:sz w:val="28"/>
+          <w:szCs w:val="28"/>
+          <w:lang w:val="en-US"/>
+        </w:rPr>
+      </w:pPr>
+      <w:r>
+        <w:rPr>
+          <w:sz w:val="28"/>
+          <w:szCs w:val="28"/>
+          <w:lang w:val="en-US"/>
+        </w:rPr>
+        <w:t>1 2 3 4</w:t>
+      </w:r>
+    </w:p>
+    <w:p>
+      <w:pPr>
+        <w:spacing w:line="240" w:lineRule="auto"/>
+        <w:jc w:val="both"/>
+        <w:rPr>
+          <w:b/>
+          <w:bCs/>
+          <w:sz w:val="28"/>
+          <w:szCs w:val="28"/>
+          <w:lang w:val="en-US"/>
+        </w:rPr>
+      </w:pPr>
+      <w:r>
+        <w:rPr>
+          <w:b/>
+          <w:bCs/>
+          <w:sz w:val="28"/>
+          <w:szCs w:val="28"/>
+          <w:lang w:val="en-US"/>
+        </w:rPr>
+        <w:t>Use:</w:t>
+      </w:r>
+    </w:p>
+    <w:p>
+      <w:pPr>
+        <w:spacing w:line="240" w:lineRule="auto"/>
+        <w:jc w:val="both"/>
+        <w:rPr>
+          <w:sz w:val="28"/>
+          <w:szCs w:val="28"/>
+          <w:lang w:val="en-US"/>
+        </w:rPr>
+      </w:pPr>
+      <w:r>
+        <w:rPr>
+          <w:sz w:val="28"/>
+          <w:szCs w:val="28"/>
+          <w:lang w:val="en-US"/>
+        </w:rPr>
+        <w:t>Used when we want to stop the loop before it finishes.</w:t>
+      </w:r>
+    </w:p>
+    <w:p>
+      <w:pPr>
+        <w:spacing w:line="240" w:lineRule="auto"/>
+        <w:jc w:val="both"/>
+        <w:rPr>
+          <w:b/>
+          <w:bCs/>
+          <w:sz w:val="28"/>
+          <w:szCs w:val="28"/>
+          <w:lang w:val="en-US"/>
+        </w:rPr>
+      </w:pPr>
+      <w:r>
+        <w:rPr>
+          <w:b/>
+          <w:bCs/>
+          <w:sz w:val="28"/>
+          <w:szCs w:val="28"/>
+          <w:lang w:val="en-US"/>
+        </w:rPr>
+        <w:t>2. continue Statement</w:t>
+      </w:r>
+    </w:p>
+    <w:p>
+      <w:pPr>
+        <w:spacing w:line="240" w:lineRule="auto"/>
+        <w:jc w:val="both"/>
+        <w:rPr>
+          <w:sz w:val="28"/>
+          <w:szCs w:val="28"/>
+          <w:lang w:val="en-US"/>
+        </w:rPr>
+      </w:pPr>
+      <w:r>
+        <w:rPr>
+          <w:sz w:val="28"/>
+          <w:szCs w:val="28"/>
+          <w:lang w:val="en-US"/>
+        </w:rPr>
+        <w:t>Explanation:</w:t>
+      </w:r>
+    </w:p>
+    <w:p>
+      <w:pPr>
+        <w:spacing w:line="240" w:lineRule="auto"/>
+        <w:jc w:val="both"/>
+        <w:rPr>
+          <w:sz w:val="28"/>
+          <w:szCs w:val="28"/>
+          <w:lang w:val="en-US"/>
+        </w:rPr>
+      </w:pPr>
+      <w:r>
+        <w:rPr>
+          <w:sz w:val="28"/>
+          <w:szCs w:val="28"/>
+          <w:lang w:val="en-US"/>
+        </w:rPr>
+        <w:t>The continue statement is used to skip the current iteration and move to the next iteration of the loop.</w:t>
+      </w:r>
+    </w:p>
+    <w:p>
+      <w:pPr>
+        <w:spacing w:line="240" w:lineRule="auto"/>
+        <w:jc w:val="both"/>
+        <w:rPr>
+          <w:sz w:val="28"/>
+          <w:szCs w:val="28"/>
+          <w:lang w:val="en-US"/>
+        </w:rPr>
+      </w:pPr>
+      <w:r>
+        <w:rPr>
+          <w:sz w:val="28"/>
+          <w:szCs w:val="28"/>
+          <w:lang w:val="en-US"/>
+        </w:rPr>
+        <w:t>Example:</w:t>
+      </w:r>
+    </w:p>
+    <w:p>
+      <w:pPr>
+        <w:spacing w:line="240" w:lineRule="auto"/>
+        <w:jc w:val="both"/>
+        <w:rPr>
+          <w:sz w:val="28"/>
+          <w:szCs w:val="28"/>
+          <w:lang w:val="en-US"/>
+        </w:rPr>
+      </w:pPr>
+      <w:r>
+        <w:rPr>
+          <w:sz w:val="28"/>
+          <w:szCs w:val="28"/>
+          <w:lang w:val="en-US"/>
+        </w:rPr>
+        <w:t>#include&lt;stdio.h&gt;</w:t>
+      </w:r>
+    </w:p>
+    <w:p>
+      <w:pPr>
+        <w:spacing w:line="240" w:lineRule="auto"/>
+        <w:jc w:val="both"/>
+        <w:rPr>
+          <w:sz w:val="28"/>
+          <w:szCs w:val="28"/>
+          <w:lang w:val="en-US"/>
+        </w:rPr>
+      </w:pPr>
+      <w:r>
+        <w:rPr>
+          <w:sz w:val="28"/>
+          <w:szCs w:val="28"/>
+          <w:lang w:val="en-US"/>
+        </w:rPr>
+        <w:t>int main()</w:t>
+      </w:r>
+    </w:p>
+    <w:p>
+      <w:pPr>
+        <w:spacing w:line="240" w:lineRule="auto"/>
+        <w:jc w:val="both"/>
+        <w:rPr>
+          <w:sz w:val="28"/>
+          <w:szCs w:val="28"/>
+          <w:lang w:val="en-US"/>
+        </w:rPr>
+      </w:pPr>
+      <w:r>
+        <w:rPr>
+          <w:sz w:val="28"/>
+          <w:szCs w:val="28"/>
+          <w:lang w:val="en-US"/>
+        </w:rPr>
+        <w:lastRenderedPageBreak/>
+        <w:t>{</w:t>
+      </w:r>
+    </w:p>
+    <w:p>
+      <w:pPr>
+        <w:spacing w:line="240" w:lineRule="auto"/>
+        <w:jc w:val="both"/>
+        <w:rPr>
+          <w:sz w:val="28"/>
+          <w:szCs w:val="28"/>
+          <w:lang w:val="en-US"/>
+        </w:rPr>
+      </w:pPr>
+      <w:r>
+        <w:rPr>
+          <w:sz w:val="28"/>
+          <w:szCs w:val="28"/>
+          <w:lang w:val="en-US"/>
+        </w:rPr>
+        <w:t xml:space="preserve">    for(int i=1; i&lt;=5; i++)</w:t>
+      </w:r>
+    </w:p>
+    <w:p>
+      <w:pPr>
+        <w:spacing w:line="240" w:lineRule="auto"/>
+        <w:jc w:val="both"/>
+        <w:rPr>
+          <w:sz w:val="28"/>
+          <w:szCs w:val="28"/>
+          <w:lang w:val="en-US"/>
+        </w:rPr>
+      </w:pPr>
+      <w:r>
+        <w:rPr>
+          <w:sz w:val="28"/>
+          <w:szCs w:val="28"/>
+          <w:lang w:val="en-US"/>
+        </w:rPr>
+        <w:t xml:space="preserve">    {</w:t>
+      </w:r>
+    </w:p>
+    <w:p>
+      <w:pPr>
+        <w:spacing w:line="240" w:lineRule="auto"/>
+        <w:jc w:val="both"/>
+        <w:rPr>
+          <w:sz w:val="28"/>
+          <w:szCs w:val="28"/>
+          <w:lang w:val="en-US"/>
+        </w:rPr>
+      </w:pPr>
+      <w:r>
+        <w:rPr>
+          <w:sz w:val="28"/>
+          <w:szCs w:val="28"/>
+          <w:lang w:val="en-US"/>
+        </w:rPr>
+        <w:t xml:space="preserve">        if(i==3)</w:t>
+      </w:r>
+    </w:p>
+    <w:p>
+      <w:pPr>
+        <w:spacing w:line="240" w:lineRule="auto"/>
+        <w:jc w:val="both"/>
+        <w:rPr>
+          <w:sz w:val="28"/>
+          <w:szCs w:val="28"/>
+          <w:lang w:val="en-US"/>
+        </w:rPr>
+      </w:pPr>
+      <w:r>
+        <w:rPr>
+          <w:sz w:val="28"/>
+          <w:szCs w:val="28"/>
+          <w:lang w:val="en-US"/>
+        </w:rPr>
+        <w:t xml:space="preserve">        {</w:t>
+      </w:r>
+    </w:p>
+    <w:p>
+      <w:pPr>
+        <w:spacing w:line="240" w:lineRule="auto"/>
+        <w:jc w:val="both"/>
+        <w:rPr>
+          <w:sz w:val="28"/>
+          <w:szCs w:val="28"/>
+          <w:lang w:val="en-US"/>
+        </w:rPr>
+      </w:pPr>
+      <w:r>
+        <w:rPr>
+          <w:sz w:val="28"/>
+          <w:szCs w:val="28"/>
+          <w:lang w:val="en-US"/>
+        </w:rPr>
+        <w:t xml:space="preserve">            continue;</w:t>
+      </w:r>
+    </w:p>
+    <w:p>
+      <w:pPr>
+        <w:spacing w:line="240" w:lineRule="auto"/>
+        <w:jc w:val="both"/>
+        <w:rPr>
+          <w:sz w:val="28"/>
+          <w:szCs w:val="28"/>
+          <w:lang w:val="en-US"/>
+        </w:rPr>
+      </w:pPr>
+      <w:r>
+        <w:rPr>
+          <w:sz w:val="28"/>
+          <w:szCs w:val="28"/>
+          <w:lang w:val="en-US"/>
+        </w:rPr>
+        <w:t xml:space="preserve">        }</w:t>
+      </w:r>
+    </w:p>
+    <w:p>
+      <w:pPr>
+        <w:spacing w:line="240" w:lineRule="auto"/>
+        <w:jc w:val="both"/>
+        <w:rPr>
+          <w:sz w:val="28"/>
+          <w:szCs w:val="28"/>
+          <w:lang w:val="en-US"/>
+        </w:rPr>
+      </w:pPr>
+      <w:r>
+        <w:rPr>
+          <w:sz w:val="28"/>
+          <w:szCs w:val="28"/>
+          <w:lang w:val="en-US"/>
+        </w:rPr>
+        <w:t xml:space="preserve">        printf("%d ", i);</w:t>
+      </w:r>
+    </w:p>
+    <w:p>
+      <w:pPr>
+        <w:spacing w:line="240" w:lineRule="auto"/>
+        <w:jc w:val="both"/>
+        <w:rPr>
+          <w:sz w:val="28"/>
+          <w:szCs w:val="28"/>
+          <w:lang w:val="en-US"/>
+        </w:rPr>
+      </w:pPr>
+      <w:r>
+        <w:rPr>
+          <w:sz w:val="28"/>
+          <w:szCs w:val="28"/>
+          <w:lang w:val="en-US"/>
+        </w:rPr>
+        <w:t xml:space="preserve">    }</w:t>
+      </w:r>
+    </w:p>
+    <w:p>
+      <w:pPr>
+        <w:spacing w:line="240" w:lineRule="auto"/>
+        <w:jc w:val="both"/>
+        <w:rPr>
+          <w:sz w:val="28"/>
+          <w:szCs w:val="28"/>
+          <w:lang w:val="en-US"/>
+        </w:rPr>
+      </w:pPr>
+      <w:r>
+        <w:rPr>
+          <w:sz w:val="28"/>
+          <w:szCs w:val="28"/>
+          <w:lang w:val="en-US"/>
+        </w:rPr>
+        <w:t xml:space="preserve">    return 0;</w:t>
+      </w:r>
+    </w:p>
+    <w:p>
+      <w:pPr>
+        <w:spacing w:line="240" w:lineRule="auto"/>
+        <w:jc w:val="both"/>
+        <w:rPr>
+          <w:sz w:val="28"/>
+          <w:szCs w:val="28"/>
+          <w:lang w:val="en-US"/>
+        </w:rPr>
+      </w:pPr>
+      <w:r>
+        <w:rPr>
+          <w:sz w:val="28"/>
+          <w:szCs w:val="28"/>
+          <w:lang w:val="en-US"/>
+        </w:rPr>
+        <w:t>}</w:t>
+      </w:r>
+    </w:p>
+    <w:p>
+      <w:pPr>
+        <w:spacing w:line="240" w:lineRule="auto"/>
+        <w:jc w:val="both"/>
+        <w:rPr>
+          <w:sz w:val="28"/>
+          <w:szCs w:val="28"/>
+          <w:lang w:val="en-US"/>
+        </w:rPr>
+      </w:pPr>
+      <w:r>
+        <w:rPr>
+          <w:sz w:val="28"/>
+          <w:szCs w:val="28"/>
+          <w:lang w:val="en-US"/>
+        </w:rPr>
+        <w:t>Output:</w:t>
+      </w:r>
+    </w:p>
+    <w:p>
+      <w:pPr>
+        <w:spacing w:line="240" w:lineRule="auto"/>
+        <w:jc w:val="both"/>
+        <w:rPr>
+          <w:sz w:val="28"/>
+          <w:szCs w:val="28"/>
+          <w:lang w:val="en-US"/>
+        </w:rPr>
+      </w:pPr>
+      <w:r>
+        <w:rPr>
+          <w:sz w:val="28"/>
+          <w:szCs w:val="28"/>
+          <w:lang w:val="en-US"/>
+        </w:rPr>
+        <w:t xml:space="preserve">1 </w:t>
+      </w:r>
+      <w:r>
+        <w:rPr>
+          <w:sz w:val="28"/>
+          <w:szCs w:val="28"/>
+          <w:lang w:val="en-US"/>
+        </w:rPr>
+        <w:t>2 4 5</w:t>
+      </w:r>
+    </w:p>
+    <w:p>
+      <w:pPr>
+        <w:spacing w:line="240" w:lineRule="auto"/>
+        <w:jc w:val="both"/>
+        <w:rPr>
+          <w:b/>
+          <w:bCs/>
+          <w:sz w:val="28"/>
+          <w:szCs w:val="28"/>
+          <w:lang w:val="en-US"/>
+        </w:rPr>
+      </w:pPr>
+      <w:r>
+        <w:rPr>
+          <w:b/>
+          <w:bCs/>
+          <w:sz w:val="28"/>
+          <w:szCs w:val="28"/>
+          <w:lang w:val="en-US"/>
+        </w:rPr>
+        <w:t>Use:</w:t>
+      </w:r>
+    </w:p>
+    <w:p>
+      <w:pPr>
+        <w:spacing w:line="240" w:lineRule="auto"/>
+        <w:jc w:val="both"/>
+        <w:rPr>
+          <w:sz w:val="28"/>
+          <w:szCs w:val="28"/>
+          <w:lang w:val="en-US"/>
+        </w:rPr>
+      </w:pPr>
+      <w:r>
+        <w:rPr>
+          <w:sz w:val="28"/>
+          <w:szCs w:val="28"/>
+          <w:lang w:val="en-US"/>
+        </w:rPr>
+        <w:t>Used when we want to skip a specific value.</w:t>
+      </w:r>
+    </w:p>
+    <w:p>
+      <w:pPr>
+        <w:spacing w:line="240" w:lineRule="auto"/>
+        <w:jc w:val="both"/>
+        <w:rPr>
+          <w:sz w:val="28"/>
+          <w:szCs w:val="28"/>
+          <w:lang w:val="en-US"/>
+        </w:rPr>
+      </w:pPr>
+    </w:p>
+    <w:p>
+      <w:pPr>
+        <w:spacing w:line="240" w:lineRule="auto"/>
+        <w:jc w:val="both"/>
+        <w:rPr>
+          <w:b/>
+          <w:bCs/>
+          <w:sz w:val="28"/>
+          <w:szCs w:val="28"/>
+          <w:lang w:val="en-US"/>
+        </w:rPr>
+      </w:pPr>
+      <w:r>
+        <w:rPr>
+          <w:b/>
+          <w:bCs/>
+          <w:sz w:val="28"/>
+          <w:szCs w:val="28"/>
+          <w:lang w:val="en-US"/>
+        </w:rPr>
+        <w:t>3. goto Statement</w:t>
+      </w:r>
+    </w:p>
+    <w:p>
+      <w:pPr>
+        <w:spacing w:line="240" w:lineRule="auto"/>
+        <w:jc w:val="both"/>
+        <w:rPr>
+          <w:sz w:val="28"/>
+          <w:szCs w:val="28"/>
+          <w:lang w:val="en-US"/>
+        </w:rPr>
+      </w:pPr>
+      <w:r>
+        <w:rPr>
+          <w:sz w:val="28"/>
+          <w:szCs w:val="28"/>
+          <w:lang w:val="en-US"/>
+        </w:rPr>
+        <w:t>Explanation:</w:t>
+      </w:r>
+    </w:p>
+    <w:p>
+      <w:pPr>
+        <w:spacing w:line="240" w:lineRule="auto"/>
+        <w:jc w:val="both"/>
+        <w:rPr>
+          <w:sz w:val="28"/>
+          <w:szCs w:val="28"/>
+          <w:lang w:val="en-US"/>
+        </w:rPr>
+      </w:pPr>
+      <w:r>
+        <w:rPr>
+          <w:sz w:val="28"/>
+          <w:szCs w:val="28"/>
+          <w:lang w:val="en-US"/>
+        </w:rPr>
+        <w:t>The goto statement is used to transfer control to another part of the program using a label.</w:t>
+      </w:r>
+    </w:p>
+    <w:p>
+      <w:pPr>
+        <w:spacing w:line="240" w:lineRule="auto"/>
+        <w:jc w:val="both"/>
+        <w:rPr>
+          <w:sz w:val="28"/>
+          <w:szCs w:val="28"/>
+          <w:lang w:val="en-US"/>
+        </w:rPr>
+      </w:pPr>
+      <w:r>
+        <w:rPr>
+          <w:sz w:val="28"/>
+          <w:szCs w:val="28"/>
+          <w:lang w:val="en-US"/>
+        </w:rPr>
+        <w:t>Example:</w:t>
+      </w:r>
+    </w:p>
+    <w:p>
+      <w:pPr>
+        <w:spacing w:line="240" w:lineRule="auto"/>
+        <w:jc w:val="both"/>
+        <w:rPr>
+          <w:sz w:val="28"/>
+          <w:szCs w:val="28"/>
+          <w:lang w:val="en-US"/>
+        </w:rPr>
+      </w:pPr>
+      <w:r>
+        <w:rPr>
+          <w:sz w:val="28"/>
+          <w:szCs w:val="28"/>
+          <w:lang w:val="en-US"/>
+        </w:rPr>
+        <w:t>#include&lt;stdio.h&gt;</w:t>
+      </w:r>
+    </w:p>
+    <w:p>
+      <w:pPr>
+        <w:spacing w:line="240" w:lineRule="auto"/>
+        <w:jc w:val="both"/>
+        <w:rPr>
+          <w:sz w:val="28"/>
+          <w:szCs w:val="28"/>
+          <w:lang w:val="en-US"/>
+        </w:rPr>
+      </w:pPr>
+      <w:r>
+        <w:rPr>
+          <w:sz w:val="28"/>
+          <w:szCs w:val="28"/>
+          <w:lang w:val="en-US"/>
+        </w:rPr>
+        <w:t>int main()</w:t>
+      </w:r>
+    </w:p>
+    <w:p>
+      <w:pPr>
+        <w:spacing w:line="240" w:lineRule="auto"/>
+        <w:jc w:val="both"/>
+        <w:rPr>
+          <w:sz w:val="28"/>
+          <w:szCs w:val="28"/>
+          <w:lang w:val="en-US"/>
+        </w:rPr>
+      </w:pPr>
+      <w:r>
+        <w:rPr>
+          <w:sz w:val="28"/>
+          <w:szCs w:val="28"/>
+          <w:lang w:val="en-US"/>
+        </w:rPr>
+        <w:t>{</w:t>
+      </w:r>
+    </w:p>
+    <w:p>
+      <w:pPr>
+        <w:spacing w:line="240" w:lineRule="auto"/>
+        <w:jc w:val="both"/>
+        <w:rPr>
+          <w:sz w:val="28"/>
+          <w:szCs w:val="28"/>
+          <w:lang w:val="en-US"/>
+        </w:rPr>
+      </w:pPr>
+      <w:r>
+        <w:rPr>
+          <w:sz w:val="28"/>
+          <w:szCs w:val="28"/>
+          <w:lang w:val="en-US"/>
+        </w:rPr>
+        <w:t xml:space="preserve">    int i=1;</w:t>
+      </w:r>
+    </w:p>
+    <w:p>
+      <w:pPr>
+        <w:spacing w:line="240" w:lineRule="auto"/>
+        <w:jc w:val="both"/>
+        <w:rPr>
+          <w:sz w:val="28"/>
+          <w:szCs w:val="28"/>
+          <w:lang w:val="en-US"/>
+        </w:rPr>
+      </w:pPr>
+    </w:p>
+    <w:p>
+      <w:pPr>
+        <w:spacing w:line="240" w:lineRule="auto"/>
+        <w:jc w:val="both"/>
+        <w:rPr>
+          <w:sz w:val="28"/>
+          <w:szCs w:val="28"/>
+          <w:lang w:val="en-US"/>
+        </w:rPr>
+      </w:pPr>
+      <w:r>
+        <w:rPr>
+          <w:sz w:val="28"/>
+          <w:szCs w:val="28"/>
+          <w:lang w:val="en-US"/>
+        </w:rPr>
+        <w:t>start:</w:t>
+      </w:r>
+    </w:p>
+    <w:p>
+      <w:pPr>
+        <w:spacing w:line="240" w:lineRule="auto"/>
+        <w:jc w:val="both"/>
+        <w:rPr>
+          <w:sz w:val="28"/>
+          <w:szCs w:val="28"/>
+          <w:lang w:val="en-US"/>
+        </w:rPr>
+      </w:pPr>
+      <w:r>
+        <w:rPr>
+          <w:sz w:val="28"/>
+          <w:szCs w:val="28"/>
+          <w:lang w:val="en-US"/>
+        </w:rPr>
+        <w:t xml:space="preserve">    if(i&lt;=5)</w:t>
       </w:r>
     </w:p>
     <w:p>
@@ -3932,65 +4922,76 @@
           <w:szCs w:val="28"/>
           <w:lang w:val="en-US"/>
         </w:rPr>
-        <w:t xml:space="preserve">        if(i==5){</w:t>
-      </w:r>
-    </w:p>
-    <w:p>
-      <w:pPr>
-        <w:spacing w:line="240" w:lineRule="auto"/>
-        <w:jc w:val="both"/>
-        <w:rPr>
-          <w:sz w:val="28"/>
-          <w:szCs w:val="28"/>
-          <w:lang w:val="en-US"/>
-        </w:rPr>
-      </w:pPr>
-      <w:r>
-        <w:rPr>
-          <w:sz w:val="28"/>
-          <w:szCs w:val="28"/>
-          <w:lang w:val="en-US"/>
-        </w:rPr>
-        <w:t xml:space="preserve">            break;</w:t>
-      </w:r>
-    </w:p>
-    <w:p>
-      <w:pPr>
-        <w:spacing w:line="240" w:lineRule="auto"/>
-        <w:jc w:val="both"/>
-        <w:rPr>
-          <w:sz w:val="28"/>
-          <w:szCs w:val="28"/>
-          <w:lang w:val="en-US"/>
-        </w:rPr>
-      </w:pPr>
-      <w:r>
-        <w:rPr>
-          <w:sz w:val="28"/>
-          <w:szCs w:val="28"/>
-          <w:lang w:val="en-US"/>
-        </w:rPr>
-        <w:t xml:space="preserve">        }</w:t>
-      </w:r>
-    </w:p>
-    <w:p>
-      <w:pPr>
-        <w:spacing w:line="240" w:lineRule="auto"/>
-        <w:jc w:val="both"/>
-        <w:rPr>
-          <w:sz w:val="28"/>
-          <w:szCs w:val="28"/>
-          <w:lang w:val="en-US"/>
-        </w:rPr>
-      </w:pPr>
-      <w:r>
-        <w:rPr>
-          <w:sz w:val="28"/>
-          <w:szCs w:val="28"/>
-          <w:lang w:val="en-US"/>
-        </w:rPr>
-        <w:t xml:space="preserve">        printf("%d ", i); }</w:t>
-      </w:r>
+        <w:t xml:space="preserve">        printf("%d ", i);</w:t>
+      </w:r>
+    </w:p>
+    <w:p>
+      <w:pPr>
+        <w:spacing w:line="240" w:lineRule="auto"/>
+        <w:jc w:val="both"/>
+        <w:rPr>
+          <w:sz w:val="28"/>
+          <w:szCs w:val="28"/>
+          <w:lang w:val="en-US"/>
+        </w:rPr>
+      </w:pPr>
+      <w:r>
+        <w:rPr>
+          <w:sz w:val="28"/>
+          <w:szCs w:val="28"/>
+          <w:lang w:val="en-US"/>
+        </w:rPr>
+        <w:t xml:space="preserve">        i++;</w:t>
+      </w:r>
+    </w:p>
+    <w:p>
+      <w:pPr>
+        <w:spacing w:line="240" w:lineRule="auto"/>
+        <w:jc w:val="both"/>
+        <w:rPr>
+          <w:sz w:val="28"/>
+          <w:szCs w:val="28"/>
+          <w:lang w:val="en-US"/>
+        </w:rPr>
+      </w:pPr>
+      <w:r>
+        <w:rPr>
+          <w:sz w:val="28"/>
+          <w:szCs w:val="28"/>
+          <w:lang w:val="en-US"/>
+        </w:rPr>
+        <w:t xml:space="preserve">        goto start;</w:t>
+      </w:r>
+    </w:p>
+    <w:p>
+      <w:pPr>
+        <w:spacing w:line="240" w:lineRule="auto"/>
+        <w:jc w:val="both"/>
+        <w:rPr>
+          <w:sz w:val="28"/>
+          <w:szCs w:val="28"/>
+          <w:lang w:val="en-US"/>
+        </w:rPr>
+      </w:pPr>
+      <w:r>
+        <w:rPr>
+          <w:sz w:val="28"/>
+          <w:szCs w:val="28"/>
+          <w:lang w:val="en-US"/>
+        </w:rPr>
+        <w:t xml:space="preserve">    }</w:t>
+      </w:r>
+    </w:p>
+    <w:p>
+      <w:pPr>
+        <w:spacing w:line="240" w:lineRule="auto"/>
+        <w:jc w:val="both"/>
+        <w:rPr>
+          <w:sz w:val="28"/>
+          <w:szCs w:val="28"/>
+          <w:lang w:val="en-US"/>
+        </w:rPr>
+      </w:pPr>
     </w:p>
     <w:p>
       <w:pPr>
@@ -4040,6 +5041,17 @@
           <w:lang w:val="en-US"/>
         </w:rPr>
       </w:pPr>
+    </w:p>
+    <w:p>
+      <w:pPr>
+        <w:spacing w:line="240" w:lineRule="auto"/>
+        <w:jc w:val="both"/>
+        <w:rPr>
+          <w:sz w:val="28"/>
+          <w:szCs w:val="28"/>
+          <w:lang w:val="en-US"/>
+        </w:rPr>
+      </w:pPr>
       <w:r>
         <w:rPr>
           <w:sz w:val="28"/>
@@ -4059,13 +5071,24 @@
           <w:lang w:val="en-US"/>
         </w:rPr>
       </w:pPr>
-      <w:r>
-        <w:rPr>
-          <w:sz w:val="28"/>
-          <w:szCs w:val="28"/>
-          <w:lang w:val="en-US"/>
-        </w:rPr>
-        <w:t>1 2 3 4</w:t>
+    </w:p>
+    <w:p>
+      <w:pPr>
+        <w:spacing w:line="240" w:lineRule="auto"/>
+        <w:jc w:val="both"/>
+        <w:rPr>
+          <w:sz w:val="28"/>
+          <w:szCs w:val="28"/>
+          <w:lang w:val="en-US"/>
+        </w:rPr>
+      </w:pPr>
+      <w:r>
+        <w:rPr>
+          <w:sz w:val="28"/>
+          <w:szCs w:val="28"/>
+          <w:lang w:val="en-US"/>
+        </w:rPr>
+        <w:t>1 2 3 4 5</w:t>
       </w:r>
     </w:p>
     <w:p>
@@ -4107,68 +5130,413 @@
           <w:szCs w:val="28"/>
           <w:lang w:val="en-US"/>
         </w:rPr>
-        <w:t>Used when we want to stop the loop before it finishes.</w:t>
-      </w:r>
-    </w:p>
-    <w:p>
-      <w:pPr>
-        <w:spacing w:line="240" w:lineRule="auto"/>
-        <w:jc w:val="both"/>
-        <w:rPr>
-          <w:b/>
-          <w:bCs/>
-          <w:sz w:val="28"/>
-          <w:szCs w:val="28"/>
-          <w:lang w:val="en-US"/>
-        </w:rPr>
-      </w:pPr>
-      <w:r>
-        <w:rPr>
-          <w:b/>
-          <w:bCs/>
-          <w:sz w:val="28"/>
-          <w:szCs w:val="28"/>
-          <w:lang w:val="en-US"/>
-        </w:rPr>
-        <w:t>2. continue Statement</w:t>
-      </w:r>
-    </w:p>
-    <w:p>
-      <w:pPr>
-        <w:spacing w:line="240" w:lineRule="auto"/>
-        <w:jc w:val="both"/>
-        <w:rPr>
-          <w:sz w:val="28"/>
-          <w:szCs w:val="28"/>
-          <w:lang w:val="en-US"/>
-        </w:rPr>
-      </w:pPr>
-      <w:r>
-        <w:rPr>
-          <w:sz w:val="28"/>
-          <w:szCs w:val="28"/>
-          <w:lang w:val="en-US"/>
-        </w:rPr>
-        <w:t>Explanation:</w:t>
-      </w:r>
-    </w:p>
-    <w:p>
-      <w:pPr>
-        <w:spacing w:line="240" w:lineRule="auto"/>
-        <w:jc w:val="both"/>
-        <w:rPr>
-          <w:sz w:val="28"/>
-          <w:szCs w:val="28"/>
-          <w:lang w:val="en-US"/>
-        </w:rPr>
-      </w:pPr>
-      <w:r>
-        <w:rPr>
-          <w:sz w:val="28"/>
-          <w:szCs w:val="28"/>
-          <w:lang w:val="en-US"/>
-        </w:rPr>
-        <w:t>The continue statement is used to skip the current iteration and move to the next iteration of the loop.</w:t>
+        <w:t>Used to jump to a specific label in the program.</w:t>
+      </w:r>
+    </w:p>
+    <w:p>
+      <w:pPr>
+        <w:spacing w:line="240" w:lineRule="auto"/>
+        <w:jc w:val="both"/>
+        <w:rPr>
+          <w:sz w:val="28"/>
+          <w:szCs w:val="28"/>
+          <w:lang w:val="en-US"/>
+        </w:rPr>
+      </w:pPr>
+    </w:p>
+    <w:p>
+      <w:pPr>
+        <w:spacing w:line="240" w:lineRule="auto"/>
+        <w:jc w:val="both"/>
+        <w:rPr>
+          <w:b/>
+          <w:bCs/>
+          <w:sz w:val="28"/>
+          <w:szCs w:val="28"/>
+          <w:lang w:val="en-US"/>
+        </w:rPr>
+      </w:pPr>
+      <w:r>
+        <w:rPr>
+          <w:b/>
+          <w:bCs/>
+          <w:sz w:val="28"/>
+          <w:szCs w:val="28"/>
+          <w:lang w:val="en-US"/>
+        </w:rPr>
+        <w:t>8) What are functions in C? Explain function declaration, definition, and how to call a function. Provide examples.</w:t>
+      </w:r>
+    </w:p>
+    <w:p>
+      <w:pPr>
+        <w:spacing w:line="240" w:lineRule="auto"/>
+        <w:jc w:val="both"/>
+        <w:rPr>
+          <w:sz w:val="28"/>
+          <w:szCs w:val="28"/>
+          <w:lang w:val="en-US"/>
+        </w:rPr>
+      </w:pPr>
+      <w:r>
+        <w:rPr>
+          <w:sz w:val="28"/>
+          <w:szCs w:val="28"/>
+          <w:lang w:val="en-US"/>
+        </w:rPr>
+        <w:t>A function in C is a block of code that performs a specific task.</w:t>
+      </w:r>
+    </w:p>
+    <w:p>
+      <w:pPr>
+        <w:spacing w:line="240" w:lineRule="auto"/>
+        <w:jc w:val="both"/>
+        <w:rPr>
+          <w:sz w:val="28"/>
+          <w:szCs w:val="28"/>
+          <w:lang w:val="en-US"/>
+        </w:rPr>
+      </w:pPr>
+      <w:r>
+        <w:rPr>
+          <w:sz w:val="28"/>
+          <w:szCs w:val="28"/>
+          <w:lang w:val="en-US"/>
+        </w:rPr>
+        <w:t>Functions help divide a large program into smaller, manageable parts.</w:t>
+      </w:r>
+    </w:p>
+    <w:p>
+      <w:pPr>
+        <w:spacing w:line="240" w:lineRule="auto"/>
+        <w:jc w:val="both"/>
+        <w:rPr>
+          <w:sz w:val="28"/>
+          <w:szCs w:val="28"/>
+          <w:lang w:val="en-US"/>
+        </w:rPr>
+      </w:pPr>
+      <w:r>
+        <w:rPr>
+          <w:sz w:val="28"/>
+          <w:szCs w:val="28"/>
+          <w:lang w:val="en-US"/>
+        </w:rPr>
+        <w:t>They improve code reusability, readability, and modularity.</w:t>
+      </w:r>
+    </w:p>
+    <w:p>
+      <w:pPr>
+        <w:spacing w:line="240" w:lineRule="auto"/>
+        <w:jc w:val="both"/>
+        <w:rPr>
+          <w:sz w:val="28"/>
+          <w:szCs w:val="28"/>
+          <w:lang w:val="en-US"/>
+        </w:rPr>
+      </w:pPr>
+    </w:p>
+    <w:p>
+      <w:pPr>
+        <w:spacing w:line="240" w:lineRule="auto"/>
+        <w:jc w:val="both"/>
+        <w:rPr>
+          <w:sz w:val="28"/>
+          <w:szCs w:val="28"/>
+          <w:lang w:val="en-US"/>
+        </w:rPr>
+      </w:pPr>
+      <w:r>
+        <w:rPr>
+          <w:sz w:val="28"/>
+          <w:szCs w:val="28"/>
+          <w:lang w:val="en-US"/>
+        </w:rPr>
+        <w:t>Types of Functions in C</w:t>
+      </w:r>
+      <w:r>
+        <w:rPr>
+          <w:sz w:val="28"/>
+          <w:szCs w:val="28"/>
+          <w:lang w:val="en-US"/>
+        </w:rPr>
+        <w:t>:</w:t>
+      </w:r>
+    </w:p>
+    <w:p>
+      <w:pPr>
+        <w:spacing w:line="240" w:lineRule="auto"/>
+        <w:jc w:val="both"/>
+        <w:rPr>
+          <w:sz w:val="28"/>
+          <w:szCs w:val="28"/>
+          <w:lang w:val="en-US"/>
+        </w:rPr>
+      </w:pPr>
+      <w:r>
+        <w:rPr>
+          <w:sz w:val="28"/>
+          <w:szCs w:val="28"/>
+          <w:lang w:val="en-US"/>
+        </w:rPr>
+        <w:t>Library Functions</w:t>
+      </w:r>
+    </w:p>
+    <w:p>
+      <w:pPr>
+        <w:spacing w:line="240" w:lineRule="auto"/>
+        <w:jc w:val="both"/>
+        <w:rPr>
+          <w:sz w:val="28"/>
+          <w:szCs w:val="28"/>
+          <w:lang w:val="en-US"/>
+        </w:rPr>
+      </w:pPr>
+      <w:r>
+        <w:rPr>
+          <w:sz w:val="28"/>
+          <w:szCs w:val="28"/>
+          <w:lang w:val="en-US"/>
+        </w:rPr>
+        <w:t>These are predefined functions provided by C libraries.</w:t>
+      </w:r>
+    </w:p>
+    <w:p>
+      <w:pPr>
+        <w:spacing w:line="240" w:lineRule="auto"/>
+        <w:jc w:val="both"/>
+        <w:rPr>
+          <w:sz w:val="28"/>
+          <w:szCs w:val="28"/>
+          <w:lang w:val="en-US"/>
+        </w:rPr>
+      </w:pPr>
+      <w:r>
+        <w:rPr>
+          <w:sz w:val="28"/>
+          <w:szCs w:val="28"/>
+          <w:lang w:val="en-US"/>
+        </w:rPr>
+        <w:t>Examples: printf(), scanf(), sqrt(), strlen().</w:t>
+      </w:r>
+    </w:p>
+    <w:p>
+      <w:pPr>
+        <w:spacing w:line="240" w:lineRule="auto"/>
+        <w:jc w:val="both"/>
+        <w:rPr>
+          <w:sz w:val="28"/>
+          <w:szCs w:val="28"/>
+          <w:lang w:val="en-US"/>
+        </w:rPr>
+      </w:pPr>
+    </w:p>
+    <w:p>
+      <w:pPr>
+        <w:spacing w:line="240" w:lineRule="auto"/>
+        <w:jc w:val="both"/>
+        <w:rPr>
+          <w:sz w:val="28"/>
+          <w:szCs w:val="28"/>
+          <w:lang w:val="en-US"/>
+        </w:rPr>
+      </w:pPr>
+      <w:r>
+        <w:rPr>
+          <w:sz w:val="28"/>
+          <w:szCs w:val="28"/>
+          <w:lang w:val="en-US"/>
+        </w:rPr>
+        <w:t>User-Defined Functions</w:t>
+      </w:r>
+    </w:p>
+    <w:p>
+      <w:pPr>
+        <w:spacing w:line="240" w:lineRule="auto"/>
+        <w:jc w:val="both"/>
+        <w:rPr>
+          <w:sz w:val="28"/>
+          <w:szCs w:val="28"/>
+          <w:lang w:val="en-US"/>
+        </w:rPr>
+      </w:pPr>
+      <w:r>
+        <w:rPr>
+          <w:sz w:val="28"/>
+          <w:szCs w:val="28"/>
+          <w:lang w:val="en-US"/>
+        </w:rPr>
+        <w:t>These are functions created by the programmer to perform specific tasks.</w:t>
+      </w:r>
+    </w:p>
+    <w:p>
+      <w:pPr>
+        <w:spacing w:line="240" w:lineRule="auto"/>
+        <w:jc w:val="both"/>
+        <w:rPr>
+          <w:sz w:val="28"/>
+          <w:szCs w:val="28"/>
+          <w:lang w:val="en-US"/>
+        </w:rPr>
+      </w:pPr>
+    </w:p>
+    <w:p>
+      <w:pPr>
+        <w:spacing w:line="240" w:lineRule="auto"/>
+        <w:jc w:val="both"/>
+        <w:rPr>
+          <w:b/>
+          <w:bCs/>
+          <w:sz w:val="28"/>
+          <w:szCs w:val="28"/>
+          <w:lang w:val="en-US"/>
+        </w:rPr>
+      </w:pPr>
+      <w:r>
+        <w:rPr>
+          <w:b/>
+          <w:bCs/>
+          <w:sz w:val="28"/>
+          <w:szCs w:val="28"/>
+          <w:lang w:val="en-US"/>
+        </w:rPr>
+        <w:t>Three Parts of a Function</w:t>
+      </w:r>
+    </w:p>
+    <w:p>
+      <w:pPr>
+        <w:spacing w:line="240" w:lineRule="auto"/>
+        <w:jc w:val="both"/>
+        <w:rPr>
+          <w:sz w:val="28"/>
+          <w:szCs w:val="28"/>
+          <w:lang w:val="en-US"/>
+        </w:rPr>
+      </w:pPr>
+      <w:r>
+        <w:rPr>
+          <w:sz w:val="28"/>
+          <w:szCs w:val="28"/>
+          <w:lang w:val="en-US"/>
+        </w:rPr>
+        <w:t>A function in C consists of three main parts:</w:t>
+      </w:r>
+    </w:p>
+    <w:p>
+      <w:pPr>
+        <w:spacing w:line="240" w:lineRule="auto"/>
+        <w:jc w:val="both"/>
+        <w:rPr>
+          <w:b/>
+          <w:bCs/>
+          <w:sz w:val="28"/>
+          <w:szCs w:val="28"/>
+          <w:lang w:val="en-US"/>
+        </w:rPr>
+      </w:pPr>
+      <w:r>
+        <w:rPr>
+          <w:b/>
+          <w:bCs/>
+          <w:sz w:val="28"/>
+          <w:szCs w:val="28"/>
+          <w:lang w:val="en-US"/>
+        </w:rPr>
+        <w:t>1. Function Declaration (Prototype)</w:t>
+      </w:r>
+    </w:p>
+    <w:p>
+      <w:pPr>
+        <w:spacing w:line="240" w:lineRule="auto"/>
+        <w:jc w:val="both"/>
+        <w:rPr>
+          <w:sz w:val="28"/>
+          <w:szCs w:val="28"/>
+          <w:lang w:val="en-US"/>
+        </w:rPr>
+      </w:pPr>
+      <w:r>
+        <w:rPr>
+          <w:sz w:val="28"/>
+          <w:szCs w:val="28"/>
+          <w:lang w:val="en-US"/>
+        </w:rPr>
+        <w:t>The function declaration informs the compiler about:</w:t>
+      </w:r>
+    </w:p>
+    <w:p>
+      <w:pPr>
+        <w:spacing w:line="240" w:lineRule="auto"/>
+        <w:jc w:val="both"/>
+        <w:rPr>
+          <w:sz w:val="28"/>
+          <w:szCs w:val="28"/>
+          <w:lang w:val="en-US"/>
+        </w:rPr>
+      </w:pPr>
+      <w:r>
+        <w:rPr>
+          <w:sz w:val="28"/>
+          <w:szCs w:val="28"/>
+          <w:lang w:val="en-US"/>
+        </w:rPr>
+        <w:t>Function name</w:t>
+      </w:r>
+    </w:p>
+    <w:p>
+      <w:pPr>
+        <w:spacing w:line="240" w:lineRule="auto"/>
+        <w:jc w:val="both"/>
+        <w:rPr>
+          <w:sz w:val="28"/>
+          <w:szCs w:val="28"/>
+          <w:lang w:val="en-US"/>
+        </w:rPr>
+      </w:pPr>
+      <w:r>
+        <w:rPr>
+          <w:sz w:val="28"/>
+          <w:szCs w:val="28"/>
+          <w:lang w:val="en-US"/>
+        </w:rPr>
+        <w:t>Return type</w:t>
+      </w:r>
+    </w:p>
+    <w:p>
+      <w:pPr>
+        <w:spacing w:line="240" w:lineRule="auto"/>
+        <w:jc w:val="both"/>
+        <w:rPr>
+          <w:sz w:val="28"/>
+          <w:szCs w:val="28"/>
+          <w:lang w:val="en-US"/>
+        </w:rPr>
+      </w:pPr>
+      <w:r>
+        <w:rPr>
+          <w:sz w:val="28"/>
+          <w:szCs w:val="28"/>
+          <w:lang w:val="en-US"/>
+        </w:rPr>
+        <w:t>Number and type of parameters</w:t>
+      </w:r>
+    </w:p>
+    <w:p>
+      <w:pPr>
+        <w:spacing w:line="240" w:lineRule="auto"/>
+        <w:jc w:val="both"/>
+        <w:rPr>
+          <w:sz w:val="28"/>
+          <w:szCs w:val="28"/>
+          <w:lang w:val="en-US"/>
+        </w:rPr>
+      </w:pPr>
+      <w:r>
+        <w:rPr>
+          <w:sz w:val="28"/>
+          <w:szCs w:val="28"/>
+          <w:lang w:val="en-US"/>
+        </w:rPr>
+        <w:t>It is written before the main() function.</w:t>
       </w:r>
     </w:p>
     <w:p>
@@ -4206,26 +5574,106 @@
           <w:szCs w:val="28"/>
           <w:lang w:val="en-US"/>
         </w:rPr>
-        <w:t>#include&lt;stdio.h&gt;</w:t>
-      </w:r>
-    </w:p>
-    <w:p>
-      <w:pPr>
-        <w:spacing w:line="240" w:lineRule="auto"/>
-        <w:jc w:val="both"/>
-        <w:rPr>
-          <w:sz w:val="28"/>
-          <w:szCs w:val="28"/>
-          <w:lang w:val="en-US"/>
-        </w:rPr>
-      </w:pPr>
-      <w:r>
-        <w:rPr>
-          <w:sz w:val="28"/>
-          <w:szCs w:val="28"/>
-          <w:lang w:val="en-US"/>
-        </w:rPr>
-        <w:t>int main()</w:t>
+        <w:t>int add(int, int);</w:t>
+      </w:r>
+    </w:p>
+    <w:p>
+      <w:pPr>
+        <w:spacing w:line="240" w:lineRule="auto"/>
+        <w:jc w:val="both"/>
+        <w:rPr>
+          <w:b/>
+          <w:bCs/>
+          <w:sz w:val="28"/>
+          <w:szCs w:val="28"/>
+          <w:lang w:val="en-US"/>
+        </w:rPr>
+      </w:pPr>
+      <w:r>
+        <w:rPr>
+          <w:b/>
+          <w:bCs/>
+          <w:sz w:val="28"/>
+          <w:szCs w:val="28"/>
+          <w:lang w:val="en-US"/>
+        </w:rPr>
+        <w:t>2. Function Definition</w:t>
+      </w:r>
+    </w:p>
+    <w:p>
+      <w:pPr>
+        <w:spacing w:line="240" w:lineRule="auto"/>
+        <w:jc w:val="both"/>
+        <w:rPr>
+          <w:sz w:val="28"/>
+          <w:szCs w:val="28"/>
+          <w:lang w:val="en-US"/>
+        </w:rPr>
+      </w:pPr>
+      <w:r>
+        <w:rPr>
+          <w:sz w:val="28"/>
+          <w:szCs w:val="28"/>
+          <w:lang w:val="en-US"/>
+        </w:rPr>
+        <w:t>The function definition contains the actual body of the function.</w:t>
+      </w:r>
+    </w:p>
+    <w:p>
+      <w:pPr>
+        <w:spacing w:line="240" w:lineRule="auto"/>
+        <w:jc w:val="both"/>
+        <w:rPr>
+          <w:sz w:val="28"/>
+          <w:szCs w:val="28"/>
+          <w:lang w:val="en-US"/>
+        </w:rPr>
+      </w:pPr>
+      <w:r>
+        <w:rPr>
+          <w:sz w:val="28"/>
+          <w:szCs w:val="28"/>
+          <w:lang w:val="en-US"/>
+        </w:rPr>
+        <w:t>It specifies what the function does.</w:t>
+      </w:r>
+    </w:p>
+    <w:p>
+      <w:pPr>
+        <w:spacing w:line="240" w:lineRule="auto"/>
+        <w:jc w:val="both"/>
+        <w:rPr>
+          <w:sz w:val="28"/>
+          <w:szCs w:val="28"/>
+          <w:lang w:val="en-US"/>
+        </w:rPr>
+      </w:pPr>
+      <w:r>
+        <w:rPr>
+          <w:sz w:val="28"/>
+          <w:szCs w:val="28"/>
+          <w:lang w:val="en-US"/>
+        </w:rPr>
+        <w:t>Example:</w:t>
+      </w:r>
+    </w:p>
+    <w:p>
+      <w:pPr>
+        <w:spacing w:line="240" w:lineRule="auto"/>
+        <w:jc w:val="both"/>
+        <w:rPr>
+          <w:sz w:val="28"/>
+          <w:szCs w:val="28"/>
+          <w:lang w:val="en-US"/>
+        </w:rPr>
+      </w:pPr>
+      <w:r>
+        <w:rPr>
+          <w:sz w:val="28"/>
+          <w:szCs w:val="28"/>
+          <w:lang w:val="en-US"/>
+        </w:rPr>
+        <w:t>int add(int a, int b)</w:t>
       </w:r>
     </w:p>
     <w:p>
@@ -4263,166 +5711,191 @@
           <w:szCs w:val="28"/>
           <w:lang w:val="en-US"/>
         </w:rPr>
-        <w:t xml:space="preserve">    for(int i=1; i&lt;=5; i++)</w:t>
-      </w:r>
-    </w:p>
-    <w:p>
-      <w:pPr>
-        <w:spacing w:line="240" w:lineRule="auto"/>
-        <w:jc w:val="both"/>
-        <w:rPr>
-          <w:sz w:val="28"/>
-          <w:szCs w:val="28"/>
-          <w:lang w:val="en-US"/>
-        </w:rPr>
-      </w:pPr>
-      <w:r>
-        <w:rPr>
-          <w:sz w:val="28"/>
-          <w:szCs w:val="28"/>
-          <w:lang w:val="en-US"/>
-        </w:rPr>
-        <w:t xml:space="preserve">    {</w:t>
-      </w:r>
-    </w:p>
-    <w:p>
-      <w:pPr>
-        <w:spacing w:line="240" w:lineRule="auto"/>
-        <w:jc w:val="both"/>
-        <w:rPr>
-          <w:sz w:val="28"/>
-          <w:szCs w:val="28"/>
-          <w:lang w:val="en-US"/>
-        </w:rPr>
-      </w:pPr>
-      <w:r>
-        <w:rPr>
-          <w:sz w:val="28"/>
-          <w:szCs w:val="28"/>
-          <w:lang w:val="en-US"/>
-        </w:rPr>
-        <w:t xml:space="preserve">        if(i==3)</w:t>
-      </w:r>
-    </w:p>
-    <w:p>
-      <w:pPr>
-        <w:spacing w:line="240" w:lineRule="auto"/>
-        <w:jc w:val="both"/>
-        <w:rPr>
-          <w:sz w:val="28"/>
-          <w:szCs w:val="28"/>
-          <w:lang w:val="en-US"/>
-        </w:rPr>
-      </w:pPr>
-      <w:r>
-        <w:rPr>
-          <w:sz w:val="28"/>
-          <w:szCs w:val="28"/>
-          <w:lang w:val="en-US"/>
-        </w:rPr>
-        <w:t xml:space="preserve">        {</w:t>
-      </w:r>
-    </w:p>
-    <w:p>
-      <w:pPr>
-        <w:spacing w:line="240" w:lineRule="auto"/>
-        <w:jc w:val="both"/>
-        <w:rPr>
-          <w:sz w:val="28"/>
-          <w:szCs w:val="28"/>
-          <w:lang w:val="en-US"/>
-        </w:rPr>
-      </w:pPr>
-      <w:r>
-        <w:rPr>
-          <w:sz w:val="28"/>
-          <w:szCs w:val="28"/>
-          <w:lang w:val="en-US"/>
-        </w:rPr>
-        <w:t xml:space="preserve">            continue;</w:t>
-      </w:r>
-    </w:p>
-    <w:p>
-      <w:pPr>
-        <w:spacing w:line="240" w:lineRule="auto"/>
-        <w:jc w:val="both"/>
-        <w:rPr>
-          <w:sz w:val="28"/>
-          <w:szCs w:val="28"/>
-          <w:lang w:val="en-US"/>
-        </w:rPr>
-      </w:pPr>
-      <w:r>
-        <w:rPr>
-          <w:sz w:val="28"/>
-          <w:szCs w:val="28"/>
-          <w:lang w:val="en-US"/>
-        </w:rPr>
-        <w:t xml:space="preserve">        }</w:t>
-      </w:r>
-    </w:p>
-    <w:p>
-      <w:pPr>
-        <w:spacing w:line="240" w:lineRule="auto"/>
-        <w:jc w:val="both"/>
-        <w:rPr>
-          <w:sz w:val="28"/>
-          <w:szCs w:val="28"/>
-          <w:lang w:val="en-US"/>
-        </w:rPr>
-      </w:pPr>
-      <w:r>
-        <w:rPr>
-          <w:sz w:val="28"/>
-          <w:szCs w:val="28"/>
-          <w:lang w:val="en-US"/>
-        </w:rPr>
-        <w:t xml:space="preserve">        printf("%d ", i);</w:t>
-      </w:r>
-    </w:p>
-    <w:p>
-      <w:pPr>
-        <w:spacing w:line="240" w:lineRule="auto"/>
-        <w:jc w:val="both"/>
-        <w:rPr>
-          <w:sz w:val="28"/>
-          <w:szCs w:val="28"/>
-          <w:lang w:val="en-US"/>
-        </w:rPr>
-      </w:pPr>
-      <w:r>
-        <w:rPr>
-          <w:sz w:val="28"/>
-          <w:szCs w:val="28"/>
-          <w:lang w:val="en-US"/>
-        </w:rPr>
-        <w:t xml:space="preserve">    }</w:t>
-      </w:r>
-    </w:p>
-    <w:p>
-      <w:pPr>
-        <w:spacing w:line="240" w:lineRule="auto"/>
-        <w:jc w:val="both"/>
-        <w:rPr>
-          <w:sz w:val="28"/>
-          <w:szCs w:val="28"/>
-          <w:lang w:val="en-US"/>
-        </w:rPr>
-      </w:pPr>
-      <w:r>
-        <w:rPr>
-          <w:sz w:val="28"/>
-          <w:szCs w:val="28"/>
-          <w:lang w:val="en-US"/>
-        </w:rPr>
-        <w:t xml:space="preserve">    return 0;</w:t>
-      </w:r>
-    </w:p>
-    <w:p>
-      <w:pPr>
-        <w:spacing w:line="240" w:lineRule="auto"/>
-        <w:jc w:val="both"/>
-        <w:rPr>
+        <w:t xml:space="preserve">    return a + b;</w:t>
+      </w:r>
+    </w:p>
+    <w:p>
+      <w:pPr>
+        <w:spacing w:line="240" w:lineRule="auto"/>
+        <w:jc w:val="both"/>
+        <w:rPr>
+          <w:sz w:val="28"/>
+          <w:szCs w:val="28"/>
+          <w:lang w:val="en-US"/>
+        </w:rPr>
+      </w:pPr>
+      <w:r>
+        <w:rPr>
+          <w:sz w:val="28"/>
+          <w:szCs w:val="28"/>
+          <w:lang w:val="en-US"/>
+        </w:rPr>
+        <w:t>}</w:t>
+      </w:r>
+    </w:p>
+    <w:p>
+      <w:pPr>
+        <w:spacing w:line="240" w:lineRule="auto"/>
+        <w:jc w:val="both"/>
+        <w:rPr>
+          <w:b/>
+          <w:bCs/>
+          <w:sz w:val="28"/>
+          <w:szCs w:val="28"/>
+          <w:lang w:val="en-US"/>
+        </w:rPr>
+      </w:pPr>
+      <w:r>
+        <w:rPr>
+          <w:b/>
+          <w:bCs/>
+          <w:sz w:val="28"/>
+          <w:szCs w:val="28"/>
+          <w:lang w:val="en-US"/>
+        </w:rPr>
+        <w:t>3. Function Call</w:t>
+      </w:r>
+    </w:p>
+    <w:p>
+      <w:pPr>
+        <w:spacing w:line="240" w:lineRule="auto"/>
+        <w:jc w:val="both"/>
+        <w:rPr>
+          <w:sz w:val="28"/>
+          <w:szCs w:val="28"/>
+          <w:lang w:val="en-US"/>
+        </w:rPr>
+      </w:pPr>
+      <w:r>
+        <w:rPr>
+          <w:sz w:val="28"/>
+          <w:szCs w:val="28"/>
+          <w:lang w:val="en-US"/>
+        </w:rPr>
+        <w:t>A function call is used to execute the function.</w:t>
+      </w:r>
+    </w:p>
+    <w:p>
+      <w:pPr>
+        <w:spacing w:line="240" w:lineRule="auto"/>
+        <w:jc w:val="both"/>
+        <w:rPr>
+          <w:sz w:val="28"/>
+          <w:szCs w:val="28"/>
+          <w:lang w:val="en-US"/>
+        </w:rPr>
+      </w:pPr>
+      <w:r>
+        <w:rPr>
+          <w:sz w:val="28"/>
+          <w:szCs w:val="28"/>
+          <w:lang w:val="en-US"/>
+        </w:rPr>
+        <w:t>It passes arguments to the function.</w:t>
+      </w:r>
+    </w:p>
+    <w:p>
+      <w:pPr>
+        <w:spacing w:line="240" w:lineRule="auto"/>
+        <w:jc w:val="both"/>
+        <w:rPr>
+          <w:sz w:val="28"/>
+          <w:szCs w:val="28"/>
+          <w:lang w:val="en-US"/>
+        </w:rPr>
+      </w:pPr>
+      <w:r>
+        <w:rPr>
+          <w:sz w:val="28"/>
+          <w:szCs w:val="28"/>
+          <w:lang w:val="en-US"/>
+        </w:rPr>
+        <w:t>Syntax:</w:t>
+      </w:r>
+    </w:p>
+    <w:p>
+      <w:pPr>
+        <w:spacing w:line="240" w:lineRule="auto"/>
+        <w:jc w:val="both"/>
+        <w:rPr>
+          <w:sz w:val="28"/>
+          <w:szCs w:val="28"/>
+          <w:lang w:val="en-US"/>
+        </w:rPr>
+      </w:pPr>
+      <w:r>
+        <w:rPr>
+          <w:sz w:val="28"/>
+          <w:szCs w:val="28"/>
+          <w:lang w:val="en-US"/>
+        </w:rPr>
+        <w:t>Example:</w:t>
+      </w:r>
+    </w:p>
+    <w:p>
+      <w:pPr>
+        <w:spacing w:line="240" w:lineRule="auto"/>
+        <w:jc w:val="both"/>
+        <w:rPr>
+          <w:b/>
+          <w:bCs/>
+          <w:sz w:val="28"/>
+          <w:szCs w:val="28"/>
+          <w:lang w:val="en-US"/>
+        </w:rPr>
+      </w:pPr>
+      <w:r>
+        <w:rPr>
+          <w:sz w:val="28"/>
+          <w:szCs w:val="28"/>
+          <w:lang w:val="en-US"/>
+        </w:rPr>
+        <w:t>result = add(10, 20);</w:t>
+      </w:r>
+    </w:p>
+    <w:p>
+      <w:pPr>
+        <w:spacing w:line="240" w:lineRule="auto"/>
+        <w:jc w:val="both"/>
+        <w:rPr>
+          <w:b/>
+          <w:bCs/>
+          <w:sz w:val="28"/>
+          <w:szCs w:val="28"/>
+          <w:lang w:val="en-US"/>
+        </w:rPr>
+      </w:pPr>
+      <w:r>
+        <w:rPr>
+          <w:b/>
+          <w:bCs/>
+          <w:sz w:val="28"/>
+          <w:szCs w:val="28"/>
+          <w:lang w:val="en-US"/>
+        </w:rPr>
+        <w:t>9)</w:t>
+      </w:r>
+      <w:r>
+        <w:t xml:space="preserve"> </w:t>
+      </w:r>
+      <w:r>
+        <w:rPr>
+          <w:b/>
+          <w:bCs/>
+          <w:sz w:val="28"/>
+          <w:szCs w:val="28"/>
+          <w:lang w:val="en-US"/>
+        </w:rPr>
+        <w:t>Explain the concept of arrays in C. Differentiate between one-dimensional and multi-dimensional arrays with examples.</w:t>
+      </w:r>
+    </w:p>
+    <w:p>
+      <w:pPr>
+        <w:spacing w:line="240" w:lineRule="auto"/>
+        <w:jc w:val="both"/>
+        <w:rPr>
+          <w:b/>
+          <w:bCs/>
           <w:sz w:val="28"/>
           <w:szCs w:val="28"/>
           <w:lang w:val="en-US"/>
@@ -4435,1344 +5908,6 @@
           <w:lang w:val="en-US"/>
         </w:rPr>
         <w:lastRenderedPageBreak/>
-        <w:t>}</w:t>
-      </w:r>
-    </w:p>
-    <w:p>
-      <w:pPr>
-        <w:spacing w:line="240" w:lineRule="auto"/>
-        <w:jc w:val="both"/>
-        <w:rPr>
-          <w:sz w:val="28"/>
-          <w:szCs w:val="28"/>
-          <w:lang w:val="en-US"/>
-        </w:rPr>
-      </w:pPr>
-      <w:r>
-        <w:rPr>
-          <w:sz w:val="28"/>
-          <w:szCs w:val="28"/>
-          <w:lang w:val="en-US"/>
-        </w:rPr>
-        <w:t>Output:</w:t>
-      </w:r>
-    </w:p>
-    <w:p>
-      <w:pPr>
-        <w:spacing w:line="240" w:lineRule="auto"/>
-        <w:jc w:val="both"/>
-        <w:rPr>
-          <w:sz w:val="28"/>
-          <w:szCs w:val="28"/>
-          <w:lang w:val="en-US"/>
-        </w:rPr>
-      </w:pPr>
-      <w:r>
-        <w:rPr>
-          <w:sz w:val="28"/>
-          <w:szCs w:val="28"/>
-          <w:lang w:val="en-US"/>
-        </w:rPr>
-        <w:t xml:space="preserve">1 </w:t>
-      </w:r>
-      <w:r>
-        <w:rPr>
-          <w:sz w:val="28"/>
-          <w:szCs w:val="28"/>
-          <w:lang w:val="en-US"/>
-        </w:rPr>
-        <w:t>2 4 5</w:t>
-      </w:r>
-    </w:p>
-    <w:p>
-      <w:pPr>
-        <w:spacing w:line="240" w:lineRule="auto"/>
-        <w:jc w:val="both"/>
-        <w:rPr>
-          <w:b/>
-          <w:bCs/>
-          <w:sz w:val="28"/>
-          <w:szCs w:val="28"/>
-          <w:lang w:val="en-US"/>
-        </w:rPr>
-      </w:pPr>
-      <w:r>
-        <w:rPr>
-          <w:b/>
-          <w:bCs/>
-          <w:sz w:val="28"/>
-          <w:szCs w:val="28"/>
-          <w:lang w:val="en-US"/>
-        </w:rPr>
-        <w:t>Use:</w:t>
-      </w:r>
-    </w:p>
-    <w:p>
-      <w:pPr>
-        <w:spacing w:line="240" w:lineRule="auto"/>
-        <w:jc w:val="both"/>
-        <w:rPr>
-          <w:sz w:val="28"/>
-          <w:szCs w:val="28"/>
-          <w:lang w:val="en-US"/>
-        </w:rPr>
-      </w:pPr>
-      <w:r>
-        <w:rPr>
-          <w:sz w:val="28"/>
-          <w:szCs w:val="28"/>
-          <w:lang w:val="en-US"/>
-        </w:rPr>
-        <w:t>Used when we want to skip a specific value.</w:t>
-      </w:r>
-    </w:p>
-    <w:p>
-      <w:pPr>
-        <w:spacing w:line="240" w:lineRule="auto"/>
-        <w:jc w:val="both"/>
-        <w:rPr>
-          <w:sz w:val="28"/>
-          <w:szCs w:val="28"/>
-          <w:lang w:val="en-US"/>
-        </w:rPr>
-      </w:pPr>
-    </w:p>
-    <w:p>
-      <w:pPr>
-        <w:spacing w:line="240" w:lineRule="auto"/>
-        <w:jc w:val="both"/>
-        <w:rPr>
-          <w:b/>
-          <w:bCs/>
-          <w:sz w:val="28"/>
-          <w:szCs w:val="28"/>
-          <w:lang w:val="en-US"/>
-        </w:rPr>
-      </w:pPr>
-      <w:r>
-        <w:rPr>
-          <w:b/>
-          <w:bCs/>
-          <w:sz w:val="28"/>
-          <w:szCs w:val="28"/>
-          <w:lang w:val="en-US"/>
-        </w:rPr>
-        <w:t>3. goto Statement</w:t>
-      </w:r>
-    </w:p>
-    <w:p>
-      <w:pPr>
-        <w:spacing w:line="240" w:lineRule="auto"/>
-        <w:jc w:val="both"/>
-        <w:rPr>
-          <w:sz w:val="28"/>
-          <w:szCs w:val="28"/>
-          <w:lang w:val="en-US"/>
-        </w:rPr>
-      </w:pPr>
-      <w:r>
-        <w:rPr>
-          <w:sz w:val="28"/>
-          <w:szCs w:val="28"/>
-          <w:lang w:val="en-US"/>
-        </w:rPr>
-        <w:t>Explanation:</w:t>
-      </w:r>
-    </w:p>
-    <w:p>
-      <w:pPr>
-        <w:spacing w:line="240" w:lineRule="auto"/>
-        <w:jc w:val="both"/>
-        <w:rPr>
-          <w:sz w:val="28"/>
-          <w:szCs w:val="28"/>
-          <w:lang w:val="en-US"/>
-        </w:rPr>
-      </w:pPr>
-      <w:r>
-        <w:rPr>
-          <w:sz w:val="28"/>
-          <w:szCs w:val="28"/>
-          <w:lang w:val="en-US"/>
-        </w:rPr>
-        <w:t>The goto statement is used to transfer control to another part of the program using a label.</w:t>
-      </w:r>
-    </w:p>
-    <w:p>
-      <w:pPr>
-        <w:spacing w:line="240" w:lineRule="auto"/>
-        <w:jc w:val="both"/>
-        <w:rPr>
-          <w:sz w:val="28"/>
-          <w:szCs w:val="28"/>
-          <w:lang w:val="en-US"/>
-        </w:rPr>
-      </w:pPr>
-      <w:r>
-        <w:rPr>
-          <w:sz w:val="28"/>
-          <w:szCs w:val="28"/>
-          <w:lang w:val="en-US"/>
-        </w:rPr>
-        <w:t>Example:</w:t>
-      </w:r>
-    </w:p>
-    <w:p>
-      <w:pPr>
-        <w:spacing w:line="240" w:lineRule="auto"/>
-        <w:jc w:val="both"/>
-        <w:rPr>
-          <w:sz w:val="28"/>
-          <w:szCs w:val="28"/>
-          <w:lang w:val="en-US"/>
-        </w:rPr>
-      </w:pPr>
-      <w:r>
-        <w:rPr>
-          <w:sz w:val="28"/>
-          <w:szCs w:val="28"/>
-          <w:lang w:val="en-US"/>
-        </w:rPr>
-        <w:t>#include&lt;stdio.h&gt;</w:t>
-      </w:r>
-    </w:p>
-    <w:p>
-      <w:pPr>
-        <w:spacing w:line="240" w:lineRule="auto"/>
-        <w:jc w:val="both"/>
-        <w:rPr>
-          <w:sz w:val="28"/>
-          <w:szCs w:val="28"/>
-          <w:lang w:val="en-US"/>
-        </w:rPr>
-      </w:pPr>
-      <w:r>
-        <w:rPr>
-          <w:sz w:val="28"/>
-          <w:szCs w:val="28"/>
-          <w:lang w:val="en-US"/>
-        </w:rPr>
-        <w:t>int main()</w:t>
-      </w:r>
-    </w:p>
-    <w:p>
-      <w:pPr>
-        <w:spacing w:line="240" w:lineRule="auto"/>
-        <w:jc w:val="both"/>
-        <w:rPr>
-          <w:sz w:val="28"/>
-          <w:szCs w:val="28"/>
-          <w:lang w:val="en-US"/>
-        </w:rPr>
-      </w:pPr>
-      <w:r>
-        <w:rPr>
-          <w:sz w:val="28"/>
-          <w:szCs w:val="28"/>
-          <w:lang w:val="en-US"/>
-        </w:rPr>
-        <w:t>{</w:t>
-      </w:r>
-    </w:p>
-    <w:p>
-      <w:pPr>
-        <w:spacing w:line="240" w:lineRule="auto"/>
-        <w:jc w:val="both"/>
-        <w:rPr>
-          <w:sz w:val="28"/>
-          <w:szCs w:val="28"/>
-          <w:lang w:val="en-US"/>
-        </w:rPr>
-      </w:pPr>
-      <w:r>
-        <w:rPr>
-          <w:sz w:val="28"/>
-          <w:szCs w:val="28"/>
-          <w:lang w:val="en-US"/>
-        </w:rPr>
-        <w:t xml:space="preserve">    int i=1;</w:t>
-      </w:r>
-    </w:p>
-    <w:p>
-      <w:pPr>
-        <w:spacing w:line="240" w:lineRule="auto"/>
-        <w:jc w:val="both"/>
-        <w:rPr>
-          <w:sz w:val="28"/>
-          <w:szCs w:val="28"/>
-          <w:lang w:val="en-US"/>
-        </w:rPr>
-      </w:pPr>
-    </w:p>
-    <w:p>
-      <w:pPr>
-        <w:spacing w:line="240" w:lineRule="auto"/>
-        <w:jc w:val="both"/>
-        <w:rPr>
-          <w:sz w:val="28"/>
-          <w:szCs w:val="28"/>
-          <w:lang w:val="en-US"/>
-        </w:rPr>
-      </w:pPr>
-      <w:r>
-        <w:rPr>
-          <w:sz w:val="28"/>
-          <w:szCs w:val="28"/>
-          <w:lang w:val="en-US"/>
-        </w:rPr>
-        <w:t>start:</w:t>
-      </w:r>
-    </w:p>
-    <w:p>
-      <w:pPr>
-        <w:spacing w:line="240" w:lineRule="auto"/>
-        <w:jc w:val="both"/>
-        <w:rPr>
-          <w:sz w:val="28"/>
-          <w:szCs w:val="28"/>
-          <w:lang w:val="en-US"/>
-        </w:rPr>
-      </w:pPr>
-      <w:r>
-        <w:rPr>
-          <w:sz w:val="28"/>
-          <w:szCs w:val="28"/>
-          <w:lang w:val="en-US"/>
-        </w:rPr>
-        <w:t xml:space="preserve">    if(i&lt;=5)</w:t>
-      </w:r>
-    </w:p>
-    <w:p>
-      <w:pPr>
-        <w:spacing w:line="240" w:lineRule="auto"/>
-        <w:jc w:val="both"/>
-        <w:rPr>
-          <w:sz w:val="28"/>
-          <w:szCs w:val="28"/>
-          <w:lang w:val="en-US"/>
-        </w:rPr>
-      </w:pPr>
-      <w:r>
-        <w:rPr>
-          <w:sz w:val="28"/>
-          <w:szCs w:val="28"/>
-          <w:lang w:val="en-US"/>
-        </w:rPr>
-        <w:t xml:space="preserve">    {</w:t>
-      </w:r>
-    </w:p>
-    <w:p>
-      <w:pPr>
-        <w:spacing w:line="240" w:lineRule="auto"/>
-        <w:jc w:val="both"/>
-        <w:rPr>
-          <w:sz w:val="28"/>
-          <w:szCs w:val="28"/>
-          <w:lang w:val="en-US"/>
-        </w:rPr>
-      </w:pPr>
-      <w:r>
-        <w:rPr>
-          <w:sz w:val="28"/>
-          <w:szCs w:val="28"/>
-          <w:lang w:val="en-US"/>
-        </w:rPr>
-        <w:t xml:space="preserve">        printf("%d ", i);</w:t>
-      </w:r>
-    </w:p>
-    <w:p>
-      <w:pPr>
-        <w:spacing w:line="240" w:lineRule="auto"/>
-        <w:jc w:val="both"/>
-        <w:rPr>
-          <w:sz w:val="28"/>
-          <w:szCs w:val="28"/>
-          <w:lang w:val="en-US"/>
-        </w:rPr>
-      </w:pPr>
-      <w:r>
-        <w:rPr>
-          <w:sz w:val="28"/>
-          <w:szCs w:val="28"/>
-          <w:lang w:val="en-US"/>
-        </w:rPr>
-        <w:t xml:space="preserve">        i++;</w:t>
-      </w:r>
-    </w:p>
-    <w:p>
-      <w:pPr>
-        <w:spacing w:line="240" w:lineRule="auto"/>
-        <w:jc w:val="both"/>
-        <w:rPr>
-          <w:sz w:val="28"/>
-          <w:szCs w:val="28"/>
-          <w:lang w:val="en-US"/>
-        </w:rPr>
-      </w:pPr>
-      <w:r>
-        <w:rPr>
-          <w:sz w:val="28"/>
-          <w:szCs w:val="28"/>
-          <w:lang w:val="en-US"/>
-        </w:rPr>
-        <w:t xml:space="preserve">        goto start;</w:t>
-      </w:r>
-    </w:p>
-    <w:p>
-      <w:pPr>
-        <w:spacing w:line="240" w:lineRule="auto"/>
-        <w:jc w:val="both"/>
-        <w:rPr>
-          <w:sz w:val="28"/>
-          <w:szCs w:val="28"/>
-          <w:lang w:val="en-US"/>
-        </w:rPr>
-      </w:pPr>
-      <w:r>
-        <w:rPr>
-          <w:sz w:val="28"/>
-          <w:szCs w:val="28"/>
-          <w:lang w:val="en-US"/>
-        </w:rPr>
-        <w:t xml:space="preserve">    }</w:t>
-      </w:r>
-    </w:p>
-    <w:p>
-      <w:pPr>
-        <w:spacing w:line="240" w:lineRule="auto"/>
-        <w:jc w:val="both"/>
-        <w:rPr>
-          <w:sz w:val="28"/>
-          <w:szCs w:val="28"/>
-          <w:lang w:val="en-US"/>
-        </w:rPr>
-      </w:pPr>
-    </w:p>
-    <w:p>
-      <w:pPr>
-        <w:spacing w:line="240" w:lineRule="auto"/>
-        <w:jc w:val="both"/>
-        <w:rPr>
-          <w:sz w:val="28"/>
-          <w:szCs w:val="28"/>
-          <w:lang w:val="en-US"/>
-        </w:rPr>
-      </w:pPr>
-      <w:r>
-        <w:rPr>
-          <w:sz w:val="28"/>
-          <w:szCs w:val="28"/>
-          <w:lang w:val="en-US"/>
-        </w:rPr>
-        <w:t xml:space="preserve">    return 0;</w:t>
-      </w:r>
-    </w:p>
-    <w:p>
-      <w:pPr>
-        <w:spacing w:line="240" w:lineRule="auto"/>
-        <w:jc w:val="both"/>
-        <w:rPr>
-          <w:sz w:val="28"/>
-          <w:szCs w:val="28"/>
-          <w:lang w:val="en-US"/>
-        </w:rPr>
-      </w:pPr>
-      <w:r>
-        <w:rPr>
-          <w:sz w:val="28"/>
-          <w:szCs w:val="28"/>
-          <w:lang w:val="en-US"/>
-        </w:rPr>
-        <w:t>}</w:t>
-      </w:r>
-    </w:p>
-    <w:p>
-      <w:pPr>
-        <w:spacing w:line="240" w:lineRule="auto"/>
-        <w:jc w:val="both"/>
-        <w:rPr>
-          <w:sz w:val="28"/>
-          <w:szCs w:val="28"/>
-          <w:lang w:val="en-US"/>
-        </w:rPr>
-      </w:pPr>
-    </w:p>
-    <w:p>
-      <w:pPr>
-        <w:spacing w:line="240" w:lineRule="auto"/>
-        <w:jc w:val="both"/>
-        <w:rPr>
-          <w:sz w:val="28"/>
-          <w:szCs w:val="28"/>
-          <w:lang w:val="en-US"/>
-        </w:rPr>
-      </w:pPr>
-      <w:r>
-        <w:rPr>
-          <w:sz w:val="28"/>
-          <w:szCs w:val="28"/>
-          <w:lang w:val="en-US"/>
-        </w:rPr>
-        <w:t>Output:</w:t>
-      </w:r>
-    </w:p>
-    <w:p>
-      <w:pPr>
-        <w:spacing w:line="240" w:lineRule="auto"/>
-        <w:jc w:val="both"/>
-        <w:rPr>
-          <w:sz w:val="28"/>
-          <w:szCs w:val="28"/>
-          <w:lang w:val="en-US"/>
-        </w:rPr>
-      </w:pPr>
-    </w:p>
-    <w:p>
-      <w:pPr>
-        <w:spacing w:line="240" w:lineRule="auto"/>
-        <w:jc w:val="both"/>
-        <w:rPr>
-          <w:sz w:val="28"/>
-          <w:szCs w:val="28"/>
-          <w:lang w:val="en-US"/>
-        </w:rPr>
-      </w:pPr>
-      <w:r>
-        <w:rPr>
-          <w:sz w:val="28"/>
-          <w:szCs w:val="28"/>
-          <w:lang w:val="en-US"/>
-        </w:rPr>
-        <w:t>1 2 3 4 5</w:t>
-      </w:r>
-    </w:p>
-    <w:p>
-      <w:pPr>
-        <w:spacing w:line="240" w:lineRule="auto"/>
-        <w:jc w:val="both"/>
-        <w:rPr>
-          <w:b/>
-          <w:bCs/>
-          <w:sz w:val="28"/>
-          <w:szCs w:val="28"/>
-          <w:lang w:val="en-US"/>
-        </w:rPr>
-      </w:pPr>
-      <w:r>
-        <w:rPr>
-          <w:b/>
-          <w:bCs/>
-          <w:sz w:val="28"/>
-          <w:szCs w:val="28"/>
-          <w:lang w:val="en-US"/>
-        </w:rPr>
-        <w:t>Use:</w:t>
-      </w:r>
-    </w:p>
-    <w:p>
-      <w:pPr>
-        <w:spacing w:line="240" w:lineRule="auto"/>
-        <w:jc w:val="both"/>
-        <w:rPr>
-          <w:sz w:val="28"/>
-          <w:szCs w:val="28"/>
-          <w:lang w:val="en-US"/>
-        </w:rPr>
-      </w:pPr>
-      <w:r>
-        <w:rPr>
-          <w:sz w:val="28"/>
-          <w:szCs w:val="28"/>
-          <w:lang w:val="en-US"/>
-        </w:rPr>
-        <w:t>Used to jump to a specific label in the program.</w:t>
-      </w:r>
-    </w:p>
-    <w:p>
-      <w:pPr>
-        <w:spacing w:line="240" w:lineRule="auto"/>
-        <w:jc w:val="both"/>
-        <w:rPr>
-          <w:sz w:val="28"/>
-          <w:szCs w:val="28"/>
-          <w:lang w:val="en-US"/>
-        </w:rPr>
-      </w:pPr>
-    </w:p>
-    <w:p>
-      <w:pPr>
-        <w:spacing w:line="240" w:lineRule="auto"/>
-        <w:jc w:val="both"/>
-        <w:rPr>
-          <w:b/>
-          <w:bCs/>
-          <w:sz w:val="28"/>
-          <w:szCs w:val="28"/>
-          <w:lang w:val="en-US"/>
-        </w:rPr>
-      </w:pPr>
-      <w:r>
-        <w:rPr>
-          <w:b/>
-          <w:bCs/>
-          <w:sz w:val="28"/>
-          <w:szCs w:val="28"/>
-          <w:lang w:val="en-US"/>
-        </w:rPr>
-        <w:t>8)</w:t>
-      </w:r>
-      <w:r>
-        <w:rPr>
-          <w:b/>
-          <w:bCs/>
-          <w:sz w:val="28"/>
-          <w:szCs w:val="28"/>
-          <w:lang w:val="en-US"/>
-        </w:rPr>
-        <w:t xml:space="preserve"> What are functions in C? Explain function declaration, definition, and how to call a function. Provide examples.</w:t>
-      </w:r>
-    </w:p>
-    <w:p>
-      <w:pPr>
-        <w:spacing w:line="240" w:lineRule="auto"/>
-        <w:jc w:val="both"/>
-        <w:rPr>
-          <w:sz w:val="28"/>
-          <w:szCs w:val="28"/>
-          <w:lang w:val="en-US"/>
-        </w:rPr>
-      </w:pPr>
-      <w:r>
-        <w:rPr>
-          <w:sz w:val="28"/>
-          <w:szCs w:val="28"/>
-          <w:lang w:val="en-US"/>
-        </w:rPr>
-        <w:t>A function in C is a block of code that performs a specific task.</w:t>
-      </w:r>
-    </w:p>
-    <w:p>
-      <w:pPr>
-        <w:spacing w:line="240" w:lineRule="auto"/>
-        <w:jc w:val="both"/>
-        <w:rPr>
-          <w:sz w:val="28"/>
-          <w:szCs w:val="28"/>
-          <w:lang w:val="en-US"/>
-        </w:rPr>
-      </w:pPr>
-      <w:r>
-        <w:rPr>
-          <w:sz w:val="28"/>
-          <w:szCs w:val="28"/>
-          <w:lang w:val="en-US"/>
-        </w:rPr>
-        <w:t>Functions help divide a large program into smaller, manageable parts.</w:t>
-      </w:r>
-    </w:p>
-    <w:p>
-      <w:pPr>
-        <w:spacing w:line="240" w:lineRule="auto"/>
-        <w:jc w:val="both"/>
-        <w:rPr>
-          <w:sz w:val="28"/>
-          <w:szCs w:val="28"/>
-          <w:lang w:val="en-US"/>
-        </w:rPr>
-      </w:pPr>
-      <w:r>
-        <w:rPr>
-          <w:sz w:val="28"/>
-          <w:szCs w:val="28"/>
-          <w:lang w:val="en-US"/>
-        </w:rPr>
-        <w:t>They improve code reusability, readability, and modularity.</w:t>
-      </w:r>
-    </w:p>
-    <w:p>
-      <w:pPr>
-        <w:spacing w:line="240" w:lineRule="auto"/>
-        <w:jc w:val="both"/>
-        <w:rPr>
-          <w:sz w:val="28"/>
-          <w:szCs w:val="28"/>
-          <w:lang w:val="en-US"/>
-        </w:rPr>
-      </w:pPr>
-    </w:p>
-    <w:p>
-      <w:pPr>
-        <w:spacing w:line="240" w:lineRule="auto"/>
-        <w:jc w:val="both"/>
-        <w:rPr>
-          <w:sz w:val="28"/>
-          <w:szCs w:val="28"/>
-          <w:lang w:val="en-US"/>
-        </w:rPr>
-      </w:pPr>
-      <w:r>
-        <w:rPr>
-          <w:sz w:val="28"/>
-          <w:szCs w:val="28"/>
-          <w:lang w:val="en-US"/>
-        </w:rPr>
-        <w:t>Types of Functions in C</w:t>
-      </w:r>
-      <w:r>
-        <w:rPr>
-          <w:sz w:val="28"/>
-          <w:szCs w:val="28"/>
-          <w:lang w:val="en-US"/>
-        </w:rPr>
-        <w:t>:</w:t>
-      </w:r>
-    </w:p>
-    <w:p>
-      <w:pPr>
-        <w:spacing w:line="240" w:lineRule="auto"/>
-        <w:jc w:val="both"/>
-        <w:rPr>
-          <w:sz w:val="28"/>
-          <w:szCs w:val="28"/>
-          <w:lang w:val="en-US"/>
-        </w:rPr>
-      </w:pPr>
-      <w:r>
-        <w:rPr>
-          <w:sz w:val="28"/>
-          <w:szCs w:val="28"/>
-          <w:lang w:val="en-US"/>
-        </w:rPr>
-        <w:t>Library Functions</w:t>
-      </w:r>
-    </w:p>
-    <w:p>
-      <w:pPr>
-        <w:spacing w:line="240" w:lineRule="auto"/>
-        <w:jc w:val="both"/>
-        <w:rPr>
-          <w:sz w:val="28"/>
-          <w:szCs w:val="28"/>
-          <w:lang w:val="en-US"/>
-        </w:rPr>
-      </w:pPr>
-      <w:r>
-        <w:rPr>
-          <w:sz w:val="28"/>
-          <w:szCs w:val="28"/>
-          <w:lang w:val="en-US"/>
-        </w:rPr>
-        <w:t>These are predefined functions provided by C libraries.</w:t>
-      </w:r>
-    </w:p>
-    <w:p>
-      <w:pPr>
-        <w:spacing w:line="240" w:lineRule="auto"/>
-        <w:jc w:val="both"/>
-        <w:rPr>
-          <w:sz w:val="28"/>
-          <w:szCs w:val="28"/>
-          <w:lang w:val="en-US"/>
-        </w:rPr>
-      </w:pPr>
-      <w:r>
-        <w:rPr>
-          <w:sz w:val="28"/>
-          <w:szCs w:val="28"/>
-          <w:lang w:val="en-US"/>
-        </w:rPr>
-        <w:t>Examples: printf(), scanf(), sqrt(), strlen().</w:t>
-      </w:r>
-    </w:p>
-    <w:p>
-      <w:pPr>
-        <w:spacing w:line="240" w:lineRule="auto"/>
-        <w:jc w:val="both"/>
-        <w:rPr>
-          <w:sz w:val="28"/>
-          <w:szCs w:val="28"/>
-          <w:lang w:val="en-US"/>
-        </w:rPr>
-      </w:pPr>
-    </w:p>
-    <w:p>
-      <w:pPr>
-        <w:spacing w:line="240" w:lineRule="auto"/>
-        <w:jc w:val="both"/>
-        <w:rPr>
-          <w:sz w:val="28"/>
-          <w:szCs w:val="28"/>
-          <w:lang w:val="en-US"/>
-        </w:rPr>
-      </w:pPr>
-      <w:r>
-        <w:rPr>
-          <w:sz w:val="28"/>
-          <w:szCs w:val="28"/>
-          <w:lang w:val="en-US"/>
-        </w:rPr>
-        <w:t>User-Defined Functions</w:t>
-      </w:r>
-    </w:p>
-    <w:p>
-      <w:pPr>
-        <w:spacing w:line="240" w:lineRule="auto"/>
-        <w:jc w:val="both"/>
-        <w:rPr>
-          <w:sz w:val="28"/>
-          <w:szCs w:val="28"/>
-          <w:lang w:val="en-US"/>
-        </w:rPr>
-      </w:pPr>
-      <w:r>
-        <w:rPr>
-          <w:sz w:val="28"/>
-          <w:szCs w:val="28"/>
-          <w:lang w:val="en-US"/>
-        </w:rPr>
-        <w:t>These are functions created by the programmer to perform specific tasks.</w:t>
-      </w:r>
-    </w:p>
-    <w:p>
-      <w:pPr>
-        <w:spacing w:line="240" w:lineRule="auto"/>
-        <w:jc w:val="both"/>
-        <w:rPr>
-          <w:sz w:val="28"/>
-          <w:szCs w:val="28"/>
-          <w:lang w:val="en-US"/>
-        </w:rPr>
-      </w:pPr>
-    </w:p>
-    <w:p>
-      <w:pPr>
-        <w:spacing w:line="240" w:lineRule="auto"/>
-        <w:jc w:val="both"/>
-        <w:rPr>
-          <w:b/>
-          <w:bCs/>
-          <w:sz w:val="28"/>
-          <w:szCs w:val="28"/>
-          <w:lang w:val="en-US"/>
-        </w:rPr>
-      </w:pPr>
-      <w:r>
-        <w:rPr>
-          <w:b/>
-          <w:bCs/>
-          <w:sz w:val="28"/>
-          <w:szCs w:val="28"/>
-          <w:lang w:val="en-US"/>
-        </w:rPr>
-        <w:t>Three Parts of a Function</w:t>
-      </w:r>
-    </w:p>
-    <w:p>
-      <w:pPr>
-        <w:spacing w:line="240" w:lineRule="auto"/>
-        <w:jc w:val="both"/>
-        <w:rPr>
-          <w:sz w:val="28"/>
-          <w:szCs w:val="28"/>
-          <w:lang w:val="en-US"/>
-        </w:rPr>
-      </w:pPr>
-      <w:r>
-        <w:rPr>
-          <w:sz w:val="28"/>
-          <w:szCs w:val="28"/>
-          <w:lang w:val="en-US"/>
-        </w:rPr>
-        <w:t>A function in C consists of three main parts:</w:t>
-      </w:r>
-    </w:p>
-    <w:p>
-      <w:pPr>
-        <w:spacing w:line="240" w:lineRule="auto"/>
-        <w:jc w:val="both"/>
-        <w:rPr>
-          <w:b/>
-          <w:bCs/>
-          <w:sz w:val="28"/>
-          <w:szCs w:val="28"/>
-          <w:lang w:val="en-US"/>
-        </w:rPr>
-      </w:pPr>
-      <w:r>
-        <w:rPr>
-          <w:b/>
-          <w:bCs/>
-          <w:sz w:val="28"/>
-          <w:szCs w:val="28"/>
-          <w:lang w:val="en-US"/>
-        </w:rPr>
-        <w:t>1. Function Declaration (Prototype)</w:t>
-      </w:r>
-    </w:p>
-    <w:p>
-      <w:pPr>
-        <w:spacing w:line="240" w:lineRule="auto"/>
-        <w:jc w:val="both"/>
-        <w:rPr>
-          <w:sz w:val="28"/>
-          <w:szCs w:val="28"/>
-          <w:lang w:val="en-US"/>
-        </w:rPr>
-      </w:pPr>
-      <w:r>
-        <w:rPr>
-          <w:sz w:val="28"/>
-          <w:szCs w:val="28"/>
-          <w:lang w:val="en-US"/>
-        </w:rPr>
-        <w:t>The function declaration informs the compiler about:</w:t>
-      </w:r>
-    </w:p>
-    <w:p>
-      <w:pPr>
-        <w:spacing w:line="240" w:lineRule="auto"/>
-        <w:jc w:val="both"/>
-        <w:rPr>
-          <w:sz w:val="28"/>
-          <w:szCs w:val="28"/>
-          <w:lang w:val="en-US"/>
-        </w:rPr>
-      </w:pPr>
-      <w:r>
-        <w:rPr>
-          <w:sz w:val="28"/>
-          <w:szCs w:val="28"/>
-          <w:lang w:val="en-US"/>
-        </w:rPr>
-        <w:t>Function name</w:t>
-      </w:r>
-    </w:p>
-    <w:p>
-      <w:pPr>
-        <w:spacing w:line="240" w:lineRule="auto"/>
-        <w:jc w:val="both"/>
-        <w:rPr>
-          <w:sz w:val="28"/>
-          <w:szCs w:val="28"/>
-          <w:lang w:val="en-US"/>
-        </w:rPr>
-      </w:pPr>
-      <w:r>
-        <w:rPr>
-          <w:sz w:val="28"/>
-          <w:szCs w:val="28"/>
-          <w:lang w:val="en-US"/>
-        </w:rPr>
-        <w:t>Return type</w:t>
-      </w:r>
-    </w:p>
-    <w:p>
-      <w:pPr>
-        <w:spacing w:line="240" w:lineRule="auto"/>
-        <w:jc w:val="both"/>
-        <w:rPr>
-          <w:sz w:val="28"/>
-          <w:szCs w:val="28"/>
-          <w:lang w:val="en-US"/>
-        </w:rPr>
-      </w:pPr>
-      <w:r>
-        <w:rPr>
-          <w:sz w:val="28"/>
-          <w:szCs w:val="28"/>
-          <w:lang w:val="en-US"/>
-        </w:rPr>
-        <w:t>Number and type of parameters</w:t>
-      </w:r>
-    </w:p>
-    <w:p>
-      <w:pPr>
-        <w:spacing w:line="240" w:lineRule="auto"/>
-        <w:jc w:val="both"/>
-        <w:rPr>
-          <w:sz w:val="28"/>
-          <w:szCs w:val="28"/>
-          <w:lang w:val="en-US"/>
-        </w:rPr>
-      </w:pPr>
-      <w:r>
-        <w:rPr>
-          <w:sz w:val="28"/>
-          <w:szCs w:val="28"/>
-          <w:lang w:val="en-US"/>
-        </w:rPr>
-        <w:t>It is written before the main() function.</w:t>
-      </w:r>
-    </w:p>
-    <w:p>
-      <w:pPr>
-        <w:spacing w:line="240" w:lineRule="auto"/>
-        <w:jc w:val="both"/>
-        <w:rPr>
-          <w:sz w:val="28"/>
-          <w:szCs w:val="28"/>
-          <w:lang w:val="en-US"/>
-        </w:rPr>
-      </w:pPr>
-      <w:r>
-        <w:rPr>
-          <w:sz w:val="28"/>
-          <w:szCs w:val="28"/>
-          <w:lang w:val="en-US"/>
-        </w:rPr>
-        <w:t>Example:</w:t>
-      </w:r>
-    </w:p>
-    <w:p>
-      <w:pPr>
-        <w:spacing w:line="240" w:lineRule="auto"/>
-        <w:jc w:val="both"/>
-        <w:rPr>
-          <w:sz w:val="28"/>
-          <w:szCs w:val="28"/>
-          <w:lang w:val="en-US"/>
-        </w:rPr>
-      </w:pPr>
-      <w:r>
-        <w:rPr>
-          <w:sz w:val="28"/>
-          <w:szCs w:val="28"/>
-          <w:lang w:val="en-US"/>
-        </w:rPr>
-        <w:lastRenderedPageBreak/>
-        <w:t>int add(int, int);</w:t>
-      </w:r>
-    </w:p>
-    <w:p>
-      <w:pPr>
-        <w:spacing w:line="240" w:lineRule="auto"/>
-        <w:jc w:val="both"/>
-        <w:rPr>
-          <w:b/>
-          <w:bCs/>
-          <w:sz w:val="28"/>
-          <w:szCs w:val="28"/>
-          <w:lang w:val="en-US"/>
-        </w:rPr>
-      </w:pPr>
-      <w:r>
-        <w:rPr>
-          <w:b/>
-          <w:bCs/>
-          <w:sz w:val="28"/>
-          <w:szCs w:val="28"/>
-          <w:lang w:val="en-US"/>
-        </w:rPr>
-        <w:t>2. Function Definition</w:t>
-      </w:r>
-    </w:p>
-    <w:p>
-      <w:pPr>
-        <w:spacing w:line="240" w:lineRule="auto"/>
-        <w:jc w:val="both"/>
-        <w:rPr>
-          <w:sz w:val="28"/>
-          <w:szCs w:val="28"/>
-          <w:lang w:val="en-US"/>
-        </w:rPr>
-      </w:pPr>
-      <w:r>
-        <w:rPr>
-          <w:sz w:val="28"/>
-          <w:szCs w:val="28"/>
-          <w:lang w:val="en-US"/>
-        </w:rPr>
-        <w:t>The function definition contains the actual body of the function.</w:t>
-      </w:r>
-    </w:p>
-    <w:p>
-      <w:pPr>
-        <w:spacing w:line="240" w:lineRule="auto"/>
-        <w:jc w:val="both"/>
-        <w:rPr>
-          <w:sz w:val="28"/>
-          <w:szCs w:val="28"/>
-          <w:lang w:val="en-US"/>
-        </w:rPr>
-      </w:pPr>
-      <w:r>
-        <w:rPr>
-          <w:sz w:val="28"/>
-          <w:szCs w:val="28"/>
-          <w:lang w:val="en-US"/>
-        </w:rPr>
-        <w:t>It specifies what the function does.</w:t>
-      </w:r>
-    </w:p>
-    <w:p>
-      <w:pPr>
-        <w:spacing w:line="240" w:lineRule="auto"/>
-        <w:jc w:val="both"/>
-        <w:rPr>
-          <w:sz w:val="28"/>
-          <w:szCs w:val="28"/>
-          <w:lang w:val="en-US"/>
-        </w:rPr>
-      </w:pPr>
-      <w:r>
-        <w:rPr>
-          <w:sz w:val="28"/>
-          <w:szCs w:val="28"/>
-          <w:lang w:val="en-US"/>
-        </w:rPr>
-        <w:t>Example:</w:t>
-      </w:r>
-    </w:p>
-    <w:p>
-      <w:pPr>
-        <w:spacing w:line="240" w:lineRule="auto"/>
-        <w:jc w:val="both"/>
-        <w:rPr>
-          <w:sz w:val="28"/>
-          <w:szCs w:val="28"/>
-          <w:lang w:val="en-US"/>
-        </w:rPr>
-      </w:pPr>
-      <w:r>
-        <w:rPr>
-          <w:sz w:val="28"/>
-          <w:szCs w:val="28"/>
-          <w:lang w:val="en-US"/>
-        </w:rPr>
-        <w:t>int add(int a, int b)</w:t>
-      </w:r>
-    </w:p>
-    <w:p>
-      <w:pPr>
-        <w:spacing w:line="240" w:lineRule="auto"/>
-        <w:jc w:val="both"/>
-        <w:rPr>
-          <w:sz w:val="28"/>
-          <w:szCs w:val="28"/>
-          <w:lang w:val="en-US"/>
-        </w:rPr>
-      </w:pPr>
-      <w:r>
-        <w:rPr>
-          <w:sz w:val="28"/>
-          <w:szCs w:val="28"/>
-          <w:lang w:val="en-US"/>
-        </w:rPr>
-        <w:t>{</w:t>
-      </w:r>
-    </w:p>
-    <w:p>
-      <w:pPr>
-        <w:spacing w:line="240" w:lineRule="auto"/>
-        <w:jc w:val="both"/>
-        <w:rPr>
-          <w:sz w:val="28"/>
-          <w:szCs w:val="28"/>
-          <w:lang w:val="en-US"/>
-        </w:rPr>
-      </w:pPr>
-      <w:r>
-        <w:rPr>
-          <w:sz w:val="28"/>
-          <w:szCs w:val="28"/>
-          <w:lang w:val="en-US"/>
-        </w:rPr>
-        <w:t xml:space="preserve">    return a + b;</w:t>
-      </w:r>
-    </w:p>
-    <w:p>
-      <w:pPr>
-        <w:spacing w:line="240" w:lineRule="auto"/>
-        <w:jc w:val="both"/>
-        <w:rPr>
-          <w:sz w:val="28"/>
-          <w:szCs w:val="28"/>
-          <w:lang w:val="en-US"/>
-        </w:rPr>
-      </w:pPr>
-      <w:r>
-        <w:rPr>
-          <w:sz w:val="28"/>
-          <w:szCs w:val="28"/>
-          <w:lang w:val="en-US"/>
-        </w:rPr>
-        <w:t>}</w:t>
-      </w:r>
-    </w:p>
-    <w:p>
-      <w:pPr>
-        <w:spacing w:line="240" w:lineRule="auto"/>
-        <w:jc w:val="both"/>
-        <w:rPr>
-          <w:b/>
-          <w:bCs/>
-          <w:sz w:val="28"/>
-          <w:szCs w:val="28"/>
-          <w:lang w:val="en-US"/>
-        </w:rPr>
-      </w:pPr>
-      <w:r>
-        <w:rPr>
-          <w:b/>
-          <w:bCs/>
-          <w:sz w:val="28"/>
-          <w:szCs w:val="28"/>
-          <w:lang w:val="en-US"/>
-        </w:rPr>
-        <w:t>3. Function Call</w:t>
-      </w:r>
-    </w:p>
-    <w:p>
-      <w:pPr>
-        <w:spacing w:line="240" w:lineRule="auto"/>
-        <w:jc w:val="both"/>
-        <w:rPr>
-          <w:sz w:val="28"/>
-          <w:szCs w:val="28"/>
-          <w:lang w:val="en-US"/>
-        </w:rPr>
-      </w:pPr>
-      <w:r>
-        <w:rPr>
-          <w:sz w:val="28"/>
-          <w:szCs w:val="28"/>
-          <w:lang w:val="en-US"/>
-        </w:rPr>
-        <w:t>A function call is used to execute the function.</w:t>
-      </w:r>
-    </w:p>
-    <w:p>
-      <w:pPr>
-        <w:spacing w:line="240" w:lineRule="auto"/>
-        <w:jc w:val="both"/>
-        <w:rPr>
-          <w:sz w:val="28"/>
-          <w:szCs w:val="28"/>
-          <w:lang w:val="en-US"/>
-        </w:rPr>
-      </w:pPr>
-      <w:r>
-        <w:rPr>
-          <w:sz w:val="28"/>
-          <w:szCs w:val="28"/>
-          <w:lang w:val="en-US"/>
-        </w:rPr>
-        <w:t>It passes arguments to the function.</w:t>
-      </w:r>
-    </w:p>
-    <w:p>
-      <w:pPr>
-        <w:spacing w:line="240" w:lineRule="auto"/>
-        <w:jc w:val="both"/>
-        <w:rPr>
-          <w:sz w:val="28"/>
-          <w:szCs w:val="28"/>
-          <w:lang w:val="en-US"/>
-        </w:rPr>
-      </w:pPr>
-      <w:r>
-        <w:rPr>
-          <w:sz w:val="28"/>
-          <w:szCs w:val="28"/>
-          <w:lang w:val="en-US"/>
-        </w:rPr>
-        <w:t>Syntax:</w:t>
-      </w:r>
-    </w:p>
-    <w:p>
-      <w:pPr>
-        <w:spacing w:line="240" w:lineRule="auto"/>
-        <w:jc w:val="both"/>
-        <w:rPr>
-          <w:sz w:val="28"/>
-          <w:szCs w:val="28"/>
-          <w:lang w:val="en-US"/>
-        </w:rPr>
-      </w:pPr>
-      <w:r>
-        <w:rPr>
-          <w:sz w:val="28"/>
-          <w:szCs w:val="28"/>
-          <w:lang w:val="en-US"/>
-        </w:rPr>
-        <w:t>Example:</w:t>
-      </w:r>
-    </w:p>
-    <w:p>
-      <w:pPr>
-        <w:spacing w:line="240" w:lineRule="auto"/>
-        <w:jc w:val="both"/>
-        <w:rPr>
-          <w:b/>
-          <w:bCs/>
-          <w:sz w:val="28"/>
-          <w:szCs w:val="28"/>
-          <w:lang w:val="en-US"/>
-        </w:rPr>
-      </w:pPr>
-      <w:r>
-        <w:rPr>
-          <w:sz w:val="28"/>
-          <w:szCs w:val="28"/>
-          <w:lang w:val="en-US"/>
-        </w:rPr>
-        <w:t>result = add(10, 20);</w:t>
-      </w:r>
-    </w:p>
-    <w:p>
-      <w:pPr>
-        <w:spacing w:line="240" w:lineRule="auto"/>
-        <w:jc w:val="both"/>
-        <w:rPr>
-          <w:b/>
-          <w:bCs/>
-          <w:sz w:val="28"/>
-          <w:szCs w:val="28"/>
-          <w:lang w:val="en-US"/>
-        </w:rPr>
-      </w:pPr>
-      <w:r>
-        <w:rPr>
-          <w:b/>
-          <w:bCs/>
-          <w:sz w:val="28"/>
-          <w:szCs w:val="28"/>
-          <w:lang w:val="en-US"/>
-        </w:rPr>
-        <w:t>9)</w:t>
-      </w:r>
-      <w:r>
-        <w:t xml:space="preserve"> </w:t>
-      </w:r>
-      <w:r>
-        <w:rPr>
-          <w:b/>
-          <w:bCs/>
-          <w:sz w:val="28"/>
-          <w:szCs w:val="28"/>
-          <w:lang w:val="en-US"/>
-        </w:rPr>
-        <w:t>Explain the concept of arrays in C. Differentiate between one-dimensional and multi-dimensional arrays with examples.</w:t>
-      </w:r>
-    </w:p>
-    <w:p>
-      <w:pPr>
-        <w:spacing w:line="240" w:lineRule="auto"/>
-        <w:jc w:val="both"/>
-        <w:rPr>
-          <w:b/>
-          <w:bCs/>
-          <w:sz w:val="28"/>
-          <w:szCs w:val="28"/>
-          <w:lang w:val="en-US"/>
-        </w:rPr>
-      </w:pPr>
-      <w:r>
-        <w:rPr>
-          <w:sz w:val="28"/>
-          <w:szCs w:val="28"/>
-          <w:lang w:val="en-US"/>
-        </w:rPr>
         <w:t>An array in C is a collection of elements of the same data type stored in contiguous memory locations. Arrays are used to store multiple values in a single variable instead of declaring separate variables for each value</w:t>
       </w:r>
       <w:r>
@@ -6133,7 +6268,6 @@
           <w:szCs w:val="28"/>
           <w:lang w:val="en-US"/>
         </w:rPr>
-        <w:lastRenderedPageBreak/>
         <w:t>Declaration of Pointers</w:t>
       </w:r>
     </w:p>
@@ -6439,6 +6573,7 @@
           <w:szCs w:val="28"/>
           <w:lang w:val="en-US"/>
         </w:rPr>
+        <w:lastRenderedPageBreak/>
         <w:t>They are essential for implementing data structures like linked lists, stacks, queues, and trees.</w:t>
       </w:r>
     </w:p>
@@ -7006,17 +7141,8 @@
           <w:szCs w:val="28"/>
           <w:lang w:val="en-US"/>
         </w:rPr>
-        <w:t>12)</w:t>
-      </w:r>
-      <w:r>
-        <w:rPr>
-          <w:b/>
-          <w:bCs/>
-          <w:sz w:val="28"/>
-          <w:szCs w:val="28"/>
-          <w:lang w:val="en-US"/>
-        </w:rPr>
-        <w:t xml:space="preserve"> Explain the concept of structures in C. Describe how to declare, initialize, and access structure members.</w:t>
+        <w:lastRenderedPageBreak/>
+        <w:t>12) Explain the concept of structures in C. Describe how to declare, initialize, and access structure members.</w:t>
       </w:r>
     </w:p>
     <w:p>
@@ -7150,138 +7276,687 @@
           <w:szCs w:val="28"/>
           <w:lang w:val="en-US"/>
         </w:rPr>
+        <w:t>{</w:t>
+      </w:r>
+    </w:p>
+    <w:p>
+      <w:pPr>
+        <w:spacing w:line="240" w:lineRule="auto"/>
+        <w:rPr>
+          <w:sz w:val="28"/>
+          <w:szCs w:val="28"/>
+          <w:lang w:val="en-US"/>
+        </w:rPr>
+      </w:pPr>
+      <w:r>
+        <w:rPr>
+          <w:sz w:val="28"/>
+          <w:szCs w:val="28"/>
+          <w:lang w:val="en-US"/>
+        </w:rPr>
+        <w:t xml:space="preserve">    int roll;</w:t>
+      </w:r>
+    </w:p>
+    <w:p>
+      <w:pPr>
+        <w:spacing w:line="240" w:lineRule="auto"/>
+        <w:rPr>
+          <w:sz w:val="28"/>
+          <w:szCs w:val="28"/>
+          <w:lang w:val="en-US"/>
+        </w:rPr>
+      </w:pPr>
+      <w:r>
+        <w:rPr>
+          <w:sz w:val="28"/>
+          <w:szCs w:val="28"/>
+          <w:lang w:val="en-US"/>
+        </w:rPr>
+        <w:t xml:space="preserve">    char name[20];</w:t>
+      </w:r>
+    </w:p>
+    <w:p>
+      <w:pPr>
+        <w:spacing w:line="240" w:lineRule="auto"/>
+        <w:rPr>
+          <w:sz w:val="28"/>
+          <w:szCs w:val="28"/>
+          <w:lang w:val="en-US"/>
+        </w:rPr>
+      </w:pPr>
+      <w:r>
+        <w:rPr>
+          <w:sz w:val="28"/>
+          <w:szCs w:val="28"/>
+          <w:lang w:val="en-US"/>
+        </w:rPr>
+        <w:t xml:space="preserve">    float marks;</w:t>
+      </w:r>
+    </w:p>
+    <w:p>
+      <w:pPr>
+        <w:spacing w:line="240" w:lineRule="auto"/>
+        <w:rPr>
+          <w:sz w:val="28"/>
+          <w:szCs w:val="28"/>
+          <w:lang w:val="en-US"/>
+        </w:rPr>
+      </w:pPr>
+      <w:r>
+        <w:rPr>
+          <w:sz w:val="28"/>
+          <w:szCs w:val="28"/>
+          <w:lang w:val="en-US"/>
+        </w:rPr>
+        <w:t>};</w:t>
+      </w:r>
+    </w:p>
+    <w:p>
+      <w:pPr>
+        <w:spacing w:line="240" w:lineRule="auto"/>
+        <w:rPr>
+          <w:sz w:val="28"/>
+          <w:szCs w:val="28"/>
+          <w:lang w:val="en-US"/>
+        </w:rPr>
+      </w:pPr>
+      <w:r>
+        <w:rPr>
+          <w:sz w:val="28"/>
+          <w:szCs w:val="28"/>
+          <w:lang w:val="en-US"/>
+        </w:rPr>
+        <w:t>Here, Student is the structure name, and roll, name, and marks are structure members.</w:t>
+      </w:r>
+    </w:p>
+    <w:p>
+      <w:pPr>
+        <w:spacing w:line="240" w:lineRule="auto"/>
+        <w:rPr>
+          <w:b/>
+          <w:bCs/>
+          <w:sz w:val="28"/>
+          <w:szCs w:val="28"/>
+          <w:lang w:val="en-US"/>
+        </w:rPr>
+      </w:pPr>
+      <w:r>
+        <w:rPr>
+          <w:b/>
+          <w:bCs/>
+          <w:sz w:val="28"/>
+          <w:szCs w:val="28"/>
+          <w:lang w:val="en-US"/>
+        </w:rPr>
+        <w:t>Initialization of Structure</w:t>
+      </w:r>
+    </w:p>
+    <w:p>
+      <w:pPr>
+        <w:spacing w:line="240" w:lineRule="auto"/>
+        <w:rPr>
+          <w:sz w:val="28"/>
+          <w:szCs w:val="28"/>
+          <w:lang w:val="en-US"/>
+        </w:rPr>
+      </w:pPr>
+      <w:r>
+        <w:rPr>
+          <w:sz w:val="28"/>
+          <w:szCs w:val="28"/>
+          <w:lang w:val="en-US"/>
+        </w:rPr>
+        <w:t>Structure members can be initialized at the time of declaration.</w:t>
+      </w:r>
+    </w:p>
+    <w:p>
+      <w:pPr>
+        <w:spacing w:line="240" w:lineRule="auto"/>
+        <w:rPr>
+          <w:b/>
+          <w:bCs/>
+          <w:sz w:val="28"/>
+          <w:szCs w:val="28"/>
+          <w:lang w:val="en-US"/>
+        </w:rPr>
+      </w:pPr>
+      <w:r>
+        <w:rPr>
+          <w:b/>
+          <w:bCs/>
+          <w:sz w:val="28"/>
+          <w:szCs w:val="28"/>
+          <w:lang w:val="en-US"/>
+        </w:rPr>
+        <w:t>Example:</w:t>
+      </w:r>
+    </w:p>
+    <w:p>
+      <w:pPr>
+        <w:spacing w:line="240" w:lineRule="auto"/>
+        <w:rPr>
+          <w:sz w:val="28"/>
+          <w:szCs w:val="28"/>
+          <w:lang w:val="en-US"/>
+        </w:rPr>
+      </w:pPr>
+      <w:r>
+        <w:rPr>
+          <w:sz w:val="28"/>
+          <w:szCs w:val="28"/>
+          <w:lang w:val="en-US"/>
+        </w:rPr>
+        <w:t>struct Student s1 = {1, "Rajvi", 85.5};</w:t>
+      </w:r>
+    </w:p>
+    <w:p>
+      <w:pPr>
+        <w:spacing w:line="240" w:lineRule="auto"/>
+        <w:rPr>
+          <w:sz w:val="28"/>
+          <w:szCs w:val="28"/>
+          <w:lang w:val="en-US"/>
+        </w:rPr>
+      </w:pPr>
+      <w:r>
+        <w:rPr>
+          <w:sz w:val="28"/>
+          <w:szCs w:val="28"/>
+          <w:lang w:val="en-US"/>
+        </w:rPr>
+        <w:t>Here:</w:t>
+      </w:r>
+    </w:p>
+    <w:p>
+      <w:pPr>
+        <w:spacing w:line="240" w:lineRule="auto"/>
+        <w:rPr>
+          <w:sz w:val="28"/>
+          <w:szCs w:val="28"/>
+          <w:lang w:val="en-US"/>
+        </w:rPr>
+      </w:pPr>
+      <w:r>
+        <w:rPr>
+          <w:sz w:val="28"/>
+          <w:szCs w:val="28"/>
+          <w:lang w:val="en-US"/>
+        </w:rPr>
+        <w:t>roll = 1</w:t>
+      </w:r>
+    </w:p>
+    <w:p>
+      <w:pPr>
+        <w:spacing w:line="240" w:lineRule="auto"/>
+        <w:rPr>
+          <w:sz w:val="28"/>
+          <w:szCs w:val="28"/>
+          <w:lang w:val="en-US"/>
+        </w:rPr>
+      </w:pPr>
+      <w:r>
+        <w:rPr>
+          <w:sz w:val="28"/>
+          <w:szCs w:val="28"/>
+          <w:lang w:val="en-US"/>
+        </w:rPr>
+        <w:t>name = "Rajvi"</w:t>
+      </w:r>
+    </w:p>
+    <w:p>
+      <w:pPr>
+        <w:spacing w:line="240" w:lineRule="auto"/>
+        <w:rPr>
+          <w:sz w:val="28"/>
+          <w:szCs w:val="28"/>
+          <w:lang w:val="en-US"/>
+        </w:rPr>
+      </w:pPr>
+      <w:r>
+        <w:rPr>
+          <w:sz w:val="28"/>
+          <w:szCs w:val="28"/>
+          <w:lang w:val="en-US"/>
+        </w:rPr>
+        <w:t>marks = 85.5</w:t>
+      </w:r>
+    </w:p>
+    <w:p>
+      <w:pPr>
+        <w:spacing w:line="240" w:lineRule="auto"/>
+        <w:rPr>
+          <w:b/>
+          <w:bCs/>
+          <w:sz w:val="28"/>
+          <w:szCs w:val="28"/>
+          <w:lang w:val="en-US"/>
+        </w:rPr>
+      </w:pPr>
+      <w:r>
+        <w:rPr>
+          <w:b/>
+          <w:bCs/>
+          <w:sz w:val="28"/>
+          <w:szCs w:val="28"/>
+          <w:lang w:val="en-US"/>
+        </w:rPr>
+        <w:t>Accessing Structure Members</w:t>
+      </w:r>
+    </w:p>
+    <w:p>
+      <w:pPr>
+        <w:spacing w:line="240" w:lineRule="auto"/>
+        <w:rPr>
+          <w:sz w:val="28"/>
+          <w:szCs w:val="28"/>
+          <w:lang w:val="en-US"/>
+        </w:rPr>
+      </w:pPr>
+      <w:r>
+        <w:rPr>
+          <w:sz w:val="28"/>
+          <w:szCs w:val="28"/>
+          <w:lang w:val="en-US"/>
+        </w:rPr>
+        <w:t>Structure members are accessed using the dot (.) operator.</w:t>
+      </w:r>
+    </w:p>
+    <w:p>
+      <w:pPr>
+        <w:spacing w:line="240" w:lineRule="auto"/>
+        <w:rPr>
+          <w:b/>
+          <w:bCs/>
+          <w:sz w:val="28"/>
+          <w:szCs w:val="28"/>
+          <w:lang w:val="en-US"/>
+        </w:rPr>
+      </w:pPr>
+      <w:r>
+        <w:rPr>
+          <w:b/>
+          <w:bCs/>
+          <w:sz w:val="28"/>
+          <w:szCs w:val="28"/>
+          <w:lang w:val="en-US"/>
+        </w:rPr>
+        <w:t>Example:</w:t>
+      </w:r>
+    </w:p>
+    <w:p>
+      <w:pPr>
+        <w:spacing w:line="240" w:lineRule="auto"/>
+        <w:rPr>
+          <w:sz w:val="28"/>
+          <w:szCs w:val="28"/>
+          <w:lang w:val="en-US"/>
+        </w:rPr>
+      </w:pPr>
+      <w:r>
+        <w:rPr>
+          <w:sz w:val="28"/>
+          <w:szCs w:val="28"/>
+          <w:lang w:val="en-US"/>
+        </w:rPr>
         <w:lastRenderedPageBreak/>
-        <w:t>{</w:t>
-      </w:r>
-    </w:p>
-    <w:p>
-      <w:pPr>
-        <w:spacing w:line="240" w:lineRule="auto"/>
-        <w:rPr>
-          <w:sz w:val="28"/>
-          <w:szCs w:val="28"/>
-          <w:lang w:val="en-US"/>
-        </w:rPr>
-      </w:pPr>
-      <w:r>
-        <w:rPr>
-          <w:sz w:val="28"/>
-          <w:szCs w:val="28"/>
-          <w:lang w:val="en-US"/>
-        </w:rPr>
-        <w:t xml:space="preserve">    int roll;</w:t>
-      </w:r>
-    </w:p>
-    <w:p>
-      <w:pPr>
-        <w:spacing w:line="240" w:lineRule="auto"/>
-        <w:rPr>
-          <w:sz w:val="28"/>
-          <w:szCs w:val="28"/>
-          <w:lang w:val="en-US"/>
-        </w:rPr>
-      </w:pPr>
-      <w:r>
-        <w:rPr>
-          <w:sz w:val="28"/>
-          <w:szCs w:val="28"/>
-          <w:lang w:val="en-US"/>
-        </w:rPr>
-        <w:t xml:space="preserve">    char name[20];</w:t>
-      </w:r>
-    </w:p>
-    <w:p>
-      <w:pPr>
-        <w:spacing w:line="240" w:lineRule="auto"/>
-        <w:rPr>
-          <w:sz w:val="28"/>
-          <w:szCs w:val="28"/>
-          <w:lang w:val="en-US"/>
-        </w:rPr>
-      </w:pPr>
-      <w:r>
-        <w:rPr>
-          <w:sz w:val="28"/>
-          <w:szCs w:val="28"/>
-          <w:lang w:val="en-US"/>
-        </w:rPr>
-        <w:t xml:space="preserve">    float marks;</w:t>
-      </w:r>
-    </w:p>
-    <w:p>
-      <w:pPr>
-        <w:spacing w:line="240" w:lineRule="auto"/>
-        <w:rPr>
-          <w:sz w:val="28"/>
-          <w:szCs w:val="28"/>
-          <w:lang w:val="en-US"/>
-        </w:rPr>
-      </w:pPr>
-      <w:r>
-        <w:rPr>
-          <w:sz w:val="28"/>
-          <w:szCs w:val="28"/>
-          <w:lang w:val="en-US"/>
-        </w:rPr>
-        <w:t>};</w:t>
-      </w:r>
-    </w:p>
-    <w:p>
-      <w:pPr>
-        <w:spacing w:line="240" w:lineRule="auto"/>
-        <w:rPr>
-          <w:sz w:val="28"/>
-          <w:szCs w:val="28"/>
-          <w:lang w:val="en-US"/>
-        </w:rPr>
-      </w:pPr>
-      <w:r>
-        <w:rPr>
-          <w:sz w:val="28"/>
-          <w:szCs w:val="28"/>
-          <w:lang w:val="en-US"/>
-        </w:rPr>
-        <w:t>Here, Student is the structure name, and roll, name, and marks are structure members.</w:t>
-      </w:r>
-    </w:p>
-    <w:p>
-      <w:pPr>
-        <w:spacing w:line="240" w:lineRule="auto"/>
-        <w:rPr>
-          <w:b/>
-          <w:bCs/>
-          <w:sz w:val="28"/>
-          <w:szCs w:val="28"/>
-          <w:lang w:val="en-US"/>
-        </w:rPr>
-      </w:pPr>
-      <w:r>
-        <w:rPr>
-          <w:b/>
-          <w:bCs/>
-          <w:sz w:val="28"/>
-          <w:szCs w:val="28"/>
-          <w:lang w:val="en-US"/>
-        </w:rPr>
-        <w:t>Initialization of Structure</w:t>
-      </w:r>
-    </w:p>
-    <w:p>
-      <w:pPr>
-        <w:spacing w:line="240" w:lineRule="auto"/>
-        <w:rPr>
-          <w:sz w:val="28"/>
-          <w:szCs w:val="28"/>
-          <w:lang w:val="en-US"/>
-        </w:rPr>
-      </w:pPr>
-      <w:r>
-        <w:rPr>
-          <w:sz w:val="28"/>
-          <w:szCs w:val="28"/>
-          <w:lang w:val="en-US"/>
-        </w:rPr>
-        <w:t>Structure members can be initialized at the time of declaration.</w:t>
+        <w:t>printf("%d", s1.roll);</w:t>
+      </w:r>
+    </w:p>
+    <w:p>
+      <w:pPr>
+        <w:spacing w:line="240" w:lineRule="auto"/>
+        <w:rPr>
+          <w:sz w:val="28"/>
+          <w:szCs w:val="28"/>
+          <w:lang w:val="en-US"/>
+        </w:rPr>
+      </w:pPr>
+      <w:r>
+        <w:rPr>
+          <w:sz w:val="28"/>
+          <w:szCs w:val="28"/>
+          <w:lang w:val="en-US"/>
+        </w:rPr>
+        <w:t>printf("%s", s1.name);</w:t>
+      </w:r>
+    </w:p>
+    <w:p>
+      <w:pPr>
+        <w:spacing w:line="240" w:lineRule="auto"/>
+        <w:rPr>
+          <w:sz w:val="28"/>
+          <w:szCs w:val="28"/>
+          <w:lang w:val="en-US"/>
+        </w:rPr>
+      </w:pPr>
+      <w:r>
+        <w:rPr>
+          <w:sz w:val="28"/>
+          <w:szCs w:val="28"/>
+          <w:lang w:val="en-US"/>
+        </w:rPr>
+        <w:t>printf("%f", s1.marks);</w:t>
+      </w:r>
+    </w:p>
+    <w:p>
+      <w:pPr>
+        <w:spacing w:line="240" w:lineRule="auto"/>
+        <w:rPr>
+          <w:sz w:val="28"/>
+          <w:szCs w:val="28"/>
+          <w:lang w:val="en-US"/>
+        </w:rPr>
+      </w:pPr>
+      <w:r>
+        <w:rPr>
+          <w:sz w:val="28"/>
+          <w:szCs w:val="28"/>
+          <w:lang w:val="en-US"/>
+        </w:rPr>
+        <w:t>The dot operator connects the structure variable with its members</w:t>
+      </w:r>
+    </w:p>
+    <w:p>
+      <w:pPr>
+        <w:spacing w:line="240" w:lineRule="auto"/>
+        <w:rPr>
+          <w:b/>
+          <w:bCs/>
+          <w:sz w:val="28"/>
+          <w:szCs w:val="28"/>
+          <w:lang w:val="en-US"/>
+        </w:rPr>
+      </w:pPr>
+      <w:r>
+        <w:rPr>
+          <w:b/>
+          <w:bCs/>
+          <w:sz w:val="28"/>
+          <w:szCs w:val="28"/>
+          <w:lang w:val="en-US"/>
+        </w:rPr>
+        <w:t>13)</w:t>
+      </w:r>
+      <w:r>
+        <w:rPr>
+          <w:b/>
+          <w:bCs/>
+        </w:rPr>
+        <w:t xml:space="preserve"> </w:t>
+      </w:r>
+      <w:r>
+        <w:rPr>
+          <w:b/>
+          <w:bCs/>
+          <w:sz w:val="28"/>
+          <w:szCs w:val="28"/>
+          <w:lang w:val="en-US"/>
+        </w:rPr>
+        <w:t xml:space="preserve">Explain the importance of file handling in C. Discuss how to perform file </w:t>
+      </w:r>
+    </w:p>
+    <w:p>
+      <w:pPr>
+        <w:spacing w:line="240" w:lineRule="auto"/>
+        <w:rPr>
+          <w:b/>
+          <w:bCs/>
+          <w:sz w:val="28"/>
+          <w:szCs w:val="28"/>
+          <w:lang w:val="en-US"/>
+        </w:rPr>
+      </w:pPr>
+      <w:r>
+        <w:rPr>
+          <w:b/>
+          <w:bCs/>
+          <w:sz w:val="28"/>
+          <w:szCs w:val="28"/>
+          <w:lang w:val="en-US"/>
+        </w:rPr>
+        <w:t>operations like opening, closing, reading, and writing files.</w:t>
+      </w:r>
+    </w:p>
+    <w:p>
+      <w:pPr>
+        <w:spacing w:line="240" w:lineRule="auto"/>
+        <w:rPr>
+          <w:sz w:val="28"/>
+          <w:szCs w:val="28"/>
+          <w:lang w:val="en-US"/>
+        </w:rPr>
+      </w:pPr>
+      <w:r>
+        <w:rPr>
+          <w:sz w:val="28"/>
+          <w:szCs w:val="28"/>
+          <w:lang w:val="en-US"/>
+        </w:rPr>
+        <w:t>File handling in C is used to store data permanently in files instead of keeping it only in memory. Normally, data stored in variables is lost when the program ends. File handling allows data to be saved on disk so that it can be used later.</w:t>
+      </w:r>
+    </w:p>
+    <w:p>
+      <w:pPr>
+        <w:spacing w:line="240" w:lineRule="auto"/>
+        <w:rPr>
+          <w:sz w:val="28"/>
+          <w:szCs w:val="28"/>
+          <w:lang w:val="en-US"/>
+        </w:rPr>
+      </w:pPr>
+    </w:p>
+    <w:p>
+      <w:pPr>
+        <w:spacing w:line="240" w:lineRule="auto"/>
+        <w:rPr>
+          <w:sz w:val="28"/>
+          <w:szCs w:val="28"/>
+          <w:lang w:val="en-US"/>
+        </w:rPr>
+      </w:pPr>
+      <w:r>
+        <w:rPr>
+          <w:sz w:val="28"/>
+          <w:szCs w:val="28"/>
+          <w:lang w:val="en-US"/>
+        </w:rPr>
+        <w:t>File handling is important because it helps in storing large amounts of data, maintaining records, and performing operations like reading, writing, and updating data. It is widely used in applications such as student record systems, banking systems, and inventory management systems.</w:t>
+      </w:r>
+    </w:p>
+    <w:p>
+      <w:pPr>
+        <w:spacing w:line="240" w:lineRule="auto"/>
+        <w:rPr>
+          <w:b/>
+          <w:bCs/>
+          <w:sz w:val="28"/>
+          <w:szCs w:val="28"/>
+          <w:lang w:val="en-US"/>
+        </w:rPr>
+      </w:pPr>
+    </w:p>
+    <w:p>
+      <w:pPr>
+        <w:spacing w:line="240" w:lineRule="auto"/>
+        <w:rPr>
+          <w:b/>
+          <w:bCs/>
+          <w:sz w:val="28"/>
+          <w:szCs w:val="28"/>
+          <w:lang w:val="en-US"/>
+        </w:rPr>
+      </w:pPr>
+      <w:r>
+        <w:rPr>
+          <w:b/>
+          <w:bCs/>
+          <w:sz w:val="28"/>
+          <w:szCs w:val="28"/>
+          <w:lang w:val="en-US"/>
+        </w:rPr>
+        <w:t>File Operations in C</w:t>
+      </w:r>
+    </w:p>
+    <w:p>
+      <w:pPr>
+        <w:spacing w:line="240" w:lineRule="auto"/>
+        <w:rPr>
+          <w:sz w:val="28"/>
+          <w:szCs w:val="28"/>
+          <w:lang w:val="en-US"/>
+        </w:rPr>
+      </w:pPr>
+    </w:p>
+    <w:p>
+      <w:pPr>
+        <w:spacing w:line="240" w:lineRule="auto"/>
+        <w:rPr>
+          <w:sz w:val="28"/>
+          <w:szCs w:val="28"/>
+          <w:lang w:val="en-US"/>
+        </w:rPr>
+      </w:pPr>
+      <w:r>
+        <w:rPr>
+          <w:sz w:val="28"/>
+          <w:szCs w:val="28"/>
+          <w:lang w:val="en-US"/>
+        </w:rPr>
+        <w:t>File operations in C are performed using functions from the stdio.h library. A file is handled using a file pointer.</w:t>
+      </w:r>
+    </w:p>
+    <w:p>
+      <w:pPr>
+        <w:spacing w:line="240" w:lineRule="auto"/>
+        <w:rPr>
+          <w:b/>
+          <w:bCs/>
+          <w:sz w:val="28"/>
+          <w:szCs w:val="28"/>
+          <w:lang w:val="en-US"/>
+        </w:rPr>
+      </w:pPr>
+    </w:p>
+    <w:p>
+      <w:pPr>
+        <w:spacing w:line="240" w:lineRule="auto"/>
+        <w:rPr>
+          <w:b/>
+          <w:bCs/>
+          <w:sz w:val="28"/>
+          <w:szCs w:val="28"/>
+          <w:lang w:val="en-US"/>
+        </w:rPr>
+      </w:pPr>
+      <w:r>
+        <w:rPr>
+          <w:b/>
+          <w:bCs/>
+          <w:sz w:val="28"/>
+          <w:szCs w:val="28"/>
+          <w:lang w:val="en-US"/>
+        </w:rPr>
+        <w:t>1. Opening a File</w:t>
+      </w:r>
+    </w:p>
+    <w:p>
+      <w:pPr>
+        <w:spacing w:line="240" w:lineRule="auto"/>
+        <w:rPr>
+          <w:sz w:val="28"/>
+          <w:szCs w:val="28"/>
+          <w:lang w:val="en-US"/>
+        </w:rPr>
+      </w:pPr>
+    </w:p>
+    <w:p>
+      <w:pPr>
+        <w:spacing w:line="240" w:lineRule="auto"/>
+        <w:rPr>
+          <w:sz w:val="28"/>
+          <w:szCs w:val="28"/>
+          <w:lang w:val="en-US"/>
+        </w:rPr>
+      </w:pPr>
+      <w:r>
+        <w:rPr>
+          <w:sz w:val="28"/>
+          <w:szCs w:val="28"/>
+          <w:lang w:val="en-US"/>
+        </w:rPr>
+        <w:t>A file is opened using the fopen() function. It requires the file name and the mode.</w:t>
+      </w:r>
+    </w:p>
+    <w:p>
+      <w:pPr>
+        <w:spacing w:line="240" w:lineRule="auto"/>
+        <w:rPr>
+          <w:sz w:val="28"/>
+          <w:szCs w:val="28"/>
+          <w:lang w:val="en-US"/>
+        </w:rPr>
+      </w:pPr>
+      <w:r>
+        <w:rPr>
+          <w:sz w:val="28"/>
+          <w:szCs w:val="28"/>
+          <w:lang w:val="en-US"/>
+        </w:rPr>
+        <w:t>Common modes:</w:t>
+      </w:r>
+    </w:p>
+    <w:p>
+      <w:pPr>
+        <w:spacing w:line="240" w:lineRule="auto"/>
+        <w:rPr>
+          <w:sz w:val="28"/>
+          <w:szCs w:val="28"/>
+          <w:lang w:val="en-US"/>
+        </w:rPr>
+      </w:pPr>
+      <w:r>
+        <w:rPr>
+          <w:sz w:val="28"/>
+          <w:szCs w:val="28"/>
+          <w:lang w:val="en-US"/>
+        </w:rPr>
+        <w:t>"r" → Read mode</w:t>
+      </w:r>
+    </w:p>
+    <w:p>
+      <w:pPr>
+        <w:spacing w:line="240" w:lineRule="auto"/>
+        <w:rPr>
+          <w:sz w:val="28"/>
+          <w:szCs w:val="28"/>
+          <w:lang w:val="en-US"/>
+        </w:rPr>
+      </w:pPr>
+      <w:r>
+        <w:rPr>
+          <w:sz w:val="28"/>
+          <w:szCs w:val="28"/>
+          <w:lang w:val="en-US"/>
+        </w:rPr>
+        <w:t>"w" → Write mode</w:t>
+      </w:r>
+    </w:p>
+    <w:p>
+      <w:pPr>
+        <w:spacing w:line="240" w:lineRule="auto"/>
+        <w:rPr>
+          <w:sz w:val="28"/>
+          <w:szCs w:val="28"/>
+          <w:lang w:val="en-US"/>
+        </w:rPr>
+      </w:pPr>
+      <w:r>
+        <w:rPr>
+          <w:sz w:val="28"/>
+          <w:szCs w:val="28"/>
+          <w:lang w:val="en-US"/>
+        </w:rPr>
+        <w:t>"a" → Append mode</w:t>
       </w:r>
     </w:p>
     <w:p>
@@ -7321,119 +7996,84 @@
           <w:szCs w:val="28"/>
           <w:lang w:val="en-US"/>
         </w:rPr>
-        <w:t>struct Student s1 = {1, "Rajvi", 85.5};</w:t>
-      </w:r>
-    </w:p>
-    <w:p>
-      <w:pPr>
-        <w:spacing w:line="240" w:lineRule="auto"/>
-        <w:rPr>
-          <w:sz w:val="28"/>
-          <w:szCs w:val="28"/>
-          <w:lang w:val="en-US"/>
-        </w:rPr>
-      </w:pPr>
-      <w:r>
-        <w:rPr>
-          <w:sz w:val="28"/>
-          <w:szCs w:val="28"/>
-          <w:lang w:val="en-US"/>
-        </w:rPr>
-        <w:t>Here:</w:t>
-      </w:r>
-    </w:p>
-    <w:p>
-      <w:pPr>
-        <w:spacing w:line="240" w:lineRule="auto"/>
-        <w:rPr>
-          <w:sz w:val="28"/>
-          <w:szCs w:val="28"/>
-          <w:lang w:val="en-US"/>
-        </w:rPr>
-      </w:pPr>
-      <w:r>
-        <w:rPr>
-          <w:sz w:val="28"/>
-          <w:szCs w:val="28"/>
-          <w:lang w:val="en-US"/>
-        </w:rPr>
-        <w:t>roll = 1</w:t>
-      </w:r>
-    </w:p>
-    <w:p>
-      <w:pPr>
-        <w:spacing w:line="240" w:lineRule="auto"/>
-        <w:rPr>
-          <w:sz w:val="28"/>
-          <w:szCs w:val="28"/>
-          <w:lang w:val="en-US"/>
-        </w:rPr>
-      </w:pPr>
-      <w:r>
-        <w:rPr>
-          <w:sz w:val="28"/>
-          <w:szCs w:val="28"/>
-          <w:lang w:val="en-US"/>
-        </w:rPr>
-        <w:t>name = "Rajvi"</w:t>
-      </w:r>
-    </w:p>
-    <w:p>
-      <w:pPr>
-        <w:spacing w:line="240" w:lineRule="auto"/>
-        <w:rPr>
-          <w:sz w:val="28"/>
-          <w:szCs w:val="28"/>
-          <w:lang w:val="en-US"/>
-        </w:rPr>
-      </w:pPr>
-      <w:r>
-        <w:rPr>
-          <w:sz w:val="28"/>
-          <w:szCs w:val="28"/>
-          <w:lang w:val="en-US"/>
-        </w:rPr>
-        <w:t>marks = 85.5</w:t>
-      </w:r>
-    </w:p>
-    <w:p>
-      <w:pPr>
-        <w:spacing w:line="240" w:lineRule="auto"/>
-        <w:rPr>
-          <w:b/>
-          <w:bCs/>
-          <w:sz w:val="28"/>
-          <w:szCs w:val="28"/>
-          <w:lang w:val="en-US"/>
-        </w:rPr>
-      </w:pPr>
-      <w:r>
-        <w:rPr>
-          <w:b/>
-          <w:bCs/>
-          <w:sz w:val="28"/>
-          <w:szCs w:val="28"/>
-          <w:lang w:val="en-US"/>
-        </w:rPr>
-        <w:t>Accessing Structure Members</w:t>
-      </w:r>
-    </w:p>
-    <w:p>
-      <w:pPr>
-        <w:spacing w:line="240" w:lineRule="auto"/>
-        <w:rPr>
-          <w:sz w:val="28"/>
-          <w:szCs w:val="28"/>
-          <w:lang w:val="en-US"/>
-        </w:rPr>
-      </w:pPr>
-      <w:r>
-        <w:rPr>
-          <w:sz w:val="28"/>
-          <w:szCs w:val="28"/>
-          <w:lang w:val="en-US"/>
-        </w:rPr>
-        <w:t>Structure members are accessed using the dot (.) operator.</w:t>
+        <w:t>FILE *fp;</w:t>
+      </w:r>
+    </w:p>
+    <w:p>
+      <w:pPr>
+        <w:spacing w:line="240" w:lineRule="auto"/>
+        <w:rPr>
+          <w:sz w:val="28"/>
+          <w:szCs w:val="28"/>
+          <w:lang w:val="en-US"/>
+        </w:rPr>
+      </w:pPr>
+      <w:r>
+        <w:rPr>
+          <w:sz w:val="28"/>
+          <w:szCs w:val="28"/>
+          <w:lang w:val="en-US"/>
+        </w:rPr>
+        <w:lastRenderedPageBreak/>
+        <w:t>fp = fopen("data.txt", "w");</w:t>
+      </w:r>
+    </w:p>
+    <w:p>
+      <w:pPr>
+        <w:spacing w:line="240" w:lineRule="auto"/>
+        <w:rPr>
+          <w:sz w:val="28"/>
+          <w:szCs w:val="28"/>
+          <w:lang w:val="en-US"/>
+        </w:rPr>
+      </w:pPr>
+      <w:r>
+        <w:rPr>
+          <w:sz w:val="28"/>
+          <w:szCs w:val="28"/>
+          <w:lang w:val="en-US"/>
+        </w:rPr>
+        <w:t>This opens the file data.txt in write mode.</w:t>
+      </w:r>
+    </w:p>
+    <w:p>
+      <w:pPr>
+        <w:spacing w:line="240" w:lineRule="auto"/>
+        <w:rPr>
+          <w:b/>
+          <w:bCs/>
+          <w:sz w:val="28"/>
+          <w:szCs w:val="28"/>
+          <w:lang w:val="en-US"/>
+        </w:rPr>
+      </w:pPr>
+      <w:r>
+        <w:rPr>
+          <w:b/>
+          <w:bCs/>
+          <w:sz w:val="28"/>
+          <w:szCs w:val="28"/>
+          <w:lang w:val="en-US"/>
+        </w:rPr>
+        <w:t>2. Writing to a File</w:t>
+      </w:r>
+    </w:p>
+    <w:p>
+      <w:pPr>
+        <w:spacing w:line="240" w:lineRule="auto"/>
+        <w:rPr>
+          <w:sz w:val="28"/>
+          <w:szCs w:val="28"/>
+          <w:lang w:val="en-US"/>
+        </w:rPr>
+      </w:pPr>
+      <w:r>
+        <w:rPr>
+          <w:sz w:val="28"/>
+          <w:szCs w:val="28"/>
+          <w:lang w:val="en-US"/>
+        </w:rPr>
+        <w:t>Data can be written to a file using functions like fprintf() or fputs().</w:t>
       </w:r>
     </w:p>
     <w:p>
@@ -7473,520 +8113,6 @@
           <w:szCs w:val="28"/>
           <w:lang w:val="en-US"/>
         </w:rPr>
-        <w:t>printf("%d", s1.roll);</w:t>
-      </w:r>
-    </w:p>
-    <w:p>
-      <w:pPr>
-        <w:spacing w:line="240" w:lineRule="auto"/>
-        <w:rPr>
-          <w:sz w:val="28"/>
-          <w:szCs w:val="28"/>
-          <w:lang w:val="en-US"/>
-        </w:rPr>
-      </w:pPr>
-      <w:r>
-        <w:rPr>
-          <w:sz w:val="28"/>
-          <w:szCs w:val="28"/>
-          <w:lang w:val="en-US"/>
-        </w:rPr>
-        <w:t>printf("%s", s1.name);</w:t>
-      </w:r>
-    </w:p>
-    <w:p>
-      <w:pPr>
-        <w:spacing w:line="240" w:lineRule="auto"/>
-        <w:rPr>
-          <w:sz w:val="28"/>
-          <w:szCs w:val="28"/>
-          <w:lang w:val="en-US"/>
-        </w:rPr>
-      </w:pPr>
-      <w:r>
-        <w:rPr>
-          <w:sz w:val="28"/>
-          <w:szCs w:val="28"/>
-          <w:lang w:val="en-US"/>
-        </w:rPr>
-        <w:t>printf("%f", s1.marks);</w:t>
-      </w:r>
-    </w:p>
-    <w:p>
-      <w:pPr>
-        <w:spacing w:line="240" w:lineRule="auto"/>
-        <w:rPr>
-          <w:sz w:val="28"/>
-          <w:szCs w:val="28"/>
-          <w:lang w:val="en-US"/>
-        </w:rPr>
-      </w:pPr>
-      <w:r>
-        <w:rPr>
-          <w:sz w:val="28"/>
-          <w:szCs w:val="28"/>
-          <w:lang w:val="en-US"/>
-        </w:rPr>
-        <w:t>The dot operator connects the structure variable with its members</w:t>
-      </w:r>
-    </w:p>
-    <w:p>
-      <w:pPr>
-        <w:spacing w:line="240" w:lineRule="auto"/>
-        <w:rPr>
-          <w:b/>
-          <w:bCs/>
-          <w:sz w:val="28"/>
-          <w:szCs w:val="28"/>
-          <w:lang w:val="en-US"/>
-        </w:rPr>
-      </w:pPr>
-      <w:r>
-        <w:rPr>
-          <w:b/>
-          <w:bCs/>
-          <w:sz w:val="28"/>
-          <w:szCs w:val="28"/>
-          <w:lang w:val="en-US"/>
-        </w:rPr>
-        <w:t>13)</w:t>
-      </w:r>
-      <w:r>
-        <w:rPr>
-          <w:b/>
-          <w:bCs/>
-        </w:rPr>
-        <w:t xml:space="preserve"> </w:t>
-      </w:r>
-      <w:r>
-        <w:rPr>
-          <w:b/>
-          <w:bCs/>
-          <w:sz w:val="28"/>
-          <w:szCs w:val="28"/>
-          <w:lang w:val="en-US"/>
-        </w:rPr>
-        <w:t xml:space="preserve">Explain the importance of file handling in C. Discuss how to perform file </w:t>
-      </w:r>
-    </w:p>
-    <w:p>
-      <w:pPr>
-        <w:spacing w:line="240" w:lineRule="auto"/>
-        <w:rPr>
-          <w:b/>
-          <w:bCs/>
-          <w:sz w:val="28"/>
-          <w:szCs w:val="28"/>
-          <w:lang w:val="en-US"/>
-        </w:rPr>
-      </w:pPr>
-      <w:r>
-        <w:rPr>
-          <w:b/>
-          <w:bCs/>
-          <w:sz w:val="28"/>
-          <w:szCs w:val="28"/>
-          <w:lang w:val="en-US"/>
-        </w:rPr>
-        <w:t>operations like opening, closing, reading, and writing files.</w:t>
-      </w:r>
-    </w:p>
-    <w:p>
-      <w:pPr>
-        <w:spacing w:line="240" w:lineRule="auto"/>
-        <w:rPr>
-          <w:sz w:val="28"/>
-          <w:szCs w:val="28"/>
-          <w:lang w:val="en-US"/>
-        </w:rPr>
-      </w:pPr>
-      <w:r>
-        <w:rPr>
-          <w:sz w:val="28"/>
-          <w:szCs w:val="28"/>
-          <w:lang w:val="en-US"/>
-        </w:rPr>
-        <w:t>File handling in C is used to store data permanently in files instead of keeping it only in memory. Normally, data stored in variables is lost when the program ends. File handling allows data to be saved on disk so that it can be used later.</w:t>
-      </w:r>
-    </w:p>
-    <w:p>
-      <w:pPr>
-        <w:spacing w:line="240" w:lineRule="auto"/>
-        <w:rPr>
-          <w:sz w:val="28"/>
-          <w:szCs w:val="28"/>
-          <w:lang w:val="en-US"/>
-        </w:rPr>
-      </w:pPr>
-    </w:p>
-    <w:p>
-      <w:pPr>
-        <w:spacing w:line="240" w:lineRule="auto"/>
-        <w:rPr>
-          <w:sz w:val="28"/>
-          <w:szCs w:val="28"/>
-          <w:lang w:val="en-US"/>
-        </w:rPr>
-      </w:pPr>
-      <w:r>
-        <w:rPr>
-          <w:sz w:val="28"/>
-          <w:szCs w:val="28"/>
-          <w:lang w:val="en-US"/>
-        </w:rPr>
-        <w:lastRenderedPageBreak/>
-        <w:t>File handling is important because it helps in storing large amounts of data, maintaining records, and performing operations like reading, writing, and updating data. It is widely used in applications such as student record systems, banking systems, and inventory management systems.</w:t>
-      </w:r>
-    </w:p>
-    <w:p>
-      <w:pPr>
-        <w:spacing w:line="240" w:lineRule="auto"/>
-        <w:rPr>
-          <w:b/>
-          <w:bCs/>
-          <w:sz w:val="28"/>
-          <w:szCs w:val="28"/>
-          <w:lang w:val="en-US"/>
-        </w:rPr>
-      </w:pPr>
-    </w:p>
-    <w:p>
-      <w:pPr>
-        <w:spacing w:line="240" w:lineRule="auto"/>
-        <w:rPr>
-          <w:b/>
-          <w:bCs/>
-          <w:sz w:val="28"/>
-          <w:szCs w:val="28"/>
-          <w:lang w:val="en-US"/>
-        </w:rPr>
-      </w:pPr>
-      <w:r>
-        <w:rPr>
-          <w:b/>
-          <w:bCs/>
-          <w:sz w:val="28"/>
-          <w:szCs w:val="28"/>
-          <w:lang w:val="en-US"/>
-        </w:rPr>
-        <w:t>File Operations in C</w:t>
-      </w:r>
-    </w:p>
-    <w:p>
-      <w:pPr>
-        <w:spacing w:line="240" w:lineRule="auto"/>
-        <w:rPr>
-          <w:sz w:val="28"/>
-          <w:szCs w:val="28"/>
-          <w:lang w:val="en-US"/>
-        </w:rPr>
-      </w:pPr>
-    </w:p>
-    <w:p>
-      <w:pPr>
-        <w:spacing w:line="240" w:lineRule="auto"/>
-        <w:rPr>
-          <w:sz w:val="28"/>
-          <w:szCs w:val="28"/>
-          <w:lang w:val="en-US"/>
-        </w:rPr>
-      </w:pPr>
-      <w:r>
-        <w:rPr>
-          <w:sz w:val="28"/>
-          <w:szCs w:val="28"/>
-          <w:lang w:val="en-US"/>
-        </w:rPr>
-        <w:t>File operations in C are performed using functions from the stdio.h library. A file is handled using a file pointer.</w:t>
-      </w:r>
-    </w:p>
-    <w:p>
-      <w:pPr>
-        <w:spacing w:line="240" w:lineRule="auto"/>
-        <w:rPr>
-          <w:b/>
-          <w:bCs/>
-          <w:sz w:val="28"/>
-          <w:szCs w:val="28"/>
-          <w:lang w:val="en-US"/>
-        </w:rPr>
-      </w:pPr>
-    </w:p>
-    <w:p>
-      <w:pPr>
-        <w:spacing w:line="240" w:lineRule="auto"/>
-        <w:rPr>
-          <w:b/>
-          <w:bCs/>
-          <w:sz w:val="28"/>
-          <w:szCs w:val="28"/>
-          <w:lang w:val="en-US"/>
-        </w:rPr>
-      </w:pPr>
-      <w:r>
-        <w:rPr>
-          <w:b/>
-          <w:bCs/>
-          <w:sz w:val="28"/>
-          <w:szCs w:val="28"/>
-          <w:lang w:val="en-US"/>
-        </w:rPr>
-        <w:t>1. Opening a File</w:t>
-      </w:r>
-    </w:p>
-    <w:p>
-      <w:pPr>
-        <w:spacing w:line="240" w:lineRule="auto"/>
-        <w:rPr>
-          <w:sz w:val="28"/>
-          <w:szCs w:val="28"/>
-          <w:lang w:val="en-US"/>
-        </w:rPr>
-      </w:pPr>
-    </w:p>
-    <w:p>
-      <w:pPr>
-        <w:spacing w:line="240" w:lineRule="auto"/>
-        <w:rPr>
-          <w:sz w:val="28"/>
-          <w:szCs w:val="28"/>
-          <w:lang w:val="en-US"/>
-        </w:rPr>
-      </w:pPr>
-      <w:r>
-        <w:rPr>
-          <w:sz w:val="28"/>
-          <w:szCs w:val="28"/>
-          <w:lang w:val="en-US"/>
-        </w:rPr>
-        <w:t>A file is opened using the fopen() function. It requires the file name and the mode.</w:t>
-      </w:r>
-    </w:p>
-    <w:p>
-      <w:pPr>
-        <w:spacing w:line="240" w:lineRule="auto"/>
-        <w:rPr>
-          <w:sz w:val="28"/>
-          <w:szCs w:val="28"/>
-          <w:lang w:val="en-US"/>
-        </w:rPr>
-      </w:pPr>
-      <w:r>
-        <w:rPr>
-          <w:sz w:val="28"/>
-          <w:szCs w:val="28"/>
-          <w:lang w:val="en-US"/>
-        </w:rPr>
-        <w:t>Common modes:</w:t>
-      </w:r>
-    </w:p>
-    <w:p>
-      <w:pPr>
-        <w:spacing w:line="240" w:lineRule="auto"/>
-        <w:rPr>
-          <w:sz w:val="28"/>
-          <w:szCs w:val="28"/>
-          <w:lang w:val="en-US"/>
-        </w:rPr>
-      </w:pPr>
-      <w:r>
-        <w:rPr>
-          <w:sz w:val="28"/>
-          <w:szCs w:val="28"/>
-          <w:lang w:val="en-US"/>
-        </w:rPr>
-        <w:t>"r" → Read mode</w:t>
-      </w:r>
-    </w:p>
-    <w:p>
-      <w:pPr>
-        <w:spacing w:line="240" w:lineRule="auto"/>
-        <w:rPr>
-          <w:sz w:val="28"/>
-          <w:szCs w:val="28"/>
-          <w:lang w:val="en-US"/>
-        </w:rPr>
-      </w:pPr>
-      <w:r>
-        <w:rPr>
-          <w:sz w:val="28"/>
-          <w:szCs w:val="28"/>
-          <w:lang w:val="en-US"/>
-        </w:rPr>
-        <w:t>"w" → Write mode</w:t>
-      </w:r>
-    </w:p>
-    <w:p>
-      <w:pPr>
-        <w:spacing w:line="240" w:lineRule="auto"/>
-        <w:rPr>
-          <w:sz w:val="28"/>
-          <w:szCs w:val="28"/>
-          <w:lang w:val="en-US"/>
-        </w:rPr>
-      </w:pPr>
-      <w:r>
-        <w:rPr>
-          <w:sz w:val="28"/>
-          <w:szCs w:val="28"/>
-          <w:lang w:val="en-US"/>
-        </w:rPr>
-        <w:t>"a" → Append mode</w:t>
-      </w:r>
-    </w:p>
-    <w:p>
-      <w:pPr>
-        <w:spacing w:line="240" w:lineRule="auto"/>
-        <w:rPr>
-          <w:b/>
-          <w:bCs/>
-          <w:sz w:val="28"/>
-          <w:szCs w:val="28"/>
-          <w:lang w:val="en-US"/>
-        </w:rPr>
-      </w:pPr>
-      <w:r>
-        <w:rPr>
-          <w:b/>
-          <w:bCs/>
-          <w:sz w:val="28"/>
-          <w:szCs w:val="28"/>
-          <w:lang w:val="en-US"/>
-        </w:rPr>
-        <w:t>Example:</w:t>
-      </w:r>
-    </w:p>
-    <w:p>
-      <w:pPr>
-        <w:spacing w:line="240" w:lineRule="auto"/>
-        <w:rPr>
-          <w:sz w:val="28"/>
-          <w:szCs w:val="28"/>
-          <w:lang w:val="en-US"/>
-        </w:rPr>
-      </w:pPr>
-      <w:r>
-        <w:rPr>
-          <w:sz w:val="28"/>
-          <w:szCs w:val="28"/>
-          <w:lang w:val="en-US"/>
-        </w:rPr>
-        <w:t>FILE *fp;</w:t>
-      </w:r>
-    </w:p>
-    <w:p>
-      <w:pPr>
-        <w:spacing w:line="240" w:lineRule="auto"/>
-        <w:rPr>
-          <w:sz w:val="28"/>
-          <w:szCs w:val="28"/>
-          <w:lang w:val="en-US"/>
-        </w:rPr>
-      </w:pPr>
-      <w:r>
-        <w:rPr>
-          <w:sz w:val="28"/>
-          <w:szCs w:val="28"/>
-          <w:lang w:val="en-US"/>
-        </w:rPr>
-        <w:t>fp = fopen("data.txt", "w");</w:t>
-      </w:r>
-    </w:p>
-    <w:p>
-      <w:pPr>
-        <w:spacing w:line="240" w:lineRule="auto"/>
-        <w:rPr>
-          <w:sz w:val="28"/>
-          <w:szCs w:val="28"/>
-          <w:lang w:val="en-US"/>
-        </w:rPr>
-      </w:pPr>
-      <w:r>
-        <w:rPr>
-          <w:sz w:val="28"/>
-          <w:szCs w:val="28"/>
-          <w:lang w:val="en-US"/>
-        </w:rPr>
-        <w:t>This opens the file data.txt in write mode.</w:t>
-      </w:r>
-    </w:p>
-    <w:p>
-      <w:pPr>
-        <w:spacing w:line="240" w:lineRule="auto"/>
-        <w:rPr>
-          <w:b/>
-          <w:bCs/>
-          <w:sz w:val="28"/>
-          <w:szCs w:val="28"/>
-          <w:lang w:val="en-US"/>
-        </w:rPr>
-      </w:pPr>
-      <w:r>
-        <w:rPr>
-          <w:b/>
-          <w:bCs/>
-          <w:sz w:val="28"/>
-          <w:szCs w:val="28"/>
-          <w:lang w:val="en-US"/>
-        </w:rPr>
-        <w:t>2. Writing to a File</w:t>
-      </w:r>
-    </w:p>
-    <w:p>
-      <w:pPr>
-        <w:spacing w:line="240" w:lineRule="auto"/>
-        <w:rPr>
-          <w:sz w:val="28"/>
-          <w:szCs w:val="28"/>
-          <w:lang w:val="en-US"/>
-        </w:rPr>
-      </w:pPr>
-      <w:r>
-        <w:rPr>
-          <w:sz w:val="28"/>
-          <w:szCs w:val="28"/>
-          <w:lang w:val="en-US"/>
-        </w:rPr>
-        <w:t>Data can be written to a file using functions like fprintf() or fputs().</w:t>
-      </w:r>
-    </w:p>
-    <w:p>
-      <w:pPr>
-        <w:spacing w:line="240" w:lineRule="auto"/>
-        <w:rPr>
-          <w:b/>
-          <w:bCs/>
-          <w:sz w:val="28"/>
-          <w:szCs w:val="28"/>
-          <w:lang w:val="en-US"/>
-        </w:rPr>
-      </w:pPr>
-      <w:r>
-        <w:rPr>
-          <w:b/>
-          <w:bCs/>
-          <w:sz w:val="28"/>
-          <w:szCs w:val="28"/>
-          <w:lang w:val="en-US"/>
-        </w:rPr>
-        <w:t>Example:</w:t>
-      </w:r>
-    </w:p>
-    <w:p>
-      <w:pPr>
-        <w:spacing w:line="240" w:lineRule="auto"/>
-        <w:rPr>
-          <w:sz w:val="28"/>
-          <w:szCs w:val="28"/>
-          <w:lang w:val="en-US"/>
-        </w:rPr>
-      </w:pPr>
-      <w:r>
-        <w:rPr>
-          <w:sz w:val="28"/>
-          <w:szCs w:val="28"/>
-          <w:lang w:val="en-US"/>
-        </w:rPr>
         <w:t>fprintf(fp, "Hello World");</w:t>
       </w:r>
     </w:p>
@@ -8055,7 +8181,6 @@
           <w:szCs w:val="28"/>
           <w:lang w:val="en-US"/>
         </w:rPr>
-        <w:lastRenderedPageBreak/>
         <w:t>Data can be read from a file using functions like fscanf() or fgets().</w:t>
       </w:r>
     </w:p>
@@ -8248,6 +8373,95 @@
 <file path=word/numbering.xml><?xml version="1.0" encoding="utf-8"?>
 <w:numbering xmlns:wpc="http://schemas.microsoft.com/office/word/2010/wordprocessingCanvas" xmlns:cx="http://schemas.microsoft.com/office/drawing/2014/chartex" xmlns:cx1="http://schemas.microsoft.com/office/drawing/2015/9/8/chartex" xmlns:cx2="http://schemas.microsoft.com/office/drawing/2015/10/21/chartex" xmlns:cx3="http://schemas.microsoft.com/office/drawing/2016/5/9/chartex" xmlns:cx4="http://schemas.microsoft.com/office/drawing/2016/5/10/chartex" xmlns:cx5="http://schemas.microsoft.com/office/drawing/2016/5/11/chartex" xmlns:cx6="http://schemas.microsoft.com/office/drawing/2016/5/12/chartex" xmlns:cx7="http://schemas.microsoft.com/office/drawing/2016/5/13/chartex" xmlns:cx8="http://schemas.microsoft.com/office/drawing/2016/5/14/chartex" xmlns:mc="http://schemas.openxmlformats.org/markup-compatibility/2006" xmlns:aink="http://schemas.microsoft.com/office/drawing/2016/ink" xmlns:am3d="http://schemas.microsoft.com/office/drawing/2017/model3d" xmlns:o="urn:schemas-microsoft-com:office:office" xmlns:oel="http://schemas.microsoft.com/office/2019/extlst" xmlns:r="http://schemas.openxmlformats.org/officeDocument/2006/relationships" xmlns:m="http://schemas.openxmlformats.org/officeDocument/2006/math" xmlns:v="urn:schemas-microsoft-com:vml" xmlns:wp14="http://schemas.microsoft.com/office/word/2010/wordprocessingDrawing" xmlns:wp="http://schemas.openxmlformats.org/drawingml/2006/wordprocessingDrawing" xmlns:w10="urn:schemas-microsoft-com:office:word" xmlns:w="http://schemas.openxmlformats.org/wordprocessingml/2006/main" xmlns:w14="http://schemas.microsoft.com/office/word/2010/wordml" xmlns:w15="http://schemas.microsoft.com/office/word/2012/wordml" xmlns:w16cex="http://schemas.microsoft.com/office/word/2018/wordml/cex" xmlns:w16cid="http://schemas.microsoft.com/office/word/2016/wordml/cid" xmlns:w16="http://schemas.microsoft.com/office/word/2018/wordml" xmlns:w16du="http://schemas.microsoft.com/office/word/2023/wordml/word16du" xmlns:w16sdtdh="http://schemas.microsoft.com/office/word/2020/wordml/sdtdatahash" xmlns:w16sdtfl="http://schemas.microsoft.com/office/word/2024/wordml/sdtformatlock" xmlns:w16se="http://schemas.microsoft.com/office/word/2015/wordml/symex" xmlns:wpg="http://schemas.microsoft.com/office/word/2010/wordprocessingGroup" xmlns:wpi="http://schemas.microsoft.com/office/word/2010/wordprocessingInk" xmlns:wne="http://schemas.microsoft.com/office/word/2006/wordml" xmlns:wps="http://schemas.microsoft.com/office/word/2010/wordprocessingShape" mc:Ignorable="w14 w15 w16se w16cid w16 w16cex w16sdtdh w16sdtfl w16du wp14">
   <w:abstractNum w:abstractNumId="0" w15:restartNumberingAfterBreak="0">
+    <w:nsid w:val="485F1B11"/>
+    <w:multiLevelType w:val="hybridMultilevel"/>
+    <w:tmpl w:val="76E0CE8A"/>
+    <w:lvl w:ilvl="0" w:tplc="7094581A">
+      <w:start w:val="1"/>
+      <w:numFmt w:val="decimal"/>
+      <w:lvlText w:val="%1)"/>
+      <w:lvlJc w:val="left"/>
+      <w:pPr>
+        <w:ind w:left="756" w:hanging="396"/>
+      </w:pPr>
+      <w:rPr>
+        <w:rFonts w:hint="default"/>
+      </w:rPr>
+    </w:lvl>
+    <w:lvl w:ilvl="1" w:tplc="40090019" w:tentative="1">
+      <w:start w:val="1"/>
+      <w:numFmt w:val="lowerLetter"/>
+      <w:lvlText w:val="%2."/>
+      <w:lvlJc w:val="left"/>
+      <w:pPr>
+        <w:ind w:left="1440" w:hanging="360"/>
+      </w:pPr>
+    </w:lvl>
+    <w:lvl w:ilvl="2" w:tplc="4009001B" w:tentative="1">
+      <w:start w:val="1"/>
+      <w:numFmt w:val="lowerRoman"/>
+      <w:lvlText w:val="%3."/>
+      <w:lvlJc w:val="right"/>
+      <w:pPr>
+        <w:ind w:left="2160" w:hanging="180"/>
+      </w:pPr>
+    </w:lvl>
+    <w:lvl w:ilvl="3" w:tplc="4009000F" w:tentative="1">
+      <w:start w:val="1"/>
+      <w:numFmt w:val="decimal"/>
+      <w:lvlText w:val="%4."/>
+      <w:lvlJc w:val="left"/>
+      <w:pPr>
+        <w:ind w:left="2880" w:hanging="360"/>
+      </w:pPr>
+    </w:lvl>
+    <w:lvl w:ilvl="4" w:tplc="40090019" w:tentative="1">
+      <w:start w:val="1"/>
+      <w:numFmt w:val="lowerLetter"/>
+      <w:lvlText w:val="%5."/>
+      <w:lvlJc w:val="left"/>
+      <w:pPr>
+        <w:ind w:left="3600" w:hanging="360"/>
+      </w:pPr>
+    </w:lvl>
+    <w:lvl w:ilvl="5" w:tplc="4009001B" w:tentative="1">
+      <w:start w:val="1"/>
+      <w:numFmt w:val="lowerRoman"/>
+      <w:lvlText w:val="%6."/>
+      <w:lvlJc w:val="right"/>
+      <w:pPr>
+        <w:ind w:left="4320" w:hanging="180"/>
+      </w:pPr>
+    </w:lvl>
+    <w:lvl w:ilvl="6" w:tplc="4009000F" w:tentative="1">
+      <w:start w:val="1"/>
+      <w:numFmt w:val="decimal"/>
+      <w:lvlText w:val="%7."/>
+      <w:lvlJc w:val="left"/>
+      <w:pPr>
+        <w:ind w:left="5040" w:hanging="360"/>
+      </w:pPr>
+    </w:lvl>
+    <w:lvl w:ilvl="7" w:tplc="40090019" w:tentative="1">
+      <w:start w:val="1"/>
+      <w:numFmt w:val="lowerLetter"/>
+      <w:lvlText w:val="%8."/>
+      <w:lvlJc w:val="left"/>
+      <w:pPr>
+        <w:ind w:left="5760" w:hanging="360"/>
+      </w:pPr>
+    </w:lvl>
+    <w:lvl w:ilvl="8" w:tplc="4009001B" w:tentative="1">
+      <w:start w:val="1"/>
+      <w:numFmt w:val="lowerRoman"/>
+      <w:lvlText w:val="%9."/>
+      <w:lvlJc w:val="right"/>
+      <w:pPr>
+        <w:ind w:left="6480" w:hanging="180"/>
+      </w:pPr>
+    </w:lvl>
+  </w:abstractNum>
+  <w:abstractNum w:abstractNumId="1" w15:restartNumberingAfterBreak="0">
     <w:nsid w:val="4875749E"/>
     <w:multiLevelType w:val="hybridMultilevel"/>
     <w:tmpl w:val="51EE988A"/>
@@ -8360,7 +8574,7 @@
       </w:rPr>
     </w:lvl>
   </w:abstractNum>
-  <w:abstractNum w:abstractNumId="1" w15:restartNumberingAfterBreak="0">
+  <w:abstractNum w:abstractNumId="2" w15:restartNumberingAfterBreak="0">
     <w:nsid w:val="78BC08D8"/>
     <w:multiLevelType w:val="hybridMultilevel"/>
     <w:tmpl w:val="FC804146"/>
@@ -8474,10 +8688,13 @@
     </w:lvl>
   </w:abstractNum>
   <w:num w:numId="1" w16cid:durableId="1225722254">
-    <w:abstractNumId w:val="0"/>
+    <w:abstractNumId w:val="1"/>
   </w:num>
   <w:num w:numId="2" w16cid:durableId="653267197">
-    <w:abstractNumId w:val="1"/>
+    <w:abstractNumId w:val="2"/>
+  </w:num>
+  <w:num w:numId="3" w16cid:durableId="167839898">
+    <w:abstractNumId w:val="0"/>
   </w:num>
 </w:numbering>
 </file>
@@ -9418,6 +9635,36 @@
       </w:tblBorders>
     </w:tblPr>
   </w:style>
+  <w:style w:type="paragraph" w:styleId="NormalWeb">
+    <w:name w:val="Normal (Web)"/>
+    <w:basedOn w:val="Normal"/>
+    <w:uiPriority w:val="99"/>
+    <w:semiHidden/>
+    <w:unhideWhenUsed/>
+    <w:rsid w:val="00773C05"/>
+    <w:pPr>
+      <w:spacing w:before="100" w:beforeAutospacing="1" w:after="100" w:afterAutospacing="1" w:line="240" w:lineRule="auto"/>
+    </w:pPr>
+    <w:rPr>
+      <w:rFonts w:ascii="Times New Roman" w:eastAsia="Times New Roman" w:hAnsi="Times New Roman" w:cs="Times New Roman"/>
+      <w:kern w:val="0"/>
+      <w:sz w:val="24"/>
+      <w:szCs w:val="24"/>
+      <w:lang w:eastAsia="en-IN"/>
+      <w14:ligatures w14:val="none"/>
+    </w:rPr>
+  </w:style>
+  <w:style w:type="character" w:styleId="Strong">
+    <w:name w:val="Strong"/>
+    <w:basedOn w:val="DefaultParagraphFont"/>
+    <w:uiPriority w:val="22"/>
+    <w:qFormat/>
+    <w:rsid w:val="00773C05"/>
+    <w:rPr>
+      <w:b/>
+      <w:bCs/>
+    </w:rPr>
+  </w:style>
 </w:styles>
 </file>
 
